--- a/tesztdokumentáció.docx
+++ b/tesztdokumentáció.docx
@@ -663,7 +663,8 @@
         <w:spacing w:after="0" w:line="325.71428571428567" w:lineRule="auto"/>
         <w:ind w:left="720" w:hanging="360"/>
         <w:rPr>
-          <w:color w:val="cccccc"/>
+          <w:rFonts w:ascii="Consolas" w:cs="Consolas" w:eastAsia="Consolas" w:hAnsi="Consolas"/>
+          <w:color w:val="dcdcaa"/>
           <w:sz w:val="19"/>
           <w:szCs w:val="19"/>
         </w:rPr>
@@ -696,7 +697,7 @@
           <w:szCs w:val="21"/>
           <w:rtl w:val="0"/>
         </w:rPr>
-        <w:t xml:space="preserve">"Login"</w:t>
+        <w:t xml:space="preserve">"Login komponens"</w:t>
       </w:r>
       <w:r>
         <w:rPr>
@@ -739,7 +740,8 @@
         <w:spacing w:after="0" w:line="325.71428571428567" w:lineRule="auto"/>
         <w:ind w:left="720" w:hanging="360"/>
         <w:rPr>
-          <w:color w:val="cccccc"/>
+          <w:rFonts w:ascii="Consolas" w:cs="Consolas" w:eastAsia="Consolas" w:hAnsi="Consolas"/>
+          <w:color w:val="dcdcaa"/>
           <w:sz w:val="19"/>
           <w:szCs w:val="19"/>
         </w:rPr>
@@ -762,7 +764,7 @@
           <w:szCs w:val="21"/>
           <w:rtl w:val="0"/>
         </w:rPr>
-        <w:t xml:space="preserve">it</w:t>
+        <w:t xml:space="preserve">test</w:t>
       </w:r>
       <w:r>
         <w:rPr>
@@ -782,37 +784,17 @@
           <w:szCs w:val="21"/>
           <w:rtl w:val="0"/>
         </w:rPr>
-        <w:t xml:space="preserve">"login mezők renderelése"</w:t>
-      </w:r>
-      <w:r>
-        <w:rPr>
-          <w:rFonts w:ascii="Consolas" w:cs="Consolas" w:eastAsia="Consolas" w:hAnsi="Consolas"/>
-          <w:color w:val="cccccc"/>
-          <w:sz w:val="21"/>
-          <w:szCs w:val="21"/>
-          <w:rtl w:val="0"/>
-        </w:rPr>
-        <w:t xml:space="preserve">, </w:t>
-      </w:r>
-      <w:r>
-        <w:rPr>
-          <w:rFonts w:ascii="Consolas" w:cs="Consolas" w:eastAsia="Consolas" w:hAnsi="Consolas"/>
-          <w:color w:val="569cd6"/>
-          <w:sz w:val="21"/>
-          <w:szCs w:val="21"/>
-          <w:rtl w:val="0"/>
-        </w:rPr>
-        <w:t xml:space="preserve">async</w:t>
-      </w:r>
-      <w:r>
-        <w:rPr>
-          <w:rFonts w:ascii="Consolas" w:cs="Consolas" w:eastAsia="Consolas" w:hAnsi="Consolas"/>
-          <w:color w:val="cccccc"/>
-          <w:sz w:val="21"/>
-          <w:szCs w:val="21"/>
-          <w:rtl w:val="0"/>
-        </w:rPr>
-        <w:t xml:space="preserve"> () </w:t>
+        <w:t xml:space="preserve">"Helyesen renderelődik a login komponens"</w:t>
+      </w:r>
+      <w:r>
+        <w:rPr>
+          <w:rFonts w:ascii="Consolas" w:cs="Consolas" w:eastAsia="Consolas" w:hAnsi="Consolas"/>
+          <w:color w:val="cccccc"/>
+          <w:sz w:val="21"/>
+          <w:szCs w:val="21"/>
+          <w:rtl w:val="0"/>
+        </w:rPr>
+        <w:t xml:space="preserve">, () </w:t>
       </w:r>
       <w:r>
         <w:rPr>
@@ -845,7 +827,8 @@
         <w:spacing w:after="0" w:line="325.71428571428567" w:lineRule="auto"/>
         <w:ind w:left="720" w:hanging="360"/>
         <w:rPr>
-          <w:color w:val="cccccc"/>
+          <w:rFonts w:ascii="Consolas" w:cs="Consolas" w:eastAsia="Consolas" w:hAnsi="Consolas"/>
+          <w:color w:val="dcdcaa"/>
           <w:sz w:val="19"/>
           <w:szCs w:val="19"/>
         </w:rPr>
@@ -863,62 +846,22 @@
       <w:r>
         <w:rPr>
           <w:rFonts w:ascii="Consolas" w:cs="Consolas" w:eastAsia="Consolas" w:hAnsi="Consolas"/>
-          <w:color w:val="4fc1ff"/>
-          <w:sz w:val="21"/>
-          <w:szCs w:val="21"/>
-          <w:rtl w:val="0"/>
-        </w:rPr>
-        <w:t xml:space="preserve">axios</w:t>
-      </w:r>
-      <w:r>
-        <w:rPr>
-          <w:rFonts w:ascii="Consolas" w:cs="Consolas" w:eastAsia="Consolas" w:hAnsi="Consolas"/>
-          <w:color w:val="cccccc"/>
-          <w:sz w:val="21"/>
-          <w:szCs w:val="21"/>
-          <w:rtl w:val="0"/>
-        </w:rPr>
-        <w:t xml:space="preserve">.</w:t>
-      </w:r>
-      <w:r>
-        <w:rPr>
-          <w:rFonts w:ascii="Consolas" w:cs="Consolas" w:eastAsia="Consolas" w:hAnsi="Consolas"/>
           <w:color w:val="dcdcaa"/>
           <w:sz w:val="21"/>
           <w:szCs w:val="21"/>
           <w:rtl w:val="0"/>
         </w:rPr>
-        <w:t xml:space="preserve">get</w:t>
-      </w:r>
-      <w:r>
-        <w:rPr>
-          <w:rFonts w:ascii="Consolas" w:cs="Consolas" w:eastAsia="Consolas" w:hAnsi="Consolas"/>
-          <w:color w:val="cccccc"/>
-          <w:sz w:val="21"/>
-          <w:szCs w:val="21"/>
-          <w:rtl w:val="0"/>
-        </w:rPr>
-        <w:t xml:space="preserve">.</w:t>
-      </w:r>
-      <w:r>
-        <w:rPr>
-          <w:rFonts w:ascii="Consolas" w:cs="Consolas" w:eastAsia="Consolas" w:hAnsi="Consolas"/>
-          <w:color w:val="dcdcaa"/>
-          <w:sz w:val="21"/>
-          <w:szCs w:val="21"/>
-          <w:rtl w:val="0"/>
-        </w:rPr>
-        <w:t xml:space="preserve">mockResolvedValueOnce</w:t>
-      </w:r>
-      <w:r>
-        <w:rPr>
-          <w:rFonts w:ascii="Consolas" w:cs="Consolas" w:eastAsia="Consolas" w:hAnsi="Consolas"/>
-          <w:color w:val="cccccc"/>
-          <w:sz w:val="21"/>
-          <w:szCs w:val="21"/>
-          <w:rtl w:val="0"/>
-        </w:rPr>
-        <w:t xml:space="preserve">({</w:t>
+        <w:t xml:space="preserve">render</w:t>
+      </w:r>
+      <w:r>
+        <w:rPr>
+          <w:rFonts w:ascii="Consolas" w:cs="Consolas" w:eastAsia="Consolas" w:hAnsi="Consolas"/>
+          <w:color w:val="cccccc"/>
+          <w:sz w:val="21"/>
+          <w:szCs w:val="21"/>
+          <w:rtl w:val="0"/>
+        </w:rPr>
+        <w:t xml:space="preserve">(</w:t>
       </w:r>
     </w:p>
     <w:p>
@@ -931,7 +874,8 @@
         <w:spacing w:after="0" w:line="325.71428571428567" w:lineRule="auto"/>
         <w:ind w:left="720" w:hanging="360"/>
         <w:rPr>
-          <w:color w:val="cccccc"/>
+          <w:rFonts w:ascii="Consolas" w:cs="Consolas" w:eastAsia="Consolas" w:hAnsi="Consolas"/>
+          <w:color w:val="dcdcaa"/>
           <w:sz w:val="19"/>
           <w:szCs w:val="19"/>
         </w:rPr>
@@ -949,22 +893,32 @@
       <w:r>
         <w:rPr>
           <w:rFonts w:ascii="Consolas" w:cs="Consolas" w:eastAsia="Consolas" w:hAnsi="Consolas"/>
-          <w:color w:val="9cdcfe"/>
-          <w:sz w:val="21"/>
-          <w:szCs w:val="21"/>
-          <w:rtl w:val="0"/>
-        </w:rPr>
-        <w:t xml:space="preserve">data:</w:t>
-      </w:r>
-      <w:r>
-        <w:rPr>
-          <w:rFonts w:ascii="Consolas" w:cs="Consolas" w:eastAsia="Consolas" w:hAnsi="Consolas"/>
-          <w:color w:val="cccccc"/>
-          <w:sz w:val="21"/>
-          <w:szCs w:val="21"/>
-          <w:rtl w:val="0"/>
-        </w:rPr>
-        <w:t xml:space="preserve"> {</w:t>
+          <w:color w:val="808080"/>
+          <w:sz w:val="21"/>
+          <w:szCs w:val="21"/>
+          <w:rtl w:val="0"/>
+        </w:rPr>
+        <w:t xml:space="preserve">&lt;</w:t>
+      </w:r>
+      <w:r>
+        <w:rPr>
+          <w:rFonts w:ascii="Consolas" w:cs="Consolas" w:eastAsia="Consolas" w:hAnsi="Consolas"/>
+          <w:color w:val="4ec9b0"/>
+          <w:sz w:val="21"/>
+          <w:szCs w:val="21"/>
+          <w:rtl w:val="0"/>
+        </w:rPr>
+        <w:t xml:space="preserve">MemoryRouter</w:t>
+      </w:r>
+      <w:r>
+        <w:rPr>
+          <w:rFonts w:ascii="Consolas" w:cs="Consolas" w:eastAsia="Consolas" w:hAnsi="Consolas"/>
+          <w:color w:val="808080"/>
+          <w:sz w:val="21"/>
+          <w:szCs w:val="21"/>
+          <w:rtl w:val="0"/>
+        </w:rPr>
+        <w:t xml:space="preserve">&gt;</w:t>
       </w:r>
     </w:p>
     <w:p>
@@ -977,7 +931,8 @@
         <w:spacing w:after="0" w:line="325.71428571428567" w:lineRule="auto"/>
         <w:ind w:left="720" w:hanging="360"/>
         <w:rPr>
-          <w:color w:val="cccccc"/>
+          <w:rFonts w:ascii="Consolas" w:cs="Consolas" w:eastAsia="Consolas" w:hAnsi="Consolas"/>
+          <w:color w:val="dcdcaa"/>
           <w:sz w:val="19"/>
           <w:szCs w:val="19"/>
         </w:rPr>
@@ -995,12 +950,22 @@
       <w:r>
         <w:rPr>
           <w:rFonts w:ascii="Consolas" w:cs="Consolas" w:eastAsia="Consolas" w:hAnsi="Consolas"/>
-          <w:color w:val="9cdcfe"/>
-          <w:sz w:val="21"/>
-          <w:szCs w:val="21"/>
-          <w:rtl w:val="0"/>
-        </w:rPr>
-        <w:t xml:space="preserve">username:</w:t>
+          <w:color w:val="808080"/>
+          <w:sz w:val="21"/>
+          <w:szCs w:val="21"/>
+          <w:rtl w:val="0"/>
+        </w:rPr>
+        <w:t xml:space="preserve">&lt;</w:t>
+      </w:r>
+      <w:r>
+        <w:rPr>
+          <w:rFonts w:ascii="Consolas" w:cs="Consolas" w:eastAsia="Consolas" w:hAnsi="Consolas"/>
+          <w:color w:val="4ec9b0"/>
+          <w:sz w:val="21"/>
+          <w:szCs w:val="21"/>
+          <w:rtl w:val="0"/>
+        </w:rPr>
+        <w:t xml:space="preserve">Login</w:t>
       </w:r>
       <w:r>
         <w:rPr>
@@ -1015,22 +980,12 @@
       <w:r>
         <w:rPr>
           <w:rFonts w:ascii="Consolas" w:cs="Consolas" w:eastAsia="Consolas" w:hAnsi="Consolas"/>
-          <w:color w:val="ce9178"/>
-          <w:sz w:val="21"/>
-          <w:szCs w:val="21"/>
-          <w:rtl w:val="0"/>
-        </w:rPr>
-        <w:t xml:space="preserve">'Test User'</w:t>
-      </w:r>
-      <w:r>
-        <w:rPr>
-          <w:rFonts w:ascii="Consolas" w:cs="Consolas" w:eastAsia="Consolas" w:hAnsi="Consolas"/>
-          <w:color w:val="cccccc"/>
-          <w:sz w:val="21"/>
-          <w:szCs w:val="21"/>
-          <w:rtl w:val="0"/>
-        </w:rPr>
-        <w:t xml:space="preserve">,</w:t>
+          <w:color w:val="808080"/>
+          <w:sz w:val="21"/>
+          <w:szCs w:val="21"/>
+          <w:rtl w:val="0"/>
+        </w:rPr>
+        <w:t xml:space="preserve">/&gt;</w:t>
       </w:r>
     </w:p>
     <w:p>
@@ -1043,7 +998,8 @@
         <w:spacing w:after="0" w:line="325.71428571428567" w:lineRule="auto"/>
         <w:ind w:left="720" w:hanging="360"/>
         <w:rPr>
-          <w:color w:val="cccccc"/>
+          <w:rFonts w:ascii="Consolas" w:cs="Consolas" w:eastAsia="Consolas" w:hAnsi="Consolas"/>
+          <w:color w:val="dcdcaa"/>
           <w:sz w:val="19"/>
           <w:szCs w:val="19"/>
         </w:rPr>
@@ -1056,47 +1012,37 @@
           <w:szCs w:val="21"/>
           <w:rtl w:val="0"/>
         </w:rPr>
-        <w:t xml:space="preserve">        </w:t>
-      </w:r>
-      <w:r>
-        <w:rPr>
-          <w:rFonts w:ascii="Consolas" w:cs="Consolas" w:eastAsia="Consolas" w:hAnsi="Consolas"/>
-          <w:color w:val="9cdcfe"/>
-          <w:sz w:val="21"/>
-          <w:szCs w:val="21"/>
-          <w:rtl w:val="0"/>
-        </w:rPr>
-        <w:t xml:space="preserve">password:</w:t>
-      </w:r>
-      <w:r>
-        <w:rPr>
-          <w:rFonts w:ascii="Consolas" w:cs="Consolas" w:eastAsia="Consolas" w:hAnsi="Consolas"/>
-          <w:color w:val="cccccc"/>
-          <w:sz w:val="21"/>
-          <w:szCs w:val="21"/>
-          <w:rtl w:val="0"/>
-        </w:rPr>
-        <w:t xml:space="preserve"> </w:t>
-      </w:r>
-      <w:r>
-        <w:rPr>
-          <w:rFonts w:ascii="Consolas" w:cs="Consolas" w:eastAsia="Consolas" w:hAnsi="Consolas"/>
-          <w:color w:val="ce9178"/>
-          <w:sz w:val="21"/>
-          <w:szCs w:val="21"/>
-          <w:rtl w:val="0"/>
-        </w:rPr>
-        <w:t xml:space="preserve">'TestPassword'</w:t>
-      </w:r>
-      <w:r>
-        <w:rPr>
-          <w:rFonts w:ascii="Consolas" w:cs="Consolas" w:eastAsia="Consolas" w:hAnsi="Consolas"/>
-          <w:color w:val="cccccc"/>
-          <w:sz w:val="21"/>
-          <w:szCs w:val="21"/>
-          <w:rtl w:val="0"/>
-        </w:rPr>
-        <w:t xml:space="preserve">,</w:t>
+        <w:t xml:space="preserve">      </w:t>
+      </w:r>
+      <w:r>
+        <w:rPr>
+          <w:rFonts w:ascii="Consolas" w:cs="Consolas" w:eastAsia="Consolas" w:hAnsi="Consolas"/>
+          <w:color w:val="808080"/>
+          <w:sz w:val="21"/>
+          <w:szCs w:val="21"/>
+          <w:rtl w:val="0"/>
+        </w:rPr>
+        <w:t xml:space="preserve">&lt;/</w:t>
+      </w:r>
+      <w:r>
+        <w:rPr>
+          <w:rFonts w:ascii="Consolas" w:cs="Consolas" w:eastAsia="Consolas" w:hAnsi="Consolas"/>
+          <w:color w:val="4ec9b0"/>
+          <w:sz w:val="21"/>
+          <w:szCs w:val="21"/>
+          <w:rtl w:val="0"/>
+        </w:rPr>
+        <w:t xml:space="preserve">MemoryRouter</w:t>
+      </w:r>
+      <w:r>
+        <w:rPr>
+          <w:rFonts w:ascii="Consolas" w:cs="Consolas" w:eastAsia="Consolas" w:hAnsi="Consolas"/>
+          <w:color w:val="808080"/>
+          <w:sz w:val="21"/>
+          <w:szCs w:val="21"/>
+          <w:rtl w:val="0"/>
+        </w:rPr>
+        <w:t xml:space="preserve">&gt;</w:t>
       </w:r>
     </w:p>
     <w:p>
@@ -1109,7 +1055,8 @@
         <w:spacing w:after="0" w:line="325.71428571428567" w:lineRule="auto"/>
         <w:ind w:left="720" w:hanging="360"/>
         <w:rPr>
-          <w:color w:val="cccccc"/>
+          <w:rFonts w:ascii="Consolas" w:cs="Consolas" w:eastAsia="Consolas" w:hAnsi="Consolas"/>
+          <w:color w:val="dcdcaa"/>
           <w:sz w:val="19"/>
           <w:szCs w:val="19"/>
         </w:rPr>
@@ -1122,7 +1069,7 @@
           <w:szCs w:val="21"/>
           <w:rtl w:val="0"/>
         </w:rPr>
-        <w:t xml:space="preserve">      }</w:t>
+        <w:t xml:space="preserve">    );</w:t>
       </w:r>
     </w:p>
     <w:p>
@@ -1135,20 +1082,16 @@
         <w:spacing w:after="0" w:line="325.71428571428567" w:lineRule="auto"/>
         <w:ind w:left="720" w:hanging="360"/>
         <w:rPr>
-          <w:color w:val="cccccc"/>
+          <w:rFonts w:ascii="Consolas" w:cs="Consolas" w:eastAsia="Consolas" w:hAnsi="Consolas"/>
+          <w:color w:val="dcdcaa"/>
           <w:sz w:val="19"/>
           <w:szCs w:val="19"/>
         </w:rPr>
       </w:pPr>
       <w:r>
         <w:rPr>
-          <w:rFonts w:ascii="Consolas" w:cs="Consolas" w:eastAsia="Consolas" w:hAnsi="Consolas"/>
-          <w:color w:val="cccccc"/>
-          <w:sz w:val="21"/>
-          <w:szCs w:val="21"/>
-          <w:rtl w:val="0"/>
-        </w:rPr>
-        <w:t xml:space="preserve">    });</w:t>
+          <w:rtl w:val="0"/>
+        </w:rPr>
       </w:r>
     </w:p>
     <w:p>
@@ -1161,7 +1104,8 @@
         <w:spacing w:after="0" w:line="325.71428571428567" w:lineRule="auto"/>
         <w:ind w:left="720" w:hanging="360"/>
         <w:rPr>
-          <w:color w:val="cccccc"/>
+          <w:rFonts w:ascii="Consolas" w:cs="Consolas" w:eastAsia="Consolas" w:hAnsi="Consolas"/>
+          <w:color w:val="dcdcaa"/>
           <w:sz w:val="19"/>
           <w:szCs w:val="19"/>
         </w:rPr>
@@ -1184,7 +1128,7 @@
           <w:szCs w:val="21"/>
           <w:rtl w:val="0"/>
         </w:rPr>
-        <w:t xml:space="preserve">render</w:t>
+        <w:t xml:space="preserve">expect</w:t>
       </w:r>
       <w:r>
         <w:rPr>
@@ -1199,42 +1143,82 @@
       <w:r>
         <w:rPr>
           <w:rFonts w:ascii="Consolas" w:cs="Consolas" w:eastAsia="Consolas" w:hAnsi="Consolas"/>
-          <w:color w:val="808080"/>
-          <w:sz w:val="21"/>
-          <w:szCs w:val="21"/>
-          <w:rtl w:val="0"/>
-        </w:rPr>
-        <w:t xml:space="preserve">&lt;</w:t>
-      </w:r>
-      <w:r>
-        <w:rPr>
-          <w:rFonts w:ascii="Consolas" w:cs="Consolas" w:eastAsia="Consolas" w:hAnsi="Consolas"/>
-          <w:color w:val="4ec9b0"/>
-          <w:sz w:val="21"/>
-          <w:szCs w:val="21"/>
-          <w:rtl w:val="0"/>
-        </w:rPr>
-        <w:t xml:space="preserve">Login</w:t>
-      </w:r>
-      <w:r>
-        <w:rPr>
-          <w:rFonts w:ascii="Consolas" w:cs="Consolas" w:eastAsia="Consolas" w:hAnsi="Consolas"/>
-          <w:color w:val="808080"/>
-          <w:sz w:val="21"/>
-          <w:szCs w:val="21"/>
-          <w:rtl w:val="0"/>
-        </w:rPr>
-        <w:t xml:space="preserve">/&gt;</w:t>
-      </w:r>
-      <w:r>
-        <w:rPr>
-          <w:rFonts w:ascii="Consolas" w:cs="Consolas" w:eastAsia="Consolas" w:hAnsi="Consolas"/>
-          <w:color w:val="cccccc"/>
-          <w:sz w:val="21"/>
-          <w:szCs w:val="21"/>
-          <w:rtl w:val="0"/>
-        </w:rPr>
-        <w:t xml:space="preserve">);</w:t>
+          <w:color w:val="9cdcfe"/>
+          <w:sz w:val="21"/>
+          <w:szCs w:val="21"/>
+          <w:rtl w:val="0"/>
+        </w:rPr>
+        <w:t xml:space="preserve">screen</w:t>
+      </w:r>
+      <w:r>
+        <w:rPr>
+          <w:rFonts w:ascii="Consolas" w:cs="Consolas" w:eastAsia="Consolas" w:hAnsi="Consolas"/>
+          <w:color w:val="cccccc"/>
+          <w:sz w:val="21"/>
+          <w:szCs w:val="21"/>
+          <w:rtl w:val="0"/>
+        </w:rPr>
+        <w:t xml:space="preserve">.</w:t>
+      </w:r>
+      <w:r>
+        <w:rPr>
+          <w:rFonts w:ascii="Consolas" w:cs="Consolas" w:eastAsia="Consolas" w:hAnsi="Consolas"/>
+          <w:color w:val="dcdcaa"/>
+          <w:sz w:val="21"/>
+          <w:szCs w:val="21"/>
+          <w:rtl w:val="0"/>
+        </w:rPr>
+        <w:t xml:space="preserve">getByLabelText</w:t>
+      </w:r>
+      <w:r>
+        <w:rPr>
+          <w:rFonts w:ascii="Consolas" w:cs="Consolas" w:eastAsia="Consolas" w:hAnsi="Consolas"/>
+          <w:color w:val="cccccc"/>
+          <w:sz w:val="21"/>
+          <w:szCs w:val="21"/>
+          <w:rtl w:val="0"/>
+        </w:rPr>
+        <w:t xml:space="preserve">(</w:t>
+      </w:r>
+      <w:r>
+        <w:rPr>
+          <w:rFonts w:ascii="Consolas" w:cs="Consolas" w:eastAsia="Consolas" w:hAnsi="Consolas"/>
+          <w:color w:val="ce9178"/>
+          <w:sz w:val="21"/>
+          <w:szCs w:val="21"/>
+          <w:rtl w:val="0"/>
+        </w:rPr>
+        <w:t xml:space="preserve">"Username"</w:t>
+      </w:r>
+      <w:r>
+        <w:rPr>
+          <w:rFonts w:ascii="Consolas" w:cs="Consolas" w:eastAsia="Consolas" w:hAnsi="Consolas"/>
+          <w:color w:val="cccccc"/>
+          <w:sz w:val="21"/>
+          <w:szCs w:val="21"/>
+          <w:rtl w:val="0"/>
+        </w:rPr>
+        <w:t xml:space="preserve">)).</w:t>
+      </w:r>
+      <w:r>
+        <w:rPr>
+          <w:rFonts w:ascii="Consolas" w:cs="Consolas" w:eastAsia="Consolas" w:hAnsi="Consolas"/>
+          <w:color w:val="dcdcaa"/>
+          <w:sz w:val="21"/>
+          <w:szCs w:val="21"/>
+          <w:rtl w:val="0"/>
+        </w:rPr>
+        <w:t xml:space="preserve">toBeInTheDocument</w:t>
+      </w:r>
+      <w:r>
+        <w:rPr>
+          <w:rFonts w:ascii="Consolas" w:cs="Consolas" w:eastAsia="Consolas" w:hAnsi="Consolas"/>
+          <w:color w:val="cccccc"/>
+          <w:sz w:val="21"/>
+          <w:szCs w:val="21"/>
+          <w:rtl w:val="0"/>
+        </w:rPr>
+        <w:t xml:space="preserve">();</w:t>
       </w:r>
     </w:p>
     <w:p>
@@ -1247,7 +1231,8 @@
         <w:spacing w:after="0" w:line="325.71428571428567" w:lineRule="auto"/>
         <w:ind w:left="720" w:hanging="360"/>
         <w:rPr>
-          <w:color w:val="cccccc"/>
+          <w:rFonts w:ascii="Consolas" w:cs="Consolas" w:eastAsia="Consolas" w:hAnsi="Consolas"/>
+          <w:color w:val="dcdcaa"/>
           <w:sz w:val="19"/>
           <w:szCs w:val="19"/>
         </w:rPr>
@@ -1265,62 +1250,102 @@
       <w:r>
         <w:rPr>
           <w:rFonts w:ascii="Consolas" w:cs="Consolas" w:eastAsia="Consolas" w:hAnsi="Consolas"/>
-          <w:color w:val="c586c0"/>
-          <w:sz w:val="21"/>
-          <w:szCs w:val="21"/>
-          <w:rtl w:val="0"/>
-        </w:rPr>
-        <w:t xml:space="preserve">await</w:t>
-      </w:r>
-      <w:r>
-        <w:rPr>
-          <w:rFonts w:ascii="Consolas" w:cs="Consolas" w:eastAsia="Consolas" w:hAnsi="Consolas"/>
-          <w:color w:val="cccccc"/>
-          <w:sz w:val="21"/>
-          <w:szCs w:val="21"/>
-          <w:rtl w:val="0"/>
-        </w:rPr>
-        <w:t xml:space="preserve"> </w:t>
-      </w:r>
-      <w:r>
-        <w:rPr>
-          <w:rFonts w:ascii="Consolas" w:cs="Consolas" w:eastAsia="Consolas" w:hAnsi="Consolas"/>
           <w:color w:val="dcdcaa"/>
           <w:sz w:val="21"/>
           <w:szCs w:val="21"/>
           <w:rtl w:val="0"/>
         </w:rPr>
-        <w:t xml:space="preserve">waitFor</w:t>
-      </w:r>
-      <w:r>
-        <w:rPr>
-          <w:rFonts w:ascii="Consolas" w:cs="Consolas" w:eastAsia="Consolas" w:hAnsi="Consolas"/>
-          <w:color w:val="cccccc"/>
-          <w:sz w:val="21"/>
-          <w:szCs w:val="21"/>
-          <w:rtl w:val="0"/>
-        </w:rPr>
-        <w:t xml:space="preserve">(() </w:t>
-      </w:r>
-      <w:r>
-        <w:rPr>
-          <w:rFonts w:ascii="Consolas" w:cs="Consolas" w:eastAsia="Consolas" w:hAnsi="Consolas"/>
-          <w:color w:val="569cd6"/>
-          <w:sz w:val="21"/>
-          <w:szCs w:val="21"/>
-          <w:rtl w:val="0"/>
-        </w:rPr>
-        <w:t xml:space="preserve">=&gt;</w:t>
-      </w:r>
-      <w:r>
-        <w:rPr>
-          <w:rFonts w:ascii="Consolas" w:cs="Consolas" w:eastAsia="Consolas" w:hAnsi="Consolas"/>
-          <w:color w:val="cccccc"/>
-          <w:sz w:val="21"/>
-          <w:szCs w:val="21"/>
-          <w:rtl w:val="0"/>
-        </w:rPr>
-        <w:t xml:space="preserve"> {</w:t>
+        <w:t xml:space="preserve">expect</w:t>
+      </w:r>
+      <w:r>
+        <w:rPr>
+          <w:rFonts w:ascii="Consolas" w:cs="Consolas" w:eastAsia="Consolas" w:hAnsi="Consolas"/>
+          <w:color w:val="cccccc"/>
+          <w:sz w:val="21"/>
+          <w:szCs w:val="21"/>
+          <w:rtl w:val="0"/>
+        </w:rPr>
+        <w:t xml:space="preserve">(</w:t>
+      </w:r>
+      <w:r>
+        <w:rPr>
+          <w:rFonts w:ascii="Consolas" w:cs="Consolas" w:eastAsia="Consolas" w:hAnsi="Consolas"/>
+          <w:color w:val="9cdcfe"/>
+          <w:sz w:val="21"/>
+          <w:szCs w:val="21"/>
+          <w:rtl w:val="0"/>
+        </w:rPr>
+        <w:t xml:space="preserve">screen</w:t>
+      </w:r>
+      <w:r>
+        <w:rPr>
+          <w:rFonts w:ascii="Consolas" w:cs="Consolas" w:eastAsia="Consolas" w:hAnsi="Consolas"/>
+          <w:color w:val="cccccc"/>
+          <w:sz w:val="21"/>
+          <w:szCs w:val="21"/>
+          <w:rtl w:val="0"/>
+        </w:rPr>
+        <w:t xml:space="preserve">.</w:t>
+      </w:r>
+      <w:r>
+        <w:rPr>
+          <w:rFonts w:ascii="Consolas" w:cs="Consolas" w:eastAsia="Consolas" w:hAnsi="Consolas"/>
+          <w:color w:val="dcdcaa"/>
+          <w:sz w:val="21"/>
+          <w:szCs w:val="21"/>
+          <w:rtl w:val="0"/>
+        </w:rPr>
+        <w:t xml:space="preserve">getByLabelText</w:t>
+      </w:r>
+      <w:r>
+        <w:rPr>
+          <w:rFonts w:ascii="Consolas" w:cs="Consolas" w:eastAsia="Consolas" w:hAnsi="Consolas"/>
+          <w:color w:val="cccccc"/>
+          <w:sz w:val="21"/>
+          <w:szCs w:val="21"/>
+          <w:rtl w:val="0"/>
+        </w:rPr>
+        <w:t xml:space="preserve">(</w:t>
+      </w:r>
+      <w:r>
+        <w:rPr>
+          <w:rFonts w:ascii="Consolas" w:cs="Consolas" w:eastAsia="Consolas" w:hAnsi="Consolas"/>
+          <w:color w:val="ce9178"/>
+          <w:sz w:val="21"/>
+          <w:szCs w:val="21"/>
+          <w:rtl w:val="0"/>
+        </w:rPr>
+        <w:t xml:space="preserve">"Password"</w:t>
+      </w:r>
+      <w:r>
+        <w:rPr>
+          <w:rFonts w:ascii="Consolas" w:cs="Consolas" w:eastAsia="Consolas" w:hAnsi="Consolas"/>
+          <w:color w:val="cccccc"/>
+          <w:sz w:val="21"/>
+          <w:szCs w:val="21"/>
+          <w:rtl w:val="0"/>
+        </w:rPr>
+        <w:t xml:space="preserve">)).</w:t>
+      </w:r>
+      <w:r>
+        <w:rPr>
+          <w:rFonts w:ascii="Consolas" w:cs="Consolas" w:eastAsia="Consolas" w:hAnsi="Consolas"/>
+          <w:color w:val="dcdcaa"/>
+          <w:sz w:val="21"/>
+          <w:szCs w:val="21"/>
+          <w:rtl w:val="0"/>
+        </w:rPr>
+        <w:t xml:space="preserve">toBeInTheDocument</w:t>
+      </w:r>
+      <w:r>
+        <w:rPr>
+          <w:rFonts w:ascii="Consolas" w:cs="Consolas" w:eastAsia="Consolas" w:hAnsi="Consolas"/>
+          <w:color w:val="cccccc"/>
+          <w:sz w:val="21"/>
+          <w:szCs w:val="21"/>
+          <w:rtl w:val="0"/>
+        </w:rPr>
+        <w:t xml:space="preserve">();</w:t>
       </w:r>
     </w:p>
     <w:p>
@@ -1333,7 +1358,8 @@
         <w:spacing w:after="0" w:line="325.71428571428567" w:lineRule="auto"/>
         <w:ind w:left="720" w:hanging="360"/>
         <w:rPr>
-          <w:color w:val="cccccc"/>
+          <w:rFonts w:ascii="Consolas" w:cs="Consolas" w:eastAsia="Consolas" w:hAnsi="Consolas"/>
+          <w:color w:val="dcdcaa"/>
           <w:sz w:val="19"/>
           <w:szCs w:val="19"/>
         </w:rPr>
@@ -1346,7 +1372,7 @@
           <w:szCs w:val="21"/>
           <w:rtl w:val="0"/>
         </w:rPr>
-        <w:t xml:space="preserve">      </w:t>
+        <w:t xml:space="preserve">    </w:t>
       </w:r>
       <w:r>
         <w:rPr>
@@ -1371,7 +1397,7 @@
       <w:r>
         <w:rPr>
           <w:rFonts w:ascii="Consolas" w:cs="Consolas" w:eastAsia="Consolas" w:hAnsi="Consolas"/>
-          <w:color w:val="4fc1ff"/>
+          <w:color w:val="9cdcfe"/>
           <w:sz w:val="21"/>
           <w:szCs w:val="21"/>
           <w:rtl w:val="0"/>
@@ -1396,7 +1422,7 @@
           <w:szCs w:val="21"/>
           <w:rtl w:val="0"/>
         </w:rPr>
-        <w:t xml:space="preserve">getByLabelText</w:t>
+        <w:t xml:space="preserve">getByRole</w:t>
       </w:r>
       <w:r>
         <w:rPr>
@@ -1416,17 +1442,67 @@
           <w:szCs w:val="21"/>
           <w:rtl w:val="0"/>
         </w:rPr>
-        <w:t xml:space="preserve">"Username"</w:t>
-      </w:r>
-      <w:r>
-        <w:rPr>
-          <w:rFonts w:ascii="Consolas" w:cs="Consolas" w:eastAsia="Consolas" w:hAnsi="Consolas"/>
-          <w:color w:val="cccccc"/>
-          <w:sz w:val="21"/>
-          <w:szCs w:val="21"/>
-          <w:rtl w:val="0"/>
-        </w:rPr>
-        <w:t xml:space="preserve">)).</w:t>
+        <w:t xml:space="preserve">"button"</w:t>
+      </w:r>
+      <w:r>
+        <w:rPr>
+          <w:rFonts w:ascii="Consolas" w:cs="Consolas" w:eastAsia="Consolas" w:hAnsi="Consolas"/>
+          <w:color w:val="cccccc"/>
+          <w:sz w:val="21"/>
+          <w:szCs w:val="21"/>
+          <w:rtl w:val="0"/>
+        </w:rPr>
+        <w:t xml:space="preserve">, { </w:t>
+      </w:r>
+      <w:r>
+        <w:rPr>
+          <w:rFonts w:ascii="Consolas" w:cs="Consolas" w:eastAsia="Consolas" w:hAnsi="Consolas"/>
+          <w:color w:val="dcdcaa"/>
+          <w:sz w:val="21"/>
+          <w:szCs w:val="21"/>
+          <w:rtl w:val="0"/>
+        </w:rPr>
+        <w:t xml:space="preserve">name</w:t>
+      </w:r>
+      <w:r>
+        <w:rPr>
+          <w:rFonts w:ascii="Consolas" w:cs="Consolas" w:eastAsia="Consolas" w:hAnsi="Consolas"/>
+          <w:color w:val="9cdcfe"/>
+          <w:sz w:val="21"/>
+          <w:szCs w:val="21"/>
+          <w:rtl w:val="0"/>
+        </w:rPr>
+        <w:t xml:space="preserve">:</w:t>
+      </w:r>
+      <w:r>
+        <w:rPr>
+          <w:rFonts w:ascii="Consolas" w:cs="Consolas" w:eastAsia="Consolas" w:hAnsi="Consolas"/>
+          <w:color w:val="cccccc"/>
+          <w:sz w:val="21"/>
+          <w:szCs w:val="21"/>
+          <w:rtl w:val="0"/>
+        </w:rPr>
+        <w:t xml:space="preserve"> </w:t>
+      </w:r>
+      <w:r>
+        <w:rPr>
+          <w:rFonts w:ascii="Consolas" w:cs="Consolas" w:eastAsia="Consolas" w:hAnsi="Consolas"/>
+          <w:color w:val="dcdcaa"/>
+          <w:sz w:val="21"/>
+          <w:szCs w:val="21"/>
+          <w:rtl w:val="0"/>
+        </w:rPr>
+        <w:t xml:space="preserve">Login</w:t>
+      </w:r>
+      <w:r>
+        <w:rPr>
+          <w:rFonts w:ascii="Consolas" w:cs="Consolas" w:eastAsia="Consolas" w:hAnsi="Consolas"/>
+          <w:color w:val="cccccc"/>
+          <w:sz w:val="21"/>
+          <w:szCs w:val="21"/>
+          <w:rtl w:val="0"/>
+        </w:rPr>
+        <w:t xml:space="preserve"> })).</w:t>
       </w:r>
       <w:r>
         <w:rPr>
@@ -1459,7 +1535,8 @@
         <w:spacing w:after="0" w:line="325.71428571428567" w:lineRule="auto"/>
         <w:ind w:left="720" w:hanging="360"/>
         <w:rPr>
-          <w:color w:val="cccccc"/>
+          <w:rFonts w:ascii="Consolas" w:cs="Consolas" w:eastAsia="Consolas" w:hAnsi="Consolas"/>
+          <w:color w:val="dcdcaa"/>
           <w:sz w:val="19"/>
           <w:szCs w:val="19"/>
         </w:rPr>
@@ -1472,159 +1549,7 @@
           <w:szCs w:val="21"/>
           <w:rtl w:val="0"/>
         </w:rPr>
-        <w:t xml:space="preserve">      </w:t>
-      </w:r>
-      <w:r>
-        <w:rPr>
-          <w:rFonts w:ascii="Consolas" w:cs="Consolas" w:eastAsia="Consolas" w:hAnsi="Consolas"/>
-          <w:color w:val="dcdcaa"/>
-          <w:sz w:val="21"/>
-          <w:szCs w:val="21"/>
-          <w:rtl w:val="0"/>
-        </w:rPr>
-        <w:t xml:space="preserve">expect</w:t>
-      </w:r>
-      <w:r>
-        <w:rPr>
-          <w:rFonts w:ascii="Consolas" w:cs="Consolas" w:eastAsia="Consolas" w:hAnsi="Consolas"/>
-          <w:color w:val="cccccc"/>
-          <w:sz w:val="21"/>
-          <w:szCs w:val="21"/>
-          <w:rtl w:val="0"/>
-        </w:rPr>
-        <w:t xml:space="preserve">(</w:t>
-      </w:r>
-      <w:r>
-        <w:rPr>
-          <w:rFonts w:ascii="Consolas" w:cs="Consolas" w:eastAsia="Consolas" w:hAnsi="Consolas"/>
-          <w:color w:val="4fc1ff"/>
-          <w:sz w:val="21"/>
-          <w:szCs w:val="21"/>
-          <w:rtl w:val="0"/>
-        </w:rPr>
-        <w:t xml:space="preserve">screen</w:t>
-      </w:r>
-      <w:r>
-        <w:rPr>
-          <w:rFonts w:ascii="Consolas" w:cs="Consolas" w:eastAsia="Consolas" w:hAnsi="Consolas"/>
-          <w:color w:val="cccccc"/>
-          <w:sz w:val="21"/>
-          <w:szCs w:val="21"/>
-          <w:rtl w:val="0"/>
-        </w:rPr>
-        <w:t xml:space="preserve">.</w:t>
-      </w:r>
-      <w:r>
-        <w:rPr>
-          <w:rFonts w:ascii="Consolas" w:cs="Consolas" w:eastAsia="Consolas" w:hAnsi="Consolas"/>
-          <w:color w:val="dcdcaa"/>
-          <w:sz w:val="21"/>
-          <w:szCs w:val="21"/>
-          <w:rtl w:val="0"/>
-        </w:rPr>
-        <w:t xml:space="preserve">getByLabelText</w:t>
-      </w:r>
-      <w:r>
-        <w:rPr>
-          <w:rFonts w:ascii="Consolas" w:cs="Consolas" w:eastAsia="Consolas" w:hAnsi="Consolas"/>
-          <w:color w:val="cccccc"/>
-          <w:sz w:val="21"/>
-          <w:szCs w:val="21"/>
-          <w:rtl w:val="0"/>
-        </w:rPr>
-        <w:t xml:space="preserve">(</w:t>
-      </w:r>
-      <w:r>
-        <w:rPr>
-          <w:rFonts w:ascii="Consolas" w:cs="Consolas" w:eastAsia="Consolas" w:hAnsi="Consolas"/>
-          <w:color w:val="ce9178"/>
-          <w:sz w:val="21"/>
-          <w:szCs w:val="21"/>
-          <w:rtl w:val="0"/>
-        </w:rPr>
-        <w:t xml:space="preserve">"Password"</w:t>
-      </w:r>
-      <w:r>
-        <w:rPr>
-          <w:rFonts w:ascii="Consolas" w:cs="Consolas" w:eastAsia="Consolas" w:hAnsi="Consolas"/>
-          <w:color w:val="cccccc"/>
-          <w:sz w:val="21"/>
-          <w:szCs w:val="21"/>
-          <w:rtl w:val="0"/>
-        </w:rPr>
-        <w:t xml:space="preserve">)).</w:t>
-      </w:r>
-      <w:r>
-        <w:rPr>
-          <w:rFonts w:ascii="Consolas" w:cs="Consolas" w:eastAsia="Consolas" w:hAnsi="Consolas"/>
-          <w:color w:val="dcdcaa"/>
-          <w:sz w:val="21"/>
-          <w:szCs w:val="21"/>
-          <w:rtl w:val="0"/>
-        </w:rPr>
-        <w:t xml:space="preserve">toBeInTheDocument</w:t>
-      </w:r>
-      <w:r>
-        <w:rPr>
-          <w:rFonts w:ascii="Consolas" w:cs="Consolas" w:eastAsia="Consolas" w:hAnsi="Consolas"/>
-          <w:color w:val="cccccc"/>
-          <w:sz w:val="21"/>
-          <w:szCs w:val="21"/>
-          <w:rtl w:val="0"/>
-        </w:rPr>
-        <w:t xml:space="preserve">();</w:t>
-      </w:r>
-    </w:p>
-    <w:p>
-      <w:pPr>
-        <w:numPr>
-          <w:ilvl w:val="0"/>
-          <w:numId w:val="1"/>
-        </w:numPr>
-        <w:shd w:fill="1f1f1f" w:val="clear"/>
-        <w:spacing w:after="0" w:line="325.71428571428567" w:lineRule="auto"/>
-        <w:ind w:left="720" w:hanging="360"/>
-        <w:rPr>
-          <w:color w:val="cccccc"/>
-          <w:sz w:val="19"/>
-          <w:szCs w:val="19"/>
-        </w:rPr>
-      </w:pPr>
-      <w:r>
-        <w:rPr>
-          <w:rFonts w:ascii="Consolas" w:cs="Consolas" w:eastAsia="Consolas" w:hAnsi="Consolas"/>
-          <w:color w:val="cccccc"/>
-          <w:sz w:val="21"/>
-          <w:szCs w:val="21"/>
-          <w:rtl w:val="0"/>
-        </w:rPr>
-        <w:t xml:space="preserve">    });</w:t>
-      </w:r>
-    </w:p>
-    <w:p>
-      <w:pPr>
-        <w:numPr>
-          <w:ilvl w:val="0"/>
-          <w:numId w:val="1"/>
-        </w:numPr>
-        <w:shd w:fill="1f1f1f" w:val="clear"/>
-        <w:spacing w:after="0" w:line="325.71428571428567" w:lineRule="auto"/>
-        <w:ind w:left="720" w:hanging="360"/>
-        <w:rPr>
-          <w:color w:val="cccccc"/>
-          <w:sz w:val="19"/>
-          <w:szCs w:val="19"/>
-        </w:rPr>
-      </w:pPr>
-      <w:r>
-        <w:rPr>
-          <w:rFonts w:ascii="Consolas" w:cs="Consolas" w:eastAsia="Consolas" w:hAnsi="Consolas"/>
-          <w:color w:val="cccccc"/>
-          <w:sz w:val="21"/>
-          <w:szCs w:val="21"/>
-          <w:rtl w:val="0"/>
-        </w:rPr>
-        <w:t xml:space="preserve">  })</w:t>
+        <w:t xml:space="preserve">  });</w:t>
       </w:r>
     </w:p>
     <w:p>
@@ -1651,8 +1576,8 @@
         <w:rPr>
           <w:rFonts w:ascii="Consolas" w:cs="Consolas" w:eastAsia="Consolas" w:hAnsi="Consolas"/>
           <w:color w:val="dcdcaa"/>
-          <w:sz w:val="19"/>
-          <w:szCs w:val="19"/>
+          <w:sz w:val="21"/>
+          <w:szCs w:val="21"/>
           <w:u w:val="none"/>
         </w:rPr>
       </w:pPr>
@@ -1750,7 +1675,7 @@
           <w:vertAlign w:val="baseline"/>
           <w:rtl w:val="0"/>
         </w:rPr>
-        <w:t xml:space="preserve">.test.jsx</w:t>
+        <w:t xml:space="preserve">.test.js</w:t>
       </w:r>
     </w:p>
     <w:p>
@@ -1987,7 +1912,7 @@
           <w:szCs w:val="21"/>
           <w:rtl w:val="0"/>
         </w:rPr>
-        <w:t xml:space="preserve">it</w:t>
+        <w:t xml:space="preserve">describe</w:t>
       </w:r>
       <w:r>
         <w:rPr>
@@ -2007,37 +1932,17 @@
           <w:szCs w:val="21"/>
           <w:rtl w:val="0"/>
         </w:rPr>
-        <w:t xml:space="preserve">"űrlapmezők kitöltése"</w:t>
-      </w:r>
-      <w:r>
-        <w:rPr>
-          <w:rFonts w:ascii="Consolas" w:cs="Consolas" w:eastAsia="Consolas" w:hAnsi="Consolas"/>
-          <w:color w:val="cccccc"/>
-          <w:sz w:val="21"/>
-          <w:szCs w:val="21"/>
-          <w:rtl w:val="0"/>
-        </w:rPr>
-        <w:t xml:space="preserve">, </w:t>
-      </w:r>
-      <w:r>
-        <w:rPr>
-          <w:rFonts w:ascii="Consolas" w:cs="Consolas" w:eastAsia="Consolas" w:hAnsi="Consolas"/>
-          <w:color w:val="569cd6"/>
-          <w:sz w:val="21"/>
-          <w:szCs w:val="21"/>
-          <w:rtl w:val="0"/>
-        </w:rPr>
-        <w:t xml:space="preserve">async</w:t>
-      </w:r>
-      <w:r>
-        <w:rPr>
-          <w:rFonts w:ascii="Consolas" w:cs="Consolas" w:eastAsia="Consolas" w:hAnsi="Consolas"/>
-          <w:color w:val="cccccc"/>
-          <w:sz w:val="21"/>
-          <w:szCs w:val="21"/>
-          <w:rtl w:val="0"/>
-        </w:rPr>
-        <w:t xml:space="preserve"> () </w:t>
+        <w:t xml:space="preserve">"Űrlapmezők"</w:t>
+      </w:r>
+      <w:r>
+        <w:rPr>
+          <w:rFonts w:ascii="Consolas" w:cs="Consolas" w:eastAsia="Consolas" w:hAnsi="Consolas"/>
+          <w:color w:val="cccccc"/>
+          <w:sz w:val="21"/>
+          <w:szCs w:val="21"/>
+          <w:rtl w:val="0"/>
+        </w:rPr>
+        <w:t xml:space="preserve">, () </w:t>
       </w:r>
       <w:r>
         <w:rPr>
@@ -2093,7 +1998,7 @@
           <w:szCs w:val="21"/>
           <w:rtl w:val="0"/>
         </w:rPr>
-        <w:t xml:space="preserve">render</w:t>
+        <w:t xml:space="preserve">it</w:t>
       </w:r>
       <w:r>
         <w:rPr>
@@ -2108,42 +2013,62 @@
       <w:r>
         <w:rPr>
           <w:rFonts w:ascii="Consolas" w:cs="Consolas" w:eastAsia="Consolas" w:hAnsi="Consolas"/>
-          <w:color w:val="808080"/>
-          <w:sz w:val="21"/>
-          <w:szCs w:val="21"/>
-          <w:rtl w:val="0"/>
-        </w:rPr>
-        <w:t xml:space="preserve">&lt;</w:t>
-      </w:r>
-      <w:r>
-        <w:rPr>
-          <w:rFonts w:ascii="Consolas" w:cs="Consolas" w:eastAsia="Consolas" w:hAnsi="Consolas"/>
-          <w:color w:val="4ec9b0"/>
-          <w:sz w:val="21"/>
-          <w:szCs w:val="21"/>
-          <w:rtl w:val="0"/>
-        </w:rPr>
-        <w:t xml:space="preserve">Login</w:t>
-      </w:r>
-      <w:r>
-        <w:rPr>
-          <w:rFonts w:ascii="Consolas" w:cs="Consolas" w:eastAsia="Consolas" w:hAnsi="Consolas"/>
-          <w:color w:val="808080"/>
-          <w:sz w:val="21"/>
-          <w:szCs w:val="21"/>
-          <w:rtl w:val="0"/>
-        </w:rPr>
-        <w:t xml:space="preserve">/&gt;</w:t>
-      </w:r>
-      <w:r>
-        <w:rPr>
-          <w:rFonts w:ascii="Consolas" w:cs="Consolas" w:eastAsia="Consolas" w:hAnsi="Consolas"/>
-          <w:color w:val="cccccc"/>
-          <w:sz w:val="21"/>
-          <w:szCs w:val="21"/>
-          <w:rtl w:val="0"/>
-        </w:rPr>
-        <w:t xml:space="preserve">);</w:t>
+          <w:color w:val="ce9178"/>
+          <w:sz w:val="21"/>
+          <w:szCs w:val="21"/>
+          <w:rtl w:val="0"/>
+        </w:rPr>
+        <w:t xml:space="preserve">"űrlapmezők kitöltése"</w:t>
+      </w:r>
+      <w:r>
+        <w:rPr>
+          <w:rFonts w:ascii="Consolas" w:cs="Consolas" w:eastAsia="Consolas" w:hAnsi="Consolas"/>
+          <w:color w:val="cccccc"/>
+          <w:sz w:val="21"/>
+          <w:szCs w:val="21"/>
+          <w:rtl w:val="0"/>
+        </w:rPr>
+        <w:t xml:space="preserve">, </w:t>
+      </w:r>
+      <w:r>
+        <w:rPr>
+          <w:rFonts w:ascii="Consolas" w:cs="Consolas" w:eastAsia="Consolas" w:hAnsi="Consolas"/>
+          <w:color w:val="569cd6"/>
+          <w:sz w:val="21"/>
+          <w:szCs w:val="21"/>
+          <w:rtl w:val="0"/>
+        </w:rPr>
+        <w:t xml:space="preserve">async</w:t>
+      </w:r>
+      <w:r>
+        <w:rPr>
+          <w:rFonts w:ascii="Consolas" w:cs="Consolas" w:eastAsia="Consolas" w:hAnsi="Consolas"/>
+          <w:color w:val="cccccc"/>
+          <w:sz w:val="21"/>
+          <w:szCs w:val="21"/>
+          <w:rtl w:val="0"/>
+        </w:rPr>
+        <w:t xml:space="preserve"> () </w:t>
+      </w:r>
+      <w:r>
+        <w:rPr>
+          <w:rFonts w:ascii="Consolas" w:cs="Consolas" w:eastAsia="Consolas" w:hAnsi="Consolas"/>
+          <w:color w:val="569cd6"/>
+          <w:sz w:val="21"/>
+          <w:szCs w:val="21"/>
+          <w:rtl w:val="0"/>
+        </w:rPr>
+        <w:t xml:space="preserve">=&gt;</w:t>
+      </w:r>
+      <w:r>
+        <w:rPr>
+          <w:rFonts w:ascii="Consolas" w:cs="Consolas" w:eastAsia="Consolas" w:hAnsi="Consolas"/>
+          <w:color w:val="cccccc"/>
+          <w:sz w:val="21"/>
+          <w:szCs w:val="21"/>
+          <w:rtl w:val="0"/>
+        </w:rPr>
+        <w:t xml:space="preserve"> {</w:t>
       </w:r>
     </w:p>
     <w:p>
@@ -2169,27 +2094,27 @@
           <w:szCs w:val="21"/>
           <w:rtl w:val="0"/>
         </w:rPr>
-        <w:t xml:space="preserve">    </w:t>
-      </w:r>
-      <w:r>
-        <w:rPr>
-          <w:rFonts w:ascii="Consolas" w:cs="Consolas" w:eastAsia="Consolas" w:hAnsi="Consolas"/>
-          <w:color w:val="c586c0"/>
-          <w:sz w:val="21"/>
-          <w:szCs w:val="21"/>
-          <w:rtl w:val="0"/>
-        </w:rPr>
-        <w:t xml:space="preserve">await</w:t>
-      </w:r>
-      <w:r>
-        <w:rPr>
-          <w:rFonts w:ascii="Consolas" w:cs="Consolas" w:eastAsia="Consolas" w:hAnsi="Consolas"/>
-          <w:color w:val="cccccc"/>
-          <w:sz w:val="21"/>
-          <w:szCs w:val="21"/>
-          <w:rtl w:val="0"/>
-        </w:rPr>
-        <w:t xml:space="preserve"> </w:t>
+        <w:t xml:space="preserve">        </w:t>
+      </w:r>
+      <w:r>
+        <w:rPr>
+          <w:rFonts w:ascii="Consolas" w:cs="Consolas" w:eastAsia="Consolas" w:hAnsi="Consolas"/>
+          <w:color w:val="4fc1ff"/>
+          <w:sz w:val="21"/>
+          <w:szCs w:val="21"/>
+          <w:rtl w:val="0"/>
+        </w:rPr>
+        <w:t xml:space="preserve">axios</w:t>
+      </w:r>
+      <w:r>
+        <w:rPr>
+          <w:rFonts w:ascii="Consolas" w:cs="Consolas" w:eastAsia="Consolas" w:hAnsi="Consolas"/>
+          <w:color w:val="cccccc"/>
+          <w:sz w:val="21"/>
+          <w:szCs w:val="21"/>
+          <w:rtl w:val="0"/>
+        </w:rPr>
+        <w:t xml:space="preserve">.</w:t>
       </w:r>
       <w:r>
         <w:rPr>
@@ -2199,37 +2124,47 @@
           <w:szCs w:val="21"/>
           <w:rtl w:val="0"/>
         </w:rPr>
-        <w:t xml:space="preserve">waitFor</w:t>
-      </w:r>
-      <w:r>
-        <w:rPr>
-          <w:rFonts w:ascii="Consolas" w:cs="Consolas" w:eastAsia="Consolas" w:hAnsi="Consolas"/>
-          <w:color w:val="cccccc"/>
-          <w:sz w:val="21"/>
-          <w:szCs w:val="21"/>
-          <w:rtl w:val="0"/>
-        </w:rPr>
-        <w:t xml:space="preserve">(() </w:t>
-      </w:r>
-      <w:r>
-        <w:rPr>
-          <w:rFonts w:ascii="Consolas" w:cs="Consolas" w:eastAsia="Consolas" w:hAnsi="Consolas"/>
-          <w:color w:val="569cd6"/>
-          <w:sz w:val="21"/>
-          <w:szCs w:val="21"/>
-          <w:rtl w:val="0"/>
-        </w:rPr>
-        <w:t xml:space="preserve">=&gt;</w:t>
-      </w:r>
-      <w:r>
-        <w:rPr>
-          <w:rFonts w:ascii="Consolas" w:cs="Consolas" w:eastAsia="Consolas" w:hAnsi="Consolas"/>
-          <w:color w:val="cccccc"/>
-          <w:sz w:val="21"/>
-          <w:szCs w:val="21"/>
-          <w:rtl w:val="0"/>
-        </w:rPr>
-        <w:t xml:space="preserve"> {</w:t>
+        <w:t xml:space="preserve">get</w:t>
+      </w:r>
+      <w:r>
+        <w:rPr>
+          <w:rFonts w:ascii="Consolas" w:cs="Consolas" w:eastAsia="Consolas" w:hAnsi="Consolas"/>
+          <w:color w:val="cccccc"/>
+          <w:sz w:val="21"/>
+          <w:szCs w:val="21"/>
+          <w:rtl w:val="0"/>
+        </w:rPr>
+        <w:t xml:space="preserve">.</w:t>
+      </w:r>
+      <w:r>
+        <w:rPr>
+          <w:rFonts w:ascii="Consolas" w:cs="Consolas" w:eastAsia="Consolas" w:hAnsi="Consolas"/>
+          <w:color w:val="dcdcaa"/>
+          <w:sz w:val="21"/>
+          <w:szCs w:val="21"/>
+          <w:rtl w:val="0"/>
+        </w:rPr>
+        <w:t xml:space="preserve">mockResolvedValueOnce</w:t>
+      </w:r>
+      <w:r>
+        <w:rPr>
+          <w:rFonts w:ascii="Consolas" w:cs="Consolas" w:eastAsia="Consolas" w:hAnsi="Consolas"/>
+          <w:color w:val="cccccc"/>
+          <w:sz w:val="21"/>
+          <w:szCs w:val="21"/>
+          <w:rtl w:val="0"/>
+        </w:rPr>
+        <w:t xml:space="preserve">({ </w:t>
+      </w:r>
+      <w:r>
+        <w:rPr>
+          <w:rFonts w:ascii="Consolas" w:cs="Consolas" w:eastAsia="Consolas" w:hAnsi="Consolas"/>
+          <w:color w:val="6a9955"/>
+          <w:sz w:val="21"/>
+          <w:szCs w:val="21"/>
+          <w:rtl w:val="0"/>
+        </w:rPr>
+        <w:t xml:space="preserve">// axios kiváltása, egy előre definiált válasszal:</w:t>
       </w:r>
     </w:p>
     <w:p>
@@ -2255,127 +2190,27 @@
           <w:szCs w:val="21"/>
           <w:rtl w:val="0"/>
         </w:rPr>
-        <w:t xml:space="preserve">      </w:t>
-      </w:r>
-      <w:r>
-        <w:rPr>
-          <w:rFonts w:ascii="Consolas" w:cs="Consolas" w:eastAsia="Consolas" w:hAnsi="Consolas"/>
-          <w:color w:val="569cd6"/>
-          <w:sz w:val="21"/>
-          <w:szCs w:val="21"/>
-          <w:rtl w:val="0"/>
-        </w:rPr>
-        <w:t xml:space="preserve">const</w:t>
-      </w:r>
-      <w:r>
-        <w:rPr>
-          <w:rFonts w:ascii="Consolas" w:cs="Consolas" w:eastAsia="Consolas" w:hAnsi="Consolas"/>
-          <w:color w:val="cccccc"/>
-          <w:sz w:val="21"/>
-          <w:szCs w:val="21"/>
-          <w:rtl w:val="0"/>
-        </w:rPr>
-        <w:t xml:space="preserve"> </w:t>
-      </w:r>
-      <w:r>
-        <w:rPr>
-          <w:rFonts w:ascii="Consolas" w:cs="Consolas" w:eastAsia="Consolas" w:hAnsi="Consolas"/>
-          <w:color w:val="4fc1ff"/>
-          <w:sz w:val="21"/>
-          <w:szCs w:val="21"/>
-          <w:rtl w:val="0"/>
-        </w:rPr>
-        <w:t xml:space="preserve">usernameInput</w:t>
-      </w:r>
-      <w:r>
-        <w:rPr>
-          <w:rFonts w:ascii="Consolas" w:cs="Consolas" w:eastAsia="Consolas" w:hAnsi="Consolas"/>
-          <w:color w:val="cccccc"/>
-          <w:sz w:val="21"/>
-          <w:szCs w:val="21"/>
-          <w:rtl w:val="0"/>
-        </w:rPr>
-        <w:t xml:space="preserve"> </w:t>
-      </w:r>
-      <w:r>
-        <w:rPr>
-          <w:rFonts w:ascii="Consolas" w:cs="Consolas" w:eastAsia="Consolas" w:hAnsi="Consolas"/>
-          <w:color w:val="d4d4d4"/>
-          <w:sz w:val="21"/>
-          <w:szCs w:val="21"/>
-          <w:rtl w:val="0"/>
-        </w:rPr>
-        <w:t xml:space="preserve">=</w:t>
-      </w:r>
-      <w:r>
-        <w:rPr>
-          <w:rFonts w:ascii="Consolas" w:cs="Consolas" w:eastAsia="Consolas" w:hAnsi="Consolas"/>
-          <w:color w:val="cccccc"/>
-          <w:sz w:val="21"/>
-          <w:szCs w:val="21"/>
-          <w:rtl w:val="0"/>
-        </w:rPr>
-        <w:t xml:space="preserve"> </w:t>
-      </w:r>
-      <w:r>
-        <w:rPr>
-          <w:rFonts w:ascii="Consolas" w:cs="Consolas" w:eastAsia="Consolas" w:hAnsi="Consolas"/>
-          <w:color w:val="4fc1ff"/>
-          <w:sz w:val="21"/>
-          <w:szCs w:val="21"/>
-          <w:rtl w:val="0"/>
-        </w:rPr>
-        <w:t xml:space="preserve">screen</w:t>
-      </w:r>
-      <w:r>
-        <w:rPr>
-          <w:rFonts w:ascii="Consolas" w:cs="Consolas" w:eastAsia="Consolas" w:hAnsi="Consolas"/>
-          <w:color w:val="cccccc"/>
-          <w:sz w:val="21"/>
-          <w:szCs w:val="21"/>
-          <w:rtl w:val="0"/>
-        </w:rPr>
-        <w:t xml:space="preserve">.</w:t>
-      </w:r>
-      <w:r>
-        <w:rPr>
-          <w:rFonts w:ascii="Consolas" w:cs="Consolas" w:eastAsia="Consolas" w:hAnsi="Consolas"/>
-          <w:color w:val="dcdcaa"/>
-          <w:sz w:val="21"/>
-          <w:szCs w:val="21"/>
-          <w:rtl w:val="0"/>
-        </w:rPr>
-        <w:t xml:space="preserve">getByLabelText</w:t>
-      </w:r>
-      <w:r>
-        <w:rPr>
-          <w:rFonts w:ascii="Consolas" w:cs="Consolas" w:eastAsia="Consolas" w:hAnsi="Consolas"/>
-          <w:color w:val="cccccc"/>
-          <w:sz w:val="21"/>
-          <w:szCs w:val="21"/>
-          <w:rtl w:val="0"/>
-        </w:rPr>
-        <w:t xml:space="preserve">(</w:t>
-      </w:r>
-      <w:r>
-        <w:rPr>
-          <w:rFonts w:ascii="Consolas" w:cs="Consolas" w:eastAsia="Consolas" w:hAnsi="Consolas"/>
-          <w:color w:val="ce9178"/>
-          <w:sz w:val="21"/>
-          <w:szCs w:val="21"/>
-          <w:rtl w:val="0"/>
-        </w:rPr>
-        <w:t xml:space="preserve">"Username"</w:t>
-      </w:r>
-      <w:r>
-        <w:rPr>
-          <w:rFonts w:ascii="Consolas" w:cs="Consolas" w:eastAsia="Consolas" w:hAnsi="Consolas"/>
-          <w:color w:val="cccccc"/>
-          <w:sz w:val="21"/>
-          <w:szCs w:val="21"/>
-          <w:rtl w:val="0"/>
-        </w:rPr>
-        <w:t xml:space="preserve">);</w:t>
+        <w:t xml:space="preserve">            </w:t>
+      </w:r>
+      <w:r>
+        <w:rPr>
+          <w:rFonts w:ascii="Consolas" w:cs="Consolas" w:eastAsia="Consolas" w:hAnsi="Consolas"/>
+          <w:color w:val="9cdcfe"/>
+          <w:sz w:val="21"/>
+          <w:szCs w:val="21"/>
+          <w:rtl w:val="0"/>
+        </w:rPr>
+        <w:t xml:space="preserve">data:</w:t>
+      </w:r>
+      <w:r>
+        <w:rPr>
+          <w:rFonts w:ascii="Consolas" w:cs="Consolas" w:eastAsia="Consolas" w:hAnsi="Consolas"/>
+          <w:color w:val="cccccc"/>
+          <w:sz w:val="21"/>
+          <w:szCs w:val="21"/>
+          <w:rtl w:val="0"/>
+        </w:rPr>
+        <w:t xml:space="preserve"> {</w:t>
       </w:r>
     </w:p>
     <w:p>
@@ -2401,17 +2236,17 @@
           <w:szCs w:val="21"/>
           <w:rtl w:val="0"/>
         </w:rPr>
-        <w:t xml:space="preserve">      </w:t>
-      </w:r>
-      <w:r>
-        <w:rPr>
-          <w:rFonts w:ascii="Consolas" w:cs="Consolas" w:eastAsia="Consolas" w:hAnsi="Consolas"/>
-          <w:color w:val="569cd6"/>
-          <w:sz w:val="21"/>
-          <w:szCs w:val="21"/>
-          <w:rtl w:val="0"/>
-        </w:rPr>
-        <w:t xml:space="preserve">const</w:t>
+        <w:t xml:space="preserve">                </w:t>
+      </w:r>
+      <w:r>
+        <w:rPr>
+          <w:rFonts w:ascii="Consolas" w:cs="Consolas" w:eastAsia="Consolas" w:hAnsi="Consolas"/>
+          <w:color w:val="9cdcfe"/>
+          <w:sz w:val="21"/>
+          <w:szCs w:val="21"/>
+          <w:rtl w:val="0"/>
+        </w:rPr>
+        <w:t xml:space="preserve">username:</w:t>
       </w:r>
       <w:r>
         <w:rPr>
@@ -2426,102 +2261,22 @@
       <w:r>
         <w:rPr>
           <w:rFonts w:ascii="Consolas" w:cs="Consolas" w:eastAsia="Consolas" w:hAnsi="Consolas"/>
-          <w:color w:val="4fc1ff"/>
-          <w:sz w:val="21"/>
-          <w:szCs w:val="21"/>
-          <w:rtl w:val="0"/>
-        </w:rPr>
-        <w:t xml:space="preserve">passwordInput</w:t>
-      </w:r>
-      <w:r>
-        <w:rPr>
-          <w:rFonts w:ascii="Consolas" w:cs="Consolas" w:eastAsia="Consolas" w:hAnsi="Consolas"/>
-          <w:color w:val="cccccc"/>
-          <w:sz w:val="21"/>
-          <w:szCs w:val="21"/>
-          <w:rtl w:val="0"/>
-        </w:rPr>
-        <w:t xml:space="preserve"> </w:t>
-      </w:r>
-      <w:r>
-        <w:rPr>
-          <w:rFonts w:ascii="Consolas" w:cs="Consolas" w:eastAsia="Consolas" w:hAnsi="Consolas"/>
-          <w:color w:val="d4d4d4"/>
-          <w:sz w:val="21"/>
-          <w:szCs w:val="21"/>
-          <w:rtl w:val="0"/>
-        </w:rPr>
-        <w:t xml:space="preserve">=</w:t>
-      </w:r>
-      <w:r>
-        <w:rPr>
-          <w:rFonts w:ascii="Consolas" w:cs="Consolas" w:eastAsia="Consolas" w:hAnsi="Consolas"/>
-          <w:color w:val="cccccc"/>
-          <w:sz w:val="21"/>
-          <w:szCs w:val="21"/>
-          <w:rtl w:val="0"/>
-        </w:rPr>
-        <w:t xml:space="preserve"> </w:t>
-      </w:r>
-      <w:r>
-        <w:rPr>
-          <w:rFonts w:ascii="Consolas" w:cs="Consolas" w:eastAsia="Consolas" w:hAnsi="Consolas"/>
-          <w:color w:val="4fc1ff"/>
-          <w:sz w:val="21"/>
-          <w:szCs w:val="21"/>
-          <w:rtl w:val="0"/>
-        </w:rPr>
-        <w:t xml:space="preserve">screen</w:t>
-      </w:r>
-      <w:r>
-        <w:rPr>
-          <w:rFonts w:ascii="Consolas" w:cs="Consolas" w:eastAsia="Consolas" w:hAnsi="Consolas"/>
-          <w:color w:val="cccccc"/>
-          <w:sz w:val="21"/>
-          <w:szCs w:val="21"/>
-          <w:rtl w:val="0"/>
-        </w:rPr>
-        <w:t xml:space="preserve">.</w:t>
-      </w:r>
-      <w:r>
-        <w:rPr>
-          <w:rFonts w:ascii="Consolas" w:cs="Consolas" w:eastAsia="Consolas" w:hAnsi="Consolas"/>
-          <w:color w:val="dcdcaa"/>
-          <w:sz w:val="21"/>
-          <w:szCs w:val="21"/>
-          <w:rtl w:val="0"/>
-        </w:rPr>
-        <w:t xml:space="preserve">getByLabelText</w:t>
-      </w:r>
-      <w:r>
-        <w:rPr>
-          <w:rFonts w:ascii="Consolas" w:cs="Consolas" w:eastAsia="Consolas" w:hAnsi="Consolas"/>
-          <w:color w:val="cccccc"/>
-          <w:sz w:val="21"/>
-          <w:szCs w:val="21"/>
-          <w:rtl w:val="0"/>
-        </w:rPr>
-        <w:t xml:space="preserve">(</w:t>
-      </w:r>
-      <w:r>
-        <w:rPr>
-          <w:rFonts w:ascii="Consolas" w:cs="Consolas" w:eastAsia="Consolas" w:hAnsi="Consolas"/>
           <w:color w:val="ce9178"/>
           <w:sz w:val="21"/>
           <w:szCs w:val="21"/>
           <w:rtl w:val="0"/>
         </w:rPr>
-        <w:t xml:space="preserve">"Password"</w:t>
-      </w:r>
-      <w:r>
-        <w:rPr>
-          <w:rFonts w:ascii="Consolas" w:cs="Consolas" w:eastAsia="Consolas" w:hAnsi="Consolas"/>
-          <w:color w:val="cccccc"/>
-          <w:sz w:val="21"/>
-          <w:szCs w:val="21"/>
-          <w:rtl w:val="0"/>
-        </w:rPr>
-        <w:t xml:space="preserve">);</w:t>
+        <w:t xml:space="preserve">'Kiss Pista'</w:t>
+      </w:r>
+      <w:r>
+        <w:rPr>
+          <w:rFonts w:ascii="Consolas" w:cs="Consolas" w:eastAsia="Consolas" w:hAnsi="Consolas"/>
+          <w:color w:val="cccccc"/>
+          <w:sz w:val="21"/>
+          <w:szCs w:val="21"/>
+          <w:rtl w:val="0"/>
+        </w:rPr>
+        <w:t xml:space="preserve">,</w:t>
       </w:r>
     </w:p>
     <w:p>
@@ -2547,67 +2302,7 @@
           <w:szCs w:val="21"/>
           <w:rtl w:val="0"/>
         </w:rPr>
-        <w:t xml:space="preserve">      </w:t>
-      </w:r>
-      <w:r>
-        <w:rPr>
-          <w:rFonts w:ascii="Consolas" w:cs="Consolas" w:eastAsia="Consolas" w:hAnsi="Consolas"/>
-          <w:color w:val="4fc1ff"/>
-          <w:sz w:val="21"/>
-          <w:szCs w:val="21"/>
-          <w:rtl w:val="0"/>
-        </w:rPr>
-        <w:t xml:space="preserve">fireEvent</w:t>
-      </w:r>
-      <w:r>
-        <w:rPr>
-          <w:rFonts w:ascii="Consolas" w:cs="Consolas" w:eastAsia="Consolas" w:hAnsi="Consolas"/>
-          <w:color w:val="cccccc"/>
-          <w:sz w:val="21"/>
-          <w:szCs w:val="21"/>
-          <w:rtl w:val="0"/>
-        </w:rPr>
-        <w:t xml:space="preserve">.</w:t>
-      </w:r>
-      <w:r>
-        <w:rPr>
-          <w:rFonts w:ascii="Consolas" w:cs="Consolas" w:eastAsia="Consolas" w:hAnsi="Consolas"/>
-          <w:color w:val="dcdcaa"/>
-          <w:sz w:val="21"/>
-          <w:szCs w:val="21"/>
-          <w:rtl w:val="0"/>
-        </w:rPr>
-        <w:t xml:space="preserve">change</w:t>
-      </w:r>
-      <w:r>
-        <w:rPr>
-          <w:rFonts w:ascii="Consolas" w:cs="Consolas" w:eastAsia="Consolas" w:hAnsi="Consolas"/>
-          <w:color w:val="cccccc"/>
-          <w:sz w:val="21"/>
-          <w:szCs w:val="21"/>
-          <w:rtl w:val="0"/>
-        </w:rPr>
-        <w:t xml:space="preserve">(</w:t>
-      </w:r>
-      <w:r>
-        <w:rPr>
-          <w:rFonts w:ascii="Consolas" w:cs="Consolas" w:eastAsia="Consolas" w:hAnsi="Consolas"/>
-          <w:color w:val="4fc1ff"/>
-          <w:sz w:val="21"/>
-          <w:szCs w:val="21"/>
-          <w:rtl w:val="0"/>
-        </w:rPr>
-        <w:t xml:space="preserve">usernameInput</w:t>
-      </w:r>
-      <w:r>
-        <w:rPr>
-          <w:rFonts w:ascii="Consolas" w:cs="Consolas" w:eastAsia="Consolas" w:hAnsi="Consolas"/>
-          <w:color w:val="cccccc"/>
-          <w:sz w:val="21"/>
-          <w:szCs w:val="21"/>
-          <w:rtl w:val="0"/>
-        </w:rPr>
-        <w:t xml:space="preserve">, {</w:t>
+        <w:t xml:space="preserve">                </w:t>
       </w:r>
       <w:r>
         <w:rPr>
@@ -2617,27 +2312,7 @@
           <w:szCs w:val="21"/>
           <w:rtl w:val="0"/>
         </w:rPr>
-        <w:t xml:space="preserve">target:</w:t>
-      </w:r>
-      <w:r>
-        <w:rPr>
-          <w:rFonts w:ascii="Consolas" w:cs="Consolas" w:eastAsia="Consolas" w:hAnsi="Consolas"/>
-          <w:color w:val="cccccc"/>
-          <w:sz w:val="21"/>
-          <w:szCs w:val="21"/>
-          <w:rtl w:val="0"/>
-        </w:rPr>
-        <w:t xml:space="preserve"> {</w:t>
-      </w:r>
-      <w:r>
-        <w:rPr>
-          <w:rFonts w:ascii="Consolas" w:cs="Consolas" w:eastAsia="Consolas" w:hAnsi="Consolas"/>
-          <w:color w:val="9cdcfe"/>
-          <w:sz w:val="21"/>
-          <w:szCs w:val="21"/>
-          <w:rtl w:val="0"/>
-        </w:rPr>
-        <w:t xml:space="preserve">value:</w:t>
+        <w:t xml:space="preserve">password:</w:t>
       </w:r>
       <w:r>
         <w:rPr>
@@ -2657,17 +2332,7 @@
           <w:szCs w:val="21"/>
           <w:rtl w:val="0"/>
         </w:rPr>
-        <w:t xml:space="preserve">"Kiss Pista"</w:t>
-      </w:r>
-      <w:r>
-        <w:rPr>
-          <w:rFonts w:ascii="Consolas" w:cs="Consolas" w:eastAsia="Consolas" w:hAnsi="Consolas"/>
-          <w:color w:val="cccccc"/>
-          <w:sz w:val="21"/>
-          <w:szCs w:val="21"/>
-          <w:rtl w:val="0"/>
-        </w:rPr>
-        <w:t xml:space="preserve">}})</w:t>
+        <w:t xml:space="preserve">'Ab12345678'</w:t>
       </w:r>
     </w:p>
     <w:p>
@@ -2693,107 +2358,7 @@
           <w:szCs w:val="21"/>
           <w:rtl w:val="0"/>
         </w:rPr>
-        <w:t xml:space="preserve">      </w:t>
-      </w:r>
-      <w:r>
-        <w:rPr>
-          <w:rFonts w:ascii="Consolas" w:cs="Consolas" w:eastAsia="Consolas" w:hAnsi="Consolas"/>
-          <w:color w:val="dcdcaa"/>
-          <w:sz w:val="21"/>
-          <w:szCs w:val="21"/>
-          <w:rtl w:val="0"/>
-        </w:rPr>
-        <w:t xml:space="preserve">expect</w:t>
-      </w:r>
-      <w:r>
-        <w:rPr>
-          <w:rFonts w:ascii="Consolas" w:cs="Consolas" w:eastAsia="Consolas" w:hAnsi="Consolas"/>
-          <w:color w:val="cccccc"/>
-          <w:sz w:val="21"/>
-          <w:szCs w:val="21"/>
-          <w:rtl w:val="0"/>
-        </w:rPr>
-        <w:t xml:space="preserve">(</w:t>
-      </w:r>
-      <w:r>
-        <w:rPr>
-          <w:rFonts w:ascii="Consolas" w:cs="Consolas" w:eastAsia="Consolas" w:hAnsi="Consolas"/>
-          <w:color w:val="4fc1ff"/>
-          <w:sz w:val="21"/>
-          <w:szCs w:val="21"/>
-          <w:rtl w:val="0"/>
-        </w:rPr>
-        <w:t xml:space="preserve">usernameInput</w:t>
-      </w:r>
-      <w:r>
-        <w:rPr>
-          <w:rFonts w:ascii="Consolas" w:cs="Consolas" w:eastAsia="Consolas" w:hAnsi="Consolas"/>
-          <w:color w:val="cccccc"/>
-          <w:sz w:val="21"/>
-          <w:szCs w:val="21"/>
-          <w:rtl w:val="0"/>
-        </w:rPr>
-        <w:t xml:space="preserve">.</w:t>
-      </w:r>
-      <w:r>
-        <w:rPr>
-          <w:rFonts w:ascii="Consolas" w:cs="Consolas" w:eastAsia="Consolas" w:hAnsi="Consolas"/>
-          <w:color w:val="9cdcfe"/>
-          <w:sz w:val="21"/>
-          <w:szCs w:val="21"/>
-          <w:rtl w:val="0"/>
-        </w:rPr>
-        <w:t xml:space="preserve">value</w:t>
-      </w:r>
-      <w:r>
-        <w:rPr>
-          <w:rFonts w:ascii="Consolas" w:cs="Consolas" w:eastAsia="Consolas" w:hAnsi="Consolas"/>
-          <w:color w:val="cccccc"/>
-          <w:sz w:val="21"/>
-          <w:szCs w:val="21"/>
-          <w:rtl w:val="0"/>
-        </w:rPr>
-        <w:t xml:space="preserve">).</w:t>
-      </w:r>
-      <w:r>
-        <w:rPr>
-          <w:rFonts w:ascii="Consolas" w:cs="Consolas" w:eastAsia="Consolas" w:hAnsi="Consolas"/>
-          <w:color w:val="dcdcaa"/>
-          <w:sz w:val="21"/>
-          <w:szCs w:val="21"/>
-          <w:rtl w:val="0"/>
-        </w:rPr>
-        <w:t xml:space="preserve">toBe</w:t>
-      </w:r>
-      <w:r>
-        <w:rPr>
-          <w:rFonts w:ascii="Consolas" w:cs="Consolas" w:eastAsia="Consolas" w:hAnsi="Consolas"/>
-          <w:color w:val="cccccc"/>
-          <w:sz w:val="21"/>
-          <w:szCs w:val="21"/>
-          <w:rtl w:val="0"/>
-        </w:rPr>
-        <w:t xml:space="preserve">(</w:t>
-      </w:r>
-      <w:r>
-        <w:rPr>
-          <w:rFonts w:ascii="Consolas" w:cs="Consolas" w:eastAsia="Consolas" w:hAnsi="Consolas"/>
-          <w:color w:val="ce9178"/>
-          <w:sz w:val="21"/>
-          <w:szCs w:val="21"/>
-          <w:rtl w:val="0"/>
-        </w:rPr>
-        <w:t xml:space="preserve">"Kiss Pista"</w:t>
-      </w:r>
-      <w:r>
-        <w:rPr>
-          <w:rFonts w:ascii="Consolas" w:cs="Consolas" w:eastAsia="Consolas" w:hAnsi="Consolas"/>
-          <w:color w:val="cccccc"/>
-          <w:sz w:val="21"/>
-          <w:szCs w:val="21"/>
-          <w:rtl w:val="0"/>
-        </w:rPr>
-        <w:t xml:space="preserve">);</w:t>
+        <w:t xml:space="preserve">            }</w:t>
       </w:r>
     </w:p>
     <w:p>
@@ -2819,127 +2384,7 @@
           <w:szCs w:val="21"/>
           <w:rtl w:val="0"/>
         </w:rPr>
-        <w:t xml:space="preserve">      </w:t>
-      </w:r>
-      <w:r>
-        <w:rPr>
-          <w:rFonts w:ascii="Consolas" w:cs="Consolas" w:eastAsia="Consolas" w:hAnsi="Consolas"/>
-          <w:color w:val="4fc1ff"/>
-          <w:sz w:val="21"/>
-          <w:szCs w:val="21"/>
-          <w:rtl w:val="0"/>
-        </w:rPr>
-        <w:t xml:space="preserve">fireEvent</w:t>
-      </w:r>
-      <w:r>
-        <w:rPr>
-          <w:rFonts w:ascii="Consolas" w:cs="Consolas" w:eastAsia="Consolas" w:hAnsi="Consolas"/>
-          <w:color w:val="cccccc"/>
-          <w:sz w:val="21"/>
-          <w:szCs w:val="21"/>
-          <w:rtl w:val="0"/>
-        </w:rPr>
-        <w:t xml:space="preserve">.</w:t>
-      </w:r>
-      <w:r>
-        <w:rPr>
-          <w:rFonts w:ascii="Consolas" w:cs="Consolas" w:eastAsia="Consolas" w:hAnsi="Consolas"/>
-          <w:color w:val="dcdcaa"/>
-          <w:sz w:val="21"/>
-          <w:szCs w:val="21"/>
-          <w:rtl w:val="0"/>
-        </w:rPr>
-        <w:t xml:space="preserve">change</w:t>
-      </w:r>
-      <w:r>
-        <w:rPr>
-          <w:rFonts w:ascii="Consolas" w:cs="Consolas" w:eastAsia="Consolas" w:hAnsi="Consolas"/>
-          <w:color w:val="cccccc"/>
-          <w:sz w:val="21"/>
-          <w:szCs w:val="21"/>
-          <w:rtl w:val="0"/>
-        </w:rPr>
-        <w:t xml:space="preserve">(</w:t>
-      </w:r>
-      <w:r>
-        <w:rPr>
-          <w:rFonts w:ascii="Consolas" w:cs="Consolas" w:eastAsia="Consolas" w:hAnsi="Consolas"/>
-          <w:color w:val="4fc1ff"/>
-          <w:sz w:val="21"/>
-          <w:szCs w:val="21"/>
-          <w:rtl w:val="0"/>
-        </w:rPr>
-        <w:t xml:space="preserve">passwordInput</w:t>
-      </w:r>
-      <w:r>
-        <w:rPr>
-          <w:rFonts w:ascii="Consolas" w:cs="Consolas" w:eastAsia="Consolas" w:hAnsi="Consolas"/>
-          <w:color w:val="cccccc"/>
-          <w:sz w:val="21"/>
-          <w:szCs w:val="21"/>
-          <w:rtl w:val="0"/>
-        </w:rPr>
-        <w:t xml:space="preserve">, {</w:t>
-      </w:r>
-      <w:r>
-        <w:rPr>
-          <w:rFonts w:ascii="Consolas" w:cs="Consolas" w:eastAsia="Consolas" w:hAnsi="Consolas"/>
-          <w:color w:val="9cdcfe"/>
-          <w:sz w:val="21"/>
-          <w:szCs w:val="21"/>
-          <w:rtl w:val="0"/>
-        </w:rPr>
-        <w:t xml:space="preserve">target:</w:t>
-      </w:r>
-      <w:r>
-        <w:rPr>
-          <w:rFonts w:ascii="Consolas" w:cs="Consolas" w:eastAsia="Consolas" w:hAnsi="Consolas"/>
-          <w:color w:val="cccccc"/>
-          <w:sz w:val="21"/>
-          <w:szCs w:val="21"/>
-          <w:rtl w:val="0"/>
-        </w:rPr>
-        <w:t xml:space="preserve"> {</w:t>
-      </w:r>
-      <w:r>
-        <w:rPr>
-          <w:rFonts w:ascii="Consolas" w:cs="Consolas" w:eastAsia="Consolas" w:hAnsi="Consolas"/>
-          <w:color w:val="9cdcfe"/>
-          <w:sz w:val="21"/>
-          <w:szCs w:val="21"/>
-          <w:rtl w:val="0"/>
-        </w:rPr>
-        <w:t xml:space="preserve">value:</w:t>
-      </w:r>
-      <w:r>
-        <w:rPr>
-          <w:rFonts w:ascii="Consolas" w:cs="Consolas" w:eastAsia="Consolas" w:hAnsi="Consolas"/>
-          <w:color w:val="cccccc"/>
-          <w:sz w:val="21"/>
-          <w:szCs w:val="21"/>
-          <w:rtl w:val="0"/>
-        </w:rPr>
-        <w:t xml:space="preserve"> </w:t>
-      </w:r>
-      <w:r>
-        <w:rPr>
-          <w:rFonts w:ascii="Consolas" w:cs="Consolas" w:eastAsia="Consolas" w:hAnsi="Consolas"/>
-          <w:color w:val="ce9178"/>
-          <w:sz w:val="21"/>
-          <w:szCs w:val="21"/>
-          <w:rtl w:val="0"/>
-        </w:rPr>
-        <w:t xml:space="preserve">"Password"</w:t>
-      </w:r>
-      <w:r>
-        <w:rPr>
-          <w:rFonts w:ascii="Consolas" w:cs="Consolas" w:eastAsia="Consolas" w:hAnsi="Consolas"/>
-          <w:color w:val="cccccc"/>
-          <w:sz w:val="21"/>
-          <w:szCs w:val="21"/>
-          <w:rtl w:val="0"/>
-        </w:rPr>
-        <w:t xml:space="preserve">}})</w:t>
+        <w:t xml:space="preserve">        });</w:t>
       </w:r>
     </w:p>
     <w:p>
@@ -2965,7 +2410,7 @@
           <w:szCs w:val="21"/>
           <w:rtl w:val="0"/>
         </w:rPr>
-        <w:t xml:space="preserve">      </w:t>
+        <w:t xml:space="preserve">        </w:t>
       </w:r>
       <w:r>
         <w:rPr>
@@ -2975,7 +2420,7 @@
           <w:szCs w:val="21"/>
           <w:rtl w:val="0"/>
         </w:rPr>
-        <w:t xml:space="preserve">expect</w:t>
+        <w:t xml:space="preserve">render</w:t>
       </w:r>
       <w:r>
         <w:rPr>
@@ -2990,82 +2435,32 @@
       <w:r>
         <w:rPr>
           <w:rFonts w:ascii="Consolas" w:cs="Consolas" w:eastAsia="Consolas" w:hAnsi="Consolas"/>
-          <w:color w:val="4fc1ff"/>
-          <w:sz w:val="21"/>
-          <w:szCs w:val="21"/>
-          <w:rtl w:val="0"/>
-        </w:rPr>
-        <w:t xml:space="preserve">passwordInput</w:t>
-      </w:r>
-      <w:r>
-        <w:rPr>
-          <w:rFonts w:ascii="Consolas" w:cs="Consolas" w:eastAsia="Consolas" w:hAnsi="Consolas"/>
-          <w:color w:val="cccccc"/>
-          <w:sz w:val="21"/>
-          <w:szCs w:val="21"/>
-          <w:rtl w:val="0"/>
-        </w:rPr>
-        <w:t xml:space="preserve">.</w:t>
-      </w:r>
-      <w:r>
-        <w:rPr>
-          <w:rFonts w:ascii="Consolas" w:cs="Consolas" w:eastAsia="Consolas" w:hAnsi="Consolas"/>
-          <w:color w:val="9cdcfe"/>
-          <w:sz w:val="21"/>
-          <w:szCs w:val="21"/>
-          <w:rtl w:val="0"/>
-        </w:rPr>
-        <w:t xml:space="preserve">value</w:t>
-      </w:r>
-      <w:r>
-        <w:rPr>
-          <w:rFonts w:ascii="Consolas" w:cs="Consolas" w:eastAsia="Consolas" w:hAnsi="Consolas"/>
-          <w:color w:val="cccccc"/>
-          <w:sz w:val="21"/>
-          <w:szCs w:val="21"/>
-          <w:rtl w:val="0"/>
-        </w:rPr>
-        <w:t xml:space="preserve">).</w:t>
-      </w:r>
-      <w:r>
-        <w:rPr>
-          <w:rFonts w:ascii="Consolas" w:cs="Consolas" w:eastAsia="Consolas" w:hAnsi="Consolas"/>
-          <w:color w:val="dcdcaa"/>
-          <w:sz w:val="21"/>
-          <w:szCs w:val="21"/>
-          <w:rtl w:val="0"/>
-        </w:rPr>
-        <w:t xml:space="preserve">toBe</w:t>
-      </w:r>
-      <w:r>
-        <w:rPr>
-          <w:rFonts w:ascii="Consolas" w:cs="Consolas" w:eastAsia="Consolas" w:hAnsi="Consolas"/>
-          <w:color w:val="cccccc"/>
-          <w:sz w:val="21"/>
-          <w:szCs w:val="21"/>
-          <w:rtl w:val="0"/>
-        </w:rPr>
-        <w:t xml:space="preserve">(</w:t>
-      </w:r>
-      <w:r>
-        <w:rPr>
-          <w:rFonts w:ascii="Consolas" w:cs="Consolas" w:eastAsia="Consolas" w:hAnsi="Consolas"/>
-          <w:color w:val="ce9178"/>
-          <w:sz w:val="21"/>
-          <w:szCs w:val="21"/>
-          <w:rtl w:val="0"/>
-        </w:rPr>
-        <w:t xml:space="preserve">"Password"</w:t>
-      </w:r>
-      <w:r>
-        <w:rPr>
-          <w:rFonts w:ascii="Consolas" w:cs="Consolas" w:eastAsia="Consolas" w:hAnsi="Consolas"/>
-          <w:color w:val="cccccc"/>
-          <w:sz w:val="21"/>
-          <w:szCs w:val="21"/>
-          <w:rtl w:val="0"/>
-        </w:rPr>
-        <w:t xml:space="preserve">);</w:t>
+          <w:color w:val="808080"/>
+          <w:sz w:val="21"/>
+          <w:szCs w:val="21"/>
+          <w:rtl w:val="0"/>
+        </w:rPr>
+        <w:t xml:space="preserve">&lt;</w:t>
+      </w:r>
+      <w:r>
+        <w:rPr>
+          <w:rFonts w:ascii="Consolas" w:cs="Consolas" w:eastAsia="Consolas" w:hAnsi="Consolas"/>
+          <w:color w:val="4ec9b0"/>
+          <w:sz w:val="21"/>
+          <w:szCs w:val="21"/>
+          <w:rtl w:val="0"/>
+        </w:rPr>
+        <w:t xml:space="preserve">MemoryRouter</w:t>
+      </w:r>
+      <w:r>
+        <w:rPr>
+          <w:rFonts w:ascii="Consolas" w:cs="Consolas" w:eastAsia="Consolas" w:hAnsi="Consolas"/>
+          <w:color w:val="808080"/>
+          <w:sz w:val="21"/>
+          <w:szCs w:val="21"/>
+          <w:rtl w:val="0"/>
+        </w:rPr>
+        <w:t xml:space="preserve">&gt;</w:t>
       </w:r>
     </w:p>
     <w:p>
@@ -3091,7 +2486,47 @@
           <w:szCs w:val="21"/>
           <w:rtl w:val="0"/>
         </w:rPr>
-        <w:t xml:space="preserve">    })</w:t>
+        <w:t xml:space="preserve">          </w:t>
+      </w:r>
+      <w:r>
+        <w:rPr>
+          <w:rFonts w:ascii="Consolas" w:cs="Consolas" w:eastAsia="Consolas" w:hAnsi="Consolas"/>
+          <w:color w:val="808080"/>
+          <w:sz w:val="21"/>
+          <w:szCs w:val="21"/>
+          <w:rtl w:val="0"/>
+        </w:rPr>
+        <w:t xml:space="preserve">&lt;</w:t>
+      </w:r>
+      <w:r>
+        <w:rPr>
+          <w:rFonts w:ascii="Consolas" w:cs="Consolas" w:eastAsia="Consolas" w:hAnsi="Consolas"/>
+          <w:color w:val="4ec9b0"/>
+          <w:sz w:val="21"/>
+          <w:szCs w:val="21"/>
+          <w:rtl w:val="0"/>
+        </w:rPr>
+        <w:t xml:space="preserve">Login</w:t>
+      </w:r>
+      <w:r>
+        <w:rPr>
+          <w:rFonts w:ascii="Consolas" w:cs="Consolas" w:eastAsia="Consolas" w:hAnsi="Consolas"/>
+          <w:color w:val="cccccc"/>
+          <w:sz w:val="21"/>
+          <w:szCs w:val="21"/>
+          <w:rtl w:val="0"/>
+        </w:rPr>
+        <w:t xml:space="preserve"> </w:t>
+      </w:r>
+      <w:r>
+        <w:rPr>
+          <w:rFonts w:ascii="Consolas" w:cs="Consolas" w:eastAsia="Consolas" w:hAnsi="Consolas"/>
+          <w:color w:val="808080"/>
+          <w:sz w:val="21"/>
+          <w:szCs w:val="21"/>
+          <w:rtl w:val="0"/>
+        </w:rPr>
+        <w:t xml:space="preserve">/&gt;</w:t>
       </w:r>
     </w:p>
     <w:p>
@@ -3117,7 +2552,1073 @@
           <w:szCs w:val="21"/>
           <w:rtl w:val="0"/>
         </w:rPr>
-        <w:t xml:space="preserve">  })</w:t>
+        <w:t xml:space="preserve">        </w:t>
+      </w:r>
+      <w:r>
+        <w:rPr>
+          <w:rFonts w:ascii="Consolas" w:cs="Consolas" w:eastAsia="Consolas" w:hAnsi="Consolas"/>
+          <w:color w:val="808080"/>
+          <w:sz w:val="21"/>
+          <w:szCs w:val="21"/>
+          <w:rtl w:val="0"/>
+        </w:rPr>
+        <w:t xml:space="preserve">&lt;/</w:t>
+      </w:r>
+      <w:r>
+        <w:rPr>
+          <w:rFonts w:ascii="Consolas" w:cs="Consolas" w:eastAsia="Consolas" w:hAnsi="Consolas"/>
+          <w:color w:val="4ec9b0"/>
+          <w:sz w:val="21"/>
+          <w:szCs w:val="21"/>
+          <w:rtl w:val="0"/>
+        </w:rPr>
+        <w:t xml:space="preserve">MemoryRouter</w:t>
+      </w:r>
+      <w:r>
+        <w:rPr>
+          <w:rFonts w:ascii="Consolas" w:cs="Consolas" w:eastAsia="Consolas" w:hAnsi="Consolas"/>
+          <w:color w:val="808080"/>
+          <w:sz w:val="21"/>
+          <w:szCs w:val="21"/>
+          <w:rtl w:val="0"/>
+        </w:rPr>
+        <w:t xml:space="preserve">&gt;</w:t>
+      </w:r>
+      <w:r>
+        <w:rPr>
+          <w:rFonts w:ascii="Consolas" w:cs="Consolas" w:eastAsia="Consolas" w:hAnsi="Consolas"/>
+          <w:color w:val="cccccc"/>
+          <w:sz w:val="21"/>
+          <w:szCs w:val="21"/>
+          <w:rtl w:val="0"/>
+        </w:rPr>
+        <w:t xml:space="preserve">);</w:t>
+      </w:r>
+    </w:p>
+    <w:p>
+      <w:pPr>
+        <w:numPr>
+          <w:ilvl w:val="0"/>
+          <w:numId w:val="1"/>
+        </w:numPr>
+        <w:shd w:fill="1f1f1f" w:val="clear"/>
+        <w:spacing w:after="0" w:line="325.71428571428567" w:lineRule="auto"/>
+        <w:ind w:left="720" w:hanging="360"/>
+        <w:rPr>
+          <w:color w:val="cccccc"/>
+          <w:sz w:val="19"/>
+          <w:szCs w:val="19"/>
+        </w:rPr>
+      </w:pPr>
+      <w:r>
+        <w:rPr>
+          <w:rFonts w:ascii="Consolas" w:cs="Consolas" w:eastAsia="Consolas" w:hAnsi="Consolas"/>
+          <w:color w:val="cccccc"/>
+          <w:sz w:val="21"/>
+          <w:szCs w:val="21"/>
+          <w:rtl w:val="0"/>
+        </w:rPr>
+        <w:t xml:space="preserve">        </w:t>
+      </w:r>
+      <w:r>
+        <w:rPr>
+          <w:rFonts w:ascii="Consolas" w:cs="Consolas" w:eastAsia="Consolas" w:hAnsi="Consolas"/>
+          <w:color w:val="c586c0"/>
+          <w:sz w:val="21"/>
+          <w:szCs w:val="21"/>
+          <w:rtl w:val="0"/>
+        </w:rPr>
+        <w:t xml:space="preserve">await</w:t>
+      </w:r>
+      <w:r>
+        <w:rPr>
+          <w:rFonts w:ascii="Consolas" w:cs="Consolas" w:eastAsia="Consolas" w:hAnsi="Consolas"/>
+          <w:color w:val="cccccc"/>
+          <w:sz w:val="21"/>
+          <w:szCs w:val="21"/>
+          <w:rtl w:val="0"/>
+        </w:rPr>
+        <w:t xml:space="preserve"> </w:t>
+      </w:r>
+      <w:r>
+        <w:rPr>
+          <w:rFonts w:ascii="Consolas" w:cs="Consolas" w:eastAsia="Consolas" w:hAnsi="Consolas"/>
+          <w:color w:val="dcdcaa"/>
+          <w:sz w:val="21"/>
+          <w:szCs w:val="21"/>
+          <w:rtl w:val="0"/>
+        </w:rPr>
+        <w:t xml:space="preserve">waitFor</w:t>
+      </w:r>
+      <w:r>
+        <w:rPr>
+          <w:rFonts w:ascii="Consolas" w:cs="Consolas" w:eastAsia="Consolas" w:hAnsi="Consolas"/>
+          <w:color w:val="cccccc"/>
+          <w:sz w:val="21"/>
+          <w:szCs w:val="21"/>
+          <w:rtl w:val="0"/>
+        </w:rPr>
+        <w:t xml:space="preserve">(() </w:t>
+      </w:r>
+      <w:r>
+        <w:rPr>
+          <w:rFonts w:ascii="Consolas" w:cs="Consolas" w:eastAsia="Consolas" w:hAnsi="Consolas"/>
+          <w:color w:val="569cd6"/>
+          <w:sz w:val="21"/>
+          <w:szCs w:val="21"/>
+          <w:rtl w:val="0"/>
+        </w:rPr>
+        <w:t xml:space="preserve">=&gt;</w:t>
+      </w:r>
+      <w:r>
+        <w:rPr>
+          <w:rFonts w:ascii="Consolas" w:cs="Consolas" w:eastAsia="Consolas" w:hAnsi="Consolas"/>
+          <w:color w:val="cccccc"/>
+          <w:sz w:val="21"/>
+          <w:szCs w:val="21"/>
+          <w:rtl w:val="0"/>
+        </w:rPr>
+        <w:t xml:space="preserve"> {</w:t>
+      </w:r>
+    </w:p>
+    <w:p>
+      <w:pPr>
+        <w:numPr>
+          <w:ilvl w:val="0"/>
+          <w:numId w:val="1"/>
+        </w:numPr>
+        <w:shd w:fill="1f1f1f" w:val="clear"/>
+        <w:spacing w:after="0" w:line="325.71428571428567" w:lineRule="auto"/>
+        <w:ind w:left="720" w:hanging="360"/>
+        <w:rPr>
+          <w:color w:val="cccccc"/>
+          <w:sz w:val="19"/>
+          <w:szCs w:val="19"/>
+        </w:rPr>
+      </w:pPr>
+      <w:r>
+        <w:rPr>
+          <w:rFonts w:ascii="Consolas" w:cs="Consolas" w:eastAsia="Consolas" w:hAnsi="Consolas"/>
+          <w:color w:val="cccccc"/>
+          <w:sz w:val="21"/>
+          <w:szCs w:val="21"/>
+          <w:rtl w:val="0"/>
+        </w:rPr>
+        <w:t xml:space="preserve">        </w:t>
+      </w:r>
+      <w:r>
+        <w:rPr>
+          <w:rFonts w:ascii="Consolas" w:cs="Consolas" w:eastAsia="Consolas" w:hAnsi="Consolas"/>
+          <w:color w:val="569cd6"/>
+          <w:sz w:val="21"/>
+          <w:szCs w:val="21"/>
+          <w:rtl w:val="0"/>
+        </w:rPr>
+        <w:t xml:space="preserve">const</w:t>
+      </w:r>
+      <w:r>
+        <w:rPr>
+          <w:rFonts w:ascii="Consolas" w:cs="Consolas" w:eastAsia="Consolas" w:hAnsi="Consolas"/>
+          <w:color w:val="cccccc"/>
+          <w:sz w:val="21"/>
+          <w:szCs w:val="21"/>
+          <w:rtl w:val="0"/>
+        </w:rPr>
+        <w:t xml:space="preserve"> </w:t>
+      </w:r>
+      <w:r>
+        <w:rPr>
+          <w:rFonts w:ascii="Consolas" w:cs="Consolas" w:eastAsia="Consolas" w:hAnsi="Consolas"/>
+          <w:color w:val="4fc1ff"/>
+          <w:sz w:val="21"/>
+          <w:szCs w:val="21"/>
+          <w:rtl w:val="0"/>
+        </w:rPr>
+        <w:t xml:space="preserve">usernameInput</w:t>
+      </w:r>
+      <w:r>
+        <w:rPr>
+          <w:rFonts w:ascii="Consolas" w:cs="Consolas" w:eastAsia="Consolas" w:hAnsi="Consolas"/>
+          <w:color w:val="cccccc"/>
+          <w:sz w:val="21"/>
+          <w:szCs w:val="21"/>
+          <w:rtl w:val="0"/>
+        </w:rPr>
+        <w:t xml:space="preserve"> </w:t>
+      </w:r>
+      <w:r>
+        <w:rPr>
+          <w:rFonts w:ascii="Consolas" w:cs="Consolas" w:eastAsia="Consolas" w:hAnsi="Consolas"/>
+          <w:color w:val="d4d4d4"/>
+          <w:sz w:val="21"/>
+          <w:szCs w:val="21"/>
+          <w:rtl w:val="0"/>
+        </w:rPr>
+        <w:t xml:space="preserve">=</w:t>
+      </w:r>
+      <w:r>
+        <w:rPr>
+          <w:rFonts w:ascii="Consolas" w:cs="Consolas" w:eastAsia="Consolas" w:hAnsi="Consolas"/>
+          <w:color w:val="cccccc"/>
+          <w:sz w:val="21"/>
+          <w:szCs w:val="21"/>
+          <w:rtl w:val="0"/>
+        </w:rPr>
+        <w:t xml:space="preserve"> </w:t>
+      </w:r>
+      <w:r>
+        <w:rPr>
+          <w:rFonts w:ascii="Consolas" w:cs="Consolas" w:eastAsia="Consolas" w:hAnsi="Consolas"/>
+          <w:color w:val="9cdcfe"/>
+          <w:sz w:val="21"/>
+          <w:szCs w:val="21"/>
+          <w:rtl w:val="0"/>
+        </w:rPr>
+        <w:t xml:space="preserve">screen</w:t>
+      </w:r>
+      <w:r>
+        <w:rPr>
+          <w:rFonts w:ascii="Consolas" w:cs="Consolas" w:eastAsia="Consolas" w:hAnsi="Consolas"/>
+          <w:color w:val="cccccc"/>
+          <w:sz w:val="21"/>
+          <w:szCs w:val="21"/>
+          <w:rtl w:val="0"/>
+        </w:rPr>
+        <w:t xml:space="preserve">.</w:t>
+      </w:r>
+      <w:r>
+        <w:rPr>
+          <w:rFonts w:ascii="Consolas" w:cs="Consolas" w:eastAsia="Consolas" w:hAnsi="Consolas"/>
+          <w:color w:val="dcdcaa"/>
+          <w:sz w:val="21"/>
+          <w:szCs w:val="21"/>
+          <w:rtl w:val="0"/>
+        </w:rPr>
+        <w:t xml:space="preserve">getByPlaceholderText</w:t>
+      </w:r>
+      <w:r>
+        <w:rPr>
+          <w:rFonts w:ascii="Consolas" w:cs="Consolas" w:eastAsia="Consolas" w:hAnsi="Consolas"/>
+          <w:color w:val="cccccc"/>
+          <w:sz w:val="21"/>
+          <w:szCs w:val="21"/>
+          <w:rtl w:val="0"/>
+        </w:rPr>
+        <w:t xml:space="preserve">(</w:t>
+      </w:r>
+      <w:r>
+        <w:rPr>
+          <w:rFonts w:ascii="Consolas" w:cs="Consolas" w:eastAsia="Consolas" w:hAnsi="Consolas"/>
+          <w:color w:val="ce9178"/>
+          <w:sz w:val="21"/>
+          <w:szCs w:val="21"/>
+          <w:rtl w:val="0"/>
+        </w:rPr>
+        <w:t xml:space="preserve">"username"</w:t>
+      </w:r>
+      <w:r>
+        <w:rPr>
+          <w:rFonts w:ascii="Consolas" w:cs="Consolas" w:eastAsia="Consolas" w:hAnsi="Consolas"/>
+          <w:color w:val="cccccc"/>
+          <w:sz w:val="21"/>
+          <w:szCs w:val="21"/>
+          <w:rtl w:val="0"/>
+        </w:rPr>
+        <w:t xml:space="preserve">);</w:t>
+      </w:r>
+    </w:p>
+    <w:p>
+      <w:pPr>
+        <w:numPr>
+          <w:ilvl w:val="0"/>
+          <w:numId w:val="1"/>
+        </w:numPr>
+        <w:shd w:fill="1f1f1f" w:val="clear"/>
+        <w:spacing w:after="0" w:line="325.71428571428567" w:lineRule="auto"/>
+        <w:ind w:left="720" w:hanging="360"/>
+        <w:rPr>
+          <w:color w:val="cccccc"/>
+          <w:sz w:val="19"/>
+          <w:szCs w:val="19"/>
+        </w:rPr>
+      </w:pPr>
+      <w:r>
+        <w:rPr>
+          <w:rFonts w:ascii="Consolas" w:cs="Consolas" w:eastAsia="Consolas" w:hAnsi="Consolas"/>
+          <w:color w:val="cccccc"/>
+          <w:sz w:val="21"/>
+          <w:szCs w:val="21"/>
+          <w:rtl w:val="0"/>
+        </w:rPr>
+        <w:t xml:space="preserve">        </w:t>
+      </w:r>
+      <w:r>
+        <w:rPr>
+          <w:rFonts w:ascii="Consolas" w:cs="Consolas" w:eastAsia="Consolas" w:hAnsi="Consolas"/>
+          <w:color w:val="569cd6"/>
+          <w:sz w:val="21"/>
+          <w:szCs w:val="21"/>
+          <w:rtl w:val="0"/>
+        </w:rPr>
+        <w:t xml:space="preserve">const</w:t>
+      </w:r>
+      <w:r>
+        <w:rPr>
+          <w:rFonts w:ascii="Consolas" w:cs="Consolas" w:eastAsia="Consolas" w:hAnsi="Consolas"/>
+          <w:color w:val="cccccc"/>
+          <w:sz w:val="21"/>
+          <w:szCs w:val="21"/>
+          <w:rtl w:val="0"/>
+        </w:rPr>
+        <w:t xml:space="preserve"> </w:t>
+      </w:r>
+      <w:r>
+        <w:rPr>
+          <w:rFonts w:ascii="Consolas" w:cs="Consolas" w:eastAsia="Consolas" w:hAnsi="Consolas"/>
+          <w:color w:val="4fc1ff"/>
+          <w:sz w:val="21"/>
+          <w:szCs w:val="21"/>
+          <w:rtl w:val="0"/>
+        </w:rPr>
+        <w:t xml:space="preserve">passwordInput</w:t>
+      </w:r>
+      <w:r>
+        <w:rPr>
+          <w:rFonts w:ascii="Consolas" w:cs="Consolas" w:eastAsia="Consolas" w:hAnsi="Consolas"/>
+          <w:color w:val="cccccc"/>
+          <w:sz w:val="21"/>
+          <w:szCs w:val="21"/>
+          <w:rtl w:val="0"/>
+        </w:rPr>
+        <w:t xml:space="preserve"> </w:t>
+      </w:r>
+      <w:r>
+        <w:rPr>
+          <w:rFonts w:ascii="Consolas" w:cs="Consolas" w:eastAsia="Consolas" w:hAnsi="Consolas"/>
+          <w:color w:val="d4d4d4"/>
+          <w:sz w:val="21"/>
+          <w:szCs w:val="21"/>
+          <w:rtl w:val="0"/>
+        </w:rPr>
+        <w:t xml:space="preserve">=</w:t>
+      </w:r>
+      <w:r>
+        <w:rPr>
+          <w:rFonts w:ascii="Consolas" w:cs="Consolas" w:eastAsia="Consolas" w:hAnsi="Consolas"/>
+          <w:color w:val="cccccc"/>
+          <w:sz w:val="21"/>
+          <w:szCs w:val="21"/>
+          <w:rtl w:val="0"/>
+        </w:rPr>
+        <w:t xml:space="preserve"> </w:t>
+      </w:r>
+      <w:r>
+        <w:rPr>
+          <w:rFonts w:ascii="Consolas" w:cs="Consolas" w:eastAsia="Consolas" w:hAnsi="Consolas"/>
+          <w:color w:val="9cdcfe"/>
+          <w:sz w:val="21"/>
+          <w:szCs w:val="21"/>
+          <w:rtl w:val="0"/>
+        </w:rPr>
+        <w:t xml:space="preserve">screen</w:t>
+      </w:r>
+      <w:r>
+        <w:rPr>
+          <w:rFonts w:ascii="Consolas" w:cs="Consolas" w:eastAsia="Consolas" w:hAnsi="Consolas"/>
+          <w:color w:val="cccccc"/>
+          <w:sz w:val="21"/>
+          <w:szCs w:val="21"/>
+          <w:rtl w:val="0"/>
+        </w:rPr>
+        <w:t xml:space="preserve">.</w:t>
+      </w:r>
+      <w:r>
+        <w:rPr>
+          <w:rFonts w:ascii="Consolas" w:cs="Consolas" w:eastAsia="Consolas" w:hAnsi="Consolas"/>
+          <w:color w:val="dcdcaa"/>
+          <w:sz w:val="21"/>
+          <w:szCs w:val="21"/>
+          <w:rtl w:val="0"/>
+        </w:rPr>
+        <w:t xml:space="preserve">getByPlaceholderText</w:t>
+      </w:r>
+      <w:r>
+        <w:rPr>
+          <w:rFonts w:ascii="Consolas" w:cs="Consolas" w:eastAsia="Consolas" w:hAnsi="Consolas"/>
+          <w:color w:val="cccccc"/>
+          <w:sz w:val="21"/>
+          <w:szCs w:val="21"/>
+          <w:rtl w:val="0"/>
+        </w:rPr>
+        <w:t xml:space="preserve">(</w:t>
+      </w:r>
+      <w:r>
+        <w:rPr>
+          <w:rFonts w:ascii="Consolas" w:cs="Consolas" w:eastAsia="Consolas" w:hAnsi="Consolas"/>
+          <w:color w:val="ce9178"/>
+          <w:sz w:val="21"/>
+          <w:szCs w:val="21"/>
+          <w:rtl w:val="0"/>
+        </w:rPr>
+        <w:t xml:space="preserve">"password"</w:t>
+      </w:r>
+      <w:r>
+        <w:rPr>
+          <w:rFonts w:ascii="Consolas" w:cs="Consolas" w:eastAsia="Consolas" w:hAnsi="Consolas"/>
+          <w:color w:val="cccccc"/>
+          <w:sz w:val="21"/>
+          <w:szCs w:val="21"/>
+          <w:rtl w:val="0"/>
+        </w:rPr>
+        <w:t xml:space="preserve">);</w:t>
+      </w:r>
+    </w:p>
+    <w:p>
+      <w:pPr>
+        <w:numPr>
+          <w:ilvl w:val="0"/>
+          <w:numId w:val="1"/>
+        </w:numPr>
+        <w:shd w:fill="1f1f1f" w:val="clear"/>
+        <w:spacing w:after="0" w:line="325.71428571428567" w:lineRule="auto"/>
+        <w:ind w:left="720" w:hanging="360"/>
+        <w:rPr>
+          <w:color w:val="cccccc"/>
+          <w:sz w:val="19"/>
+          <w:szCs w:val="19"/>
+        </w:rPr>
+      </w:pPr>
+      <w:r>
+        <w:rPr>
+          <w:rFonts w:ascii="Consolas" w:cs="Consolas" w:eastAsia="Consolas" w:hAnsi="Consolas"/>
+          <w:color w:val="cccccc"/>
+          <w:sz w:val="21"/>
+          <w:szCs w:val="21"/>
+          <w:rtl w:val="0"/>
+        </w:rPr>
+        <w:t xml:space="preserve">       </w:t>
+      </w:r>
+    </w:p>
+    <w:p>
+      <w:pPr>
+        <w:numPr>
+          <w:ilvl w:val="0"/>
+          <w:numId w:val="1"/>
+        </w:numPr>
+        <w:shd w:fill="1f1f1f" w:val="clear"/>
+        <w:spacing w:after="0" w:line="325.71428571428567" w:lineRule="auto"/>
+        <w:ind w:left="720" w:hanging="360"/>
+        <w:rPr>
+          <w:color w:val="cccccc"/>
+          <w:sz w:val="19"/>
+          <w:szCs w:val="19"/>
+        </w:rPr>
+      </w:pPr>
+      <w:r>
+        <w:rPr>
+          <w:rFonts w:ascii="Consolas" w:cs="Consolas" w:eastAsia="Consolas" w:hAnsi="Consolas"/>
+          <w:color w:val="cccccc"/>
+          <w:sz w:val="21"/>
+          <w:szCs w:val="21"/>
+          <w:rtl w:val="0"/>
+        </w:rPr>
+        <w:t xml:space="preserve">        </w:t>
+      </w:r>
+      <w:r>
+        <w:rPr>
+          <w:rFonts w:ascii="Consolas" w:cs="Consolas" w:eastAsia="Consolas" w:hAnsi="Consolas"/>
+          <w:color w:val="9cdcfe"/>
+          <w:sz w:val="21"/>
+          <w:szCs w:val="21"/>
+          <w:rtl w:val="0"/>
+        </w:rPr>
+        <w:t xml:space="preserve">fireEvent</w:t>
+      </w:r>
+      <w:r>
+        <w:rPr>
+          <w:rFonts w:ascii="Consolas" w:cs="Consolas" w:eastAsia="Consolas" w:hAnsi="Consolas"/>
+          <w:color w:val="cccccc"/>
+          <w:sz w:val="21"/>
+          <w:szCs w:val="21"/>
+          <w:rtl w:val="0"/>
+        </w:rPr>
+        <w:t xml:space="preserve">.</w:t>
+      </w:r>
+      <w:r>
+        <w:rPr>
+          <w:rFonts w:ascii="Consolas" w:cs="Consolas" w:eastAsia="Consolas" w:hAnsi="Consolas"/>
+          <w:color w:val="dcdcaa"/>
+          <w:sz w:val="21"/>
+          <w:szCs w:val="21"/>
+          <w:rtl w:val="0"/>
+        </w:rPr>
+        <w:t xml:space="preserve">change</w:t>
+      </w:r>
+      <w:r>
+        <w:rPr>
+          <w:rFonts w:ascii="Consolas" w:cs="Consolas" w:eastAsia="Consolas" w:hAnsi="Consolas"/>
+          <w:color w:val="cccccc"/>
+          <w:sz w:val="21"/>
+          <w:szCs w:val="21"/>
+          <w:rtl w:val="0"/>
+        </w:rPr>
+        <w:t xml:space="preserve">(</w:t>
+      </w:r>
+      <w:r>
+        <w:rPr>
+          <w:rFonts w:ascii="Consolas" w:cs="Consolas" w:eastAsia="Consolas" w:hAnsi="Consolas"/>
+          <w:color w:val="4fc1ff"/>
+          <w:sz w:val="21"/>
+          <w:szCs w:val="21"/>
+          <w:rtl w:val="0"/>
+        </w:rPr>
+        <w:t xml:space="preserve">usernameInput</w:t>
+      </w:r>
+      <w:r>
+        <w:rPr>
+          <w:rFonts w:ascii="Consolas" w:cs="Consolas" w:eastAsia="Consolas" w:hAnsi="Consolas"/>
+          <w:color w:val="cccccc"/>
+          <w:sz w:val="21"/>
+          <w:szCs w:val="21"/>
+          <w:rtl w:val="0"/>
+        </w:rPr>
+        <w:t xml:space="preserve">, { </w:t>
+      </w:r>
+      <w:r>
+        <w:rPr>
+          <w:rFonts w:ascii="Consolas" w:cs="Consolas" w:eastAsia="Consolas" w:hAnsi="Consolas"/>
+          <w:color w:val="9cdcfe"/>
+          <w:sz w:val="21"/>
+          <w:szCs w:val="21"/>
+          <w:rtl w:val="0"/>
+        </w:rPr>
+        <w:t xml:space="preserve">target:</w:t>
+      </w:r>
+      <w:r>
+        <w:rPr>
+          <w:rFonts w:ascii="Consolas" w:cs="Consolas" w:eastAsia="Consolas" w:hAnsi="Consolas"/>
+          <w:color w:val="cccccc"/>
+          <w:sz w:val="21"/>
+          <w:szCs w:val="21"/>
+          <w:rtl w:val="0"/>
+        </w:rPr>
+        <w:t xml:space="preserve"> { </w:t>
+      </w:r>
+      <w:r>
+        <w:rPr>
+          <w:rFonts w:ascii="Consolas" w:cs="Consolas" w:eastAsia="Consolas" w:hAnsi="Consolas"/>
+          <w:color w:val="9cdcfe"/>
+          <w:sz w:val="21"/>
+          <w:szCs w:val="21"/>
+          <w:rtl w:val="0"/>
+        </w:rPr>
+        <w:t xml:space="preserve">value:</w:t>
+      </w:r>
+      <w:r>
+        <w:rPr>
+          <w:rFonts w:ascii="Consolas" w:cs="Consolas" w:eastAsia="Consolas" w:hAnsi="Consolas"/>
+          <w:color w:val="cccccc"/>
+          <w:sz w:val="21"/>
+          <w:szCs w:val="21"/>
+          <w:rtl w:val="0"/>
+        </w:rPr>
+        <w:t xml:space="preserve"> </w:t>
+      </w:r>
+      <w:r>
+        <w:rPr>
+          <w:rFonts w:ascii="Consolas" w:cs="Consolas" w:eastAsia="Consolas" w:hAnsi="Consolas"/>
+          <w:color w:val="ce9178"/>
+          <w:sz w:val="21"/>
+          <w:szCs w:val="21"/>
+          <w:rtl w:val="0"/>
+        </w:rPr>
+        <w:t xml:space="preserve">"Kiss Pista"</w:t>
+      </w:r>
+      <w:r>
+        <w:rPr>
+          <w:rFonts w:ascii="Consolas" w:cs="Consolas" w:eastAsia="Consolas" w:hAnsi="Consolas"/>
+          <w:color w:val="cccccc"/>
+          <w:sz w:val="21"/>
+          <w:szCs w:val="21"/>
+          <w:rtl w:val="0"/>
+        </w:rPr>
+        <w:t xml:space="preserve"> } });</w:t>
+      </w:r>
+    </w:p>
+    <w:p>
+      <w:pPr>
+        <w:numPr>
+          <w:ilvl w:val="0"/>
+          <w:numId w:val="1"/>
+        </w:numPr>
+        <w:shd w:fill="1f1f1f" w:val="clear"/>
+        <w:spacing w:after="0" w:line="325.71428571428567" w:lineRule="auto"/>
+        <w:ind w:left="720" w:hanging="360"/>
+        <w:rPr>
+          <w:color w:val="cccccc"/>
+          <w:sz w:val="19"/>
+          <w:szCs w:val="19"/>
+        </w:rPr>
+      </w:pPr>
+      <w:r>
+        <w:rPr>
+          <w:rFonts w:ascii="Consolas" w:cs="Consolas" w:eastAsia="Consolas" w:hAnsi="Consolas"/>
+          <w:color w:val="cccccc"/>
+          <w:sz w:val="21"/>
+          <w:szCs w:val="21"/>
+          <w:rtl w:val="0"/>
+        </w:rPr>
+        <w:t xml:space="preserve">        </w:t>
+      </w:r>
+      <w:r>
+        <w:rPr>
+          <w:rFonts w:ascii="Consolas" w:cs="Consolas" w:eastAsia="Consolas" w:hAnsi="Consolas"/>
+          <w:color w:val="dcdcaa"/>
+          <w:sz w:val="21"/>
+          <w:szCs w:val="21"/>
+          <w:rtl w:val="0"/>
+        </w:rPr>
+        <w:t xml:space="preserve">expect</w:t>
+      </w:r>
+      <w:r>
+        <w:rPr>
+          <w:rFonts w:ascii="Consolas" w:cs="Consolas" w:eastAsia="Consolas" w:hAnsi="Consolas"/>
+          <w:color w:val="cccccc"/>
+          <w:sz w:val="21"/>
+          <w:szCs w:val="21"/>
+          <w:rtl w:val="0"/>
+        </w:rPr>
+        <w:t xml:space="preserve">(</w:t>
+      </w:r>
+      <w:r>
+        <w:rPr>
+          <w:rFonts w:ascii="Consolas" w:cs="Consolas" w:eastAsia="Consolas" w:hAnsi="Consolas"/>
+          <w:color w:val="4fc1ff"/>
+          <w:sz w:val="21"/>
+          <w:szCs w:val="21"/>
+          <w:rtl w:val="0"/>
+        </w:rPr>
+        <w:t xml:space="preserve">usernameInput</w:t>
+      </w:r>
+      <w:r>
+        <w:rPr>
+          <w:rFonts w:ascii="Consolas" w:cs="Consolas" w:eastAsia="Consolas" w:hAnsi="Consolas"/>
+          <w:color w:val="cccccc"/>
+          <w:sz w:val="21"/>
+          <w:szCs w:val="21"/>
+          <w:rtl w:val="0"/>
+        </w:rPr>
+        <w:t xml:space="preserve">.</w:t>
+      </w:r>
+      <w:r>
+        <w:rPr>
+          <w:rFonts w:ascii="Consolas" w:cs="Consolas" w:eastAsia="Consolas" w:hAnsi="Consolas"/>
+          <w:color w:val="9cdcfe"/>
+          <w:sz w:val="21"/>
+          <w:szCs w:val="21"/>
+          <w:rtl w:val="0"/>
+        </w:rPr>
+        <w:t xml:space="preserve">value</w:t>
+      </w:r>
+      <w:r>
+        <w:rPr>
+          <w:rFonts w:ascii="Consolas" w:cs="Consolas" w:eastAsia="Consolas" w:hAnsi="Consolas"/>
+          <w:color w:val="cccccc"/>
+          <w:sz w:val="21"/>
+          <w:szCs w:val="21"/>
+          <w:rtl w:val="0"/>
+        </w:rPr>
+        <w:t xml:space="preserve">).</w:t>
+      </w:r>
+      <w:r>
+        <w:rPr>
+          <w:rFonts w:ascii="Consolas" w:cs="Consolas" w:eastAsia="Consolas" w:hAnsi="Consolas"/>
+          <w:color w:val="dcdcaa"/>
+          <w:sz w:val="21"/>
+          <w:szCs w:val="21"/>
+          <w:rtl w:val="0"/>
+        </w:rPr>
+        <w:t xml:space="preserve">toBe</w:t>
+      </w:r>
+      <w:r>
+        <w:rPr>
+          <w:rFonts w:ascii="Consolas" w:cs="Consolas" w:eastAsia="Consolas" w:hAnsi="Consolas"/>
+          <w:color w:val="cccccc"/>
+          <w:sz w:val="21"/>
+          <w:szCs w:val="21"/>
+          <w:rtl w:val="0"/>
+        </w:rPr>
+        <w:t xml:space="preserve">(</w:t>
+      </w:r>
+      <w:r>
+        <w:rPr>
+          <w:rFonts w:ascii="Consolas" w:cs="Consolas" w:eastAsia="Consolas" w:hAnsi="Consolas"/>
+          <w:color w:val="ce9178"/>
+          <w:sz w:val="21"/>
+          <w:szCs w:val="21"/>
+          <w:rtl w:val="0"/>
+        </w:rPr>
+        <w:t xml:space="preserve">"Kiss Pista"</w:t>
+      </w:r>
+      <w:r>
+        <w:rPr>
+          <w:rFonts w:ascii="Consolas" w:cs="Consolas" w:eastAsia="Consolas" w:hAnsi="Consolas"/>
+          <w:color w:val="cccccc"/>
+          <w:sz w:val="21"/>
+          <w:szCs w:val="21"/>
+          <w:rtl w:val="0"/>
+        </w:rPr>
+        <w:t xml:space="preserve">);</w:t>
+      </w:r>
+    </w:p>
+    <w:p>
+      <w:pPr>
+        <w:numPr>
+          <w:ilvl w:val="0"/>
+          <w:numId w:val="1"/>
+        </w:numPr>
+        <w:shd w:fill="1f1f1f" w:val="clear"/>
+        <w:spacing w:after="0" w:line="325.71428571428567" w:lineRule="auto"/>
+        <w:ind w:left="720" w:hanging="360"/>
+        <w:rPr>
+          <w:color w:val="cccccc"/>
+          <w:sz w:val="19"/>
+          <w:szCs w:val="19"/>
+        </w:rPr>
+      </w:pPr>
+      <w:r>
+        <w:rPr>
+          <w:rFonts w:ascii="Consolas" w:cs="Consolas" w:eastAsia="Consolas" w:hAnsi="Consolas"/>
+          <w:color w:val="cccccc"/>
+          <w:sz w:val="21"/>
+          <w:szCs w:val="21"/>
+          <w:rtl w:val="0"/>
+        </w:rPr>
+        <w:t xml:space="preserve">        </w:t>
+      </w:r>
+      <w:r>
+        <w:rPr>
+          <w:rFonts w:ascii="Consolas" w:cs="Consolas" w:eastAsia="Consolas" w:hAnsi="Consolas"/>
+          <w:color w:val="9cdcfe"/>
+          <w:sz w:val="21"/>
+          <w:szCs w:val="21"/>
+          <w:rtl w:val="0"/>
+        </w:rPr>
+        <w:t xml:space="preserve">fireEvent</w:t>
+      </w:r>
+      <w:r>
+        <w:rPr>
+          <w:rFonts w:ascii="Consolas" w:cs="Consolas" w:eastAsia="Consolas" w:hAnsi="Consolas"/>
+          <w:color w:val="cccccc"/>
+          <w:sz w:val="21"/>
+          <w:szCs w:val="21"/>
+          <w:rtl w:val="0"/>
+        </w:rPr>
+        <w:t xml:space="preserve">.</w:t>
+      </w:r>
+      <w:r>
+        <w:rPr>
+          <w:rFonts w:ascii="Consolas" w:cs="Consolas" w:eastAsia="Consolas" w:hAnsi="Consolas"/>
+          <w:color w:val="dcdcaa"/>
+          <w:sz w:val="21"/>
+          <w:szCs w:val="21"/>
+          <w:rtl w:val="0"/>
+        </w:rPr>
+        <w:t xml:space="preserve">change</w:t>
+      </w:r>
+      <w:r>
+        <w:rPr>
+          <w:rFonts w:ascii="Consolas" w:cs="Consolas" w:eastAsia="Consolas" w:hAnsi="Consolas"/>
+          <w:color w:val="cccccc"/>
+          <w:sz w:val="21"/>
+          <w:szCs w:val="21"/>
+          <w:rtl w:val="0"/>
+        </w:rPr>
+        <w:t xml:space="preserve">(</w:t>
+      </w:r>
+      <w:r>
+        <w:rPr>
+          <w:rFonts w:ascii="Consolas" w:cs="Consolas" w:eastAsia="Consolas" w:hAnsi="Consolas"/>
+          <w:color w:val="4fc1ff"/>
+          <w:sz w:val="21"/>
+          <w:szCs w:val="21"/>
+          <w:rtl w:val="0"/>
+        </w:rPr>
+        <w:t xml:space="preserve">passwordInput</w:t>
+      </w:r>
+      <w:r>
+        <w:rPr>
+          <w:rFonts w:ascii="Consolas" w:cs="Consolas" w:eastAsia="Consolas" w:hAnsi="Consolas"/>
+          <w:color w:val="cccccc"/>
+          <w:sz w:val="21"/>
+          <w:szCs w:val="21"/>
+          <w:rtl w:val="0"/>
+        </w:rPr>
+        <w:t xml:space="preserve">, { </w:t>
+      </w:r>
+      <w:r>
+        <w:rPr>
+          <w:rFonts w:ascii="Consolas" w:cs="Consolas" w:eastAsia="Consolas" w:hAnsi="Consolas"/>
+          <w:color w:val="9cdcfe"/>
+          <w:sz w:val="21"/>
+          <w:szCs w:val="21"/>
+          <w:rtl w:val="0"/>
+        </w:rPr>
+        <w:t xml:space="preserve">target:</w:t>
+      </w:r>
+      <w:r>
+        <w:rPr>
+          <w:rFonts w:ascii="Consolas" w:cs="Consolas" w:eastAsia="Consolas" w:hAnsi="Consolas"/>
+          <w:color w:val="cccccc"/>
+          <w:sz w:val="21"/>
+          <w:szCs w:val="21"/>
+          <w:rtl w:val="0"/>
+        </w:rPr>
+        <w:t xml:space="preserve"> { </w:t>
+      </w:r>
+      <w:r>
+        <w:rPr>
+          <w:rFonts w:ascii="Consolas" w:cs="Consolas" w:eastAsia="Consolas" w:hAnsi="Consolas"/>
+          <w:color w:val="9cdcfe"/>
+          <w:sz w:val="21"/>
+          <w:szCs w:val="21"/>
+          <w:rtl w:val="0"/>
+        </w:rPr>
+        <w:t xml:space="preserve">value:</w:t>
+      </w:r>
+      <w:r>
+        <w:rPr>
+          <w:rFonts w:ascii="Consolas" w:cs="Consolas" w:eastAsia="Consolas" w:hAnsi="Consolas"/>
+          <w:color w:val="cccccc"/>
+          <w:sz w:val="21"/>
+          <w:szCs w:val="21"/>
+          <w:rtl w:val="0"/>
+        </w:rPr>
+        <w:t xml:space="preserve"> </w:t>
+      </w:r>
+      <w:r>
+        <w:rPr>
+          <w:rFonts w:ascii="Consolas" w:cs="Consolas" w:eastAsia="Consolas" w:hAnsi="Consolas"/>
+          <w:color w:val="ce9178"/>
+          <w:sz w:val="21"/>
+          <w:szCs w:val="21"/>
+          <w:rtl w:val="0"/>
+        </w:rPr>
+        <w:t xml:space="preserve">"Ab12345678"</w:t>
+      </w:r>
+      <w:r>
+        <w:rPr>
+          <w:rFonts w:ascii="Consolas" w:cs="Consolas" w:eastAsia="Consolas" w:hAnsi="Consolas"/>
+          <w:color w:val="cccccc"/>
+          <w:sz w:val="21"/>
+          <w:szCs w:val="21"/>
+          <w:rtl w:val="0"/>
+        </w:rPr>
+        <w:t xml:space="preserve"> } });</w:t>
+      </w:r>
+    </w:p>
+    <w:p>
+      <w:pPr>
+        <w:numPr>
+          <w:ilvl w:val="0"/>
+          <w:numId w:val="1"/>
+        </w:numPr>
+        <w:shd w:fill="1f1f1f" w:val="clear"/>
+        <w:spacing w:after="0" w:line="325.71428571428567" w:lineRule="auto"/>
+        <w:ind w:left="720" w:hanging="360"/>
+        <w:rPr>
+          <w:color w:val="cccccc"/>
+          <w:sz w:val="19"/>
+          <w:szCs w:val="19"/>
+        </w:rPr>
+      </w:pPr>
+      <w:r>
+        <w:rPr>
+          <w:rFonts w:ascii="Consolas" w:cs="Consolas" w:eastAsia="Consolas" w:hAnsi="Consolas"/>
+          <w:color w:val="cccccc"/>
+          <w:sz w:val="21"/>
+          <w:szCs w:val="21"/>
+          <w:rtl w:val="0"/>
+        </w:rPr>
+        <w:t xml:space="preserve">        </w:t>
+      </w:r>
+      <w:r>
+        <w:rPr>
+          <w:rFonts w:ascii="Consolas" w:cs="Consolas" w:eastAsia="Consolas" w:hAnsi="Consolas"/>
+          <w:color w:val="dcdcaa"/>
+          <w:sz w:val="21"/>
+          <w:szCs w:val="21"/>
+          <w:rtl w:val="0"/>
+        </w:rPr>
+        <w:t xml:space="preserve">expect</w:t>
+      </w:r>
+      <w:r>
+        <w:rPr>
+          <w:rFonts w:ascii="Consolas" w:cs="Consolas" w:eastAsia="Consolas" w:hAnsi="Consolas"/>
+          <w:color w:val="cccccc"/>
+          <w:sz w:val="21"/>
+          <w:szCs w:val="21"/>
+          <w:rtl w:val="0"/>
+        </w:rPr>
+        <w:t xml:space="preserve">(</w:t>
+      </w:r>
+      <w:r>
+        <w:rPr>
+          <w:rFonts w:ascii="Consolas" w:cs="Consolas" w:eastAsia="Consolas" w:hAnsi="Consolas"/>
+          <w:color w:val="4fc1ff"/>
+          <w:sz w:val="21"/>
+          <w:szCs w:val="21"/>
+          <w:rtl w:val="0"/>
+        </w:rPr>
+        <w:t xml:space="preserve">passwordInput</w:t>
+      </w:r>
+      <w:r>
+        <w:rPr>
+          <w:rFonts w:ascii="Consolas" w:cs="Consolas" w:eastAsia="Consolas" w:hAnsi="Consolas"/>
+          <w:color w:val="cccccc"/>
+          <w:sz w:val="21"/>
+          <w:szCs w:val="21"/>
+          <w:rtl w:val="0"/>
+        </w:rPr>
+        <w:t xml:space="preserve">.</w:t>
+      </w:r>
+      <w:r>
+        <w:rPr>
+          <w:rFonts w:ascii="Consolas" w:cs="Consolas" w:eastAsia="Consolas" w:hAnsi="Consolas"/>
+          <w:color w:val="9cdcfe"/>
+          <w:sz w:val="21"/>
+          <w:szCs w:val="21"/>
+          <w:rtl w:val="0"/>
+        </w:rPr>
+        <w:t xml:space="preserve">value</w:t>
+      </w:r>
+      <w:r>
+        <w:rPr>
+          <w:rFonts w:ascii="Consolas" w:cs="Consolas" w:eastAsia="Consolas" w:hAnsi="Consolas"/>
+          <w:color w:val="cccccc"/>
+          <w:sz w:val="21"/>
+          <w:szCs w:val="21"/>
+          <w:rtl w:val="0"/>
+        </w:rPr>
+        <w:t xml:space="preserve">).</w:t>
+      </w:r>
+      <w:r>
+        <w:rPr>
+          <w:rFonts w:ascii="Consolas" w:cs="Consolas" w:eastAsia="Consolas" w:hAnsi="Consolas"/>
+          <w:color w:val="dcdcaa"/>
+          <w:sz w:val="21"/>
+          <w:szCs w:val="21"/>
+          <w:rtl w:val="0"/>
+        </w:rPr>
+        <w:t xml:space="preserve">toBe</w:t>
+      </w:r>
+      <w:r>
+        <w:rPr>
+          <w:rFonts w:ascii="Consolas" w:cs="Consolas" w:eastAsia="Consolas" w:hAnsi="Consolas"/>
+          <w:color w:val="cccccc"/>
+          <w:sz w:val="21"/>
+          <w:szCs w:val="21"/>
+          <w:rtl w:val="0"/>
+        </w:rPr>
+        <w:t xml:space="preserve">(</w:t>
+      </w:r>
+      <w:r>
+        <w:rPr>
+          <w:rFonts w:ascii="Consolas" w:cs="Consolas" w:eastAsia="Consolas" w:hAnsi="Consolas"/>
+          <w:color w:val="ce9178"/>
+          <w:sz w:val="21"/>
+          <w:szCs w:val="21"/>
+          <w:rtl w:val="0"/>
+        </w:rPr>
+        <w:t xml:space="preserve">"Ab12345678"</w:t>
+      </w:r>
+      <w:r>
+        <w:rPr>
+          <w:rFonts w:ascii="Consolas" w:cs="Consolas" w:eastAsia="Consolas" w:hAnsi="Consolas"/>
+          <w:color w:val="cccccc"/>
+          <w:sz w:val="21"/>
+          <w:szCs w:val="21"/>
+          <w:rtl w:val="0"/>
+        </w:rPr>
+        <w:t xml:space="preserve">);</w:t>
+      </w:r>
+    </w:p>
+    <w:p>
+      <w:pPr>
+        <w:numPr>
+          <w:ilvl w:val="0"/>
+          <w:numId w:val="1"/>
+        </w:numPr>
+        <w:shd w:fill="1f1f1f" w:val="clear"/>
+        <w:spacing w:after="0" w:line="325.71428571428567" w:lineRule="auto"/>
+        <w:ind w:left="720" w:hanging="360"/>
+        <w:rPr>
+          <w:color w:val="cccccc"/>
+          <w:sz w:val="19"/>
+          <w:szCs w:val="19"/>
+        </w:rPr>
+      </w:pPr>
+      <w:r>
+        <w:rPr>
+          <w:rFonts w:ascii="Consolas" w:cs="Consolas" w:eastAsia="Consolas" w:hAnsi="Consolas"/>
+          <w:color w:val="cccccc"/>
+          <w:sz w:val="21"/>
+          <w:szCs w:val="21"/>
+          <w:rtl w:val="0"/>
+        </w:rPr>
+        <w:t xml:space="preserve">        });</w:t>
+      </w:r>
+    </w:p>
+    <w:p>
+      <w:pPr>
+        <w:numPr>
+          <w:ilvl w:val="0"/>
+          <w:numId w:val="1"/>
+        </w:numPr>
+        <w:shd w:fill="1f1f1f" w:val="clear"/>
+        <w:spacing w:after="0" w:line="325.71428571428567" w:lineRule="auto"/>
+        <w:ind w:left="720" w:hanging="360"/>
+        <w:rPr>
+          <w:color w:val="cccccc"/>
+          <w:sz w:val="19"/>
+          <w:szCs w:val="19"/>
+        </w:rPr>
+      </w:pPr>
+      <w:r>
+        <w:rPr>
+          <w:rFonts w:ascii="Consolas" w:cs="Consolas" w:eastAsia="Consolas" w:hAnsi="Consolas"/>
+          <w:color w:val="cccccc"/>
+          <w:sz w:val="21"/>
+          <w:szCs w:val="21"/>
+          <w:rtl w:val="0"/>
+        </w:rPr>
+        <w:t xml:space="preserve">      });</w:t>
+      </w:r>
+    </w:p>
+    <w:p>
+      <w:pPr>
+        <w:numPr>
+          <w:ilvl w:val="0"/>
+          <w:numId w:val="1"/>
+        </w:numPr>
+        <w:shd w:fill="1f1f1f" w:val="clear"/>
+        <w:spacing w:after="0" w:line="325.71428571428567" w:lineRule="auto"/>
+        <w:ind w:left="720" w:hanging="360"/>
+        <w:rPr>
+          <w:color w:val="cccccc"/>
+          <w:sz w:val="19"/>
+          <w:szCs w:val="19"/>
+        </w:rPr>
+      </w:pPr>
+      <w:r>
+        <w:rPr>
+          <w:rFonts w:ascii="Consolas" w:cs="Consolas" w:eastAsia="Consolas" w:hAnsi="Consolas"/>
+          <w:color w:val="cccccc"/>
+          <w:sz w:val="21"/>
+          <w:szCs w:val="21"/>
+          <w:rtl w:val="0"/>
+        </w:rPr>
+        <w:t xml:space="preserve">    });</w:t>
       </w:r>
     </w:p>
     <w:p>
@@ -3144,8 +3645,8 @@
         <w:rPr>
           <w:rFonts w:ascii="Consolas" w:cs="Consolas" w:eastAsia="Consolas" w:hAnsi="Consolas"/>
           <w:color w:val="dcdcaa"/>
-          <w:sz w:val="19"/>
-          <w:szCs w:val="19"/>
+          <w:sz w:val="21"/>
+          <w:szCs w:val="21"/>
           <w:u w:val="none"/>
         </w:rPr>
       </w:pPr>
@@ -3243,7 +3744,7 @@
           <w:vertAlign w:val="baseline"/>
           <w:rtl w:val="0"/>
         </w:rPr>
-        <w:t xml:space="preserve">.test.jsx</w:t>
+        <w:t xml:space="preserve">.test.js</w:t>
       </w:r>
     </w:p>
     <w:p>

--- a/tesztdokumentáció.docx
+++ b/tesztdokumentáció.docx
@@ -585,6 +585,20 @@
     </w:p>
     <w:p>
       <w:pPr>
+        <w:pStyle w:val="Heading3"/>
+        <w:rPr/>
+      </w:pPr>
+      <w:bookmarkStart w:colFirst="0" w:colLast="0" w:name="_8p1napfvpuz5" w:id="3"/>
+      <w:bookmarkEnd w:id="3"/>
+      <w:r>
+        <w:rPr>
+          <w:rtl w:val="0"/>
+        </w:rPr>
+        <w:t xml:space="preserve">React</w:t>
+      </w:r>
+    </w:p>
+    <w:p>
+      <w:pPr>
         <w:spacing w:line="360" w:lineRule="auto"/>
         <w:jc w:val="both"/>
         <w:rPr>
@@ -3897,13 +3911,27 @@
         <w:pStyle w:val="Heading2"/>
         <w:rPr/>
       </w:pPr>
-      <w:bookmarkStart w:colFirst="0" w:colLast="0" w:name="_8jidln1nszky" w:id="3"/>
-      <w:bookmarkEnd w:id="3"/>
+      <w:bookmarkStart w:colFirst="0" w:colLast="0" w:name="_8jidln1nszky" w:id="4"/>
+      <w:bookmarkEnd w:id="4"/>
       <w:r>
         <w:rPr>
           <w:rtl w:val="0"/>
         </w:rPr>
         <w:t xml:space="preserve">Funkcionális tesztek:</w:t>
+      </w:r>
+    </w:p>
+    <w:p>
+      <w:pPr>
+        <w:pStyle w:val="Heading3"/>
+        <w:rPr/>
+      </w:pPr>
+      <w:bookmarkStart w:colFirst="0" w:colLast="0" w:name="_y4fcpeid6abh" w:id="5"/>
+      <w:bookmarkEnd w:id="5"/>
+      <w:r>
+        <w:rPr>
+          <w:rtl w:val="0"/>
+        </w:rPr>
+        <w:t xml:space="preserve">React</w:t>
       </w:r>
     </w:p>
     <w:p>
@@ -3962,13 +3990,27 @@
         <w:pStyle w:val="Heading2"/>
         <w:rPr/>
       </w:pPr>
-      <w:bookmarkStart w:colFirst="0" w:colLast="0" w:name="_jq3kjq8zqd0m" w:id="4"/>
-      <w:bookmarkEnd w:id="4"/>
+      <w:bookmarkStart w:colFirst="0" w:colLast="0" w:name="_jq3kjq8zqd0m" w:id="6"/>
+      <w:bookmarkEnd w:id="6"/>
       <w:r>
         <w:rPr>
           <w:rtl w:val="0"/>
         </w:rPr>
         <w:t xml:space="preserve">Integrációs tesztek:</w:t>
+      </w:r>
+    </w:p>
+    <w:p>
+      <w:pPr>
+        <w:pStyle w:val="Heading3"/>
+        <w:rPr/>
+      </w:pPr>
+      <w:bookmarkStart w:colFirst="0" w:colLast="0" w:name="_qdldl9e85hys" w:id="7"/>
+      <w:bookmarkEnd w:id="7"/>
+      <w:r>
+        <w:rPr>
+          <w:rtl w:val="0"/>
+        </w:rPr>
+        <w:t xml:space="preserve">React</w:t>
       </w:r>
     </w:p>
     <w:p>

--- a/tesztdokumentáció.docx
+++ b/tesztdokumentáció.docx
@@ -19395,12 +19395,12 @@
           <wp:inline distB="114300" distT="114300" distL="114300" distR="114300">
             <wp:extent cx="5760410" cy="2730500"/>
             <wp:effectExtent b="0" l="0" r="0" t="0"/>
-            <wp:docPr id="4" name="image1.png"/>
+            <wp:docPr id="4" name="image2.png"/>
             <a:graphic>
               <a:graphicData uri="http://schemas.openxmlformats.org/drawingml/2006/picture">
                 <pic:pic>
                   <pic:nvPicPr>
-                    <pic:cNvPr id="0" name="image1.png"/>
+                    <pic:cNvPr id="0" name="image2.png"/>
                     <pic:cNvPicPr preferRelativeResize="0"/>
                   </pic:nvPicPr>
                   <pic:blipFill>
@@ -19440,12 +19440,12 @@
           <wp:inline distB="114300" distT="114300" distL="114300" distR="114300">
             <wp:extent cx="5760410" cy="2717800"/>
             <wp:effectExtent b="0" l="0" r="0" t="0"/>
-            <wp:docPr id="3" name="image2.png"/>
+            <wp:docPr id="3" name="image3.png"/>
             <a:graphic>
               <a:graphicData uri="http://schemas.openxmlformats.org/drawingml/2006/picture">
                 <pic:pic>
                   <pic:nvPicPr>
-                    <pic:cNvPr id="0" name="image2.png"/>
+                    <pic:cNvPr id="0" name="image3.png"/>
                     <pic:cNvPicPr preferRelativeResize="0"/>
                   </pic:nvPicPr>
                   <pic:blipFill>
@@ -22197,12 +22197,12 @@
           <wp:inline distB="114300" distT="114300" distL="114300" distR="114300">
             <wp:extent cx="5760410" cy="2743200"/>
             <wp:effectExtent b="0" l="0" r="0" t="0"/>
-            <wp:docPr id="2" name="image3.png"/>
+            <wp:docPr id="2" name="image1.png"/>
             <a:graphic>
               <a:graphicData uri="http://schemas.openxmlformats.org/drawingml/2006/picture">
                 <pic:pic>
                   <pic:nvPicPr>
-                    <pic:cNvPr id="0" name="image3.png"/>
+                    <pic:cNvPr id="0" name="image1.png"/>
                     <pic:cNvPicPr preferRelativeResize="0"/>
                   </pic:nvPicPr>
                   <pic:blipFill>

--- a/tesztdokumentáció.docx
+++ b/tesztdokumentáció.docx
@@ -19395,12 +19395,12 @@
           <wp:inline distB="114300" distT="114300" distL="114300" distR="114300">
             <wp:extent cx="5760410" cy="2730500"/>
             <wp:effectExtent b="0" l="0" r="0" t="0"/>
-            <wp:docPr id="4" name="image2.png"/>
+            <wp:docPr id="4" name="image1.png"/>
             <a:graphic>
               <a:graphicData uri="http://schemas.openxmlformats.org/drawingml/2006/picture">
                 <pic:pic>
                   <pic:nvPicPr>
-                    <pic:cNvPr id="0" name="image2.png"/>
+                    <pic:cNvPr id="0" name="image1.png"/>
                     <pic:cNvPicPr preferRelativeResize="0"/>
                   </pic:nvPicPr>
                   <pic:blipFill>
@@ -22197,12 +22197,12 @@
           <wp:inline distB="114300" distT="114300" distL="114300" distR="114300">
             <wp:extent cx="5760410" cy="2743200"/>
             <wp:effectExtent b="0" l="0" r="0" t="0"/>
-            <wp:docPr id="2" name="image1.png"/>
+            <wp:docPr id="2" name="image2.png"/>
             <a:graphic>
               <a:graphicData uri="http://schemas.openxmlformats.org/drawingml/2006/picture">
                 <pic:pic>
                   <pic:nvPicPr>
-                    <pic:cNvPr id="0" name="image1.png"/>
+                    <pic:cNvPr id="0" name="image2.png"/>
                     <pic:cNvPicPr preferRelativeResize="0"/>
                   </pic:nvPicPr>
                   <pic:blipFill>

--- a/tesztdokumentáció.docx
+++ b/tesztdokumentáció.docx
@@ -71,7 +71,7 @@
           <w:szCs w:val="96"/>
         </w:rPr>
       </w:pPr>
-      <w:bookmarkStart w:colFirst="0" w:colLast="0" w:name="_vehokgbwuizj" w:id="0"/>
+      <w:bookmarkStart w:colFirst="0" w:colLast="0" w:name="_cbs8nk16jsol" w:id="0"/>
       <w:bookmarkEnd w:id="0"/>
       <w:r>
         <w:rPr>
@@ -88,7 +88,7 @@
         <w:jc w:val="center"/>
         <w:rPr/>
       </w:pPr>
-      <w:bookmarkStart w:colFirst="0" w:colLast="0" w:name="_q5vh92ni0167" w:id="1"/>
+      <w:bookmarkStart w:colFirst="0" w:colLast="0" w:name="_1w6qf1wgkmaq" w:id="1"/>
       <w:bookmarkEnd w:id="1"/>
       <w:r>
         <w:rPr>
@@ -265,20 +265,12 @@
             <w:instrText xml:space="preserve"> TOC \h \u \z \t "Heading 1,1,Heading 2,2,Heading 3,3,Heading 4,4,Heading 5,5,Heading 6,6,"</w:instrText>
             <w:fldChar w:fldCharType="separate"/>
           </w:r>
-          <w:hyperlink w:anchor="_vehokgbwuizj">
+          <w:hyperlink w:anchor="_cbs8nk16jsol">
             <w:r>
               <w:rPr>
-                <w:rFonts w:ascii="Aptos" w:cs="Aptos" w:eastAsia="Aptos" w:hAnsi="Aptos"/>
                 <w:b w:val="1"/>
-                <w:i w:val="0"/>
-                <w:smallCaps w:val="0"/>
-                <w:strike w:val="0"/>
                 <w:color w:val="000000"/>
-                <w:sz w:val="22"/>
-                <w:szCs w:val="22"/>
                 <w:u w:val="none"/>
-                <w:shd w:fill="auto" w:val="clear"/>
-                <w:vertAlign w:val="baseline"/>
                 <w:rtl w:val="0"/>
               </w:rPr>
               <w:t xml:space="preserve">Tesztdokumentáció</w:t>
@@ -305,20 +297,12 @@
               <w:u w:val="none"/>
             </w:rPr>
           </w:pPr>
-          <w:hyperlink w:anchor="_q5vh92ni0167">
+          <w:hyperlink w:anchor="_1w6qf1wgkmaq">
             <w:r>
               <w:rPr>
-                <w:rFonts w:ascii="Aptos" w:cs="Aptos" w:eastAsia="Aptos" w:hAnsi="Aptos"/>
                 <w:b w:val="1"/>
-                <w:i w:val="0"/>
-                <w:smallCaps w:val="0"/>
-                <w:strike w:val="0"/>
                 <w:color w:val="000000"/>
-                <w:sz w:val="22"/>
-                <w:szCs w:val="22"/>
                 <w:u w:val="none"/>
-                <w:shd w:fill="auto" w:val="clear"/>
-                <w:vertAlign w:val="baseline"/>
                 <w:rtl w:val="0"/>
               </w:rPr>
               <w:t xml:space="preserve">Készítették: Erdődi Norbert, Timkó Ákos és Kirsch Gergő Dávid</w:t>
@@ -345,20 +329,11 @@
               <w:u w:val="none"/>
             </w:rPr>
           </w:pPr>
-          <w:hyperlink w:anchor="_35sykxhgwmc">
+          <w:hyperlink w:anchor="_417itb5g4lr8">
             <w:r>
               <w:rPr>
-                <w:rFonts w:ascii="Aptos" w:cs="Aptos" w:eastAsia="Aptos" w:hAnsi="Aptos"/>
-                <w:b w:val="0"/>
-                <w:i w:val="0"/>
-                <w:smallCaps w:val="0"/>
-                <w:strike w:val="0"/>
                 <w:color w:val="000000"/>
-                <w:sz w:val="22"/>
-                <w:szCs w:val="22"/>
                 <w:u w:val="none"/>
-                <w:shd w:fill="auto" w:val="clear"/>
-                <w:vertAlign w:val="baseline"/>
                 <w:rtl w:val="0"/>
               </w:rPr>
               <w:t xml:space="preserve">Egységtesztek:</w:t>
@@ -385,20 +360,11 @@
               <w:u w:val="none"/>
             </w:rPr>
           </w:pPr>
-          <w:hyperlink w:anchor="_j1mvi68fqql7">
+          <w:hyperlink w:anchor="_nankwcb4h557">
             <w:r>
               <w:rPr>
-                <w:rFonts w:ascii="Aptos" w:cs="Aptos" w:eastAsia="Aptos" w:hAnsi="Aptos"/>
-                <w:b w:val="0"/>
-                <w:i w:val="0"/>
-                <w:smallCaps w:val="0"/>
-                <w:strike w:val="0"/>
                 <w:color w:val="000000"/>
-                <w:sz w:val="22"/>
-                <w:szCs w:val="22"/>
                 <w:u w:val="none"/>
-                <w:shd w:fill="auto" w:val="clear"/>
-                <w:vertAlign w:val="baseline"/>
                 <w:rtl w:val="0"/>
               </w:rPr>
               <w:t xml:space="preserve">React</w:t>
@@ -425,20 +391,11 @@
               <w:u w:val="none"/>
             </w:rPr>
           </w:pPr>
-          <w:hyperlink w:anchor="_gkpjpjj7z44l">
+          <w:hyperlink w:anchor="_cu9p32l913ul">
             <w:r>
               <w:rPr>
-                <w:rFonts w:ascii="Aptos" w:cs="Aptos" w:eastAsia="Aptos" w:hAnsi="Aptos"/>
-                <w:b w:val="0"/>
-                <w:i w:val="0"/>
-                <w:smallCaps w:val="0"/>
-                <w:strike w:val="0"/>
                 <w:color w:val="000000"/>
-                <w:sz w:val="22"/>
-                <w:szCs w:val="22"/>
                 <w:u w:val="none"/>
-                <w:shd w:fill="auto" w:val="clear"/>
-                <w:vertAlign w:val="baseline"/>
                 <w:rtl w:val="0"/>
               </w:rPr>
               <w:t xml:space="preserve">Funkcionális tesztek:</w:t>
@@ -465,20 +422,11 @@
               <w:u w:val="none"/>
             </w:rPr>
           </w:pPr>
-          <w:hyperlink w:anchor="_wnk80gqh3b4n">
+          <w:hyperlink w:anchor="_uka6lieh756s">
             <w:r>
               <w:rPr>
-                <w:rFonts w:ascii="Aptos" w:cs="Aptos" w:eastAsia="Aptos" w:hAnsi="Aptos"/>
-                <w:b w:val="0"/>
-                <w:i w:val="0"/>
-                <w:smallCaps w:val="0"/>
-                <w:strike w:val="0"/>
                 <w:color w:val="000000"/>
-                <w:sz w:val="22"/>
-                <w:szCs w:val="22"/>
                 <w:u w:val="none"/>
-                <w:shd w:fill="auto" w:val="clear"/>
-                <w:vertAlign w:val="baseline"/>
                 <w:rtl w:val="0"/>
               </w:rPr>
               <w:t xml:space="preserve">React</w:t>
@@ -505,20 +453,11 @@
               <w:u w:val="none"/>
             </w:rPr>
           </w:pPr>
-          <w:hyperlink w:anchor="_716i7ba8zcs1">
+          <w:hyperlink w:anchor="_b7vz8lwh68zz">
             <w:r>
               <w:rPr>
-                <w:rFonts w:ascii="Aptos" w:cs="Aptos" w:eastAsia="Aptos" w:hAnsi="Aptos"/>
-                <w:b w:val="0"/>
-                <w:i w:val="0"/>
-                <w:smallCaps w:val="0"/>
-                <w:strike w:val="0"/>
                 <w:color w:val="000000"/>
-                <w:sz w:val="22"/>
-                <w:szCs w:val="22"/>
                 <w:u w:val="none"/>
-                <w:shd w:fill="auto" w:val="clear"/>
-                <w:vertAlign w:val="baseline"/>
                 <w:rtl w:val="0"/>
               </w:rPr>
               <w:t xml:space="preserve">Integrációs tesztek:</w:t>
@@ -545,20 +484,11 @@
               <w:u w:val="none"/>
             </w:rPr>
           </w:pPr>
-          <w:hyperlink w:anchor="_vzk2z0mfw5qh">
+          <w:hyperlink w:anchor="_eitwtdos6b0l">
             <w:r>
               <w:rPr>
-                <w:rFonts w:ascii="Aptos" w:cs="Aptos" w:eastAsia="Aptos" w:hAnsi="Aptos"/>
-                <w:b w:val="0"/>
-                <w:i w:val="0"/>
-                <w:smallCaps w:val="0"/>
-                <w:strike w:val="0"/>
                 <w:color w:val="000000"/>
-                <w:sz w:val="22"/>
-                <w:szCs w:val="22"/>
                 <w:u w:val="none"/>
-                <w:shd w:fill="auto" w:val="clear"/>
-                <w:vertAlign w:val="baseline"/>
                 <w:rtl w:val="0"/>
               </w:rPr>
               <w:t xml:space="preserve">React</w:t>
@@ -588,17 +518,8 @@
           <w:hyperlink w:anchor="">
             <w:r>
               <w:rPr>
-                <w:rFonts w:ascii="Aptos" w:cs="Aptos" w:eastAsia="Aptos" w:hAnsi="Aptos"/>
-                <w:b w:val="0"/>
-                <w:i w:val="0"/>
-                <w:smallCaps w:val="0"/>
-                <w:strike w:val="0"/>
                 <w:color w:val="000000"/>
-                <w:sz w:val="22"/>
-                <w:szCs w:val="22"/>
                 <w:u w:val="none"/>
-                <w:shd w:fill="auto" w:val="clear"/>
-                <w:vertAlign w:val="baseline"/>
                 <w:rtl w:val="0"/>
               </w:rPr>
               <w:t xml:space="preserve">Manuális tesztek:</w:t>
@@ -628,17 +549,8 @@
           <w:hyperlink w:anchor="">
             <w:r>
               <w:rPr>
-                <w:rFonts w:ascii="Aptos" w:cs="Aptos" w:eastAsia="Aptos" w:hAnsi="Aptos"/>
-                <w:b w:val="0"/>
-                <w:i w:val="0"/>
-                <w:smallCaps w:val="0"/>
-                <w:strike w:val="0"/>
                 <w:color w:val="000000"/>
-                <w:sz w:val="22"/>
-                <w:szCs w:val="22"/>
                 <w:u w:val="none"/>
-                <w:shd w:fill="auto" w:val="clear"/>
-                <w:vertAlign w:val="baseline"/>
                 <w:rtl w:val="0"/>
               </w:rPr>
               <w:t xml:space="preserve">Wpf / Asztali</w:t>
@@ -665,20 +577,11 @@
               <w:u w:val="none"/>
             </w:rPr>
           </w:pPr>
-          <w:hyperlink w:anchor="_5eg8l68gfhpa">
+          <w:hyperlink w:anchor="_yrmjfqfc3d5b">
             <w:r>
               <w:rPr>
-                <w:rFonts w:ascii="Aptos" w:cs="Aptos" w:eastAsia="Aptos" w:hAnsi="Aptos"/>
-                <w:b w:val="0"/>
-                <w:i w:val="0"/>
-                <w:smallCaps w:val="0"/>
-                <w:strike w:val="0"/>
                 <w:color w:val="000000"/>
-                <w:sz w:val="22"/>
-                <w:szCs w:val="22"/>
                 <w:u w:val="none"/>
-                <w:shd w:fill="auto" w:val="clear"/>
-                <w:vertAlign w:val="baseline"/>
                 <w:rtl w:val="0"/>
               </w:rPr>
               <w:t xml:space="preserve">Validálás:</w:t>
@@ -705,20 +608,11 @@
               <w:u w:val="none"/>
             </w:rPr>
           </w:pPr>
-          <w:hyperlink w:anchor="_sjhmlmnw3twx">
+          <w:hyperlink w:anchor="_s6xt6xn3muv9">
             <w:r>
               <w:rPr>
-                <w:rFonts w:ascii="Aptos" w:cs="Aptos" w:eastAsia="Aptos" w:hAnsi="Aptos"/>
-                <w:b w:val="0"/>
-                <w:i w:val="0"/>
-                <w:smallCaps w:val="0"/>
-                <w:strike w:val="0"/>
                 <w:color w:val="000000"/>
-                <w:sz w:val="22"/>
-                <w:szCs w:val="22"/>
                 <w:u w:val="none"/>
-                <w:shd w:fill="auto" w:val="clear"/>
-                <w:vertAlign w:val="baseline"/>
                 <w:rtl w:val="0"/>
               </w:rPr>
               <w:t xml:space="preserve">CSS</w:t>
@@ -745,25 +639,16 @@
               <w:u w:val="none"/>
             </w:rPr>
           </w:pPr>
-          <w:hyperlink w:anchor="_el2p514i6omx">
+          <w:hyperlink w:anchor="_y6ed2jfnse0t">
             <w:r>
               <w:rPr>
-                <w:rFonts w:ascii="Aptos" w:cs="Aptos" w:eastAsia="Aptos" w:hAnsi="Aptos"/>
-                <w:b w:val="0"/>
-                <w:i w:val="0"/>
-                <w:smallCaps w:val="0"/>
-                <w:strike w:val="0"/>
                 <w:color w:val="000000"/>
-                <w:sz w:val="22"/>
-                <w:szCs w:val="22"/>
                 <w:u w:val="none"/>
-                <w:shd w:fill="auto" w:val="clear"/>
-                <w:vertAlign w:val="baseline"/>
                 <w:rtl w:val="0"/>
               </w:rPr>
               <w:t xml:space="preserve">HTML</w:t>
               <w:tab/>
-              <w:t xml:space="preserve">6</w:t>
+              <w:t xml:space="preserve">16</w:t>
             </w:r>
           </w:hyperlink>
           <w:r>
@@ -821,7 +706,7 @@
         <w:pStyle w:val="Heading2"/>
         <w:rPr/>
       </w:pPr>
-      <w:bookmarkStart w:colFirst="0" w:colLast="0" w:name="_35sykxhgwmc" w:id="2"/>
+      <w:bookmarkStart w:colFirst="0" w:colLast="0" w:name="_417itb5g4lr8" w:id="2"/>
       <w:bookmarkEnd w:id="2"/>
       <w:r>
         <w:rPr>
@@ -835,7 +720,7 @@
         <w:pStyle w:val="Heading3"/>
         <w:rPr/>
       </w:pPr>
-      <w:bookmarkStart w:colFirst="0" w:colLast="0" w:name="_j1mvi68fqql7" w:id="3"/>
+      <w:bookmarkStart w:colFirst="0" w:colLast="0" w:name="_nankwcb4h557" w:id="3"/>
       <w:bookmarkEnd w:id="3"/>
       <w:r>
         <w:rPr>
@@ -4056,7 +3941,7 @@
         <w:pStyle w:val="Heading2"/>
         <w:rPr/>
       </w:pPr>
-      <w:bookmarkStart w:colFirst="0" w:colLast="0" w:name="_gkpjpjj7z44l" w:id="4"/>
+      <w:bookmarkStart w:colFirst="0" w:colLast="0" w:name="_cu9p32l913ul" w:id="4"/>
       <w:bookmarkEnd w:id="4"/>
       <w:r>
         <w:rPr>
@@ -4070,7 +3955,7 @@
         <w:pStyle w:val="Heading3"/>
         <w:rPr/>
       </w:pPr>
-      <w:bookmarkStart w:colFirst="0" w:colLast="0" w:name="_wnk80gqh3b4n" w:id="5"/>
+      <w:bookmarkStart w:colFirst="0" w:colLast="0" w:name="_uka6lieh756s" w:id="5"/>
       <w:bookmarkEnd w:id="5"/>
       <w:r>
         <w:rPr>
@@ -4123,7 +4008,7 @@
         <w:pStyle w:val="Heading2"/>
         <w:rPr/>
       </w:pPr>
-      <w:bookmarkStart w:colFirst="0" w:colLast="0" w:name="_716i7ba8zcs1" w:id="6"/>
+      <w:bookmarkStart w:colFirst="0" w:colLast="0" w:name="_b7vz8lwh68zz" w:id="6"/>
       <w:bookmarkEnd w:id="6"/>
       <w:r>
         <w:rPr>
@@ -4137,7 +4022,7 @@
         <w:pStyle w:val="Heading3"/>
         <w:rPr/>
       </w:pPr>
-      <w:bookmarkStart w:colFirst="0" w:colLast="0" w:name="_vzk2z0mfw5qh" w:id="7"/>
+      <w:bookmarkStart w:colFirst="0" w:colLast="0" w:name="_eitwtdos6b0l" w:id="7"/>
       <w:bookmarkEnd w:id="7"/>
       <w:r>
         <w:rPr>
@@ -4186,7 +4071,7 @@
         </w:pBdr>
         <w:rPr/>
       </w:pPr>
-      <w:bookmarkStart w:colFirst="0" w:colLast="0" w:name="_tz81xqwmrmhw" w:id="8"/>
+      <w:bookmarkStart w:colFirst="0" w:colLast="0" w:name="_tc5p8snejvh8" w:id="8"/>
       <w:bookmarkEnd w:id="8"/>
       <w:r>
         <w:rPr>
@@ -4627,7 +4512,7 @@
         <w:pStyle w:val="Heading2"/>
         <w:rPr/>
       </w:pPr>
-      <w:bookmarkStart w:colFirst="0" w:colLast="0" w:name="_5eg8l68gfhpa" w:id="9"/>
+      <w:bookmarkStart w:colFirst="0" w:colLast="0" w:name="_yrmjfqfc3d5b" w:id="9"/>
       <w:bookmarkEnd w:id="9"/>
       <w:r>
         <w:rPr>
@@ -4641,7 +4526,7 @@
         <w:pStyle w:val="Heading3"/>
         <w:rPr/>
       </w:pPr>
-      <w:bookmarkStart w:colFirst="0" w:colLast="0" w:name="_sjhmlmnw3twx" w:id="10"/>
+      <w:bookmarkStart w:colFirst="0" w:colLast="0" w:name="_s6xt6xn3muv9" w:id="10"/>
       <w:bookmarkEnd w:id="10"/>
       <w:r>
         <w:rPr>
@@ -19395,7 +19280,7 @@
           <wp:inline distB="114300" distT="114300" distL="114300" distR="114300">
             <wp:extent cx="5760410" cy="2730500"/>
             <wp:effectExtent b="0" l="0" r="0" t="0"/>
-            <wp:docPr id="4" name="image1.png"/>
+            <wp:docPr id="2" name="image1.png"/>
             <a:graphic>
               <a:graphicData uri="http://schemas.openxmlformats.org/drawingml/2006/picture">
                 <pic:pic>
@@ -19440,7 +19325,7 @@
           <wp:inline distB="114300" distT="114300" distL="114300" distR="114300">
             <wp:extent cx="5760410" cy="2717800"/>
             <wp:effectExtent b="0" l="0" r="0" t="0"/>
-            <wp:docPr id="3" name="image3.png"/>
+            <wp:docPr id="4" name="image3.png"/>
             <a:graphic>
               <a:graphicData uri="http://schemas.openxmlformats.org/drawingml/2006/picture">
                 <pic:pic>
@@ -19480,7 +19365,7 @@
         <w:pStyle w:val="Heading3"/>
         <w:rPr/>
       </w:pPr>
-      <w:bookmarkStart w:colFirst="0" w:colLast="0" w:name="_el2p514i6omx" w:id="11"/>
+      <w:bookmarkStart w:colFirst="0" w:colLast="0" w:name="_y6ed2jfnse0t" w:id="11"/>
       <w:bookmarkEnd w:id="11"/>
       <w:r>
         <w:rPr>
@@ -22197,7 +22082,7 @@
           <wp:inline distB="114300" distT="114300" distL="114300" distR="114300">
             <wp:extent cx="5760410" cy="2743200"/>
             <wp:effectExtent b="0" l="0" r="0" t="0"/>
-            <wp:docPr id="2" name="image2.png"/>
+            <wp:docPr id="3" name="image2.png"/>
             <a:graphic>
               <a:graphicData uri="http://schemas.openxmlformats.org/drawingml/2006/picture">
                 <pic:pic>
@@ -22301,12 +22186,12 @@
             <wp:anchor allowOverlap="1" behindDoc="0" distB="0" distT="0" distL="114300" distR="114300" hidden="0" layoutInCell="1" locked="0" relativeHeight="0" simplePos="0">
               <wp:simplePos x="0" y="0"/>
               <wp:positionH relativeFrom="column">
-                <wp:posOffset>2705100</wp:posOffset>
+                <wp:posOffset>2692400</wp:posOffset>
               </wp:positionH>
               <wp:positionV relativeFrom="paragraph">
                 <wp:posOffset>0</wp:posOffset>
               </wp:positionV>
-              <wp:extent cx="2145030" cy="2073910"/>
+              <wp:extent cx="2154555" cy="2083435"/>
               <wp:effectExtent b="0" l="0" r="0" t="0"/>
               <wp:wrapNone/>
               <wp:docPr id="1" name=""/>
@@ -22384,12 +22269,12 @@
             <wp:anchor allowOverlap="1" behindDoc="0" distB="0" distT="0" distL="114300" distR="114300" hidden="0" layoutInCell="1" locked="0" relativeHeight="0" simplePos="0">
               <wp:simplePos x="0" y="0"/>
               <wp:positionH relativeFrom="column">
-                <wp:posOffset>2705100</wp:posOffset>
+                <wp:posOffset>2692400</wp:posOffset>
               </wp:positionH>
               <wp:positionV relativeFrom="paragraph">
                 <wp:posOffset>0</wp:posOffset>
               </wp:positionV>
-              <wp:extent cx="2145030" cy="2073910"/>
+              <wp:extent cx="2154555" cy="2083435"/>
               <wp:effectExtent b="0" l="0" r="0" t="0"/>
               <wp:wrapNone/>
               <wp:docPr id="1" name="image4.png"/>
@@ -22410,7 +22295,7 @@
                     <pic:spPr>
                       <a:xfrm>
                         <a:off x="0" y="0"/>
-                        <a:ext cx="2145030" cy="2073910"/>
+                        <a:ext cx="2154555" cy="2083435"/>
                       </a:xfrm>
                       <a:prstGeom prst="rect"/>
                       <a:ln/>

--- a/tesztdokumentáció.docx
+++ b/tesztdokumentáció.docx
@@ -71,7 +71,7 @@
           <w:szCs w:val="96"/>
         </w:rPr>
       </w:pPr>
-      <w:bookmarkStart w:colFirst="0" w:colLast="0" w:name="_cbs8nk16jsol" w:id="0"/>
+      <w:bookmarkStart w:colFirst="0" w:colLast="0" w:name="_te87mikfj23x" w:id="0"/>
       <w:bookmarkEnd w:id="0"/>
       <w:r>
         <w:rPr>
@@ -88,7 +88,7 @@
         <w:jc w:val="center"/>
         <w:rPr/>
       </w:pPr>
-      <w:bookmarkStart w:colFirst="0" w:colLast="0" w:name="_1w6qf1wgkmaq" w:id="1"/>
+      <w:bookmarkStart w:colFirst="0" w:colLast="0" w:name="_vu1gj3p8x1qs" w:id="1"/>
       <w:bookmarkEnd w:id="1"/>
       <w:r>
         <w:rPr>
@@ -251,7 +251,7 @@
           <w:pPr>
             <w:widowControl w:val="0"/>
             <w:tabs>
-              <w:tab w:val="right" w:leader="dot" w:pos="12000"/>
+              <w:tab w:val="right" w:leader="none" w:pos="12000"/>
             </w:tabs>
             <w:spacing w:after="0" w:before="60" w:line="240" w:lineRule="auto"/>
             <w:rPr>
@@ -265,7 +265,7 @@
             <w:instrText xml:space="preserve"> TOC \h \u \z \t "Heading 1,1,Heading 2,2,Heading 3,3,Heading 4,4,Heading 5,5,Heading 6,6,"</w:instrText>
             <w:fldChar w:fldCharType="separate"/>
           </w:r>
-          <w:hyperlink w:anchor="_cbs8nk16jsol">
+          <w:hyperlink w:anchor="_te87mikfj23x">
             <w:r>
               <w:rPr>
                 <w:b w:val="1"/>
@@ -288,7 +288,7 @@
           <w:pPr>
             <w:widowControl w:val="0"/>
             <w:tabs>
-              <w:tab w:val="right" w:leader="dot" w:pos="12000"/>
+              <w:tab w:val="right" w:leader="none" w:pos="12000"/>
             </w:tabs>
             <w:spacing w:after="0" w:before="60" w:line="240" w:lineRule="auto"/>
             <w:rPr>
@@ -297,7 +297,7 @@
               <w:u w:val="none"/>
             </w:rPr>
           </w:pPr>
-          <w:hyperlink w:anchor="_1w6qf1wgkmaq">
+          <w:hyperlink w:anchor="_vu1gj3p8x1qs">
             <w:r>
               <w:rPr>
                 <w:b w:val="1"/>
@@ -320,7 +320,7 @@
           <w:pPr>
             <w:widowControl w:val="0"/>
             <w:tabs>
-              <w:tab w:val="right" w:leader="dot" w:pos="12000"/>
+              <w:tab w:val="right" w:leader="none" w:pos="12000"/>
             </w:tabs>
             <w:spacing w:after="0" w:before="60" w:line="240" w:lineRule="auto"/>
             <w:ind w:left="360" w:firstLine="0"/>
@@ -329,7 +329,7 @@
               <w:u w:val="none"/>
             </w:rPr>
           </w:pPr>
-          <w:hyperlink w:anchor="_417itb5g4lr8">
+          <w:hyperlink w:anchor="_rky2nyfhzsvz">
             <w:r>
               <w:rPr>
                 <w:color w:val="000000"/>
@@ -351,7 +351,7 @@
           <w:pPr>
             <w:widowControl w:val="0"/>
             <w:tabs>
-              <w:tab w:val="right" w:leader="dot" w:pos="12000"/>
+              <w:tab w:val="right" w:leader="none" w:pos="12000"/>
             </w:tabs>
             <w:spacing w:after="0" w:before="60" w:line="240" w:lineRule="auto"/>
             <w:ind w:left="720" w:firstLine="0"/>
@@ -360,7 +360,7 @@
               <w:u w:val="none"/>
             </w:rPr>
           </w:pPr>
-          <w:hyperlink w:anchor="_nankwcb4h557">
+          <w:hyperlink w:anchor="_2yt3y3uj95mp">
             <w:r>
               <w:rPr>
                 <w:color w:val="000000"/>
@@ -382,7 +382,7 @@
           <w:pPr>
             <w:widowControl w:val="0"/>
             <w:tabs>
-              <w:tab w:val="right" w:leader="dot" w:pos="12000"/>
+              <w:tab w:val="right" w:leader="none" w:pos="12000"/>
             </w:tabs>
             <w:spacing w:after="0" w:before="60" w:line="240" w:lineRule="auto"/>
             <w:ind w:left="360" w:firstLine="0"/>
@@ -391,7 +391,7 @@
               <w:u w:val="none"/>
             </w:rPr>
           </w:pPr>
-          <w:hyperlink w:anchor="_cu9p32l913ul">
+          <w:hyperlink w:anchor="_vfjf1yy9qdg0">
             <w:r>
               <w:rPr>
                 <w:color w:val="000000"/>
@@ -413,7 +413,7 @@
           <w:pPr>
             <w:widowControl w:val="0"/>
             <w:tabs>
-              <w:tab w:val="right" w:leader="dot" w:pos="12000"/>
+              <w:tab w:val="right" w:leader="none" w:pos="12000"/>
             </w:tabs>
             <w:spacing w:after="0" w:before="60" w:line="240" w:lineRule="auto"/>
             <w:ind w:left="720" w:firstLine="0"/>
@@ -422,7 +422,7 @@
               <w:u w:val="none"/>
             </w:rPr>
           </w:pPr>
-          <w:hyperlink w:anchor="_uka6lieh756s">
+          <w:hyperlink w:anchor="_fw12iq6fvvp">
             <w:r>
               <w:rPr>
                 <w:color w:val="000000"/>
@@ -444,7 +444,7 @@
           <w:pPr>
             <w:widowControl w:val="0"/>
             <w:tabs>
-              <w:tab w:val="right" w:leader="dot" w:pos="12000"/>
+              <w:tab w:val="right" w:leader="none" w:pos="12000"/>
             </w:tabs>
             <w:spacing w:after="0" w:before="60" w:line="240" w:lineRule="auto"/>
             <w:ind w:left="360" w:firstLine="0"/>
@@ -453,7 +453,7 @@
               <w:u w:val="none"/>
             </w:rPr>
           </w:pPr>
-          <w:hyperlink w:anchor="_b7vz8lwh68zz">
+          <w:hyperlink w:anchor="_ddaej5flls9x">
             <w:r>
               <w:rPr>
                 <w:color w:val="000000"/>
@@ -475,7 +475,7 @@
           <w:pPr>
             <w:widowControl w:val="0"/>
             <w:tabs>
-              <w:tab w:val="right" w:leader="dot" w:pos="12000"/>
+              <w:tab w:val="right" w:leader="none" w:pos="12000"/>
             </w:tabs>
             <w:spacing w:after="0" w:before="60" w:line="240" w:lineRule="auto"/>
             <w:ind w:left="720" w:firstLine="0"/>
@@ -484,7 +484,7 @@
               <w:u w:val="none"/>
             </w:rPr>
           </w:pPr>
-          <w:hyperlink w:anchor="_eitwtdos6b0l">
+          <w:hyperlink w:anchor="_ibeuqjwbwhq">
             <w:r>
               <w:rPr>
                 <w:color w:val="000000"/>
@@ -506,7 +506,7 @@
           <w:pPr>
             <w:widowControl w:val="0"/>
             <w:tabs>
-              <w:tab w:val="right" w:leader="dot" w:pos="12000"/>
+              <w:tab w:val="right" w:leader="none" w:pos="12000"/>
             </w:tabs>
             <w:spacing w:after="0" w:before="60" w:line="240" w:lineRule="auto"/>
             <w:ind w:left="360" w:firstLine="0"/>
@@ -515,29 +515,22 @@
               <w:u w:val="none"/>
             </w:rPr>
           </w:pPr>
-          <w:hyperlink w:anchor="">
-            <w:r>
-              <w:rPr>
-                <w:color w:val="000000"/>
-                <w:u w:val="none"/>
-                <w:rtl w:val="0"/>
-              </w:rPr>
-              <w:t xml:space="preserve">Manuális tesztek:</w:t>
-              <w:tab/>
-              <w:t xml:space="preserve">4</w:t>
-            </w:r>
-          </w:hyperlink>
           <w:r>
             <w:rPr>
+              <w:color w:val="000000"/>
+              <w:u w:val="none"/>
               <w:rtl w:val="0"/>
             </w:rPr>
+            <w:t xml:space="preserve">Manuális tesztek:</w:t>
+            <w:tab/>
+            <w:t xml:space="preserve">4</w:t>
           </w:r>
         </w:p>
         <w:p>
           <w:pPr>
             <w:widowControl w:val="0"/>
             <w:tabs>
-              <w:tab w:val="right" w:leader="dot" w:pos="12000"/>
+              <w:tab w:val="right" w:leader="none" w:pos="12000"/>
             </w:tabs>
             <w:spacing w:after="0" w:before="60" w:line="240" w:lineRule="auto"/>
             <w:ind w:left="720" w:firstLine="0"/>
@@ -546,29 +539,22 @@
               <w:u w:val="none"/>
             </w:rPr>
           </w:pPr>
-          <w:hyperlink w:anchor="">
-            <w:r>
-              <w:rPr>
-                <w:color w:val="000000"/>
-                <w:u w:val="none"/>
-                <w:rtl w:val="0"/>
-              </w:rPr>
-              <w:t xml:space="preserve">Wpf / Asztali</w:t>
-              <w:tab/>
-              <w:t xml:space="preserve">4</w:t>
-            </w:r>
-          </w:hyperlink>
           <w:r>
             <w:rPr>
+              <w:color w:val="000000"/>
+              <w:u w:val="none"/>
               <w:rtl w:val="0"/>
             </w:rPr>
+            <w:t xml:space="preserve">Wpf / Asztali</w:t>
+            <w:tab/>
+            <w:t xml:space="preserve">4</w:t>
           </w:r>
         </w:p>
         <w:p>
           <w:pPr>
             <w:widowControl w:val="0"/>
             <w:tabs>
-              <w:tab w:val="right" w:leader="dot" w:pos="12000"/>
+              <w:tab w:val="right" w:leader="none" w:pos="12000"/>
             </w:tabs>
             <w:spacing w:after="0" w:before="60" w:line="240" w:lineRule="auto"/>
             <w:ind w:left="360" w:firstLine="0"/>
@@ -577,7 +563,7 @@
               <w:u w:val="none"/>
             </w:rPr>
           </w:pPr>
-          <w:hyperlink w:anchor="_yrmjfqfc3d5b">
+          <w:hyperlink w:anchor="_ch2fbo2pizab">
             <w:r>
               <w:rPr>
                 <w:color w:val="000000"/>
@@ -599,7 +585,7 @@
           <w:pPr>
             <w:widowControl w:val="0"/>
             <w:tabs>
-              <w:tab w:val="right" w:leader="dot" w:pos="12000"/>
+              <w:tab w:val="right" w:leader="none" w:pos="12000"/>
             </w:tabs>
             <w:spacing w:after="0" w:before="60" w:line="240" w:lineRule="auto"/>
             <w:ind w:left="720" w:firstLine="0"/>
@@ -608,7 +594,7 @@
               <w:u w:val="none"/>
             </w:rPr>
           </w:pPr>
-          <w:hyperlink w:anchor="_s6xt6xn3muv9">
+          <w:hyperlink w:anchor="_bwssw7a8hqxn">
             <w:r>
               <w:rPr>
                 <w:color w:val="000000"/>
@@ -630,7 +616,7 @@
           <w:pPr>
             <w:widowControl w:val="0"/>
             <w:tabs>
-              <w:tab w:val="right" w:leader="dot" w:pos="12000"/>
+              <w:tab w:val="right" w:leader="none" w:pos="12000"/>
             </w:tabs>
             <w:spacing w:after="0" w:before="60" w:line="240" w:lineRule="auto"/>
             <w:ind w:left="720" w:firstLine="0"/>
@@ -639,7 +625,7 @@
               <w:u w:val="none"/>
             </w:rPr>
           </w:pPr>
-          <w:hyperlink w:anchor="_y6ed2jfnse0t">
+          <w:hyperlink w:anchor="_xp67fos1zpes">
             <w:r>
               <w:rPr>
                 <w:color w:val="000000"/>
@@ -706,7 +692,7 @@
         <w:pStyle w:val="Heading2"/>
         <w:rPr/>
       </w:pPr>
-      <w:bookmarkStart w:colFirst="0" w:colLast="0" w:name="_417itb5g4lr8" w:id="2"/>
+      <w:bookmarkStart w:colFirst="0" w:colLast="0" w:name="_rky2nyfhzsvz" w:id="2"/>
       <w:bookmarkEnd w:id="2"/>
       <w:r>
         <w:rPr>
@@ -720,7 +706,7 @@
         <w:pStyle w:val="Heading3"/>
         <w:rPr/>
       </w:pPr>
-      <w:bookmarkStart w:colFirst="0" w:colLast="0" w:name="_nankwcb4h557" w:id="3"/>
+      <w:bookmarkStart w:colFirst="0" w:colLast="0" w:name="_2yt3y3uj95mp" w:id="3"/>
       <w:bookmarkEnd w:id="3"/>
       <w:r>
         <w:rPr>
@@ -3941,7 +3927,7 @@
         <w:pStyle w:val="Heading2"/>
         <w:rPr/>
       </w:pPr>
-      <w:bookmarkStart w:colFirst="0" w:colLast="0" w:name="_cu9p32l913ul" w:id="4"/>
+      <w:bookmarkStart w:colFirst="0" w:colLast="0" w:name="_vfjf1yy9qdg0" w:id="4"/>
       <w:bookmarkEnd w:id="4"/>
       <w:r>
         <w:rPr>
@@ -3955,7 +3941,7 @@
         <w:pStyle w:val="Heading3"/>
         <w:rPr/>
       </w:pPr>
-      <w:bookmarkStart w:colFirst="0" w:colLast="0" w:name="_uka6lieh756s" w:id="5"/>
+      <w:bookmarkStart w:colFirst="0" w:colLast="0" w:name="_fw12iq6fvvp" w:id="5"/>
       <w:bookmarkEnd w:id="5"/>
       <w:r>
         <w:rPr>
@@ -3987,6 +3973,5219 @@
         </w:rPr>
         <w:t xml:space="preserve">Selenium webdriver -&gt; teszt, a kód (a végére egy wait) és print screen a böngészőről!</w:t>
       </w:r>
+    </w:p>
+    <w:p>
+      <w:pPr>
+        <w:numPr>
+          <w:ilvl w:val="0"/>
+          <w:numId w:val="2"/>
+        </w:numPr>
+        <w:shd w:fill="1f1f1f" w:val="clear"/>
+        <w:spacing w:line="325.71428571428567" w:lineRule="auto"/>
+        <w:ind w:left="720" w:hanging="360"/>
+      </w:pPr>
+      <w:r>
+        <w:rPr>
+          <w:rFonts w:ascii="Consolas" w:cs="Consolas" w:eastAsia="Consolas" w:hAnsi="Consolas"/>
+          <w:color w:val="c586c0"/>
+          <w:sz w:val="21"/>
+          <w:szCs w:val="21"/>
+          <w:rtl w:val="0"/>
+        </w:rPr>
+        <w:t xml:space="preserve">from</w:t>
+      </w:r>
+      <w:r>
+        <w:rPr>
+          <w:rFonts w:ascii="Consolas" w:cs="Consolas" w:eastAsia="Consolas" w:hAnsi="Consolas"/>
+          <w:color w:val="cccccc"/>
+          <w:sz w:val="21"/>
+          <w:szCs w:val="21"/>
+          <w:rtl w:val="0"/>
+        </w:rPr>
+        <w:t xml:space="preserve"> </w:t>
+      </w:r>
+      <w:r>
+        <w:rPr>
+          <w:rFonts w:ascii="Consolas" w:cs="Consolas" w:eastAsia="Consolas" w:hAnsi="Consolas"/>
+          <w:color w:val="4ec9b0"/>
+          <w:sz w:val="21"/>
+          <w:szCs w:val="21"/>
+          <w:rtl w:val="0"/>
+        </w:rPr>
+        <w:t xml:space="preserve">selenium</w:t>
+      </w:r>
+      <w:r>
+        <w:rPr>
+          <w:rFonts w:ascii="Consolas" w:cs="Consolas" w:eastAsia="Consolas" w:hAnsi="Consolas"/>
+          <w:color w:val="cccccc"/>
+          <w:sz w:val="21"/>
+          <w:szCs w:val="21"/>
+          <w:rtl w:val="0"/>
+        </w:rPr>
+        <w:t xml:space="preserve"> </w:t>
+      </w:r>
+      <w:r>
+        <w:rPr>
+          <w:rFonts w:ascii="Consolas" w:cs="Consolas" w:eastAsia="Consolas" w:hAnsi="Consolas"/>
+          <w:color w:val="c586c0"/>
+          <w:sz w:val="21"/>
+          <w:szCs w:val="21"/>
+          <w:rtl w:val="0"/>
+        </w:rPr>
+        <w:t xml:space="preserve">import</w:t>
+      </w:r>
+      <w:r>
+        <w:rPr>
+          <w:rFonts w:ascii="Consolas" w:cs="Consolas" w:eastAsia="Consolas" w:hAnsi="Consolas"/>
+          <w:color w:val="cccccc"/>
+          <w:sz w:val="21"/>
+          <w:szCs w:val="21"/>
+          <w:rtl w:val="0"/>
+        </w:rPr>
+        <w:t xml:space="preserve"> </w:t>
+      </w:r>
+      <w:r>
+        <w:rPr>
+          <w:rFonts w:ascii="Consolas" w:cs="Consolas" w:eastAsia="Consolas" w:hAnsi="Consolas"/>
+          <w:color w:val="4ec9b0"/>
+          <w:sz w:val="21"/>
+          <w:szCs w:val="21"/>
+          <w:rtl w:val="0"/>
+        </w:rPr>
+        <w:t xml:space="preserve">webdriver</w:t>
+      </w:r>
+    </w:p>
+    <w:p>
+      <w:pPr>
+        <w:numPr>
+          <w:ilvl w:val="0"/>
+          <w:numId w:val="2"/>
+        </w:numPr>
+        <w:shd w:fill="1f1f1f" w:val="clear"/>
+        <w:spacing w:line="325.71428571428567" w:lineRule="auto"/>
+        <w:ind w:left="720" w:hanging="360"/>
+      </w:pPr>
+      <w:r>
+        <w:rPr>
+          <w:rFonts w:ascii="Consolas" w:cs="Consolas" w:eastAsia="Consolas" w:hAnsi="Consolas"/>
+          <w:color w:val="c586c0"/>
+          <w:sz w:val="21"/>
+          <w:szCs w:val="21"/>
+          <w:rtl w:val="0"/>
+        </w:rPr>
+        <w:t xml:space="preserve">from</w:t>
+      </w:r>
+      <w:r>
+        <w:rPr>
+          <w:rFonts w:ascii="Consolas" w:cs="Consolas" w:eastAsia="Consolas" w:hAnsi="Consolas"/>
+          <w:color w:val="cccccc"/>
+          <w:sz w:val="21"/>
+          <w:szCs w:val="21"/>
+          <w:rtl w:val="0"/>
+        </w:rPr>
+        <w:t xml:space="preserve"> </w:t>
+      </w:r>
+      <w:r>
+        <w:rPr>
+          <w:rFonts w:ascii="Consolas" w:cs="Consolas" w:eastAsia="Consolas" w:hAnsi="Consolas"/>
+          <w:color w:val="4ec9b0"/>
+          <w:sz w:val="21"/>
+          <w:szCs w:val="21"/>
+          <w:rtl w:val="0"/>
+        </w:rPr>
+        <w:t xml:space="preserve">selenium</w:t>
+      </w:r>
+      <w:r>
+        <w:rPr>
+          <w:rFonts w:ascii="Consolas" w:cs="Consolas" w:eastAsia="Consolas" w:hAnsi="Consolas"/>
+          <w:color w:val="cccccc"/>
+          <w:sz w:val="21"/>
+          <w:szCs w:val="21"/>
+          <w:rtl w:val="0"/>
+        </w:rPr>
+        <w:t xml:space="preserve">.</w:t>
+      </w:r>
+      <w:r>
+        <w:rPr>
+          <w:rFonts w:ascii="Consolas" w:cs="Consolas" w:eastAsia="Consolas" w:hAnsi="Consolas"/>
+          <w:color w:val="4ec9b0"/>
+          <w:sz w:val="21"/>
+          <w:szCs w:val="21"/>
+          <w:rtl w:val="0"/>
+        </w:rPr>
+        <w:t xml:space="preserve">webdriver</w:t>
+      </w:r>
+      <w:r>
+        <w:rPr>
+          <w:rFonts w:ascii="Consolas" w:cs="Consolas" w:eastAsia="Consolas" w:hAnsi="Consolas"/>
+          <w:color w:val="cccccc"/>
+          <w:sz w:val="21"/>
+          <w:szCs w:val="21"/>
+          <w:rtl w:val="0"/>
+        </w:rPr>
+        <w:t xml:space="preserve">.</w:t>
+      </w:r>
+      <w:r>
+        <w:rPr>
+          <w:rFonts w:ascii="Consolas" w:cs="Consolas" w:eastAsia="Consolas" w:hAnsi="Consolas"/>
+          <w:color w:val="4ec9b0"/>
+          <w:sz w:val="21"/>
+          <w:szCs w:val="21"/>
+          <w:rtl w:val="0"/>
+        </w:rPr>
+        <w:t xml:space="preserve">common</w:t>
+      </w:r>
+      <w:r>
+        <w:rPr>
+          <w:rFonts w:ascii="Consolas" w:cs="Consolas" w:eastAsia="Consolas" w:hAnsi="Consolas"/>
+          <w:color w:val="cccccc"/>
+          <w:sz w:val="21"/>
+          <w:szCs w:val="21"/>
+          <w:rtl w:val="0"/>
+        </w:rPr>
+        <w:t xml:space="preserve">.</w:t>
+      </w:r>
+      <w:r>
+        <w:rPr>
+          <w:rFonts w:ascii="Consolas" w:cs="Consolas" w:eastAsia="Consolas" w:hAnsi="Consolas"/>
+          <w:color w:val="4ec9b0"/>
+          <w:sz w:val="21"/>
+          <w:szCs w:val="21"/>
+          <w:rtl w:val="0"/>
+        </w:rPr>
+        <w:t xml:space="preserve">by</w:t>
+      </w:r>
+      <w:r>
+        <w:rPr>
+          <w:rFonts w:ascii="Consolas" w:cs="Consolas" w:eastAsia="Consolas" w:hAnsi="Consolas"/>
+          <w:color w:val="cccccc"/>
+          <w:sz w:val="21"/>
+          <w:szCs w:val="21"/>
+          <w:rtl w:val="0"/>
+        </w:rPr>
+        <w:t xml:space="preserve"> </w:t>
+      </w:r>
+      <w:r>
+        <w:rPr>
+          <w:rFonts w:ascii="Consolas" w:cs="Consolas" w:eastAsia="Consolas" w:hAnsi="Consolas"/>
+          <w:color w:val="c586c0"/>
+          <w:sz w:val="21"/>
+          <w:szCs w:val="21"/>
+          <w:rtl w:val="0"/>
+        </w:rPr>
+        <w:t xml:space="preserve">import</w:t>
+      </w:r>
+      <w:r>
+        <w:rPr>
+          <w:rFonts w:ascii="Consolas" w:cs="Consolas" w:eastAsia="Consolas" w:hAnsi="Consolas"/>
+          <w:color w:val="cccccc"/>
+          <w:sz w:val="21"/>
+          <w:szCs w:val="21"/>
+          <w:rtl w:val="0"/>
+        </w:rPr>
+        <w:t xml:space="preserve"> </w:t>
+      </w:r>
+      <w:r>
+        <w:rPr>
+          <w:rFonts w:ascii="Consolas" w:cs="Consolas" w:eastAsia="Consolas" w:hAnsi="Consolas"/>
+          <w:color w:val="4ec9b0"/>
+          <w:sz w:val="21"/>
+          <w:szCs w:val="21"/>
+          <w:rtl w:val="0"/>
+        </w:rPr>
+        <w:t xml:space="preserve">By</w:t>
+      </w:r>
+    </w:p>
+    <w:p>
+      <w:pPr>
+        <w:numPr>
+          <w:ilvl w:val="0"/>
+          <w:numId w:val="2"/>
+        </w:numPr>
+        <w:shd w:fill="1f1f1f" w:val="clear"/>
+        <w:spacing w:line="325.71428571428567" w:lineRule="auto"/>
+        <w:ind w:left="720" w:hanging="360"/>
+      </w:pPr>
+      <w:r>
+        <w:rPr>
+          <w:rFonts w:ascii="Consolas" w:cs="Consolas" w:eastAsia="Consolas" w:hAnsi="Consolas"/>
+          <w:color w:val="c586c0"/>
+          <w:sz w:val="21"/>
+          <w:szCs w:val="21"/>
+          <w:rtl w:val="0"/>
+        </w:rPr>
+        <w:t xml:space="preserve">from</w:t>
+      </w:r>
+      <w:r>
+        <w:rPr>
+          <w:rFonts w:ascii="Consolas" w:cs="Consolas" w:eastAsia="Consolas" w:hAnsi="Consolas"/>
+          <w:color w:val="cccccc"/>
+          <w:sz w:val="21"/>
+          <w:szCs w:val="21"/>
+          <w:rtl w:val="0"/>
+        </w:rPr>
+        <w:t xml:space="preserve"> </w:t>
+      </w:r>
+      <w:r>
+        <w:rPr>
+          <w:rFonts w:ascii="Consolas" w:cs="Consolas" w:eastAsia="Consolas" w:hAnsi="Consolas"/>
+          <w:color w:val="4ec9b0"/>
+          <w:sz w:val="21"/>
+          <w:szCs w:val="21"/>
+          <w:rtl w:val="0"/>
+        </w:rPr>
+        <w:t xml:space="preserve">selenium</w:t>
+      </w:r>
+      <w:r>
+        <w:rPr>
+          <w:rFonts w:ascii="Consolas" w:cs="Consolas" w:eastAsia="Consolas" w:hAnsi="Consolas"/>
+          <w:color w:val="cccccc"/>
+          <w:sz w:val="21"/>
+          <w:szCs w:val="21"/>
+          <w:rtl w:val="0"/>
+        </w:rPr>
+        <w:t xml:space="preserve">.</w:t>
+      </w:r>
+      <w:r>
+        <w:rPr>
+          <w:rFonts w:ascii="Consolas" w:cs="Consolas" w:eastAsia="Consolas" w:hAnsi="Consolas"/>
+          <w:color w:val="4ec9b0"/>
+          <w:sz w:val="21"/>
+          <w:szCs w:val="21"/>
+          <w:rtl w:val="0"/>
+        </w:rPr>
+        <w:t xml:space="preserve">webdriver</w:t>
+      </w:r>
+      <w:r>
+        <w:rPr>
+          <w:rFonts w:ascii="Consolas" w:cs="Consolas" w:eastAsia="Consolas" w:hAnsi="Consolas"/>
+          <w:color w:val="cccccc"/>
+          <w:sz w:val="21"/>
+          <w:szCs w:val="21"/>
+          <w:rtl w:val="0"/>
+        </w:rPr>
+        <w:t xml:space="preserve">.</w:t>
+      </w:r>
+      <w:r>
+        <w:rPr>
+          <w:rFonts w:ascii="Consolas" w:cs="Consolas" w:eastAsia="Consolas" w:hAnsi="Consolas"/>
+          <w:color w:val="4ec9b0"/>
+          <w:sz w:val="21"/>
+          <w:szCs w:val="21"/>
+          <w:rtl w:val="0"/>
+        </w:rPr>
+        <w:t xml:space="preserve">common</w:t>
+      </w:r>
+      <w:r>
+        <w:rPr>
+          <w:rFonts w:ascii="Consolas" w:cs="Consolas" w:eastAsia="Consolas" w:hAnsi="Consolas"/>
+          <w:color w:val="cccccc"/>
+          <w:sz w:val="21"/>
+          <w:szCs w:val="21"/>
+          <w:rtl w:val="0"/>
+        </w:rPr>
+        <w:t xml:space="preserve">.</w:t>
+      </w:r>
+      <w:r>
+        <w:rPr>
+          <w:rFonts w:ascii="Consolas" w:cs="Consolas" w:eastAsia="Consolas" w:hAnsi="Consolas"/>
+          <w:color w:val="4ec9b0"/>
+          <w:sz w:val="21"/>
+          <w:szCs w:val="21"/>
+          <w:rtl w:val="0"/>
+        </w:rPr>
+        <w:t xml:space="preserve">keys</w:t>
+      </w:r>
+      <w:r>
+        <w:rPr>
+          <w:rFonts w:ascii="Consolas" w:cs="Consolas" w:eastAsia="Consolas" w:hAnsi="Consolas"/>
+          <w:color w:val="cccccc"/>
+          <w:sz w:val="21"/>
+          <w:szCs w:val="21"/>
+          <w:rtl w:val="0"/>
+        </w:rPr>
+        <w:t xml:space="preserve"> </w:t>
+      </w:r>
+      <w:r>
+        <w:rPr>
+          <w:rFonts w:ascii="Consolas" w:cs="Consolas" w:eastAsia="Consolas" w:hAnsi="Consolas"/>
+          <w:color w:val="c586c0"/>
+          <w:sz w:val="21"/>
+          <w:szCs w:val="21"/>
+          <w:rtl w:val="0"/>
+        </w:rPr>
+        <w:t xml:space="preserve">import</w:t>
+      </w:r>
+      <w:r>
+        <w:rPr>
+          <w:rFonts w:ascii="Consolas" w:cs="Consolas" w:eastAsia="Consolas" w:hAnsi="Consolas"/>
+          <w:color w:val="cccccc"/>
+          <w:sz w:val="21"/>
+          <w:szCs w:val="21"/>
+          <w:rtl w:val="0"/>
+        </w:rPr>
+        <w:t xml:space="preserve"> </w:t>
+      </w:r>
+      <w:r>
+        <w:rPr>
+          <w:rFonts w:ascii="Consolas" w:cs="Consolas" w:eastAsia="Consolas" w:hAnsi="Consolas"/>
+          <w:color w:val="4ec9b0"/>
+          <w:sz w:val="21"/>
+          <w:szCs w:val="21"/>
+          <w:rtl w:val="0"/>
+        </w:rPr>
+        <w:t xml:space="preserve">Keys</w:t>
+      </w:r>
+    </w:p>
+    <w:p>
+      <w:pPr>
+        <w:numPr>
+          <w:ilvl w:val="0"/>
+          <w:numId w:val="2"/>
+        </w:numPr>
+        <w:shd w:fill="1f1f1f" w:val="clear"/>
+        <w:spacing w:line="325.71428571428567" w:lineRule="auto"/>
+        <w:ind w:left="720" w:hanging="360"/>
+      </w:pPr>
+      <w:r>
+        <w:rPr>
+          <w:rFonts w:ascii="Consolas" w:cs="Consolas" w:eastAsia="Consolas" w:hAnsi="Consolas"/>
+          <w:color w:val="c586c0"/>
+          <w:sz w:val="21"/>
+          <w:szCs w:val="21"/>
+          <w:rtl w:val="0"/>
+        </w:rPr>
+        <w:t xml:space="preserve">import</w:t>
+      </w:r>
+      <w:r>
+        <w:rPr>
+          <w:rFonts w:ascii="Consolas" w:cs="Consolas" w:eastAsia="Consolas" w:hAnsi="Consolas"/>
+          <w:color w:val="cccccc"/>
+          <w:sz w:val="21"/>
+          <w:szCs w:val="21"/>
+          <w:rtl w:val="0"/>
+        </w:rPr>
+        <w:t xml:space="preserve"> </w:t>
+      </w:r>
+      <w:r>
+        <w:rPr>
+          <w:rFonts w:ascii="Consolas" w:cs="Consolas" w:eastAsia="Consolas" w:hAnsi="Consolas"/>
+          <w:color w:val="4ec9b0"/>
+          <w:sz w:val="21"/>
+          <w:szCs w:val="21"/>
+          <w:rtl w:val="0"/>
+        </w:rPr>
+        <w:t xml:space="preserve">time</w:t>
+      </w:r>
+    </w:p>
+    <w:p>
+      <w:pPr>
+        <w:numPr>
+          <w:ilvl w:val="0"/>
+          <w:numId w:val="2"/>
+        </w:numPr>
+        <w:shd w:fill="1f1f1f" w:val="clear"/>
+        <w:spacing w:line="325.71428571428567" w:lineRule="auto"/>
+        <w:ind w:left="720" w:hanging="360"/>
+      </w:pPr>
+      <w:r>
+        <w:rPr>
+          <w:rtl w:val="0"/>
+        </w:rPr>
+      </w:r>
+    </w:p>
+    <w:p>
+      <w:pPr>
+        <w:numPr>
+          <w:ilvl w:val="0"/>
+          <w:numId w:val="2"/>
+        </w:numPr>
+        <w:shd w:fill="1f1f1f" w:val="clear"/>
+        <w:spacing w:line="325.71428571428567" w:lineRule="auto"/>
+        <w:ind w:left="720" w:hanging="360"/>
+      </w:pPr>
+      <w:r>
+        <w:rPr>
+          <w:rFonts w:ascii="Consolas" w:cs="Consolas" w:eastAsia="Consolas" w:hAnsi="Consolas"/>
+          <w:color w:val="c586c0"/>
+          <w:sz w:val="21"/>
+          <w:szCs w:val="21"/>
+          <w:rtl w:val="0"/>
+        </w:rPr>
+        <w:t xml:space="preserve">try</w:t>
+      </w:r>
+      <w:r>
+        <w:rPr>
+          <w:rFonts w:ascii="Consolas" w:cs="Consolas" w:eastAsia="Consolas" w:hAnsi="Consolas"/>
+          <w:color w:val="cccccc"/>
+          <w:sz w:val="21"/>
+          <w:szCs w:val="21"/>
+          <w:rtl w:val="0"/>
+        </w:rPr>
+        <w:t xml:space="preserve">:</w:t>
+      </w:r>
+    </w:p>
+    <w:p>
+      <w:pPr>
+        <w:numPr>
+          <w:ilvl w:val="0"/>
+          <w:numId w:val="2"/>
+        </w:numPr>
+        <w:shd w:fill="1f1f1f" w:val="clear"/>
+        <w:spacing w:line="325.71428571428567" w:lineRule="auto"/>
+        <w:ind w:left="720" w:hanging="360"/>
+      </w:pPr>
+      <w:r>
+        <w:rPr>
+          <w:rFonts w:ascii="Consolas" w:cs="Consolas" w:eastAsia="Consolas" w:hAnsi="Consolas"/>
+          <w:color w:val="cccccc"/>
+          <w:sz w:val="21"/>
+          <w:szCs w:val="21"/>
+          <w:rtl w:val="0"/>
+        </w:rPr>
+        <w:t xml:space="preserve">    </w:t>
+      </w:r>
+      <w:r>
+        <w:rPr>
+          <w:rFonts w:ascii="Consolas" w:cs="Consolas" w:eastAsia="Consolas" w:hAnsi="Consolas"/>
+          <w:color w:val="6a9955"/>
+          <w:sz w:val="21"/>
+          <w:szCs w:val="21"/>
+          <w:rtl w:val="0"/>
+        </w:rPr>
+        <w:t xml:space="preserve">#oldal megnyitása edge böngészővel</w:t>
+      </w:r>
+    </w:p>
+    <w:p>
+      <w:pPr>
+        <w:numPr>
+          <w:ilvl w:val="0"/>
+          <w:numId w:val="2"/>
+        </w:numPr>
+        <w:shd w:fill="1f1f1f" w:val="clear"/>
+        <w:spacing w:line="325.71428571428567" w:lineRule="auto"/>
+        <w:ind w:left="720" w:hanging="360"/>
+      </w:pPr>
+      <w:r>
+        <w:rPr>
+          <w:rFonts w:ascii="Consolas" w:cs="Consolas" w:eastAsia="Consolas" w:hAnsi="Consolas"/>
+          <w:color w:val="cccccc"/>
+          <w:sz w:val="21"/>
+          <w:szCs w:val="21"/>
+          <w:rtl w:val="0"/>
+        </w:rPr>
+        <w:t xml:space="preserve">    </w:t>
+      </w:r>
+      <w:r>
+        <w:rPr>
+          <w:rFonts w:ascii="Consolas" w:cs="Consolas" w:eastAsia="Consolas" w:hAnsi="Consolas"/>
+          <w:color w:val="9cdcfe"/>
+          <w:sz w:val="21"/>
+          <w:szCs w:val="21"/>
+          <w:rtl w:val="0"/>
+        </w:rPr>
+        <w:t xml:space="preserve">driver</w:t>
+      </w:r>
+      <w:r>
+        <w:rPr>
+          <w:rFonts w:ascii="Consolas" w:cs="Consolas" w:eastAsia="Consolas" w:hAnsi="Consolas"/>
+          <w:color w:val="d4d4d4"/>
+          <w:sz w:val="21"/>
+          <w:szCs w:val="21"/>
+          <w:rtl w:val="0"/>
+        </w:rPr>
+        <w:t xml:space="preserve">=</w:t>
+      </w:r>
+      <w:r>
+        <w:rPr>
+          <w:rFonts w:ascii="Consolas" w:cs="Consolas" w:eastAsia="Consolas" w:hAnsi="Consolas"/>
+          <w:color w:val="4ec9b0"/>
+          <w:sz w:val="21"/>
+          <w:szCs w:val="21"/>
+          <w:rtl w:val="0"/>
+        </w:rPr>
+        <w:t xml:space="preserve">webdriver</w:t>
+      </w:r>
+      <w:r>
+        <w:rPr>
+          <w:rFonts w:ascii="Consolas" w:cs="Consolas" w:eastAsia="Consolas" w:hAnsi="Consolas"/>
+          <w:color w:val="cccccc"/>
+          <w:sz w:val="21"/>
+          <w:szCs w:val="21"/>
+          <w:rtl w:val="0"/>
+        </w:rPr>
+        <w:t xml:space="preserve">.</w:t>
+      </w:r>
+      <w:r>
+        <w:rPr>
+          <w:rFonts w:ascii="Consolas" w:cs="Consolas" w:eastAsia="Consolas" w:hAnsi="Consolas"/>
+          <w:color w:val="4ec9b0"/>
+          <w:sz w:val="21"/>
+          <w:szCs w:val="21"/>
+          <w:rtl w:val="0"/>
+        </w:rPr>
+        <w:t xml:space="preserve">Edge</w:t>
+      </w:r>
+      <w:r>
+        <w:rPr>
+          <w:rFonts w:ascii="Consolas" w:cs="Consolas" w:eastAsia="Consolas" w:hAnsi="Consolas"/>
+          <w:color w:val="cccccc"/>
+          <w:sz w:val="21"/>
+          <w:szCs w:val="21"/>
+          <w:rtl w:val="0"/>
+        </w:rPr>
+        <w:t xml:space="preserve">()</w:t>
+      </w:r>
+    </w:p>
+    <w:p>
+      <w:pPr>
+        <w:numPr>
+          <w:ilvl w:val="0"/>
+          <w:numId w:val="2"/>
+        </w:numPr>
+        <w:shd w:fill="1f1f1f" w:val="clear"/>
+        <w:spacing w:line="325.71428571428567" w:lineRule="auto"/>
+        <w:ind w:left="720" w:hanging="360"/>
+      </w:pPr>
+      <w:r>
+        <w:rPr>
+          <w:rFonts w:ascii="Consolas" w:cs="Consolas" w:eastAsia="Consolas" w:hAnsi="Consolas"/>
+          <w:color w:val="cccccc"/>
+          <w:sz w:val="21"/>
+          <w:szCs w:val="21"/>
+          <w:rtl w:val="0"/>
+        </w:rPr>
+        <w:t xml:space="preserve">    </w:t>
+      </w:r>
+      <w:r>
+        <w:rPr>
+          <w:rFonts w:ascii="Consolas" w:cs="Consolas" w:eastAsia="Consolas" w:hAnsi="Consolas"/>
+          <w:color w:val="9cdcfe"/>
+          <w:sz w:val="21"/>
+          <w:szCs w:val="21"/>
+          <w:rtl w:val="0"/>
+        </w:rPr>
+        <w:t xml:space="preserve">driver</w:t>
+      </w:r>
+      <w:r>
+        <w:rPr>
+          <w:rFonts w:ascii="Consolas" w:cs="Consolas" w:eastAsia="Consolas" w:hAnsi="Consolas"/>
+          <w:color w:val="cccccc"/>
+          <w:sz w:val="21"/>
+          <w:szCs w:val="21"/>
+          <w:rtl w:val="0"/>
+        </w:rPr>
+        <w:t xml:space="preserve">.</w:t>
+      </w:r>
+      <w:r>
+        <w:rPr>
+          <w:rFonts w:ascii="Consolas" w:cs="Consolas" w:eastAsia="Consolas" w:hAnsi="Consolas"/>
+          <w:color w:val="dcdcaa"/>
+          <w:sz w:val="21"/>
+          <w:szCs w:val="21"/>
+          <w:rtl w:val="0"/>
+        </w:rPr>
+        <w:t xml:space="preserve">get</w:t>
+      </w:r>
+      <w:r>
+        <w:rPr>
+          <w:rFonts w:ascii="Consolas" w:cs="Consolas" w:eastAsia="Consolas" w:hAnsi="Consolas"/>
+          <w:color w:val="cccccc"/>
+          <w:sz w:val="21"/>
+          <w:szCs w:val="21"/>
+          <w:rtl w:val="0"/>
+        </w:rPr>
+        <w:t xml:space="preserve">(</w:t>
+      </w:r>
+      <w:r>
+        <w:rPr>
+          <w:rFonts w:ascii="Consolas" w:cs="Consolas" w:eastAsia="Consolas" w:hAnsi="Consolas"/>
+          <w:color w:val="ce9178"/>
+          <w:sz w:val="21"/>
+          <w:szCs w:val="21"/>
+          <w:rtl w:val="0"/>
+        </w:rPr>
+        <w:t xml:space="preserve">"http://localhost:3000/"</w:t>
+      </w:r>
+      <w:r>
+        <w:rPr>
+          <w:rFonts w:ascii="Consolas" w:cs="Consolas" w:eastAsia="Consolas" w:hAnsi="Consolas"/>
+          <w:color w:val="cccccc"/>
+          <w:sz w:val="21"/>
+          <w:szCs w:val="21"/>
+          <w:rtl w:val="0"/>
+        </w:rPr>
+        <w:t xml:space="preserve">)</w:t>
+      </w:r>
+    </w:p>
+    <w:p>
+      <w:pPr>
+        <w:numPr>
+          <w:ilvl w:val="0"/>
+          <w:numId w:val="2"/>
+        </w:numPr>
+        <w:shd w:fill="1f1f1f" w:val="clear"/>
+        <w:spacing w:line="325.71428571428567" w:lineRule="auto"/>
+        <w:ind w:left="720" w:hanging="360"/>
+      </w:pPr>
+      <w:r>
+        <w:rPr>
+          <w:rFonts w:ascii="Consolas" w:cs="Consolas" w:eastAsia="Consolas" w:hAnsi="Consolas"/>
+          <w:color w:val="cccccc"/>
+          <w:sz w:val="21"/>
+          <w:szCs w:val="21"/>
+          <w:rtl w:val="0"/>
+        </w:rPr>
+        <w:t xml:space="preserve">    </w:t>
+      </w:r>
+      <w:r>
+        <w:rPr>
+          <w:rFonts w:ascii="Consolas" w:cs="Consolas" w:eastAsia="Consolas" w:hAnsi="Consolas"/>
+          <w:color w:val="9cdcfe"/>
+          <w:sz w:val="21"/>
+          <w:szCs w:val="21"/>
+          <w:rtl w:val="0"/>
+        </w:rPr>
+        <w:t xml:space="preserve">driver</w:t>
+      </w:r>
+      <w:r>
+        <w:rPr>
+          <w:rFonts w:ascii="Consolas" w:cs="Consolas" w:eastAsia="Consolas" w:hAnsi="Consolas"/>
+          <w:color w:val="cccccc"/>
+          <w:sz w:val="21"/>
+          <w:szCs w:val="21"/>
+          <w:rtl w:val="0"/>
+        </w:rPr>
+        <w:t xml:space="preserve">.</w:t>
+      </w:r>
+      <w:r>
+        <w:rPr>
+          <w:rFonts w:ascii="Consolas" w:cs="Consolas" w:eastAsia="Consolas" w:hAnsi="Consolas"/>
+          <w:color w:val="dcdcaa"/>
+          <w:sz w:val="21"/>
+          <w:szCs w:val="21"/>
+          <w:rtl w:val="0"/>
+        </w:rPr>
+        <w:t xml:space="preserve">maximize_window</w:t>
+      </w:r>
+      <w:r>
+        <w:rPr>
+          <w:rFonts w:ascii="Consolas" w:cs="Consolas" w:eastAsia="Consolas" w:hAnsi="Consolas"/>
+          <w:color w:val="cccccc"/>
+          <w:sz w:val="21"/>
+          <w:szCs w:val="21"/>
+          <w:rtl w:val="0"/>
+        </w:rPr>
+        <w:t xml:space="preserve">()</w:t>
+      </w:r>
+    </w:p>
+    <w:p>
+      <w:pPr>
+        <w:numPr>
+          <w:ilvl w:val="0"/>
+          <w:numId w:val="2"/>
+        </w:numPr>
+        <w:shd w:fill="1f1f1f" w:val="clear"/>
+        <w:spacing w:line="325.71428571428567" w:lineRule="auto"/>
+        <w:ind w:left="720" w:hanging="360"/>
+      </w:pPr>
+      <w:r>
+        <w:rPr>
+          <w:rFonts w:ascii="Consolas" w:cs="Consolas" w:eastAsia="Consolas" w:hAnsi="Consolas"/>
+          <w:color w:val="cccccc"/>
+          <w:sz w:val="21"/>
+          <w:szCs w:val="21"/>
+          <w:rtl w:val="0"/>
+        </w:rPr>
+        <w:t xml:space="preserve">    </w:t>
+      </w:r>
+      <w:r>
+        <w:rPr>
+          <w:rFonts w:ascii="Consolas" w:cs="Consolas" w:eastAsia="Consolas" w:hAnsi="Consolas"/>
+          <w:color w:val="6a9955"/>
+          <w:sz w:val="21"/>
+          <w:szCs w:val="21"/>
+          <w:rtl w:val="0"/>
+        </w:rPr>
+        <w:t xml:space="preserve">#kezdőlap link megkeresése az oldalon amely átírányít a kezdőlapra</w:t>
+      </w:r>
+    </w:p>
+    <w:p>
+      <w:pPr>
+        <w:numPr>
+          <w:ilvl w:val="0"/>
+          <w:numId w:val="2"/>
+        </w:numPr>
+        <w:shd w:fill="1f1f1f" w:val="clear"/>
+        <w:spacing w:line="325.71428571428567" w:lineRule="auto"/>
+        <w:ind w:left="720" w:hanging="360"/>
+      </w:pPr>
+      <w:r>
+        <w:rPr>
+          <w:rFonts w:ascii="Consolas" w:cs="Consolas" w:eastAsia="Consolas" w:hAnsi="Consolas"/>
+          <w:color w:val="cccccc"/>
+          <w:sz w:val="21"/>
+          <w:szCs w:val="21"/>
+          <w:rtl w:val="0"/>
+        </w:rPr>
+        <w:t xml:space="preserve">    </w:t>
+      </w:r>
+      <w:r>
+        <w:rPr>
+          <w:rFonts w:ascii="Consolas" w:cs="Consolas" w:eastAsia="Consolas" w:hAnsi="Consolas"/>
+          <w:color w:val="6a9955"/>
+          <w:sz w:val="21"/>
+          <w:szCs w:val="21"/>
+          <w:rtl w:val="0"/>
+        </w:rPr>
+        <w:t xml:space="preserve">#Bejelentkezés Teszt</w:t>
+      </w:r>
+    </w:p>
+    <w:p>
+      <w:pPr>
+        <w:numPr>
+          <w:ilvl w:val="0"/>
+          <w:numId w:val="2"/>
+        </w:numPr>
+        <w:shd w:fill="1f1f1f" w:val="clear"/>
+        <w:spacing w:line="325.71428571428567" w:lineRule="auto"/>
+        <w:ind w:left="720" w:hanging="360"/>
+      </w:pPr>
+      <w:r>
+        <w:rPr>
+          <w:rFonts w:ascii="Consolas" w:cs="Consolas" w:eastAsia="Consolas" w:hAnsi="Consolas"/>
+          <w:color w:val="cccccc"/>
+          <w:sz w:val="21"/>
+          <w:szCs w:val="21"/>
+          <w:rtl w:val="0"/>
+        </w:rPr>
+        <w:t xml:space="preserve">    </w:t>
+      </w:r>
+      <w:r>
+        <w:rPr>
+          <w:rFonts w:ascii="Consolas" w:cs="Consolas" w:eastAsia="Consolas" w:hAnsi="Consolas"/>
+          <w:color w:val="9cdcfe"/>
+          <w:sz w:val="21"/>
+          <w:szCs w:val="21"/>
+          <w:rtl w:val="0"/>
+        </w:rPr>
+        <w:t xml:space="preserve">driver</w:t>
+      </w:r>
+      <w:r>
+        <w:rPr>
+          <w:rFonts w:ascii="Consolas" w:cs="Consolas" w:eastAsia="Consolas" w:hAnsi="Consolas"/>
+          <w:color w:val="cccccc"/>
+          <w:sz w:val="21"/>
+          <w:szCs w:val="21"/>
+          <w:rtl w:val="0"/>
+        </w:rPr>
+        <w:t xml:space="preserve">.</w:t>
+      </w:r>
+      <w:r>
+        <w:rPr>
+          <w:rFonts w:ascii="Consolas" w:cs="Consolas" w:eastAsia="Consolas" w:hAnsi="Consolas"/>
+          <w:color w:val="dcdcaa"/>
+          <w:sz w:val="21"/>
+          <w:szCs w:val="21"/>
+          <w:rtl w:val="0"/>
+        </w:rPr>
+        <w:t xml:space="preserve">find_element</w:t>
+      </w:r>
+      <w:r>
+        <w:rPr>
+          <w:rFonts w:ascii="Consolas" w:cs="Consolas" w:eastAsia="Consolas" w:hAnsi="Consolas"/>
+          <w:color w:val="cccccc"/>
+          <w:sz w:val="21"/>
+          <w:szCs w:val="21"/>
+          <w:rtl w:val="0"/>
+        </w:rPr>
+        <w:t xml:space="preserve">(</w:t>
+      </w:r>
+      <w:r>
+        <w:rPr>
+          <w:rFonts w:ascii="Consolas" w:cs="Consolas" w:eastAsia="Consolas" w:hAnsi="Consolas"/>
+          <w:color w:val="4ec9b0"/>
+          <w:sz w:val="21"/>
+          <w:szCs w:val="21"/>
+          <w:rtl w:val="0"/>
+        </w:rPr>
+        <w:t xml:space="preserve">By</w:t>
+      </w:r>
+      <w:r>
+        <w:rPr>
+          <w:rFonts w:ascii="Consolas" w:cs="Consolas" w:eastAsia="Consolas" w:hAnsi="Consolas"/>
+          <w:color w:val="cccccc"/>
+          <w:sz w:val="21"/>
+          <w:szCs w:val="21"/>
+          <w:rtl w:val="0"/>
+        </w:rPr>
+        <w:t xml:space="preserve">.</w:t>
+      </w:r>
+      <w:r>
+        <w:rPr>
+          <w:rFonts w:ascii="Consolas" w:cs="Consolas" w:eastAsia="Consolas" w:hAnsi="Consolas"/>
+          <w:color w:val="9cdcfe"/>
+          <w:sz w:val="21"/>
+          <w:szCs w:val="21"/>
+          <w:rtl w:val="0"/>
+        </w:rPr>
+        <w:t xml:space="preserve">LINK_TEXT</w:t>
+      </w:r>
+      <w:r>
+        <w:rPr>
+          <w:rFonts w:ascii="Consolas" w:cs="Consolas" w:eastAsia="Consolas" w:hAnsi="Consolas"/>
+          <w:color w:val="cccccc"/>
+          <w:sz w:val="21"/>
+          <w:szCs w:val="21"/>
+          <w:rtl w:val="0"/>
+        </w:rPr>
+        <w:t xml:space="preserve">,</w:t>
+      </w:r>
+      <w:r>
+        <w:rPr>
+          <w:rFonts w:ascii="Consolas" w:cs="Consolas" w:eastAsia="Consolas" w:hAnsi="Consolas"/>
+          <w:color w:val="ce9178"/>
+          <w:sz w:val="21"/>
+          <w:szCs w:val="21"/>
+          <w:rtl w:val="0"/>
+        </w:rPr>
+        <w:t xml:space="preserve">"login"</w:t>
+      </w:r>
+      <w:r>
+        <w:rPr>
+          <w:rFonts w:ascii="Consolas" w:cs="Consolas" w:eastAsia="Consolas" w:hAnsi="Consolas"/>
+          <w:color w:val="cccccc"/>
+          <w:sz w:val="21"/>
+          <w:szCs w:val="21"/>
+          <w:rtl w:val="0"/>
+        </w:rPr>
+        <w:t xml:space="preserve">).</w:t>
+      </w:r>
+      <w:r>
+        <w:rPr>
+          <w:rFonts w:ascii="Consolas" w:cs="Consolas" w:eastAsia="Consolas" w:hAnsi="Consolas"/>
+          <w:color w:val="dcdcaa"/>
+          <w:sz w:val="21"/>
+          <w:szCs w:val="21"/>
+          <w:rtl w:val="0"/>
+        </w:rPr>
+        <w:t xml:space="preserve">click</w:t>
+      </w:r>
+      <w:r>
+        <w:rPr>
+          <w:rFonts w:ascii="Consolas" w:cs="Consolas" w:eastAsia="Consolas" w:hAnsi="Consolas"/>
+          <w:color w:val="cccccc"/>
+          <w:sz w:val="21"/>
+          <w:szCs w:val="21"/>
+          <w:rtl w:val="0"/>
+        </w:rPr>
+        <w:t xml:space="preserve">()</w:t>
+      </w:r>
+    </w:p>
+    <w:p>
+      <w:pPr>
+        <w:numPr>
+          <w:ilvl w:val="0"/>
+          <w:numId w:val="2"/>
+        </w:numPr>
+        <w:shd w:fill="1f1f1f" w:val="clear"/>
+        <w:spacing w:line="325.71428571428567" w:lineRule="auto"/>
+        <w:ind w:left="720" w:hanging="360"/>
+      </w:pPr>
+      <w:r>
+        <w:rPr>
+          <w:rFonts w:ascii="Consolas" w:cs="Consolas" w:eastAsia="Consolas" w:hAnsi="Consolas"/>
+          <w:color w:val="cccccc"/>
+          <w:sz w:val="21"/>
+          <w:szCs w:val="21"/>
+          <w:rtl w:val="0"/>
+        </w:rPr>
+        <w:t xml:space="preserve">    </w:t>
+      </w:r>
+      <w:r>
+        <w:rPr>
+          <w:rFonts w:ascii="Consolas" w:cs="Consolas" w:eastAsia="Consolas" w:hAnsi="Consolas"/>
+          <w:color w:val="6a9955"/>
+          <w:sz w:val="21"/>
+          <w:szCs w:val="21"/>
+          <w:rtl w:val="0"/>
+        </w:rPr>
+        <w:t xml:space="preserve">#username,password mező megkeresése és automatikus kitöltése</w:t>
+      </w:r>
+    </w:p>
+    <w:p>
+      <w:pPr>
+        <w:numPr>
+          <w:ilvl w:val="0"/>
+          <w:numId w:val="2"/>
+        </w:numPr>
+        <w:shd w:fill="1f1f1f" w:val="clear"/>
+        <w:spacing w:line="325.71428571428567" w:lineRule="auto"/>
+        <w:ind w:left="720" w:hanging="360"/>
+      </w:pPr>
+      <w:r>
+        <w:rPr>
+          <w:rFonts w:ascii="Consolas" w:cs="Consolas" w:eastAsia="Consolas" w:hAnsi="Consolas"/>
+          <w:color w:val="cccccc"/>
+          <w:sz w:val="21"/>
+          <w:szCs w:val="21"/>
+          <w:rtl w:val="0"/>
+        </w:rPr>
+        <w:t xml:space="preserve">    </w:t>
+      </w:r>
+      <w:r>
+        <w:rPr>
+          <w:rFonts w:ascii="Consolas" w:cs="Consolas" w:eastAsia="Consolas" w:hAnsi="Consolas"/>
+          <w:color w:val="9cdcfe"/>
+          <w:sz w:val="21"/>
+          <w:szCs w:val="21"/>
+          <w:rtl w:val="0"/>
+        </w:rPr>
+        <w:t xml:space="preserve">username_box</w:t>
+      </w:r>
+      <w:r>
+        <w:rPr>
+          <w:rFonts w:ascii="Consolas" w:cs="Consolas" w:eastAsia="Consolas" w:hAnsi="Consolas"/>
+          <w:color w:val="d4d4d4"/>
+          <w:sz w:val="21"/>
+          <w:szCs w:val="21"/>
+          <w:rtl w:val="0"/>
+        </w:rPr>
+        <w:t xml:space="preserve">=</w:t>
+      </w:r>
+      <w:r>
+        <w:rPr>
+          <w:rFonts w:ascii="Consolas" w:cs="Consolas" w:eastAsia="Consolas" w:hAnsi="Consolas"/>
+          <w:color w:val="9cdcfe"/>
+          <w:sz w:val="21"/>
+          <w:szCs w:val="21"/>
+          <w:rtl w:val="0"/>
+        </w:rPr>
+        <w:t xml:space="preserve">driver</w:t>
+      </w:r>
+      <w:r>
+        <w:rPr>
+          <w:rFonts w:ascii="Consolas" w:cs="Consolas" w:eastAsia="Consolas" w:hAnsi="Consolas"/>
+          <w:color w:val="cccccc"/>
+          <w:sz w:val="21"/>
+          <w:szCs w:val="21"/>
+          <w:rtl w:val="0"/>
+        </w:rPr>
+        <w:t xml:space="preserve">.</w:t>
+      </w:r>
+      <w:r>
+        <w:rPr>
+          <w:rFonts w:ascii="Consolas" w:cs="Consolas" w:eastAsia="Consolas" w:hAnsi="Consolas"/>
+          <w:color w:val="dcdcaa"/>
+          <w:sz w:val="21"/>
+          <w:szCs w:val="21"/>
+          <w:rtl w:val="0"/>
+        </w:rPr>
+        <w:t xml:space="preserve">find_element</w:t>
+      </w:r>
+      <w:r>
+        <w:rPr>
+          <w:rFonts w:ascii="Consolas" w:cs="Consolas" w:eastAsia="Consolas" w:hAnsi="Consolas"/>
+          <w:color w:val="cccccc"/>
+          <w:sz w:val="21"/>
+          <w:szCs w:val="21"/>
+          <w:rtl w:val="0"/>
+        </w:rPr>
+        <w:t xml:space="preserve">(</w:t>
+      </w:r>
+      <w:r>
+        <w:rPr>
+          <w:rFonts w:ascii="Consolas" w:cs="Consolas" w:eastAsia="Consolas" w:hAnsi="Consolas"/>
+          <w:color w:val="4ec9b0"/>
+          <w:sz w:val="21"/>
+          <w:szCs w:val="21"/>
+          <w:rtl w:val="0"/>
+        </w:rPr>
+        <w:t xml:space="preserve">By</w:t>
+      </w:r>
+      <w:r>
+        <w:rPr>
+          <w:rFonts w:ascii="Consolas" w:cs="Consolas" w:eastAsia="Consolas" w:hAnsi="Consolas"/>
+          <w:color w:val="cccccc"/>
+          <w:sz w:val="21"/>
+          <w:szCs w:val="21"/>
+          <w:rtl w:val="0"/>
+        </w:rPr>
+        <w:t xml:space="preserve">.</w:t>
+      </w:r>
+      <w:r>
+        <w:rPr>
+          <w:rFonts w:ascii="Consolas" w:cs="Consolas" w:eastAsia="Consolas" w:hAnsi="Consolas"/>
+          <w:color w:val="9cdcfe"/>
+          <w:sz w:val="21"/>
+          <w:szCs w:val="21"/>
+          <w:rtl w:val="0"/>
+        </w:rPr>
+        <w:t xml:space="preserve">ID</w:t>
+      </w:r>
+      <w:r>
+        <w:rPr>
+          <w:rFonts w:ascii="Consolas" w:cs="Consolas" w:eastAsia="Consolas" w:hAnsi="Consolas"/>
+          <w:color w:val="cccccc"/>
+          <w:sz w:val="21"/>
+          <w:szCs w:val="21"/>
+          <w:rtl w:val="0"/>
+        </w:rPr>
+        <w:t xml:space="preserve">,</w:t>
+      </w:r>
+      <w:r>
+        <w:rPr>
+          <w:rFonts w:ascii="Consolas" w:cs="Consolas" w:eastAsia="Consolas" w:hAnsi="Consolas"/>
+          <w:color w:val="ce9178"/>
+          <w:sz w:val="21"/>
+          <w:szCs w:val="21"/>
+          <w:rtl w:val="0"/>
+        </w:rPr>
+        <w:t xml:space="preserve">"usernameInput"</w:t>
+      </w:r>
+      <w:r>
+        <w:rPr>
+          <w:rFonts w:ascii="Consolas" w:cs="Consolas" w:eastAsia="Consolas" w:hAnsi="Consolas"/>
+          <w:color w:val="cccccc"/>
+          <w:sz w:val="21"/>
+          <w:szCs w:val="21"/>
+          <w:rtl w:val="0"/>
+        </w:rPr>
+        <w:t xml:space="preserve">)</w:t>
+      </w:r>
+    </w:p>
+    <w:p>
+      <w:pPr>
+        <w:numPr>
+          <w:ilvl w:val="0"/>
+          <w:numId w:val="2"/>
+        </w:numPr>
+        <w:shd w:fill="1f1f1f" w:val="clear"/>
+        <w:spacing w:line="325.71428571428567" w:lineRule="auto"/>
+        <w:ind w:left="720" w:hanging="360"/>
+      </w:pPr>
+      <w:r>
+        <w:rPr>
+          <w:rFonts w:ascii="Consolas" w:cs="Consolas" w:eastAsia="Consolas" w:hAnsi="Consolas"/>
+          <w:color w:val="cccccc"/>
+          <w:sz w:val="21"/>
+          <w:szCs w:val="21"/>
+          <w:rtl w:val="0"/>
+        </w:rPr>
+        <w:t xml:space="preserve">    </w:t>
+      </w:r>
+      <w:r>
+        <w:rPr>
+          <w:rFonts w:ascii="Consolas" w:cs="Consolas" w:eastAsia="Consolas" w:hAnsi="Consolas"/>
+          <w:color w:val="9cdcfe"/>
+          <w:sz w:val="21"/>
+          <w:szCs w:val="21"/>
+          <w:rtl w:val="0"/>
+        </w:rPr>
+        <w:t xml:space="preserve">username_box</w:t>
+      </w:r>
+      <w:r>
+        <w:rPr>
+          <w:rFonts w:ascii="Consolas" w:cs="Consolas" w:eastAsia="Consolas" w:hAnsi="Consolas"/>
+          <w:color w:val="cccccc"/>
+          <w:sz w:val="21"/>
+          <w:szCs w:val="21"/>
+          <w:rtl w:val="0"/>
+        </w:rPr>
+        <w:t xml:space="preserve">.</w:t>
+      </w:r>
+      <w:r>
+        <w:rPr>
+          <w:rFonts w:ascii="Consolas" w:cs="Consolas" w:eastAsia="Consolas" w:hAnsi="Consolas"/>
+          <w:color w:val="dcdcaa"/>
+          <w:sz w:val="21"/>
+          <w:szCs w:val="21"/>
+          <w:rtl w:val="0"/>
+        </w:rPr>
+        <w:t xml:space="preserve">clear</w:t>
+      </w:r>
+      <w:r>
+        <w:rPr>
+          <w:rFonts w:ascii="Consolas" w:cs="Consolas" w:eastAsia="Consolas" w:hAnsi="Consolas"/>
+          <w:color w:val="cccccc"/>
+          <w:sz w:val="21"/>
+          <w:szCs w:val="21"/>
+          <w:rtl w:val="0"/>
+        </w:rPr>
+        <w:t xml:space="preserve">()</w:t>
+      </w:r>
+    </w:p>
+    <w:p>
+      <w:pPr>
+        <w:numPr>
+          <w:ilvl w:val="0"/>
+          <w:numId w:val="2"/>
+        </w:numPr>
+        <w:shd w:fill="1f1f1f" w:val="clear"/>
+        <w:spacing w:line="325.71428571428567" w:lineRule="auto"/>
+        <w:ind w:left="720" w:hanging="360"/>
+      </w:pPr>
+      <w:r>
+        <w:rPr>
+          <w:rFonts w:ascii="Consolas" w:cs="Consolas" w:eastAsia="Consolas" w:hAnsi="Consolas"/>
+          <w:color w:val="cccccc"/>
+          <w:sz w:val="21"/>
+          <w:szCs w:val="21"/>
+          <w:rtl w:val="0"/>
+        </w:rPr>
+        <w:t xml:space="preserve">    </w:t>
+      </w:r>
+      <w:r>
+        <w:rPr>
+          <w:rFonts w:ascii="Consolas" w:cs="Consolas" w:eastAsia="Consolas" w:hAnsi="Consolas"/>
+          <w:color w:val="9cdcfe"/>
+          <w:sz w:val="21"/>
+          <w:szCs w:val="21"/>
+          <w:rtl w:val="0"/>
+        </w:rPr>
+        <w:t xml:space="preserve">username_box</w:t>
+      </w:r>
+      <w:r>
+        <w:rPr>
+          <w:rFonts w:ascii="Consolas" w:cs="Consolas" w:eastAsia="Consolas" w:hAnsi="Consolas"/>
+          <w:color w:val="cccccc"/>
+          <w:sz w:val="21"/>
+          <w:szCs w:val="21"/>
+          <w:rtl w:val="0"/>
+        </w:rPr>
+        <w:t xml:space="preserve">.</w:t>
+      </w:r>
+      <w:r>
+        <w:rPr>
+          <w:rFonts w:ascii="Consolas" w:cs="Consolas" w:eastAsia="Consolas" w:hAnsi="Consolas"/>
+          <w:color w:val="dcdcaa"/>
+          <w:sz w:val="21"/>
+          <w:szCs w:val="21"/>
+          <w:rtl w:val="0"/>
+        </w:rPr>
+        <w:t xml:space="preserve">send_keys</w:t>
+      </w:r>
+      <w:r>
+        <w:rPr>
+          <w:rFonts w:ascii="Consolas" w:cs="Consolas" w:eastAsia="Consolas" w:hAnsi="Consolas"/>
+          <w:color w:val="cccccc"/>
+          <w:sz w:val="21"/>
+          <w:szCs w:val="21"/>
+          <w:rtl w:val="0"/>
+        </w:rPr>
+        <w:t xml:space="preserve">(</w:t>
+      </w:r>
+      <w:r>
+        <w:rPr>
+          <w:rFonts w:ascii="Consolas" w:cs="Consolas" w:eastAsia="Consolas" w:hAnsi="Consolas"/>
+          <w:color w:val="ce9178"/>
+          <w:sz w:val="21"/>
+          <w:szCs w:val="21"/>
+          <w:rtl w:val="0"/>
+        </w:rPr>
+        <w:t xml:space="preserve">"TakacsL"</w:t>
+      </w:r>
+      <w:r>
+        <w:rPr>
+          <w:rFonts w:ascii="Consolas" w:cs="Consolas" w:eastAsia="Consolas" w:hAnsi="Consolas"/>
+          <w:color w:val="cccccc"/>
+          <w:sz w:val="21"/>
+          <w:szCs w:val="21"/>
+          <w:rtl w:val="0"/>
+        </w:rPr>
+        <w:t xml:space="preserve">)</w:t>
+      </w:r>
+    </w:p>
+    <w:p>
+      <w:pPr>
+        <w:numPr>
+          <w:ilvl w:val="0"/>
+          <w:numId w:val="2"/>
+        </w:numPr>
+        <w:shd w:fill="1f1f1f" w:val="clear"/>
+        <w:spacing w:line="325.71428571428567" w:lineRule="auto"/>
+        <w:ind w:left="720" w:hanging="360"/>
+      </w:pPr>
+      <w:r>
+        <w:rPr>
+          <w:rFonts w:ascii="Consolas" w:cs="Consolas" w:eastAsia="Consolas" w:hAnsi="Consolas"/>
+          <w:color w:val="cccccc"/>
+          <w:sz w:val="21"/>
+          <w:szCs w:val="21"/>
+          <w:rtl w:val="0"/>
+        </w:rPr>
+        <w:t xml:space="preserve">    </w:t>
+      </w:r>
+      <w:r>
+        <w:rPr>
+          <w:rFonts w:ascii="Consolas" w:cs="Consolas" w:eastAsia="Consolas" w:hAnsi="Consolas"/>
+          <w:color w:val="4ec9b0"/>
+          <w:sz w:val="21"/>
+          <w:szCs w:val="21"/>
+          <w:rtl w:val="0"/>
+        </w:rPr>
+        <w:t xml:space="preserve">time</w:t>
+      </w:r>
+      <w:r>
+        <w:rPr>
+          <w:rFonts w:ascii="Consolas" w:cs="Consolas" w:eastAsia="Consolas" w:hAnsi="Consolas"/>
+          <w:color w:val="cccccc"/>
+          <w:sz w:val="21"/>
+          <w:szCs w:val="21"/>
+          <w:rtl w:val="0"/>
+        </w:rPr>
+        <w:t xml:space="preserve">.</w:t>
+      </w:r>
+      <w:r>
+        <w:rPr>
+          <w:rFonts w:ascii="Consolas" w:cs="Consolas" w:eastAsia="Consolas" w:hAnsi="Consolas"/>
+          <w:color w:val="dcdcaa"/>
+          <w:sz w:val="21"/>
+          <w:szCs w:val="21"/>
+          <w:rtl w:val="0"/>
+        </w:rPr>
+        <w:t xml:space="preserve">sleep</w:t>
+      </w:r>
+      <w:r>
+        <w:rPr>
+          <w:rFonts w:ascii="Consolas" w:cs="Consolas" w:eastAsia="Consolas" w:hAnsi="Consolas"/>
+          <w:color w:val="cccccc"/>
+          <w:sz w:val="21"/>
+          <w:szCs w:val="21"/>
+          <w:rtl w:val="0"/>
+        </w:rPr>
+        <w:t xml:space="preserve">(</w:t>
+      </w:r>
+      <w:r>
+        <w:rPr>
+          <w:rFonts w:ascii="Consolas" w:cs="Consolas" w:eastAsia="Consolas" w:hAnsi="Consolas"/>
+          <w:color w:val="b5cea8"/>
+          <w:sz w:val="21"/>
+          <w:szCs w:val="21"/>
+          <w:rtl w:val="0"/>
+        </w:rPr>
+        <w:t xml:space="preserve">1</w:t>
+      </w:r>
+      <w:r>
+        <w:rPr>
+          <w:rFonts w:ascii="Consolas" w:cs="Consolas" w:eastAsia="Consolas" w:hAnsi="Consolas"/>
+          <w:color w:val="cccccc"/>
+          <w:sz w:val="21"/>
+          <w:szCs w:val="21"/>
+          <w:rtl w:val="0"/>
+        </w:rPr>
+        <w:t xml:space="preserve">)</w:t>
+      </w:r>
+    </w:p>
+    <w:p>
+      <w:pPr>
+        <w:numPr>
+          <w:ilvl w:val="0"/>
+          <w:numId w:val="2"/>
+        </w:numPr>
+        <w:shd w:fill="1f1f1f" w:val="clear"/>
+        <w:spacing w:line="325.71428571428567" w:lineRule="auto"/>
+        <w:ind w:left="720" w:hanging="360"/>
+      </w:pPr>
+      <w:r>
+        <w:rPr>
+          <w:rFonts w:ascii="Consolas" w:cs="Consolas" w:eastAsia="Consolas" w:hAnsi="Consolas"/>
+          <w:color w:val="cccccc"/>
+          <w:sz w:val="21"/>
+          <w:szCs w:val="21"/>
+          <w:rtl w:val="0"/>
+        </w:rPr>
+        <w:t xml:space="preserve">    </w:t>
+      </w:r>
+      <w:r>
+        <w:rPr>
+          <w:rFonts w:ascii="Consolas" w:cs="Consolas" w:eastAsia="Consolas" w:hAnsi="Consolas"/>
+          <w:color w:val="9cdcfe"/>
+          <w:sz w:val="21"/>
+          <w:szCs w:val="21"/>
+          <w:rtl w:val="0"/>
+        </w:rPr>
+        <w:t xml:space="preserve">password_box</w:t>
+      </w:r>
+      <w:r>
+        <w:rPr>
+          <w:rFonts w:ascii="Consolas" w:cs="Consolas" w:eastAsia="Consolas" w:hAnsi="Consolas"/>
+          <w:color w:val="d4d4d4"/>
+          <w:sz w:val="21"/>
+          <w:szCs w:val="21"/>
+          <w:rtl w:val="0"/>
+        </w:rPr>
+        <w:t xml:space="preserve">=</w:t>
+      </w:r>
+      <w:r>
+        <w:rPr>
+          <w:rFonts w:ascii="Consolas" w:cs="Consolas" w:eastAsia="Consolas" w:hAnsi="Consolas"/>
+          <w:color w:val="9cdcfe"/>
+          <w:sz w:val="21"/>
+          <w:szCs w:val="21"/>
+          <w:rtl w:val="0"/>
+        </w:rPr>
+        <w:t xml:space="preserve">driver</w:t>
+      </w:r>
+      <w:r>
+        <w:rPr>
+          <w:rFonts w:ascii="Consolas" w:cs="Consolas" w:eastAsia="Consolas" w:hAnsi="Consolas"/>
+          <w:color w:val="cccccc"/>
+          <w:sz w:val="21"/>
+          <w:szCs w:val="21"/>
+          <w:rtl w:val="0"/>
+        </w:rPr>
+        <w:t xml:space="preserve">.</w:t>
+      </w:r>
+      <w:r>
+        <w:rPr>
+          <w:rFonts w:ascii="Consolas" w:cs="Consolas" w:eastAsia="Consolas" w:hAnsi="Consolas"/>
+          <w:color w:val="dcdcaa"/>
+          <w:sz w:val="21"/>
+          <w:szCs w:val="21"/>
+          <w:rtl w:val="0"/>
+        </w:rPr>
+        <w:t xml:space="preserve">find_element</w:t>
+      </w:r>
+      <w:r>
+        <w:rPr>
+          <w:rFonts w:ascii="Consolas" w:cs="Consolas" w:eastAsia="Consolas" w:hAnsi="Consolas"/>
+          <w:color w:val="cccccc"/>
+          <w:sz w:val="21"/>
+          <w:szCs w:val="21"/>
+          <w:rtl w:val="0"/>
+        </w:rPr>
+        <w:t xml:space="preserve">(</w:t>
+      </w:r>
+      <w:r>
+        <w:rPr>
+          <w:rFonts w:ascii="Consolas" w:cs="Consolas" w:eastAsia="Consolas" w:hAnsi="Consolas"/>
+          <w:color w:val="4ec9b0"/>
+          <w:sz w:val="21"/>
+          <w:szCs w:val="21"/>
+          <w:rtl w:val="0"/>
+        </w:rPr>
+        <w:t xml:space="preserve">By</w:t>
+      </w:r>
+      <w:r>
+        <w:rPr>
+          <w:rFonts w:ascii="Consolas" w:cs="Consolas" w:eastAsia="Consolas" w:hAnsi="Consolas"/>
+          <w:color w:val="cccccc"/>
+          <w:sz w:val="21"/>
+          <w:szCs w:val="21"/>
+          <w:rtl w:val="0"/>
+        </w:rPr>
+        <w:t xml:space="preserve">.</w:t>
+      </w:r>
+      <w:r>
+        <w:rPr>
+          <w:rFonts w:ascii="Consolas" w:cs="Consolas" w:eastAsia="Consolas" w:hAnsi="Consolas"/>
+          <w:color w:val="9cdcfe"/>
+          <w:sz w:val="21"/>
+          <w:szCs w:val="21"/>
+          <w:rtl w:val="0"/>
+        </w:rPr>
+        <w:t xml:space="preserve">ID</w:t>
+      </w:r>
+      <w:r>
+        <w:rPr>
+          <w:rFonts w:ascii="Consolas" w:cs="Consolas" w:eastAsia="Consolas" w:hAnsi="Consolas"/>
+          <w:color w:val="cccccc"/>
+          <w:sz w:val="21"/>
+          <w:szCs w:val="21"/>
+          <w:rtl w:val="0"/>
+        </w:rPr>
+        <w:t xml:space="preserve">,</w:t>
+      </w:r>
+      <w:r>
+        <w:rPr>
+          <w:rFonts w:ascii="Consolas" w:cs="Consolas" w:eastAsia="Consolas" w:hAnsi="Consolas"/>
+          <w:color w:val="ce9178"/>
+          <w:sz w:val="21"/>
+          <w:szCs w:val="21"/>
+          <w:rtl w:val="0"/>
+        </w:rPr>
+        <w:t xml:space="preserve">"exampleInputPassword1"</w:t>
+      </w:r>
+      <w:r>
+        <w:rPr>
+          <w:rFonts w:ascii="Consolas" w:cs="Consolas" w:eastAsia="Consolas" w:hAnsi="Consolas"/>
+          <w:color w:val="cccccc"/>
+          <w:sz w:val="21"/>
+          <w:szCs w:val="21"/>
+          <w:rtl w:val="0"/>
+        </w:rPr>
+        <w:t xml:space="preserve">)</w:t>
+      </w:r>
+    </w:p>
+    <w:p>
+      <w:pPr>
+        <w:numPr>
+          <w:ilvl w:val="0"/>
+          <w:numId w:val="2"/>
+        </w:numPr>
+        <w:shd w:fill="1f1f1f" w:val="clear"/>
+        <w:spacing w:line="325.71428571428567" w:lineRule="auto"/>
+        <w:ind w:left="720" w:hanging="360"/>
+      </w:pPr>
+      <w:r>
+        <w:rPr>
+          <w:rFonts w:ascii="Consolas" w:cs="Consolas" w:eastAsia="Consolas" w:hAnsi="Consolas"/>
+          <w:color w:val="cccccc"/>
+          <w:sz w:val="21"/>
+          <w:szCs w:val="21"/>
+          <w:rtl w:val="0"/>
+        </w:rPr>
+        <w:t xml:space="preserve">    </w:t>
+      </w:r>
+      <w:r>
+        <w:rPr>
+          <w:rFonts w:ascii="Consolas" w:cs="Consolas" w:eastAsia="Consolas" w:hAnsi="Consolas"/>
+          <w:color w:val="9cdcfe"/>
+          <w:sz w:val="21"/>
+          <w:szCs w:val="21"/>
+          <w:rtl w:val="0"/>
+        </w:rPr>
+        <w:t xml:space="preserve">password_box</w:t>
+      </w:r>
+      <w:r>
+        <w:rPr>
+          <w:rFonts w:ascii="Consolas" w:cs="Consolas" w:eastAsia="Consolas" w:hAnsi="Consolas"/>
+          <w:color w:val="cccccc"/>
+          <w:sz w:val="21"/>
+          <w:szCs w:val="21"/>
+          <w:rtl w:val="0"/>
+        </w:rPr>
+        <w:t xml:space="preserve">.</w:t>
+      </w:r>
+      <w:r>
+        <w:rPr>
+          <w:rFonts w:ascii="Consolas" w:cs="Consolas" w:eastAsia="Consolas" w:hAnsi="Consolas"/>
+          <w:color w:val="dcdcaa"/>
+          <w:sz w:val="21"/>
+          <w:szCs w:val="21"/>
+          <w:rtl w:val="0"/>
+        </w:rPr>
+        <w:t xml:space="preserve">clear</w:t>
+      </w:r>
+      <w:r>
+        <w:rPr>
+          <w:rFonts w:ascii="Consolas" w:cs="Consolas" w:eastAsia="Consolas" w:hAnsi="Consolas"/>
+          <w:color w:val="cccccc"/>
+          <w:sz w:val="21"/>
+          <w:szCs w:val="21"/>
+          <w:rtl w:val="0"/>
+        </w:rPr>
+        <w:t xml:space="preserve">()</w:t>
+      </w:r>
+    </w:p>
+    <w:p>
+      <w:pPr>
+        <w:numPr>
+          <w:ilvl w:val="0"/>
+          <w:numId w:val="2"/>
+        </w:numPr>
+        <w:shd w:fill="1f1f1f" w:val="clear"/>
+        <w:spacing w:line="325.71428571428567" w:lineRule="auto"/>
+        <w:ind w:left="720" w:hanging="360"/>
+      </w:pPr>
+      <w:r>
+        <w:rPr>
+          <w:rFonts w:ascii="Consolas" w:cs="Consolas" w:eastAsia="Consolas" w:hAnsi="Consolas"/>
+          <w:color w:val="cccccc"/>
+          <w:sz w:val="21"/>
+          <w:szCs w:val="21"/>
+          <w:rtl w:val="0"/>
+        </w:rPr>
+        <w:t xml:space="preserve">    </w:t>
+      </w:r>
+      <w:r>
+        <w:rPr>
+          <w:rFonts w:ascii="Consolas" w:cs="Consolas" w:eastAsia="Consolas" w:hAnsi="Consolas"/>
+          <w:color w:val="9cdcfe"/>
+          <w:sz w:val="21"/>
+          <w:szCs w:val="21"/>
+          <w:rtl w:val="0"/>
+        </w:rPr>
+        <w:t xml:space="preserve">password_box</w:t>
+      </w:r>
+      <w:r>
+        <w:rPr>
+          <w:rFonts w:ascii="Consolas" w:cs="Consolas" w:eastAsia="Consolas" w:hAnsi="Consolas"/>
+          <w:color w:val="cccccc"/>
+          <w:sz w:val="21"/>
+          <w:szCs w:val="21"/>
+          <w:rtl w:val="0"/>
+        </w:rPr>
+        <w:t xml:space="preserve">.</w:t>
+      </w:r>
+      <w:r>
+        <w:rPr>
+          <w:rFonts w:ascii="Consolas" w:cs="Consolas" w:eastAsia="Consolas" w:hAnsi="Consolas"/>
+          <w:color w:val="dcdcaa"/>
+          <w:sz w:val="21"/>
+          <w:szCs w:val="21"/>
+          <w:rtl w:val="0"/>
+        </w:rPr>
+        <w:t xml:space="preserve">send_keys</w:t>
+      </w:r>
+      <w:r>
+        <w:rPr>
+          <w:rFonts w:ascii="Consolas" w:cs="Consolas" w:eastAsia="Consolas" w:hAnsi="Consolas"/>
+          <w:color w:val="cccccc"/>
+          <w:sz w:val="21"/>
+          <w:szCs w:val="21"/>
+          <w:rtl w:val="0"/>
+        </w:rPr>
+        <w:t xml:space="preserve">(</w:t>
+      </w:r>
+      <w:r>
+        <w:rPr>
+          <w:rFonts w:ascii="Consolas" w:cs="Consolas" w:eastAsia="Consolas" w:hAnsi="Consolas"/>
+          <w:color w:val="ce9178"/>
+          <w:sz w:val="21"/>
+          <w:szCs w:val="21"/>
+          <w:rtl w:val="0"/>
+        </w:rPr>
+        <w:t xml:space="preserve">"TakacsLaszlo"</w:t>
+      </w:r>
+      <w:r>
+        <w:rPr>
+          <w:rFonts w:ascii="Consolas" w:cs="Consolas" w:eastAsia="Consolas" w:hAnsi="Consolas"/>
+          <w:color w:val="cccccc"/>
+          <w:sz w:val="21"/>
+          <w:szCs w:val="21"/>
+          <w:rtl w:val="0"/>
+        </w:rPr>
+        <w:t xml:space="preserve">)</w:t>
+      </w:r>
+    </w:p>
+    <w:p>
+      <w:pPr>
+        <w:numPr>
+          <w:ilvl w:val="0"/>
+          <w:numId w:val="2"/>
+        </w:numPr>
+        <w:shd w:fill="1f1f1f" w:val="clear"/>
+        <w:spacing w:line="325.71428571428567" w:lineRule="auto"/>
+        <w:ind w:left="720" w:hanging="360"/>
+      </w:pPr>
+      <w:r>
+        <w:rPr>
+          <w:rFonts w:ascii="Consolas" w:cs="Consolas" w:eastAsia="Consolas" w:hAnsi="Consolas"/>
+          <w:color w:val="cccccc"/>
+          <w:sz w:val="21"/>
+          <w:szCs w:val="21"/>
+          <w:rtl w:val="0"/>
+        </w:rPr>
+        <w:t xml:space="preserve">    </w:t>
+      </w:r>
+      <w:r>
+        <w:rPr>
+          <w:rFonts w:ascii="Consolas" w:cs="Consolas" w:eastAsia="Consolas" w:hAnsi="Consolas"/>
+          <w:color w:val="4ec9b0"/>
+          <w:sz w:val="21"/>
+          <w:szCs w:val="21"/>
+          <w:rtl w:val="0"/>
+        </w:rPr>
+        <w:t xml:space="preserve">time</w:t>
+      </w:r>
+      <w:r>
+        <w:rPr>
+          <w:rFonts w:ascii="Consolas" w:cs="Consolas" w:eastAsia="Consolas" w:hAnsi="Consolas"/>
+          <w:color w:val="cccccc"/>
+          <w:sz w:val="21"/>
+          <w:szCs w:val="21"/>
+          <w:rtl w:val="0"/>
+        </w:rPr>
+        <w:t xml:space="preserve">.</w:t>
+      </w:r>
+      <w:r>
+        <w:rPr>
+          <w:rFonts w:ascii="Consolas" w:cs="Consolas" w:eastAsia="Consolas" w:hAnsi="Consolas"/>
+          <w:color w:val="dcdcaa"/>
+          <w:sz w:val="21"/>
+          <w:szCs w:val="21"/>
+          <w:rtl w:val="0"/>
+        </w:rPr>
+        <w:t xml:space="preserve">sleep</w:t>
+      </w:r>
+      <w:r>
+        <w:rPr>
+          <w:rFonts w:ascii="Consolas" w:cs="Consolas" w:eastAsia="Consolas" w:hAnsi="Consolas"/>
+          <w:color w:val="cccccc"/>
+          <w:sz w:val="21"/>
+          <w:szCs w:val="21"/>
+          <w:rtl w:val="0"/>
+        </w:rPr>
+        <w:t xml:space="preserve">(</w:t>
+      </w:r>
+      <w:r>
+        <w:rPr>
+          <w:rFonts w:ascii="Consolas" w:cs="Consolas" w:eastAsia="Consolas" w:hAnsi="Consolas"/>
+          <w:color w:val="b5cea8"/>
+          <w:sz w:val="21"/>
+          <w:szCs w:val="21"/>
+          <w:rtl w:val="0"/>
+        </w:rPr>
+        <w:t xml:space="preserve">2</w:t>
+      </w:r>
+      <w:r>
+        <w:rPr>
+          <w:rFonts w:ascii="Consolas" w:cs="Consolas" w:eastAsia="Consolas" w:hAnsi="Consolas"/>
+          <w:color w:val="cccccc"/>
+          <w:sz w:val="21"/>
+          <w:szCs w:val="21"/>
+          <w:rtl w:val="0"/>
+        </w:rPr>
+        <w:t xml:space="preserve">)</w:t>
+      </w:r>
+    </w:p>
+    <w:p>
+      <w:pPr>
+        <w:numPr>
+          <w:ilvl w:val="0"/>
+          <w:numId w:val="2"/>
+        </w:numPr>
+        <w:shd w:fill="1f1f1f" w:val="clear"/>
+        <w:spacing w:line="325.71428571428567" w:lineRule="auto"/>
+        <w:ind w:left="720" w:hanging="360"/>
+      </w:pPr>
+      <w:r>
+        <w:rPr>
+          <w:rFonts w:ascii="Consolas" w:cs="Consolas" w:eastAsia="Consolas" w:hAnsi="Consolas"/>
+          <w:color w:val="cccccc"/>
+          <w:sz w:val="21"/>
+          <w:szCs w:val="21"/>
+          <w:rtl w:val="0"/>
+        </w:rPr>
+        <w:t xml:space="preserve">    </w:t>
+      </w:r>
+      <w:r>
+        <w:rPr>
+          <w:rFonts w:ascii="Consolas" w:cs="Consolas" w:eastAsia="Consolas" w:hAnsi="Consolas"/>
+          <w:color w:val="9cdcfe"/>
+          <w:sz w:val="21"/>
+          <w:szCs w:val="21"/>
+          <w:rtl w:val="0"/>
+        </w:rPr>
+        <w:t xml:space="preserve">login_gomb</w:t>
+      </w:r>
+      <w:r>
+        <w:rPr>
+          <w:rFonts w:ascii="Consolas" w:cs="Consolas" w:eastAsia="Consolas" w:hAnsi="Consolas"/>
+          <w:color w:val="d4d4d4"/>
+          <w:sz w:val="21"/>
+          <w:szCs w:val="21"/>
+          <w:rtl w:val="0"/>
+        </w:rPr>
+        <w:t xml:space="preserve">=</w:t>
+      </w:r>
+      <w:r>
+        <w:rPr>
+          <w:rFonts w:ascii="Consolas" w:cs="Consolas" w:eastAsia="Consolas" w:hAnsi="Consolas"/>
+          <w:color w:val="9cdcfe"/>
+          <w:sz w:val="21"/>
+          <w:szCs w:val="21"/>
+          <w:rtl w:val="0"/>
+        </w:rPr>
+        <w:t xml:space="preserve">driver</w:t>
+      </w:r>
+      <w:r>
+        <w:rPr>
+          <w:rFonts w:ascii="Consolas" w:cs="Consolas" w:eastAsia="Consolas" w:hAnsi="Consolas"/>
+          <w:color w:val="cccccc"/>
+          <w:sz w:val="21"/>
+          <w:szCs w:val="21"/>
+          <w:rtl w:val="0"/>
+        </w:rPr>
+        <w:t xml:space="preserve">.</w:t>
+      </w:r>
+      <w:r>
+        <w:rPr>
+          <w:rFonts w:ascii="Consolas" w:cs="Consolas" w:eastAsia="Consolas" w:hAnsi="Consolas"/>
+          <w:color w:val="dcdcaa"/>
+          <w:sz w:val="21"/>
+          <w:szCs w:val="21"/>
+          <w:rtl w:val="0"/>
+        </w:rPr>
+        <w:t xml:space="preserve">find_element</w:t>
+      </w:r>
+      <w:r>
+        <w:rPr>
+          <w:rFonts w:ascii="Consolas" w:cs="Consolas" w:eastAsia="Consolas" w:hAnsi="Consolas"/>
+          <w:color w:val="cccccc"/>
+          <w:sz w:val="21"/>
+          <w:szCs w:val="21"/>
+          <w:rtl w:val="0"/>
+        </w:rPr>
+        <w:t xml:space="preserve">(</w:t>
+      </w:r>
+      <w:r>
+        <w:rPr>
+          <w:rFonts w:ascii="Consolas" w:cs="Consolas" w:eastAsia="Consolas" w:hAnsi="Consolas"/>
+          <w:color w:val="4ec9b0"/>
+          <w:sz w:val="21"/>
+          <w:szCs w:val="21"/>
+          <w:rtl w:val="0"/>
+        </w:rPr>
+        <w:t xml:space="preserve">By</w:t>
+      </w:r>
+      <w:r>
+        <w:rPr>
+          <w:rFonts w:ascii="Consolas" w:cs="Consolas" w:eastAsia="Consolas" w:hAnsi="Consolas"/>
+          <w:color w:val="cccccc"/>
+          <w:sz w:val="21"/>
+          <w:szCs w:val="21"/>
+          <w:rtl w:val="0"/>
+        </w:rPr>
+        <w:t xml:space="preserve">.</w:t>
+      </w:r>
+      <w:r>
+        <w:rPr>
+          <w:rFonts w:ascii="Consolas" w:cs="Consolas" w:eastAsia="Consolas" w:hAnsi="Consolas"/>
+          <w:color w:val="9cdcfe"/>
+          <w:sz w:val="21"/>
+          <w:szCs w:val="21"/>
+          <w:rtl w:val="0"/>
+        </w:rPr>
+        <w:t xml:space="preserve">XPATH</w:t>
+      </w:r>
+      <w:r>
+        <w:rPr>
+          <w:rFonts w:ascii="Consolas" w:cs="Consolas" w:eastAsia="Consolas" w:hAnsi="Consolas"/>
+          <w:color w:val="cccccc"/>
+          <w:sz w:val="21"/>
+          <w:szCs w:val="21"/>
+          <w:rtl w:val="0"/>
+        </w:rPr>
+        <w:t xml:space="preserve">, </w:t>
+      </w:r>
+      <w:r>
+        <w:rPr>
+          <w:rFonts w:ascii="Consolas" w:cs="Consolas" w:eastAsia="Consolas" w:hAnsi="Consolas"/>
+          <w:color w:val="ce9178"/>
+          <w:sz w:val="21"/>
+          <w:szCs w:val="21"/>
+          <w:rtl w:val="0"/>
+        </w:rPr>
+        <w:t xml:space="preserve">"//button[text()='Login']"</w:t>
+      </w:r>
+      <w:r>
+        <w:rPr>
+          <w:rFonts w:ascii="Consolas" w:cs="Consolas" w:eastAsia="Consolas" w:hAnsi="Consolas"/>
+          <w:color w:val="cccccc"/>
+          <w:sz w:val="21"/>
+          <w:szCs w:val="21"/>
+          <w:rtl w:val="0"/>
+        </w:rPr>
+        <w:t xml:space="preserve">).</w:t>
+      </w:r>
+      <w:r>
+        <w:rPr>
+          <w:rFonts w:ascii="Consolas" w:cs="Consolas" w:eastAsia="Consolas" w:hAnsi="Consolas"/>
+          <w:color w:val="dcdcaa"/>
+          <w:sz w:val="21"/>
+          <w:szCs w:val="21"/>
+          <w:rtl w:val="0"/>
+        </w:rPr>
+        <w:t xml:space="preserve">click</w:t>
+      </w:r>
+      <w:r>
+        <w:rPr>
+          <w:rFonts w:ascii="Consolas" w:cs="Consolas" w:eastAsia="Consolas" w:hAnsi="Consolas"/>
+          <w:color w:val="cccccc"/>
+          <w:sz w:val="21"/>
+          <w:szCs w:val="21"/>
+          <w:rtl w:val="0"/>
+        </w:rPr>
+        <w:t xml:space="preserve">()</w:t>
+      </w:r>
+    </w:p>
+    <w:p>
+      <w:pPr>
+        <w:numPr>
+          <w:ilvl w:val="0"/>
+          <w:numId w:val="2"/>
+        </w:numPr>
+        <w:shd w:fill="1f1f1f" w:val="clear"/>
+        <w:spacing w:line="325.71428571428567" w:lineRule="auto"/>
+        <w:ind w:left="720" w:hanging="360"/>
+      </w:pPr>
+      <w:r>
+        <w:rPr>
+          <w:rFonts w:ascii="Consolas" w:cs="Consolas" w:eastAsia="Consolas" w:hAnsi="Consolas"/>
+          <w:color w:val="cccccc"/>
+          <w:sz w:val="21"/>
+          <w:szCs w:val="21"/>
+          <w:rtl w:val="0"/>
+        </w:rPr>
+        <w:t xml:space="preserve">    </w:t>
+      </w:r>
+      <w:r>
+        <w:rPr>
+          <w:rFonts w:ascii="Consolas" w:cs="Consolas" w:eastAsia="Consolas" w:hAnsi="Consolas"/>
+          <w:color w:val="4ec9b0"/>
+          <w:sz w:val="21"/>
+          <w:szCs w:val="21"/>
+          <w:rtl w:val="0"/>
+        </w:rPr>
+        <w:t xml:space="preserve">time</w:t>
+      </w:r>
+      <w:r>
+        <w:rPr>
+          <w:rFonts w:ascii="Consolas" w:cs="Consolas" w:eastAsia="Consolas" w:hAnsi="Consolas"/>
+          <w:color w:val="cccccc"/>
+          <w:sz w:val="21"/>
+          <w:szCs w:val="21"/>
+          <w:rtl w:val="0"/>
+        </w:rPr>
+        <w:t xml:space="preserve">.</w:t>
+      </w:r>
+      <w:r>
+        <w:rPr>
+          <w:rFonts w:ascii="Consolas" w:cs="Consolas" w:eastAsia="Consolas" w:hAnsi="Consolas"/>
+          <w:color w:val="dcdcaa"/>
+          <w:sz w:val="21"/>
+          <w:szCs w:val="21"/>
+          <w:rtl w:val="0"/>
+        </w:rPr>
+        <w:t xml:space="preserve">sleep</w:t>
+      </w:r>
+      <w:r>
+        <w:rPr>
+          <w:rFonts w:ascii="Consolas" w:cs="Consolas" w:eastAsia="Consolas" w:hAnsi="Consolas"/>
+          <w:color w:val="cccccc"/>
+          <w:sz w:val="21"/>
+          <w:szCs w:val="21"/>
+          <w:rtl w:val="0"/>
+        </w:rPr>
+        <w:t xml:space="preserve">(</w:t>
+      </w:r>
+      <w:r>
+        <w:rPr>
+          <w:rFonts w:ascii="Consolas" w:cs="Consolas" w:eastAsia="Consolas" w:hAnsi="Consolas"/>
+          <w:color w:val="b5cea8"/>
+          <w:sz w:val="21"/>
+          <w:szCs w:val="21"/>
+          <w:rtl w:val="0"/>
+        </w:rPr>
+        <w:t xml:space="preserve">2</w:t>
+      </w:r>
+      <w:r>
+        <w:rPr>
+          <w:rFonts w:ascii="Consolas" w:cs="Consolas" w:eastAsia="Consolas" w:hAnsi="Consolas"/>
+          <w:color w:val="cccccc"/>
+          <w:sz w:val="21"/>
+          <w:szCs w:val="21"/>
+          <w:rtl w:val="0"/>
+        </w:rPr>
+        <w:t xml:space="preserve">)</w:t>
+      </w:r>
+    </w:p>
+    <w:p>
+      <w:pPr>
+        <w:numPr>
+          <w:ilvl w:val="0"/>
+          <w:numId w:val="2"/>
+        </w:numPr>
+        <w:shd w:fill="1f1f1f" w:val="clear"/>
+        <w:spacing w:line="325.71428571428567" w:lineRule="auto"/>
+        <w:ind w:left="720" w:hanging="360"/>
+      </w:pPr>
+      <w:r>
+        <w:rPr>
+          <w:rFonts w:ascii="Consolas" w:cs="Consolas" w:eastAsia="Consolas" w:hAnsi="Consolas"/>
+          <w:color w:val="cccccc"/>
+          <w:sz w:val="21"/>
+          <w:szCs w:val="21"/>
+          <w:rtl w:val="0"/>
+        </w:rPr>
+        <w:t xml:space="preserve">    </w:t>
+      </w:r>
+      <w:r>
+        <w:rPr>
+          <w:rFonts w:ascii="Consolas" w:cs="Consolas" w:eastAsia="Consolas" w:hAnsi="Consolas"/>
+          <w:color w:val="9cdcfe"/>
+          <w:sz w:val="21"/>
+          <w:szCs w:val="21"/>
+          <w:rtl w:val="0"/>
+        </w:rPr>
+        <w:t xml:space="preserve">driver</w:t>
+      </w:r>
+      <w:r>
+        <w:rPr>
+          <w:rFonts w:ascii="Consolas" w:cs="Consolas" w:eastAsia="Consolas" w:hAnsi="Consolas"/>
+          <w:color w:val="cccccc"/>
+          <w:sz w:val="21"/>
+          <w:szCs w:val="21"/>
+          <w:rtl w:val="0"/>
+        </w:rPr>
+        <w:t xml:space="preserve">.</w:t>
+      </w:r>
+      <w:r>
+        <w:rPr>
+          <w:rFonts w:ascii="Consolas" w:cs="Consolas" w:eastAsia="Consolas" w:hAnsi="Consolas"/>
+          <w:color w:val="dcdcaa"/>
+          <w:sz w:val="21"/>
+          <w:szCs w:val="21"/>
+          <w:rtl w:val="0"/>
+        </w:rPr>
+        <w:t xml:space="preserve">find_element</w:t>
+      </w:r>
+      <w:r>
+        <w:rPr>
+          <w:rFonts w:ascii="Consolas" w:cs="Consolas" w:eastAsia="Consolas" w:hAnsi="Consolas"/>
+          <w:color w:val="cccccc"/>
+          <w:sz w:val="21"/>
+          <w:szCs w:val="21"/>
+          <w:rtl w:val="0"/>
+        </w:rPr>
+        <w:t xml:space="preserve">(</w:t>
+      </w:r>
+      <w:r>
+        <w:rPr>
+          <w:rFonts w:ascii="Consolas" w:cs="Consolas" w:eastAsia="Consolas" w:hAnsi="Consolas"/>
+          <w:color w:val="4ec9b0"/>
+          <w:sz w:val="21"/>
+          <w:szCs w:val="21"/>
+          <w:rtl w:val="0"/>
+        </w:rPr>
+        <w:t xml:space="preserve">By</w:t>
+      </w:r>
+      <w:r>
+        <w:rPr>
+          <w:rFonts w:ascii="Consolas" w:cs="Consolas" w:eastAsia="Consolas" w:hAnsi="Consolas"/>
+          <w:color w:val="cccccc"/>
+          <w:sz w:val="21"/>
+          <w:szCs w:val="21"/>
+          <w:rtl w:val="0"/>
+        </w:rPr>
+        <w:t xml:space="preserve">.</w:t>
+      </w:r>
+      <w:r>
+        <w:rPr>
+          <w:rFonts w:ascii="Consolas" w:cs="Consolas" w:eastAsia="Consolas" w:hAnsi="Consolas"/>
+          <w:color w:val="9cdcfe"/>
+          <w:sz w:val="21"/>
+          <w:szCs w:val="21"/>
+          <w:rtl w:val="0"/>
+        </w:rPr>
+        <w:t xml:space="preserve">LINK_TEXT</w:t>
+      </w:r>
+      <w:r>
+        <w:rPr>
+          <w:rFonts w:ascii="Consolas" w:cs="Consolas" w:eastAsia="Consolas" w:hAnsi="Consolas"/>
+          <w:color w:val="cccccc"/>
+          <w:sz w:val="21"/>
+          <w:szCs w:val="21"/>
+          <w:rtl w:val="0"/>
+        </w:rPr>
+        <w:t xml:space="preserve">,</w:t>
+      </w:r>
+      <w:r>
+        <w:rPr>
+          <w:rFonts w:ascii="Consolas" w:cs="Consolas" w:eastAsia="Consolas" w:hAnsi="Consolas"/>
+          <w:color w:val="ce9178"/>
+          <w:sz w:val="21"/>
+          <w:szCs w:val="21"/>
+          <w:rtl w:val="0"/>
+        </w:rPr>
+        <w:t xml:space="preserve">"logout"</w:t>
+      </w:r>
+      <w:r>
+        <w:rPr>
+          <w:rFonts w:ascii="Consolas" w:cs="Consolas" w:eastAsia="Consolas" w:hAnsi="Consolas"/>
+          <w:color w:val="cccccc"/>
+          <w:sz w:val="21"/>
+          <w:szCs w:val="21"/>
+          <w:rtl w:val="0"/>
+        </w:rPr>
+        <w:t xml:space="preserve">).</w:t>
+      </w:r>
+      <w:r>
+        <w:rPr>
+          <w:rFonts w:ascii="Consolas" w:cs="Consolas" w:eastAsia="Consolas" w:hAnsi="Consolas"/>
+          <w:color w:val="dcdcaa"/>
+          <w:sz w:val="21"/>
+          <w:szCs w:val="21"/>
+          <w:rtl w:val="0"/>
+        </w:rPr>
+        <w:t xml:space="preserve">click</w:t>
+      </w:r>
+      <w:r>
+        <w:rPr>
+          <w:rFonts w:ascii="Consolas" w:cs="Consolas" w:eastAsia="Consolas" w:hAnsi="Consolas"/>
+          <w:color w:val="cccccc"/>
+          <w:sz w:val="21"/>
+          <w:szCs w:val="21"/>
+          <w:rtl w:val="0"/>
+        </w:rPr>
+        <w:t xml:space="preserve">()</w:t>
+      </w:r>
+    </w:p>
+    <w:p>
+      <w:pPr>
+        <w:numPr>
+          <w:ilvl w:val="0"/>
+          <w:numId w:val="2"/>
+        </w:numPr>
+        <w:shd w:fill="1f1f1f" w:val="clear"/>
+        <w:spacing w:line="325.71428571428567" w:lineRule="auto"/>
+        <w:ind w:left="720" w:hanging="360"/>
+      </w:pPr>
+      <w:r>
+        <w:rPr>
+          <w:rFonts w:ascii="Consolas" w:cs="Consolas" w:eastAsia="Consolas" w:hAnsi="Consolas"/>
+          <w:color w:val="cccccc"/>
+          <w:sz w:val="21"/>
+          <w:szCs w:val="21"/>
+          <w:rtl w:val="0"/>
+        </w:rPr>
+        <w:t xml:space="preserve">    </w:t>
+      </w:r>
+      <w:r>
+        <w:rPr>
+          <w:rFonts w:ascii="Consolas" w:cs="Consolas" w:eastAsia="Consolas" w:hAnsi="Consolas"/>
+          <w:color w:val="6a9955"/>
+          <w:sz w:val="21"/>
+          <w:szCs w:val="21"/>
+          <w:rtl w:val="0"/>
+        </w:rPr>
+        <w:t xml:space="preserve">#Regisztráció teszt</w:t>
+      </w:r>
+    </w:p>
+    <w:p>
+      <w:pPr>
+        <w:numPr>
+          <w:ilvl w:val="0"/>
+          <w:numId w:val="2"/>
+        </w:numPr>
+        <w:shd w:fill="1f1f1f" w:val="clear"/>
+        <w:spacing w:line="325.71428571428567" w:lineRule="auto"/>
+        <w:ind w:left="720" w:hanging="360"/>
+      </w:pPr>
+      <w:r>
+        <w:rPr>
+          <w:rFonts w:ascii="Consolas" w:cs="Consolas" w:eastAsia="Consolas" w:hAnsi="Consolas"/>
+          <w:color w:val="cccccc"/>
+          <w:sz w:val="21"/>
+          <w:szCs w:val="21"/>
+          <w:rtl w:val="0"/>
+        </w:rPr>
+        <w:t xml:space="preserve">    </w:t>
+      </w:r>
+      <w:r>
+        <w:rPr>
+          <w:rFonts w:ascii="Consolas" w:cs="Consolas" w:eastAsia="Consolas" w:hAnsi="Consolas"/>
+          <w:color w:val="4ec9b0"/>
+          <w:sz w:val="21"/>
+          <w:szCs w:val="21"/>
+          <w:rtl w:val="0"/>
+        </w:rPr>
+        <w:t xml:space="preserve">time</w:t>
+      </w:r>
+      <w:r>
+        <w:rPr>
+          <w:rFonts w:ascii="Consolas" w:cs="Consolas" w:eastAsia="Consolas" w:hAnsi="Consolas"/>
+          <w:color w:val="cccccc"/>
+          <w:sz w:val="21"/>
+          <w:szCs w:val="21"/>
+          <w:rtl w:val="0"/>
+        </w:rPr>
+        <w:t xml:space="preserve">.</w:t>
+      </w:r>
+      <w:r>
+        <w:rPr>
+          <w:rFonts w:ascii="Consolas" w:cs="Consolas" w:eastAsia="Consolas" w:hAnsi="Consolas"/>
+          <w:color w:val="dcdcaa"/>
+          <w:sz w:val="21"/>
+          <w:szCs w:val="21"/>
+          <w:rtl w:val="0"/>
+        </w:rPr>
+        <w:t xml:space="preserve">sleep</w:t>
+      </w:r>
+      <w:r>
+        <w:rPr>
+          <w:rFonts w:ascii="Consolas" w:cs="Consolas" w:eastAsia="Consolas" w:hAnsi="Consolas"/>
+          <w:color w:val="cccccc"/>
+          <w:sz w:val="21"/>
+          <w:szCs w:val="21"/>
+          <w:rtl w:val="0"/>
+        </w:rPr>
+        <w:t xml:space="preserve">(</w:t>
+      </w:r>
+      <w:r>
+        <w:rPr>
+          <w:rFonts w:ascii="Consolas" w:cs="Consolas" w:eastAsia="Consolas" w:hAnsi="Consolas"/>
+          <w:color w:val="b5cea8"/>
+          <w:sz w:val="21"/>
+          <w:szCs w:val="21"/>
+          <w:rtl w:val="0"/>
+        </w:rPr>
+        <w:t xml:space="preserve">2</w:t>
+      </w:r>
+      <w:r>
+        <w:rPr>
+          <w:rFonts w:ascii="Consolas" w:cs="Consolas" w:eastAsia="Consolas" w:hAnsi="Consolas"/>
+          <w:color w:val="cccccc"/>
+          <w:sz w:val="21"/>
+          <w:szCs w:val="21"/>
+          <w:rtl w:val="0"/>
+        </w:rPr>
+        <w:t xml:space="preserve">)</w:t>
+      </w:r>
+    </w:p>
+    <w:p>
+      <w:pPr>
+        <w:numPr>
+          <w:ilvl w:val="0"/>
+          <w:numId w:val="2"/>
+        </w:numPr>
+        <w:shd w:fill="1f1f1f" w:val="clear"/>
+        <w:spacing w:line="325.71428571428567" w:lineRule="auto"/>
+        <w:ind w:left="720" w:hanging="360"/>
+      </w:pPr>
+      <w:r>
+        <w:rPr>
+          <w:rFonts w:ascii="Consolas" w:cs="Consolas" w:eastAsia="Consolas" w:hAnsi="Consolas"/>
+          <w:color w:val="cccccc"/>
+          <w:sz w:val="21"/>
+          <w:szCs w:val="21"/>
+          <w:rtl w:val="0"/>
+        </w:rPr>
+        <w:t xml:space="preserve">    </w:t>
+      </w:r>
+      <w:r>
+        <w:rPr>
+          <w:rFonts w:ascii="Consolas" w:cs="Consolas" w:eastAsia="Consolas" w:hAnsi="Consolas"/>
+          <w:color w:val="9cdcfe"/>
+          <w:sz w:val="21"/>
+          <w:szCs w:val="21"/>
+          <w:rtl w:val="0"/>
+        </w:rPr>
+        <w:t xml:space="preserve">driver</w:t>
+      </w:r>
+      <w:r>
+        <w:rPr>
+          <w:rFonts w:ascii="Consolas" w:cs="Consolas" w:eastAsia="Consolas" w:hAnsi="Consolas"/>
+          <w:color w:val="cccccc"/>
+          <w:sz w:val="21"/>
+          <w:szCs w:val="21"/>
+          <w:rtl w:val="0"/>
+        </w:rPr>
+        <w:t xml:space="preserve">.</w:t>
+      </w:r>
+      <w:r>
+        <w:rPr>
+          <w:rFonts w:ascii="Consolas" w:cs="Consolas" w:eastAsia="Consolas" w:hAnsi="Consolas"/>
+          <w:color w:val="dcdcaa"/>
+          <w:sz w:val="21"/>
+          <w:szCs w:val="21"/>
+          <w:rtl w:val="0"/>
+        </w:rPr>
+        <w:t xml:space="preserve">find_element</w:t>
+      </w:r>
+      <w:r>
+        <w:rPr>
+          <w:rFonts w:ascii="Consolas" w:cs="Consolas" w:eastAsia="Consolas" w:hAnsi="Consolas"/>
+          <w:color w:val="cccccc"/>
+          <w:sz w:val="21"/>
+          <w:szCs w:val="21"/>
+          <w:rtl w:val="0"/>
+        </w:rPr>
+        <w:t xml:space="preserve">(</w:t>
+      </w:r>
+      <w:r>
+        <w:rPr>
+          <w:rFonts w:ascii="Consolas" w:cs="Consolas" w:eastAsia="Consolas" w:hAnsi="Consolas"/>
+          <w:color w:val="4ec9b0"/>
+          <w:sz w:val="21"/>
+          <w:szCs w:val="21"/>
+          <w:rtl w:val="0"/>
+        </w:rPr>
+        <w:t xml:space="preserve">By</w:t>
+      </w:r>
+      <w:r>
+        <w:rPr>
+          <w:rFonts w:ascii="Consolas" w:cs="Consolas" w:eastAsia="Consolas" w:hAnsi="Consolas"/>
+          <w:color w:val="cccccc"/>
+          <w:sz w:val="21"/>
+          <w:szCs w:val="21"/>
+          <w:rtl w:val="0"/>
+        </w:rPr>
+        <w:t xml:space="preserve">.</w:t>
+      </w:r>
+      <w:r>
+        <w:rPr>
+          <w:rFonts w:ascii="Consolas" w:cs="Consolas" w:eastAsia="Consolas" w:hAnsi="Consolas"/>
+          <w:color w:val="9cdcfe"/>
+          <w:sz w:val="21"/>
+          <w:szCs w:val="21"/>
+          <w:rtl w:val="0"/>
+        </w:rPr>
+        <w:t xml:space="preserve">LINK_TEXT</w:t>
+      </w:r>
+      <w:r>
+        <w:rPr>
+          <w:rFonts w:ascii="Consolas" w:cs="Consolas" w:eastAsia="Consolas" w:hAnsi="Consolas"/>
+          <w:color w:val="cccccc"/>
+          <w:sz w:val="21"/>
+          <w:szCs w:val="21"/>
+          <w:rtl w:val="0"/>
+        </w:rPr>
+        <w:t xml:space="preserve">, </w:t>
+      </w:r>
+      <w:r>
+        <w:rPr>
+          <w:rFonts w:ascii="Consolas" w:cs="Consolas" w:eastAsia="Consolas" w:hAnsi="Consolas"/>
+          <w:color w:val="ce9178"/>
+          <w:sz w:val="21"/>
+          <w:szCs w:val="21"/>
+          <w:rtl w:val="0"/>
+        </w:rPr>
+        <w:t xml:space="preserve">"register"</w:t>
+      </w:r>
+      <w:r>
+        <w:rPr>
+          <w:rFonts w:ascii="Consolas" w:cs="Consolas" w:eastAsia="Consolas" w:hAnsi="Consolas"/>
+          <w:color w:val="cccccc"/>
+          <w:sz w:val="21"/>
+          <w:szCs w:val="21"/>
+          <w:rtl w:val="0"/>
+        </w:rPr>
+        <w:t xml:space="preserve">).</w:t>
+      </w:r>
+      <w:r>
+        <w:rPr>
+          <w:rFonts w:ascii="Consolas" w:cs="Consolas" w:eastAsia="Consolas" w:hAnsi="Consolas"/>
+          <w:color w:val="dcdcaa"/>
+          <w:sz w:val="21"/>
+          <w:szCs w:val="21"/>
+          <w:rtl w:val="0"/>
+        </w:rPr>
+        <w:t xml:space="preserve">click</w:t>
+      </w:r>
+      <w:r>
+        <w:rPr>
+          <w:rFonts w:ascii="Consolas" w:cs="Consolas" w:eastAsia="Consolas" w:hAnsi="Consolas"/>
+          <w:color w:val="cccccc"/>
+          <w:sz w:val="21"/>
+          <w:szCs w:val="21"/>
+          <w:rtl w:val="0"/>
+        </w:rPr>
+        <w:t xml:space="preserve">()</w:t>
+      </w:r>
+    </w:p>
+    <w:p>
+      <w:pPr>
+        <w:numPr>
+          <w:ilvl w:val="0"/>
+          <w:numId w:val="2"/>
+        </w:numPr>
+        <w:shd w:fill="1f1f1f" w:val="clear"/>
+        <w:spacing w:line="325.71428571428567" w:lineRule="auto"/>
+        <w:ind w:left="720" w:hanging="360"/>
+      </w:pPr>
+      <w:r>
+        <w:rPr>
+          <w:rFonts w:ascii="Consolas" w:cs="Consolas" w:eastAsia="Consolas" w:hAnsi="Consolas"/>
+          <w:color w:val="cccccc"/>
+          <w:sz w:val="21"/>
+          <w:szCs w:val="21"/>
+          <w:rtl w:val="0"/>
+        </w:rPr>
+        <w:t xml:space="preserve">    </w:t>
+      </w:r>
+      <w:r>
+        <w:rPr>
+          <w:rFonts w:ascii="Consolas" w:cs="Consolas" w:eastAsia="Consolas" w:hAnsi="Consolas"/>
+          <w:color w:val="4ec9b0"/>
+          <w:sz w:val="21"/>
+          <w:szCs w:val="21"/>
+          <w:rtl w:val="0"/>
+        </w:rPr>
+        <w:t xml:space="preserve">time</w:t>
+      </w:r>
+      <w:r>
+        <w:rPr>
+          <w:rFonts w:ascii="Consolas" w:cs="Consolas" w:eastAsia="Consolas" w:hAnsi="Consolas"/>
+          <w:color w:val="cccccc"/>
+          <w:sz w:val="21"/>
+          <w:szCs w:val="21"/>
+          <w:rtl w:val="0"/>
+        </w:rPr>
+        <w:t xml:space="preserve">.</w:t>
+      </w:r>
+      <w:r>
+        <w:rPr>
+          <w:rFonts w:ascii="Consolas" w:cs="Consolas" w:eastAsia="Consolas" w:hAnsi="Consolas"/>
+          <w:color w:val="dcdcaa"/>
+          <w:sz w:val="21"/>
+          <w:szCs w:val="21"/>
+          <w:rtl w:val="0"/>
+        </w:rPr>
+        <w:t xml:space="preserve">sleep</w:t>
+      </w:r>
+      <w:r>
+        <w:rPr>
+          <w:rFonts w:ascii="Consolas" w:cs="Consolas" w:eastAsia="Consolas" w:hAnsi="Consolas"/>
+          <w:color w:val="cccccc"/>
+          <w:sz w:val="21"/>
+          <w:szCs w:val="21"/>
+          <w:rtl w:val="0"/>
+        </w:rPr>
+        <w:t xml:space="preserve">(</w:t>
+      </w:r>
+      <w:r>
+        <w:rPr>
+          <w:rFonts w:ascii="Consolas" w:cs="Consolas" w:eastAsia="Consolas" w:hAnsi="Consolas"/>
+          <w:color w:val="b5cea8"/>
+          <w:sz w:val="21"/>
+          <w:szCs w:val="21"/>
+          <w:rtl w:val="0"/>
+        </w:rPr>
+        <w:t xml:space="preserve">2</w:t>
+      </w:r>
+      <w:r>
+        <w:rPr>
+          <w:rFonts w:ascii="Consolas" w:cs="Consolas" w:eastAsia="Consolas" w:hAnsi="Consolas"/>
+          <w:color w:val="cccccc"/>
+          <w:sz w:val="21"/>
+          <w:szCs w:val="21"/>
+          <w:rtl w:val="0"/>
+        </w:rPr>
+        <w:t xml:space="preserve">)</w:t>
+      </w:r>
+    </w:p>
+    <w:p>
+      <w:pPr>
+        <w:numPr>
+          <w:ilvl w:val="0"/>
+          <w:numId w:val="2"/>
+        </w:numPr>
+        <w:shd w:fill="1f1f1f" w:val="clear"/>
+        <w:spacing w:line="325.71428571428567" w:lineRule="auto"/>
+        <w:ind w:left="720" w:hanging="360"/>
+      </w:pPr>
+      <w:r>
+        <w:rPr>
+          <w:rFonts w:ascii="Consolas" w:cs="Consolas" w:eastAsia="Consolas" w:hAnsi="Consolas"/>
+          <w:color w:val="cccccc"/>
+          <w:sz w:val="21"/>
+          <w:szCs w:val="21"/>
+          <w:rtl w:val="0"/>
+        </w:rPr>
+        <w:t xml:space="preserve">    </w:t>
+      </w:r>
+      <w:r>
+        <w:rPr>
+          <w:rFonts w:ascii="Consolas" w:cs="Consolas" w:eastAsia="Consolas" w:hAnsi="Consolas"/>
+          <w:color w:val="9cdcfe"/>
+          <w:sz w:val="21"/>
+          <w:szCs w:val="21"/>
+          <w:rtl w:val="0"/>
+        </w:rPr>
+        <w:t xml:space="preserve">username_box</w:t>
+      </w:r>
+      <w:r>
+        <w:rPr>
+          <w:rFonts w:ascii="Consolas" w:cs="Consolas" w:eastAsia="Consolas" w:hAnsi="Consolas"/>
+          <w:color w:val="d4d4d4"/>
+          <w:sz w:val="21"/>
+          <w:szCs w:val="21"/>
+          <w:rtl w:val="0"/>
+        </w:rPr>
+        <w:t xml:space="preserve">=</w:t>
+      </w:r>
+      <w:r>
+        <w:rPr>
+          <w:rFonts w:ascii="Consolas" w:cs="Consolas" w:eastAsia="Consolas" w:hAnsi="Consolas"/>
+          <w:color w:val="9cdcfe"/>
+          <w:sz w:val="21"/>
+          <w:szCs w:val="21"/>
+          <w:rtl w:val="0"/>
+        </w:rPr>
+        <w:t xml:space="preserve">driver</w:t>
+      </w:r>
+      <w:r>
+        <w:rPr>
+          <w:rFonts w:ascii="Consolas" w:cs="Consolas" w:eastAsia="Consolas" w:hAnsi="Consolas"/>
+          <w:color w:val="cccccc"/>
+          <w:sz w:val="21"/>
+          <w:szCs w:val="21"/>
+          <w:rtl w:val="0"/>
+        </w:rPr>
+        <w:t xml:space="preserve">.</w:t>
+      </w:r>
+      <w:r>
+        <w:rPr>
+          <w:rFonts w:ascii="Consolas" w:cs="Consolas" w:eastAsia="Consolas" w:hAnsi="Consolas"/>
+          <w:color w:val="dcdcaa"/>
+          <w:sz w:val="21"/>
+          <w:szCs w:val="21"/>
+          <w:rtl w:val="0"/>
+        </w:rPr>
+        <w:t xml:space="preserve">find_element</w:t>
+      </w:r>
+      <w:r>
+        <w:rPr>
+          <w:rFonts w:ascii="Consolas" w:cs="Consolas" w:eastAsia="Consolas" w:hAnsi="Consolas"/>
+          <w:color w:val="cccccc"/>
+          <w:sz w:val="21"/>
+          <w:szCs w:val="21"/>
+          <w:rtl w:val="0"/>
+        </w:rPr>
+        <w:t xml:space="preserve">(</w:t>
+      </w:r>
+      <w:r>
+        <w:rPr>
+          <w:rFonts w:ascii="Consolas" w:cs="Consolas" w:eastAsia="Consolas" w:hAnsi="Consolas"/>
+          <w:color w:val="4ec9b0"/>
+          <w:sz w:val="21"/>
+          <w:szCs w:val="21"/>
+          <w:rtl w:val="0"/>
+        </w:rPr>
+        <w:t xml:space="preserve">By</w:t>
+      </w:r>
+      <w:r>
+        <w:rPr>
+          <w:rFonts w:ascii="Consolas" w:cs="Consolas" w:eastAsia="Consolas" w:hAnsi="Consolas"/>
+          <w:color w:val="cccccc"/>
+          <w:sz w:val="21"/>
+          <w:szCs w:val="21"/>
+          <w:rtl w:val="0"/>
+        </w:rPr>
+        <w:t xml:space="preserve">.</w:t>
+      </w:r>
+      <w:r>
+        <w:rPr>
+          <w:rFonts w:ascii="Consolas" w:cs="Consolas" w:eastAsia="Consolas" w:hAnsi="Consolas"/>
+          <w:color w:val="9cdcfe"/>
+          <w:sz w:val="21"/>
+          <w:szCs w:val="21"/>
+          <w:rtl w:val="0"/>
+        </w:rPr>
+        <w:t xml:space="preserve">ID</w:t>
+      </w:r>
+      <w:r>
+        <w:rPr>
+          <w:rFonts w:ascii="Consolas" w:cs="Consolas" w:eastAsia="Consolas" w:hAnsi="Consolas"/>
+          <w:color w:val="cccccc"/>
+          <w:sz w:val="21"/>
+          <w:szCs w:val="21"/>
+          <w:rtl w:val="0"/>
+        </w:rPr>
+        <w:t xml:space="preserve">,</w:t>
+      </w:r>
+      <w:r>
+        <w:rPr>
+          <w:rFonts w:ascii="Consolas" w:cs="Consolas" w:eastAsia="Consolas" w:hAnsi="Consolas"/>
+          <w:color w:val="ce9178"/>
+          <w:sz w:val="21"/>
+          <w:szCs w:val="21"/>
+          <w:rtl w:val="0"/>
+        </w:rPr>
+        <w:t xml:space="preserve">"userNameInput"</w:t>
+      </w:r>
+      <w:r>
+        <w:rPr>
+          <w:rFonts w:ascii="Consolas" w:cs="Consolas" w:eastAsia="Consolas" w:hAnsi="Consolas"/>
+          <w:color w:val="cccccc"/>
+          <w:sz w:val="21"/>
+          <w:szCs w:val="21"/>
+          <w:rtl w:val="0"/>
+        </w:rPr>
+        <w:t xml:space="preserve">)</w:t>
+      </w:r>
+    </w:p>
+    <w:p>
+      <w:pPr>
+        <w:numPr>
+          <w:ilvl w:val="0"/>
+          <w:numId w:val="2"/>
+        </w:numPr>
+        <w:shd w:fill="1f1f1f" w:val="clear"/>
+        <w:spacing w:line="325.71428571428567" w:lineRule="auto"/>
+        <w:ind w:left="720" w:hanging="360"/>
+      </w:pPr>
+      <w:r>
+        <w:rPr>
+          <w:rFonts w:ascii="Consolas" w:cs="Consolas" w:eastAsia="Consolas" w:hAnsi="Consolas"/>
+          <w:color w:val="cccccc"/>
+          <w:sz w:val="21"/>
+          <w:szCs w:val="21"/>
+          <w:rtl w:val="0"/>
+        </w:rPr>
+        <w:t xml:space="preserve">    </w:t>
+      </w:r>
+      <w:r>
+        <w:rPr>
+          <w:rFonts w:ascii="Consolas" w:cs="Consolas" w:eastAsia="Consolas" w:hAnsi="Consolas"/>
+          <w:color w:val="9cdcfe"/>
+          <w:sz w:val="21"/>
+          <w:szCs w:val="21"/>
+          <w:rtl w:val="0"/>
+        </w:rPr>
+        <w:t xml:space="preserve">username_box</w:t>
+      </w:r>
+      <w:r>
+        <w:rPr>
+          <w:rFonts w:ascii="Consolas" w:cs="Consolas" w:eastAsia="Consolas" w:hAnsi="Consolas"/>
+          <w:color w:val="cccccc"/>
+          <w:sz w:val="21"/>
+          <w:szCs w:val="21"/>
+          <w:rtl w:val="0"/>
+        </w:rPr>
+        <w:t xml:space="preserve">.</w:t>
+      </w:r>
+      <w:r>
+        <w:rPr>
+          <w:rFonts w:ascii="Consolas" w:cs="Consolas" w:eastAsia="Consolas" w:hAnsi="Consolas"/>
+          <w:color w:val="dcdcaa"/>
+          <w:sz w:val="21"/>
+          <w:szCs w:val="21"/>
+          <w:rtl w:val="0"/>
+        </w:rPr>
+        <w:t xml:space="preserve">clear</w:t>
+      </w:r>
+      <w:r>
+        <w:rPr>
+          <w:rFonts w:ascii="Consolas" w:cs="Consolas" w:eastAsia="Consolas" w:hAnsi="Consolas"/>
+          <w:color w:val="cccccc"/>
+          <w:sz w:val="21"/>
+          <w:szCs w:val="21"/>
+          <w:rtl w:val="0"/>
+        </w:rPr>
+        <w:t xml:space="preserve">()</w:t>
+      </w:r>
+    </w:p>
+    <w:p>
+      <w:pPr>
+        <w:numPr>
+          <w:ilvl w:val="0"/>
+          <w:numId w:val="2"/>
+        </w:numPr>
+        <w:shd w:fill="1f1f1f" w:val="clear"/>
+        <w:spacing w:line="325.71428571428567" w:lineRule="auto"/>
+        <w:ind w:left="720" w:hanging="360"/>
+      </w:pPr>
+      <w:r>
+        <w:rPr>
+          <w:rFonts w:ascii="Consolas" w:cs="Consolas" w:eastAsia="Consolas" w:hAnsi="Consolas"/>
+          <w:color w:val="cccccc"/>
+          <w:sz w:val="21"/>
+          <w:szCs w:val="21"/>
+          <w:rtl w:val="0"/>
+        </w:rPr>
+        <w:t xml:space="preserve">    </w:t>
+      </w:r>
+      <w:r>
+        <w:rPr>
+          <w:rFonts w:ascii="Consolas" w:cs="Consolas" w:eastAsia="Consolas" w:hAnsi="Consolas"/>
+          <w:color w:val="9cdcfe"/>
+          <w:sz w:val="21"/>
+          <w:szCs w:val="21"/>
+          <w:rtl w:val="0"/>
+        </w:rPr>
+        <w:t xml:space="preserve">username_box</w:t>
+      </w:r>
+      <w:r>
+        <w:rPr>
+          <w:rFonts w:ascii="Consolas" w:cs="Consolas" w:eastAsia="Consolas" w:hAnsi="Consolas"/>
+          <w:color w:val="cccccc"/>
+          <w:sz w:val="21"/>
+          <w:szCs w:val="21"/>
+          <w:rtl w:val="0"/>
+        </w:rPr>
+        <w:t xml:space="preserve">.</w:t>
+      </w:r>
+      <w:r>
+        <w:rPr>
+          <w:rFonts w:ascii="Consolas" w:cs="Consolas" w:eastAsia="Consolas" w:hAnsi="Consolas"/>
+          <w:color w:val="dcdcaa"/>
+          <w:sz w:val="21"/>
+          <w:szCs w:val="21"/>
+          <w:rtl w:val="0"/>
+        </w:rPr>
+        <w:t xml:space="preserve">send_keys</w:t>
+      </w:r>
+      <w:r>
+        <w:rPr>
+          <w:rFonts w:ascii="Consolas" w:cs="Consolas" w:eastAsia="Consolas" w:hAnsi="Consolas"/>
+          <w:color w:val="cccccc"/>
+          <w:sz w:val="21"/>
+          <w:szCs w:val="21"/>
+          <w:rtl w:val="0"/>
+        </w:rPr>
+        <w:t xml:space="preserve">(</w:t>
+      </w:r>
+      <w:r>
+        <w:rPr>
+          <w:rFonts w:ascii="Consolas" w:cs="Consolas" w:eastAsia="Consolas" w:hAnsi="Consolas"/>
+          <w:color w:val="ce9178"/>
+          <w:sz w:val="21"/>
+          <w:szCs w:val="21"/>
+          <w:rtl w:val="0"/>
+        </w:rPr>
+        <w:t xml:space="preserve">"test10"</w:t>
+      </w:r>
+      <w:r>
+        <w:rPr>
+          <w:rFonts w:ascii="Consolas" w:cs="Consolas" w:eastAsia="Consolas" w:hAnsi="Consolas"/>
+          <w:color w:val="cccccc"/>
+          <w:sz w:val="21"/>
+          <w:szCs w:val="21"/>
+          <w:rtl w:val="0"/>
+        </w:rPr>
+        <w:t xml:space="preserve">)</w:t>
+      </w:r>
+    </w:p>
+    <w:p>
+      <w:pPr>
+        <w:numPr>
+          <w:ilvl w:val="0"/>
+          <w:numId w:val="2"/>
+        </w:numPr>
+        <w:shd w:fill="1f1f1f" w:val="clear"/>
+        <w:spacing w:line="325.71428571428567" w:lineRule="auto"/>
+        <w:ind w:left="720" w:hanging="360"/>
+      </w:pPr>
+      <w:r>
+        <w:rPr>
+          <w:rFonts w:ascii="Consolas" w:cs="Consolas" w:eastAsia="Consolas" w:hAnsi="Consolas"/>
+          <w:color w:val="cccccc"/>
+          <w:sz w:val="21"/>
+          <w:szCs w:val="21"/>
+          <w:rtl w:val="0"/>
+        </w:rPr>
+        <w:t xml:space="preserve">    </w:t>
+      </w:r>
+      <w:r>
+        <w:rPr>
+          <w:rFonts w:ascii="Consolas" w:cs="Consolas" w:eastAsia="Consolas" w:hAnsi="Consolas"/>
+          <w:color w:val="4ec9b0"/>
+          <w:sz w:val="21"/>
+          <w:szCs w:val="21"/>
+          <w:rtl w:val="0"/>
+        </w:rPr>
+        <w:t xml:space="preserve">time</w:t>
+      </w:r>
+      <w:r>
+        <w:rPr>
+          <w:rFonts w:ascii="Consolas" w:cs="Consolas" w:eastAsia="Consolas" w:hAnsi="Consolas"/>
+          <w:color w:val="cccccc"/>
+          <w:sz w:val="21"/>
+          <w:szCs w:val="21"/>
+          <w:rtl w:val="0"/>
+        </w:rPr>
+        <w:t xml:space="preserve">.</w:t>
+      </w:r>
+      <w:r>
+        <w:rPr>
+          <w:rFonts w:ascii="Consolas" w:cs="Consolas" w:eastAsia="Consolas" w:hAnsi="Consolas"/>
+          <w:color w:val="dcdcaa"/>
+          <w:sz w:val="21"/>
+          <w:szCs w:val="21"/>
+          <w:rtl w:val="0"/>
+        </w:rPr>
+        <w:t xml:space="preserve">sleep</w:t>
+      </w:r>
+      <w:r>
+        <w:rPr>
+          <w:rFonts w:ascii="Consolas" w:cs="Consolas" w:eastAsia="Consolas" w:hAnsi="Consolas"/>
+          <w:color w:val="cccccc"/>
+          <w:sz w:val="21"/>
+          <w:szCs w:val="21"/>
+          <w:rtl w:val="0"/>
+        </w:rPr>
+        <w:t xml:space="preserve">(</w:t>
+      </w:r>
+      <w:r>
+        <w:rPr>
+          <w:rFonts w:ascii="Consolas" w:cs="Consolas" w:eastAsia="Consolas" w:hAnsi="Consolas"/>
+          <w:color w:val="b5cea8"/>
+          <w:sz w:val="21"/>
+          <w:szCs w:val="21"/>
+          <w:rtl w:val="0"/>
+        </w:rPr>
+        <w:t xml:space="preserve">1</w:t>
+      </w:r>
+      <w:r>
+        <w:rPr>
+          <w:rFonts w:ascii="Consolas" w:cs="Consolas" w:eastAsia="Consolas" w:hAnsi="Consolas"/>
+          <w:color w:val="cccccc"/>
+          <w:sz w:val="21"/>
+          <w:szCs w:val="21"/>
+          <w:rtl w:val="0"/>
+        </w:rPr>
+        <w:t xml:space="preserve">)</w:t>
+      </w:r>
+    </w:p>
+    <w:p>
+      <w:pPr>
+        <w:numPr>
+          <w:ilvl w:val="0"/>
+          <w:numId w:val="2"/>
+        </w:numPr>
+        <w:shd w:fill="1f1f1f" w:val="clear"/>
+        <w:spacing w:line="325.71428571428567" w:lineRule="auto"/>
+        <w:ind w:left="720" w:hanging="360"/>
+      </w:pPr>
+      <w:r>
+        <w:rPr>
+          <w:rFonts w:ascii="Consolas" w:cs="Consolas" w:eastAsia="Consolas" w:hAnsi="Consolas"/>
+          <w:color w:val="cccccc"/>
+          <w:sz w:val="21"/>
+          <w:szCs w:val="21"/>
+          <w:rtl w:val="0"/>
+        </w:rPr>
+        <w:t xml:space="preserve">    </w:t>
+      </w:r>
+      <w:r>
+        <w:rPr>
+          <w:rFonts w:ascii="Consolas" w:cs="Consolas" w:eastAsia="Consolas" w:hAnsi="Consolas"/>
+          <w:color w:val="9cdcfe"/>
+          <w:sz w:val="21"/>
+          <w:szCs w:val="21"/>
+          <w:rtl w:val="0"/>
+        </w:rPr>
+        <w:t xml:space="preserve">email_box</w:t>
+      </w:r>
+      <w:r>
+        <w:rPr>
+          <w:rFonts w:ascii="Consolas" w:cs="Consolas" w:eastAsia="Consolas" w:hAnsi="Consolas"/>
+          <w:color w:val="d4d4d4"/>
+          <w:sz w:val="21"/>
+          <w:szCs w:val="21"/>
+          <w:rtl w:val="0"/>
+        </w:rPr>
+        <w:t xml:space="preserve">=</w:t>
+      </w:r>
+      <w:r>
+        <w:rPr>
+          <w:rFonts w:ascii="Consolas" w:cs="Consolas" w:eastAsia="Consolas" w:hAnsi="Consolas"/>
+          <w:color w:val="9cdcfe"/>
+          <w:sz w:val="21"/>
+          <w:szCs w:val="21"/>
+          <w:rtl w:val="0"/>
+        </w:rPr>
+        <w:t xml:space="preserve">driver</w:t>
+      </w:r>
+      <w:r>
+        <w:rPr>
+          <w:rFonts w:ascii="Consolas" w:cs="Consolas" w:eastAsia="Consolas" w:hAnsi="Consolas"/>
+          <w:color w:val="cccccc"/>
+          <w:sz w:val="21"/>
+          <w:szCs w:val="21"/>
+          <w:rtl w:val="0"/>
+        </w:rPr>
+        <w:t xml:space="preserve">.</w:t>
+      </w:r>
+      <w:r>
+        <w:rPr>
+          <w:rFonts w:ascii="Consolas" w:cs="Consolas" w:eastAsia="Consolas" w:hAnsi="Consolas"/>
+          <w:color w:val="dcdcaa"/>
+          <w:sz w:val="21"/>
+          <w:szCs w:val="21"/>
+          <w:rtl w:val="0"/>
+        </w:rPr>
+        <w:t xml:space="preserve">find_element</w:t>
+      </w:r>
+      <w:r>
+        <w:rPr>
+          <w:rFonts w:ascii="Consolas" w:cs="Consolas" w:eastAsia="Consolas" w:hAnsi="Consolas"/>
+          <w:color w:val="cccccc"/>
+          <w:sz w:val="21"/>
+          <w:szCs w:val="21"/>
+          <w:rtl w:val="0"/>
+        </w:rPr>
+        <w:t xml:space="preserve">(</w:t>
+      </w:r>
+      <w:r>
+        <w:rPr>
+          <w:rFonts w:ascii="Consolas" w:cs="Consolas" w:eastAsia="Consolas" w:hAnsi="Consolas"/>
+          <w:color w:val="4ec9b0"/>
+          <w:sz w:val="21"/>
+          <w:szCs w:val="21"/>
+          <w:rtl w:val="0"/>
+        </w:rPr>
+        <w:t xml:space="preserve">By</w:t>
+      </w:r>
+      <w:r>
+        <w:rPr>
+          <w:rFonts w:ascii="Consolas" w:cs="Consolas" w:eastAsia="Consolas" w:hAnsi="Consolas"/>
+          <w:color w:val="cccccc"/>
+          <w:sz w:val="21"/>
+          <w:szCs w:val="21"/>
+          <w:rtl w:val="0"/>
+        </w:rPr>
+        <w:t xml:space="preserve">.</w:t>
+      </w:r>
+      <w:r>
+        <w:rPr>
+          <w:rFonts w:ascii="Consolas" w:cs="Consolas" w:eastAsia="Consolas" w:hAnsi="Consolas"/>
+          <w:color w:val="9cdcfe"/>
+          <w:sz w:val="21"/>
+          <w:szCs w:val="21"/>
+          <w:rtl w:val="0"/>
+        </w:rPr>
+        <w:t xml:space="preserve">ID</w:t>
+      </w:r>
+      <w:r>
+        <w:rPr>
+          <w:rFonts w:ascii="Consolas" w:cs="Consolas" w:eastAsia="Consolas" w:hAnsi="Consolas"/>
+          <w:color w:val="cccccc"/>
+          <w:sz w:val="21"/>
+          <w:szCs w:val="21"/>
+          <w:rtl w:val="0"/>
+        </w:rPr>
+        <w:t xml:space="preserve">,</w:t>
+      </w:r>
+      <w:r>
+        <w:rPr>
+          <w:rFonts w:ascii="Consolas" w:cs="Consolas" w:eastAsia="Consolas" w:hAnsi="Consolas"/>
+          <w:color w:val="ce9178"/>
+          <w:sz w:val="21"/>
+          <w:szCs w:val="21"/>
+          <w:rtl w:val="0"/>
+        </w:rPr>
+        <w:t xml:space="preserve">"emailInput"</w:t>
+      </w:r>
+      <w:r>
+        <w:rPr>
+          <w:rFonts w:ascii="Consolas" w:cs="Consolas" w:eastAsia="Consolas" w:hAnsi="Consolas"/>
+          <w:color w:val="cccccc"/>
+          <w:sz w:val="21"/>
+          <w:szCs w:val="21"/>
+          <w:rtl w:val="0"/>
+        </w:rPr>
+        <w:t xml:space="preserve">)</w:t>
+      </w:r>
+    </w:p>
+    <w:p>
+      <w:pPr>
+        <w:numPr>
+          <w:ilvl w:val="0"/>
+          <w:numId w:val="2"/>
+        </w:numPr>
+        <w:shd w:fill="1f1f1f" w:val="clear"/>
+        <w:spacing w:line="325.71428571428567" w:lineRule="auto"/>
+        <w:ind w:left="720" w:hanging="360"/>
+      </w:pPr>
+      <w:r>
+        <w:rPr>
+          <w:rFonts w:ascii="Consolas" w:cs="Consolas" w:eastAsia="Consolas" w:hAnsi="Consolas"/>
+          <w:color w:val="cccccc"/>
+          <w:sz w:val="21"/>
+          <w:szCs w:val="21"/>
+          <w:rtl w:val="0"/>
+        </w:rPr>
+        <w:t xml:space="preserve">    </w:t>
+      </w:r>
+      <w:r>
+        <w:rPr>
+          <w:rFonts w:ascii="Consolas" w:cs="Consolas" w:eastAsia="Consolas" w:hAnsi="Consolas"/>
+          <w:color w:val="9cdcfe"/>
+          <w:sz w:val="21"/>
+          <w:szCs w:val="21"/>
+          <w:rtl w:val="0"/>
+        </w:rPr>
+        <w:t xml:space="preserve">email_box</w:t>
+      </w:r>
+      <w:r>
+        <w:rPr>
+          <w:rFonts w:ascii="Consolas" w:cs="Consolas" w:eastAsia="Consolas" w:hAnsi="Consolas"/>
+          <w:color w:val="cccccc"/>
+          <w:sz w:val="21"/>
+          <w:szCs w:val="21"/>
+          <w:rtl w:val="0"/>
+        </w:rPr>
+        <w:t xml:space="preserve">.</w:t>
+      </w:r>
+      <w:r>
+        <w:rPr>
+          <w:rFonts w:ascii="Consolas" w:cs="Consolas" w:eastAsia="Consolas" w:hAnsi="Consolas"/>
+          <w:color w:val="dcdcaa"/>
+          <w:sz w:val="21"/>
+          <w:szCs w:val="21"/>
+          <w:rtl w:val="0"/>
+        </w:rPr>
+        <w:t xml:space="preserve">clear</w:t>
+      </w:r>
+      <w:r>
+        <w:rPr>
+          <w:rFonts w:ascii="Consolas" w:cs="Consolas" w:eastAsia="Consolas" w:hAnsi="Consolas"/>
+          <w:color w:val="cccccc"/>
+          <w:sz w:val="21"/>
+          <w:szCs w:val="21"/>
+          <w:rtl w:val="0"/>
+        </w:rPr>
+        <w:t xml:space="preserve">()</w:t>
+      </w:r>
+    </w:p>
+    <w:p>
+      <w:pPr>
+        <w:numPr>
+          <w:ilvl w:val="0"/>
+          <w:numId w:val="2"/>
+        </w:numPr>
+        <w:shd w:fill="1f1f1f" w:val="clear"/>
+        <w:spacing w:line="325.71428571428567" w:lineRule="auto"/>
+        <w:ind w:left="720" w:hanging="360"/>
+      </w:pPr>
+      <w:r>
+        <w:rPr>
+          <w:rFonts w:ascii="Consolas" w:cs="Consolas" w:eastAsia="Consolas" w:hAnsi="Consolas"/>
+          <w:color w:val="cccccc"/>
+          <w:sz w:val="21"/>
+          <w:szCs w:val="21"/>
+          <w:rtl w:val="0"/>
+        </w:rPr>
+        <w:t xml:space="preserve">    </w:t>
+      </w:r>
+      <w:r>
+        <w:rPr>
+          <w:rFonts w:ascii="Consolas" w:cs="Consolas" w:eastAsia="Consolas" w:hAnsi="Consolas"/>
+          <w:color w:val="9cdcfe"/>
+          <w:sz w:val="21"/>
+          <w:szCs w:val="21"/>
+          <w:rtl w:val="0"/>
+        </w:rPr>
+        <w:t xml:space="preserve">email_box</w:t>
+      </w:r>
+      <w:r>
+        <w:rPr>
+          <w:rFonts w:ascii="Consolas" w:cs="Consolas" w:eastAsia="Consolas" w:hAnsi="Consolas"/>
+          <w:color w:val="cccccc"/>
+          <w:sz w:val="21"/>
+          <w:szCs w:val="21"/>
+          <w:rtl w:val="0"/>
+        </w:rPr>
+        <w:t xml:space="preserve">.</w:t>
+      </w:r>
+      <w:r>
+        <w:rPr>
+          <w:rFonts w:ascii="Consolas" w:cs="Consolas" w:eastAsia="Consolas" w:hAnsi="Consolas"/>
+          <w:color w:val="dcdcaa"/>
+          <w:sz w:val="21"/>
+          <w:szCs w:val="21"/>
+          <w:rtl w:val="0"/>
+        </w:rPr>
+        <w:t xml:space="preserve">send_keys</w:t>
+      </w:r>
+      <w:r>
+        <w:rPr>
+          <w:rFonts w:ascii="Consolas" w:cs="Consolas" w:eastAsia="Consolas" w:hAnsi="Consolas"/>
+          <w:color w:val="cccccc"/>
+          <w:sz w:val="21"/>
+          <w:szCs w:val="21"/>
+          <w:rtl w:val="0"/>
+        </w:rPr>
+        <w:t xml:space="preserve">(</w:t>
+      </w:r>
+      <w:r>
+        <w:rPr>
+          <w:rFonts w:ascii="Consolas" w:cs="Consolas" w:eastAsia="Consolas" w:hAnsi="Consolas"/>
+          <w:color w:val="ce9178"/>
+          <w:sz w:val="21"/>
+          <w:szCs w:val="21"/>
+          <w:rtl w:val="0"/>
+        </w:rPr>
+        <w:t xml:space="preserve">"example@gmail.com"</w:t>
+      </w:r>
+      <w:r>
+        <w:rPr>
+          <w:rFonts w:ascii="Consolas" w:cs="Consolas" w:eastAsia="Consolas" w:hAnsi="Consolas"/>
+          <w:color w:val="cccccc"/>
+          <w:sz w:val="21"/>
+          <w:szCs w:val="21"/>
+          <w:rtl w:val="0"/>
+        </w:rPr>
+        <w:t xml:space="preserve">)</w:t>
+      </w:r>
+    </w:p>
+    <w:p>
+      <w:pPr>
+        <w:numPr>
+          <w:ilvl w:val="0"/>
+          <w:numId w:val="2"/>
+        </w:numPr>
+        <w:shd w:fill="1f1f1f" w:val="clear"/>
+        <w:spacing w:line="325.71428571428567" w:lineRule="auto"/>
+        <w:ind w:left="720" w:hanging="360"/>
+      </w:pPr>
+      <w:r>
+        <w:rPr>
+          <w:rFonts w:ascii="Consolas" w:cs="Consolas" w:eastAsia="Consolas" w:hAnsi="Consolas"/>
+          <w:color w:val="cccccc"/>
+          <w:sz w:val="21"/>
+          <w:szCs w:val="21"/>
+          <w:rtl w:val="0"/>
+        </w:rPr>
+        <w:t xml:space="preserve">    </w:t>
+      </w:r>
+      <w:r>
+        <w:rPr>
+          <w:rFonts w:ascii="Consolas" w:cs="Consolas" w:eastAsia="Consolas" w:hAnsi="Consolas"/>
+          <w:color w:val="4ec9b0"/>
+          <w:sz w:val="21"/>
+          <w:szCs w:val="21"/>
+          <w:rtl w:val="0"/>
+        </w:rPr>
+        <w:t xml:space="preserve">time</w:t>
+      </w:r>
+      <w:r>
+        <w:rPr>
+          <w:rFonts w:ascii="Consolas" w:cs="Consolas" w:eastAsia="Consolas" w:hAnsi="Consolas"/>
+          <w:color w:val="cccccc"/>
+          <w:sz w:val="21"/>
+          <w:szCs w:val="21"/>
+          <w:rtl w:val="0"/>
+        </w:rPr>
+        <w:t xml:space="preserve">.</w:t>
+      </w:r>
+      <w:r>
+        <w:rPr>
+          <w:rFonts w:ascii="Consolas" w:cs="Consolas" w:eastAsia="Consolas" w:hAnsi="Consolas"/>
+          <w:color w:val="dcdcaa"/>
+          <w:sz w:val="21"/>
+          <w:szCs w:val="21"/>
+          <w:rtl w:val="0"/>
+        </w:rPr>
+        <w:t xml:space="preserve">sleep</w:t>
+      </w:r>
+      <w:r>
+        <w:rPr>
+          <w:rFonts w:ascii="Consolas" w:cs="Consolas" w:eastAsia="Consolas" w:hAnsi="Consolas"/>
+          <w:color w:val="cccccc"/>
+          <w:sz w:val="21"/>
+          <w:szCs w:val="21"/>
+          <w:rtl w:val="0"/>
+        </w:rPr>
+        <w:t xml:space="preserve">(</w:t>
+      </w:r>
+      <w:r>
+        <w:rPr>
+          <w:rFonts w:ascii="Consolas" w:cs="Consolas" w:eastAsia="Consolas" w:hAnsi="Consolas"/>
+          <w:color w:val="b5cea8"/>
+          <w:sz w:val="21"/>
+          <w:szCs w:val="21"/>
+          <w:rtl w:val="0"/>
+        </w:rPr>
+        <w:t xml:space="preserve">1</w:t>
+      </w:r>
+      <w:r>
+        <w:rPr>
+          <w:rFonts w:ascii="Consolas" w:cs="Consolas" w:eastAsia="Consolas" w:hAnsi="Consolas"/>
+          <w:color w:val="cccccc"/>
+          <w:sz w:val="21"/>
+          <w:szCs w:val="21"/>
+          <w:rtl w:val="0"/>
+        </w:rPr>
+        <w:t xml:space="preserve">)</w:t>
+      </w:r>
+    </w:p>
+    <w:p>
+      <w:pPr>
+        <w:numPr>
+          <w:ilvl w:val="0"/>
+          <w:numId w:val="2"/>
+        </w:numPr>
+        <w:shd w:fill="1f1f1f" w:val="clear"/>
+        <w:spacing w:line="325.71428571428567" w:lineRule="auto"/>
+        <w:ind w:left="720" w:hanging="360"/>
+      </w:pPr>
+      <w:r>
+        <w:rPr>
+          <w:rFonts w:ascii="Consolas" w:cs="Consolas" w:eastAsia="Consolas" w:hAnsi="Consolas"/>
+          <w:color w:val="cccccc"/>
+          <w:sz w:val="21"/>
+          <w:szCs w:val="21"/>
+          <w:rtl w:val="0"/>
+        </w:rPr>
+        <w:t xml:space="preserve">    </w:t>
+      </w:r>
+      <w:r>
+        <w:rPr>
+          <w:rFonts w:ascii="Consolas" w:cs="Consolas" w:eastAsia="Consolas" w:hAnsi="Consolas"/>
+          <w:color w:val="9cdcfe"/>
+          <w:sz w:val="21"/>
+          <w:szCs w:val="21"/>
+          <w:rtl w:val="0"/>
+        </w:rPr>
+        <w:t xml:space="preserve">fullname_box</w:t>
+      </w:r>
+      <w:r>
+        <w:rPr>
+          <w:rFonts w:ascii="Consolas" w:cs="Consolas" w:eastAsia="Consolas" w:hAnsi="Consolas"/>
+          <w:color w:val="d4d4d4"/>
+          <w:sz w:val="21"/>
+          <w:szCs w:val="21"/>
+          <w:rtl w:val="0"/>
+        </w:rPr>
+        <w:t xml:space="preserve">=</w:t>
+      </w:r>
+      <w:r>
+        <w:rPr>
+          <w:rFonts w:ascii="Consolas" w:cs="Consolas" w:eastAsia="Consolas" w:hAnsi="Consolas"/>
+          <w:color w:val="9cdcfe"/>
+          <w:sz w:val="21"/>
+          <w:szCs w:val="21"/>
+          <w:rtl w:val="0"/>
+        </w:rPr>
+        <w:t xml:space="preserve">driver</w:t>
+      </w:r>
+      <w:r>
+        <w:rPr>
+          <w:rFonts w:ascii="Consolas" w:cs="Consolas" w:eastAsia="Consolas" w:hAnsi="Consolas"/>
+          <w:color w:val="cccccc"/>
+          <w:sz w:val="21"/>
+          <w:szCs w:val="21"/>
+          <w:rtl w:val="0"/>
+        </w:rPr>
+        <w:t xml:space="preserve">.</w:t>
+      </w:r>
+      <w:r>
+        <w:rPr>
+          <w:rFonts w:ascii="Consolas" w:cs="Consolas" w:eastAsia="Consolas" w:hAnsi="Consolas"/>
+          <w:color w:val="dcdcaa"/>
+          <w:sz w:val="21"/>
+          <w:szCs w:val="21"/>
+          <w:rtl w:val="0"/>
+        </w:rPr>
+        <w:t xml:space="preserve">find_element</w:t>
+      </w:r>
+      <w:r>
+        <w:rPr>
+          <w:rFonts w:ascii="Consolas" w:cs="Consolas" w:eastAsia="Consolas" w:hAnsi="Consolas"/>
+          <w:color w:val="cccccc"/>
+          <w:sz w:val="21"/>
+          <w:szCs w:val="21"/>
+          <w:rtl w:val="0"/>
+        </w:rPr>
+        <w:t xml:space="preserve">(</w:t>
+      </w:r>
+      <w:r>
+        <w:rPr>
+          <w:rFonts w:ascii="Consolas" w:cs="Consolas" w:eastAsia="Consolas" w:hAnsi="Consolas"/>
+          <w:color w:val="4ec9b0"/>
+          <w:sz w:val="21"/>
+          <w:szCs w:val="21"/>
+          <w:rtl w:val="0"/>
+        </w:rPr>
+        <w:t xml:space="preserve">By</w:t>
+      </w:r>
+      <w:r>
+        <w:rPr>
+          <w:rFonts w:ascii="Consolas" w:cs="Consolas" w:eastAsia="Consolas" w:hAnsi="Consolas"/>
+          <w:color w:val="cccccc"/>
+          <w:sz w:val="21"/>
+          <w:szCs w:val="21"/>
+          <w:rtl w:val="0"/>
+        </w:rPr>
+        <w:t xml:space="preserve">.</w:t>
+      </w:r>
+      <w:r>
+        <w:rPr>
+          <w:rFonts w:ascii="Consolas" w:cs="Consolas" w:eastAsia="Consolas" w:hAnsi="Consolas"/>
+          <w:color w:val="9cdcfe"/>
+          <w:sz w:val="21"/>
+          <w:szCs w:val="21"/>
+          <w:rtl w:val="0"/>
+        </w:rPr>
+        <w:t xml:space="preserve">ID</w:t>
+      </w:r>
+      <w:r>
+        <w:rPr>
+          <w:rFonts w:ascii="Consolas" w:cs="Consolas" w:eastAsia="Consolas" w:hAnsi="Consolas"/>
+          <w:color w:val="cccccc"/>
+          <w:sz w:val="21"/>
+          <w:szCs w:val="21"/>
+          <w:rtl w:val="0"/>
+        </w:rPr>
+        <w:t xml:space="preserve">,</w:t>
+      </w:r>
+      <w:r>
+        <w:rPr>
+          <w:rFonts w:ascii="Consolas" w:cs="Consolas" w:eastAsia="Consolas" w:hAnsi="Consolas"/>
+          <w:color w:val="ce9178"/>
+          <w:sz w:val="21"/>
+          <w:szCs w:val="21"/>
+          <w:rtl w:val="0"/>
+        </w:rPr>
+        <w:t xml:space="preserve">"fullNameInput"</w:t>
+      </w:r>
+      <w:r>
+        <w:rPr>
+          <w:rFonts w:ascii="Consolas" w:cs="Consolas" w:eastAsia="Consolas" w:hAnsi="Consolas"/>
+          <w:color w:val="cccccc"/>
+          <w:sz w:val="21"/>
+          <w:szCs w:val="21"/>
+          <w:rtl w:val="0"/>
+        </w:rPr>
+        <w:t xml:space="preserve">)</w:t>
+      </w:r>
+    </w:p>
+    <w:p>
+      <w:pPr>
+        <w:numPr>
+          <w:ilvl w:val="0"/>
+          <w:numId w:val="2"/>
+        </w:numPr>
+        <w:shd w:fill="1f1f1f" w:val="clear"/>
+        <w:spacing w:line="325.71428571428567" w:lineRule="auto"/>
+        <w:ind w:left="720" w:hanging="360"/>
+      </w:pPr>
+      <w:r>
+        <w:rPr>
+          <w:rFonts w:ascii="Consolas" w:cs="Consolas" w:eastAsia="Consolas" w:hAnsi="Consolas"/>
+          <w:color w:val="cccccc"/>
+          <w:sz w:val="21"/>
+          <w:szCs w:val="21"/>
+          <w:rtl w:val="0"/>
+        </w:rPr>
+        <w:t xml:space="preserve">    </w:t>
+      </w:r>
+      <w:r>
+        <w:rPr>
+          <w:rFonts w:ascii="Consolas" w:cs="Consolas" w:eastAsia="Consolas" w:hAnsi="Consolas"/>
+          <w:color w:val="9cdcfe"/>
+          <w:sz w:val="21"/>
+          <w:szCs w:val="21"/>
+          <w:rtl w:val="0"/>
+        </w:rPr>
+        <w:t xml:space="preserve">fullname_box</w:t>
+      </w:r>
+      <w:r>
+        <w:rPr>
+          <w:rFonts w:ascii="Consolas" w:cs="Consolas" w:eastAsia="Consolas" w:hAnsi="Consolas"/>
+          <w:color w:val="cccccc"/>
+          <w:sz w:val="21"/>
+          <w:szCs w:val="21"/>
+          <w:rtl w:val="0"/>
+        </w:rPr>
+        <w:t xml:space="preserve">.</w:t>
+      </w:r>
+      <w:r>
+        <w:rPr>
+          <w:rFonts w:ascii="Consolas" w:cs="Consolas" w:eastAsia="Consolas" w:hAnsi="Consolas"/>
+          <w:color w:val="dcdcaa"/>
+          <w:sz w:val="21"/>
+          <w:szCs w:val="21"/>
+          <w:rtl w:val="0"/>
+        </w:rPr>
+        <w:t xml:space="preserve">clear</w:t>
+      </w:r>
+      <w:r>
+        <w:rPr>
+          <w:rFonts w:ascii="Consolas" w:cs="Consolas" w:eastAsia="Consolas" w:hAnsi="Consolas"/>
+          <w:color w:val="cccccc"/>
+          <w:sz w:val="21"/>
+          <w:szCs w:val="21"/>
+          <w:rtl w:val="0"/>
+        </w:rPr>
+        <w:t xml:space="preserve">()</w:t>
+      </w:r>
+    </w:p>
+    <w:p>
+      <w:pPr>
+        <w:numPr>
+          <w:ilvl w:val="0"/>
+          <w:numId w:val="2"/>
+        </w:numPr>
+        <w:shd w:fill="1f1f1f" w:val="clear"/>
+        <w:spacing w:line="325.71428571428567" w:lineRule="auto"/>
+        <w:ind w:left="720" w:hanging="360"/>
+      </w:pPr>
+      <w:r>
+        <w:rPr>
+          <w:rFonts w:ascii="Consolas" w:cs="Consolas" w:eastAsia="Consolas" w:hAnsi="Consolas"/>
+          <w:color w:val="cccccc"/>
+          <w:sz w:val="21"/>
+          <w:szCs w:val="21"/>
+          <w:rtl w:val="0"/>
+        </w:rPr>
+        <w:t xml:space="preserve">    </w:t>
+      </w:r>
+      <w:r>
+        <w:rPr>
+          <w:rFonts w:ascii="Consolas" w:cs="Consolas" w:eastAsia="Consolas" w:hAnsi="Consolas"/>
+          <w:color w:val="9cdcfe"/>
+          <w:sz w:val="21"/>
+          <w:szCs w:val="21"/>
+          <w:rtl w:val="0"/>
+        </w:rPr>
+        <w:t xml:space="preserve">fullname_box</w:t>
+      </w:r>
+      <w:r>
+        <w:rPr>
+          <w:rFonts w:ascii="Consolas" w:cs="Consolas" w:eastAsia="Consolas" w:hAnsi="Consolas"/>
+          <w:color w:val="cccccc"/>
+          <w:sz w:val="21"/>
+          <w:szCs w:val="21"/>
+          <w:rtl w:val="0"/>
+        </w:rPr>
+        <w:t xml:space="preserve">.</w:t>
+      </w:r>
+      <w:r>
+        <w:rPr>
+          <w:rFonts w:ascii="Consolas" w:cs="Consolas" w:eastAsia="Consolas" w:hAnsi="Consolas"/>
+          <w:color w:val="dcdcaa"/>
+          <w:sz w:val="21"/>
+          <w:szCs w:val="21"/>
+          <w:rtl w:val="0"/>
+        </w:rPr>
+        <w:t xml:space="preserve">send_keys</w:t>
+      </w:r>
+      <w:r>
+        <w:rPr>
+          <w:rFonts w:ascii="Consolas" w:cs="Consolas" w:eastAsia="Consolas" w:hAnsi="Consolas"/>
+          <w:color w:val="cccccc"/>
+          <w:sz w:val="21"/>
+          <w:szCs w:val="21"/>
+          <w:rtl w:val="0"/>
+        </w:rPr>
+        <w:t xml:space="preserve">(</w:t>
+      </w:r>
+      <w:r>
+        <w:rPr>
+          <w:rFonts w:ascii="Consolas" w:cs="Consolas" w:eastAsia="Consolas" w:hAnsi="Consolas"/>
+          <w:color w:val="ce9178"/>
+          <w:sz w:val="21"/>
+          <w:szCs w:val="21"/>
+          <w:rtl w:val="0"/>
+        </w:rPr>
+        <w:t xml:space="preserve">"Kiss Pista"</w:t>
+      </w:r>
+      <w:r>
+        <w:rPr>
+          <w:rFonts w:ascii="Consolas" w:cs="Consolas" w:eastAsia="Consolas" w:hAnsi="Consolas"/>
+          <w:color w:val="cccccc"/>
+          <w:sz w:val="21"/>
+          <w:szCs w:val="21"/>
+          <w:rtl w:val="0"/>
+        </w:rPr>
+        <w:t xml:space="preserve">)</w:t>
+      </w:r>
+    </w:p>
+    <w:p>
+      <w:pPr>
+        <w:numPr>
+          <w:ilvl w:val="0"/>
+          <w:numId w:val="2"/>
+        </w:numPr>
+        <w:shd w:fill="1f1f1f" w:val="clear"/>
+        <w:spacing w:line="325.71428571428567" w:lineRule="auto"/>
+        <w:ind w:left="720" w:hanging="360"/>
+      </w:pPr>
+      <w:r>
+        <w:rPr>
+          <w:rFonts w:ascii="Consolas" w:cs="Consolas" w:eastAsia="Consolas" w:hAnsi="Consolas"/>
+          <w:color w:val="cccccc"/>
+          <w:sz w:val="21"/>
+          <w:szCs w:val="21"/>
+          <w:rtl w:val="0"/>
+        </w:rPr>
+        <w:t xml:space="preserve">    </w:t>
+      </w:r>
+      <w:r>
+        <w:rPr>
+          <w:rFonts w:ascii="Consolas" w:cs="Consolas" w:eastAsia="Consolas" w:hAnsi="Consolas"/>
+          <w:color w:val="4ec9b0"/>
+          <w:sz w:val="21"/>
+          <w:szCs w:val="21"/>
+          <w:rtl w:val="0"/>
+        </w:rPr>
+        <w:t xml:space="preserve">time</w:t>
+      </w:r>
+      <w:r>
+        <w:rPr>
+          <w:rFonts w:ascii="Consolas" w:cs="Consolas" w:eastAsia="Consolas" w:hAnsi="Consolas"/>
+          <w:color w:val="cccccc"/>
+          <w:sz w:val="21"/>
+          <w:szCs w:val="21"/>
+          <w:rtl w:val="0"/>
+        </w:rPr>
+        <w:t xml:space="preserve">.</w:t>
+      </w:r>
+      <w:r>
+        <w:rPr>
+          <w:rFonts w:ascii="Consolas" w:cs="Consolas" w:eastAsia="Consolas" w:hAnsi="Consolas"/>
+          <w:color w:val="dcdcaa"/>
+          <w:sz w:val="21"/>
+          <w:szCs w:val="21"/>
+          <w:rtl w:val="0"/>
+        </w:rPr>
+        <w:t xml:space="preserve">sleep</w:t>
+      </w:r>
+      <w:r>
+        <w:rPr>
+          <w:rFonts w:ascii="Consolas" w:cs="Consolas" w:eastAsia="Consolas" w:hAnsi="Consolas"/>
+          <w:color w:val="cccccc"/>
+          <w:sz w:val="21"/>
+          <w:szCs w:val="21"/>
+          <w:rtl w:val="0"/>
+        </w:rPr>
+        <w:t xml:space="preserve">(</w:t>
+      </w:r>
+      <w:r>
+        <w:rPr>
+          <w:rFonts w:ascii="Consolas" w:cs="Consolas" w:eastAsia="Consolas" w:hAnsi="Consolas"/>
+          <w:color w:val="b5cea8"/>
+          <w:sz w:val="21"/>
+          <w:szCs w:val="21"/>
+          <w:rtl w:val="0"/>
+        </w:rPr>
+        <w:t xml:space="preserve">1</w:t>
+      </w:r>
+      <w:r>
+        <w:rPr>
+          <w:rFonts w:ascii="Consolas" w:cs="Consolas" w:eastAsia="Consolas" w:hAnsi="Consolas"/>
+          <w:color w:val="cccccc"/>
+          <w:sz w:val="21"/>
+          <w:szCs w:val="21"/>
+          <w:rtl w:val="0"/>
+        </w:rPr>
+        <w:t xml:space="preserve">)</w:t>
+      </w:r>
+    </w:p>
+    <w:p>
+      <w:pPr>
+        <w:numPr>
+          <w:ilvl w:val="0"/>
+          <w:numId w:val="2"/>
+        </w:numPr>
+        <w:shd w:fill="1f1f1f" w:val="clear"/>
+        <w:spacing w:line="325.71428571428567" w:lineRule="auto"/>
+        <w:ind w:left="720" w:hanging="360"/>
+      </w:pPr>
+      <w:r>
+        <w:rPr>
+          <w:rFonts w:ascii="Consolas" w:cs="Consolas" w:eastAsia="Consolas" w:hAnsi="Consolas"/>
+          <w:color w:val="cccccc"/>
+          <w:sz w:val="21"/>
+          <w:szCs w:val="21"/>
+          <w:rtl w:val="0"/>
+        </w:rPr>
+        <w:t xml:space="preserve">    </w:t>
+      </w:r>
+      <w:r>
+        <w:rPr>
+          <w:rFonts w:ascii="Consolas" w:cs="Consolas" w:eastAsia="Consolas" w:hAnsi="Consolas"/>
+          <w:color w:val="9cdcfe"/>
+          <w:sz w:val="21"/>
+          <w:szCs w:val="21"/>
+          <w:rtl w:val="0"/>
+        </w:rPr>
+        <w:t xml:space="preserve">password_box</w:t>
+      </w:r>
+      <w:r>
+        <w:rPr>
+          <w:rFonts w:ascii="Consolas" w:cs="Consolas" w:eastAsia="Consolas" w:hAnsi="Consolas"/>
+          <w:color w:val="d4d4d4"/>
+          <w:sz w:val="21"/>
+          <w:szCs w:val="21"/>
+          <w:rtl w:val="0"/>
+        </w:rPr>
+        <w:t xml:space="preserve">=</w:t>
+      </w:r>
+      <w:r>
+        <w:rPr>
+          <w:rFonts w:ascii="Consolas" w:cs="Consolas" w:eastAsia="Consolas" w:hAnsi="Consolas"/>
+          <w:color w:val="9cdcfe"/>
+          <w:sz w:val="21"/>
+          <w:szCs w:val="21"/>
+          <w:rtl w:val="0"/>
+        </w:rPr>
+        <w:t xml:space="preserve">driver</w:t>
+      </w:r>
+      <w:r>
+        <w:rPr>
+          <w:rFonts w:ascii="Consolas" w:cs="Consolas" w:eastAsia="Consolas" w:hAnsi="Consolas"/>
+          <w:color w:val="cccccc"/>
+          <w:sz w:val="21"/>
+          <w:szCs w:val="21"/>
+          <w:rtl w:val="0"/>
+        </w:rPr>
+        <w:t xml:space="preserve">.</w:t>
+      </w:r>
+      <w:r>
+        <w:rPr>
+          <w:rFonts w:ascii="Consolas" w:cs="Consolas" w:eastAsia="Consolas" w:hAnsi="Consolas"/>
+          <w:color w:val="dcdcaa"/>
+          <w:sz w:val="21"/>
+          <w:szCs w:val="21"/>
+          <w:rtl w:val="0"/>
+        </w:rPr>
+        <w:t xml:space="preserve">find_element</w:t>
+      </w:r>
+      <w:r>
+        <w:rPr>
+          <w:rFonts w:ascii="Consolas" w:cs="Consolas" w:eastAsia="Consolas" w:hAnsi="Consolas"/>
+          <w:color w:val="cccccc"/>
+          <w:sz w:val="21"/>
+          <w:szCs w:val="21"/>
+          <w:rtl w:val="0"/>
+        </w:rPr>
+        <w:t xml:space="preserve">(</w:t>
+      </w:r>
+      <w:r>
+        <w:rPr>
+          <w:rFonts w:ascii="Consolas" w:cs="Consolas" w:eastAsia="Consolas" w:hAnsi="Consolas"/>
+          <w:color w:val="4ec9b0"/>
+          <w:sz w:val="21"/>
+          <w:szCs w:val="21"/>
+          <w:rtl w:val="0"/>
+        </w:rPr>
+        <w:t xml:space="preserve">By</w:t>
+      </w:r>
+      <w:r>
+        <w:rPr>
+          <w:rFonts w:ascii="Consolas" w:cs="Consolas" w:eastAsia="Consolas" w:hAnsi="Consolas"/>
+          <w:color w:val="cccccc"/>
+          <w:sz w:val="21"/>
+          <w:szCs w:val="21"/>
+          <w:rtl w:val="0"/>
+        </w:rPr>
+        <w:t xml:space="preserve">.</w:t>
+      </w:r>
+      <w:r>
+        <w:rPr>
+          <w:rFonts w:ascii="Consolas" w:cs="Consolas" w:eastAsia="Consolas" w:hAnsi="Consolas"/>
+          <w:color w:val="9cdcfe"/>
+          <w:sz w:val="21"/>
+          <w:szCs w:val="21"/>
+          <w:rtl w:val="0"/>
+        </w:rPr>
+        <w:t xml:space="preserve">ID</w:t>
+      </w:r>
+      <w:r>
+        <w:rPr>
+          <w:rFonts w:ascii="Consolas" w:cs="Consolas" w:eastAsia="Consolas" w:hAnsi="Consolas"/>
+          <w:color w:val="cccccc"/>
+          <w:sz w:val="21"/>
+          <w:szCs w:val="21"/>
+          <w:rtl w:val="0"/>
+        </w:rPr>
+        <w:t xml:space="preserve">,</w:t>
+      </w:r>
+      <w:r>
+        <w:rPr>
+          <w:rFonts w:ascii="Consolas" w:cs="Consolas" w:eastAsia="Consolas" w:hAnsi="Consolas"/>
+          <w:color w:val="ce9178"/>
+          <w:sz w:val="21"/>
+          <w:szCs w:val="21"/>
+          <w:rtl w:val="0"/>
+        </w:rPr>
+        <w:t xml:space="preserve">"passwordInput"</w:t>
+      </w:r>
+      <w:r>
+        <w:rPr>
+          <w:rFonts w:ascii="Consolas" w:cs="Consolas" w:eastAsia="Consolas" w:hAnsi="Consolas"/>
+          <w:color w:val="cccccc"/>
+          <w:sz w:val="21"/>
+          <w:szCs w:val="21"/>
+          <w:rtl w:val="0"/>
+        </w:rPr>
+        <w:t xml:space="preserve">)</w:t>
+      </w:r>
+    </w:p>
+    <w:p>
+      <w:pPr>
+        <w:numPr>
+          <w:ilvl w:val="0"/>
+          <w:numId w:val="2"/>
+        </w:numPr>
+        <w:shd w:fill="1f1f1f" w:val="clear"/>
+        <w:spacing w:line="325.71428571428567" w:lineRule="auto"/>
+        <w:ind w:left="720" w:hanging="360"/>
+      </w:pPr>
+      <w:r>
+        <w:rPr>
+          <w:rFonts w:ascii="Consolas" w:cs="Consolas" w:eastAsia="Consolas" w:hAnsi="Consolas"/>
+          <w:color w:val="cccccc"/>
+          <w:sz w:val="21"/>
+          <w:szCs w:val="21"/>
+          <w:rtl w:val="0"/>
+        </w:rPr>
+        <w:t xml:space="preserve">    </w:t>
+      </w:r>
+      <w:r>
+        <w:rPr>
+          <w:rFonts w:ascii="Consolas" w:cs="Consolas" w:eastAsia="Consolas" w:hAnsi="Consolas"/>
+          <w:color w:val="9cdcfe"/>
+          <w:sz w:val="21"/>
+          <w:szCs w:val="21"/>
+          <w:rtl w:val="0"/>
+        </w:rPr>
+        <w:t xml:space="preserve">password_box</w:t>
+      </w:r>
+      <w:r>
+        <w:rPr>
+          <w:rFonts w:ascii="Consolas" w:cs="Consolas" w:eastAsia="Consolas" w:hAnsi="Consolas"/>
+          <w:color w:val="cccccc"/>
+          <w:sz w:val="21"/>
+          <w:szCs w:val="21"/>
+          <w:rtl w:val="0"/>
+        </w:rPr>
+        <w:t xml:space="preserve">.</w:t>
+      </w:r>
+      <w:r>
+        <w:rPr>
+          <w:rFonts w:ascii="Consolas" w:cs="Consolas" w:eastAsia="Consolas" w:hAnsi="Consolas"/>
+          <w:color w:val="dcdcaa"/>
+          <w:sz w:val="21"/>
+          <w:szCs w:val="21"/>
+          <w:rtl w:val="0"/>
+        </w:rPr>
+        <w:t xml:space="preserve">clear</w:t>
+      </w:r>
+      <w:r>
+        <w:rPr>
+          <w:rFonts w:ascii="Consolas" w:cs="Consolas" w:eastAsia="Consolas" w:hAnsi="Consolas"/>
+          <w:color w:val="cccccc"/>
+          <w:sz w:val="21"/>
+          <w:szCs w:val="21"/>
+          <w:rtl w:val="0"/>
+        </w:rPr>
+        <w:t xml:space="preserve">()</w:t>
+      </w:r>
+    </w:p>
+    <w:p>
+      <w:pPr>
+        <w:numPr>
+          <w:ilvl w:val="0"/>
+          <w:numId w:val="2"/>
+        </w:numPr>
+        <w:shd w:fill="1f1f1f" w:val="clear"/>
+        <w:spacing w:line="325.71428571428567" w:lineRule="auto"/>
+        <w:ind w:left="720" w:hanging="360"/>
+      </w:pPr>
+      <w:r>
+        <w:rPr>
+          <w:rFonts w:ascii="Consolas" w:cs="Consolas" w:eastAsia="Consolas" w:hAnsi="Consolas"/>
+          <w:color w:val="cccccc"/>
+          <w:sz w:val="21"/>
+          <w:szCs w:val="21"/>
+          <w:rtl w:val="0"/>
+        </w:rPr>
+        <w:t xml:space="preserve">    </w:t>
+      </w:r>
+      <w:r>
+        <w:rPr>
+          <w:rFonts w:ascii="Consolas" w:cs="Consolas" w:eastAsia="Consolas" w:hAnsi="Consolas"/>
+          <w:color w:val="9cdcfe"/>
+          <w:sz w:val="21"/>
+          <w:szCs w:val="21"/>
+          <w:rtl w:val="0"/>
+        </w:rPr>
+        <w:t xml:space="preserve">password_box</w:t>
+      </w:r>
+      <w:r>
+        <w:rPr>
+          <w:rFonts w:ascii="Consolas" w:cs="Consolas" w:eastAsia="Consolas" w:hAnsi="Consolas"/>
+          <w:color w:val="cccccc"/>
+          <w:sz w:val="21"/>
+          <w:szCs w:val="21"/>
+          <w:rtl w:val="0"/>
+        </w:rPr>
+        <w:t xml:space="preserve">.</w:t>
+      </w:r>
+      <w:r>
+        <w:rPr>
+          <w:rFonts w:ascii="Consolas" w:cs="Consolas" w:eastAsia="Consolas" w:hAnsi="Consolas"/>
+          <w:color w:val="dcdcaa"/>
+          <w:sz w:val="21"/>
+          <w:szCs w:val="21"/>
+          <w:rtl w:val="0"/>
+        </w:rPr>
+        <w:t xml:space="preserve">send_keys</w:t>
+      </w:r>
+      <w:r>
+        <w:rPr>
+          <w:rFonts w:ascii="Consolas" w:cs="Consolas" w:eastAsia="Consolas" w:hAnsi="Consolas"/>
+          <w:color w:val="cccccc"/>
+          <w:sz w:val="21"/>
+          <w:szCs w:val="21"/>
+          <w:rtl w:val="0"/>
+        </w:rPr>
+        <w:t xml:space="preserve">(</w:t>
+      </w:r>
+      <w:r>
+        <w:rPr>
+          <w:rFonts w:ascii="Consolas" w:cs="Consolas" w:eastAsia="Consolas" w:hAnsi="Consolas"/>
+          <w:color w:val="ce9178"/>
+          <w:sz w:val="21"/>
+          <w:szCs w:val="21"/>
+          <w:rtl w:val="0"/>
+        </w:rPr>
+        <w:t xml:space="preserve">"TestPassword"</w:t>
+      </w:r>
+      <w:r>
+        <w:rPr>
+          <w:rFonts w:ascii="Consolas" w:cs="Consolas" w:eastAsia="Consolas" w:hAnsi="Consolas"/>
+          <w:color w:val="cccccc"/>
+          <w:sz w:val="21"/>
+          <w:szCs w:val="21"/>
+          <w:rtl w:val="0"/>
+        </w:rPr>
+        <w:t xml:space="preserve">)</w:t>
+      </w:r>
+    </w:p>
+    <w:p>
+      <w:pPr>
+        <w:numPr>
+          <w:ilvl w:val="0"/>
+          <w:numId w:val="2"/>
+        </w:numPr>
+        <w:shd w:fill="1f1f1f" w:val="clear"/>
+        <w:spacing w:line="325.71428571428567" w:lineRule="auto"/>
+        <w:ind w:left="720" w:hanging="360"/>
+      </w:pPr>
+      <w:r>
+        <w:rPr>
+          <w:rFonts w:ascii="Consolas" w:cs="Consolas" w:eastAsia="Consolas" w:hAnsi="Consolas"/>
+          <w:color w:val="cccccc"/>
+          <w:sz w:val="21"/>
+          <w:szCs w:val="21"/>
+          <w:rtl w:val="0"/>
+        </w:rPr>
+        <w:t xml:space="preserve">    </w:t>
+      </w:r>
+      <w:r>
+        <w:rPr>
+          <w:rFonts w:ascii="Consolas" w:cs="Consolas" w:eastAsia="Consolas" w:hAnsi="Consolas"/>
+          <w:color w:val="9cdcfe"/>
+          <w:sz w:val="21"/>
+          <w:szCs w:val="21"/>
+          <w:rtl w:val="0"/>
+        </w:rPr>
+        <w:t xml:space="preserve">passwordagain_box</w:t>
+      </w:r>
+      <w:r>
+        <w:rPr>
+          <w:rFonts w:ascii="Consolas" w:cs="Consolas" w:eastAsia="Consolas" w:hAnsi="Consolas"/>
+          <w:color w:val="d4d4d4"/>
+          <w:sz w:val="21"/>
+          <w:szCs w:val="21"/>
+          <w:rtl w:val="0"/>
+        </w:rPr>
+        <w:t xml:space="preserve">=</w:t>
+      </w:r>
+      <w:r>
+        <w:rPr>
+          <w:rFonts w:ascii="Consolas" w:cs="Consolas" w:eastAsia="Consolas" w:hAnsi="Consolas"/>
+          <w:color w:val="9cdcfe"/>
+          <w:sz w:val="21"/>
+          <w:szCs w:val="21"/>
+          <w:rtl w:val="0"/>
+        </w:rPr>
+        <w:t xml:space="preserve">driver</w:t>
+      </w:r>
+      <w:r>
+        <w:rPr>
+          <w:rFonts w:ascii="Consolas" w:cs="Consolas" w:eastAsia="Consolas" w:hAnsi="Consolas"/>
+          <w:color w:val="cccccc"/>
+          <w:sz w:val="21"/>
+          <w:szCs w:val="21"/>
+          <w:rtl w:val="0"/>
+        </w:rPr>
+        <w:t xml:space="preserve">.</w:t>
+      </w:r>
+      <w:r>
+        <w:rPr>
+          <w:rFonts w:ascii="Consolas" w:cs="Consolas" w:eastAsia="Consolas" w:hAnsi="Consolas"/>
+          <w:color w:val="dcdcaa"/>
+          <w:sz w:val="21"/>
+          <w:szCs w:val="21"/>
+          <w:rtl w:val="0"/>
+        </w:rPr>
+        <w:t xml:space="preserve">find_element</w:t>
+      </w:r>
+      <w:r>
+        <w:rPr>
+          <w:rFonts w:ascii="Consolas" w:cs="Consolas" w:eastAsia="Consolas" w:hAnsi="Consolas"/>
+          <w:color w:val="cccccc"/>
+          <w:sz w:val="21"/>
+          <w:szCs w:val="21"/>
+          <w:rtl w:val="0"/>
+        </w:rPr>
+        <w:t xml:space="preserve">(</w:t>
+      </w:r>
+      <w:r>
+        <w:rPr>
+          <w:rFonts w:ascii="Consolas" w:cs="Consolas" w:eastAsia="Consolas" w:hAnsi="Consolas"/>
+          <w:color w:val="4ec9b0"/>
+          <w:sz w:val="21"/>
+          <w:szCs w:val="21"/>
+          <w:rtl w:val="0"/>
+        </w:rPr>
+        <w:t xml:space="preserve">By</w:t>
+      </w:r>
+      <w:r>
+        <w:rPr>
+          <w:rFonts w:ascii="Consolas" w:cs="Consolas" w:eastAsia="Consolas" w:hAnsi="Consolas"/>
+          <w:color w:val="cccccc"/>
+          <w:sz w:val="21"/>
+          <w:szCs w:val="21"/>
+          <w:rtl w:val="0"/>
+        </w:rPr>
+        <w:t xml:space="preserve">.</w:t>
+      </w:r>
+      <w:r>
+        <w:rPr>
+          <w:rFonts w:ascii="Consolas" w:cs="Consolas" w:eastAsia="Consolas" w:hAnsi="Consolas"/>
+          <w:color w:val="9cdcfe"/>
+          <w:sz w:val="21"/>
+          <w:szCs w:val="21"/>
+          <w:rtl w:val="0"/>
+        </w:rPr>
+        <w:t xml:space="preserve">ID</w:t>
+      </w:r>
+      <w:r>
+        <w:rPr>
+          <w:rFonts w:ascii="Consolas" w:cs="Consolas" w:eastAsia="Consolas" w:hAnsi="Consolas"/>
+          <w:color w:val="cccccc"/>
+          <w:sz w:val="21"/>
+          <w:szCs w:val="21"/>
+          <w:rtl w:val="0"/>
+        </w:rPr>
+        <w:t xml:space="preserve">,</w:t>
+      </w:r>
+      <w:r>
+        <w:rPr>
+          <w:rFonts w:ascii="Consolas" w:cs="Consolas" w:eastAsia="Consolas" w:hAnsi="Consolas"/>
+          <w:color w:val="ce9178"/>
+          <w:sz w:val="21"/>
+          <w:szCs w:val="21"/>
+          <w:rtl w:val="0"/>
+        </w:rPr>
+        <w:t xml:space="preserve">"passwordAgainInput"</w:t>
+      </w:r>
+      <w:r>
+        <w:rPr>
+          <w:rFonts w:ascii="Consolas" w:cs="Consolas" w:eastAsia="Consolas" w:hAnsi="Consolas"/>
+          <w:color w:val="cccccc"/>
+          <w:sz w:val="21"/>
+          <w:szCs w:val="21"/>
+          <w:rtl w:val="0"/>
+        </w:rPr>
+        <w:t xml:space="preserve">)</w:t>
+      </w:r>
+    </w:p>
+    <w:p>
+      <w:pPr>
+        <w:numPr>
+          <w:ilvl w:val="0"/>
+          <w:numId w:val="2"/>
+        </w:numPr>
+        <w:shd w:fill="1f1f1f" w:val="clear"/>
+        <w:spacing w:line="325.71428571428567" w:lineRule="auto"/>
+        <w:ind w:left="720" w:hanging="360"/>
+      </w:pPr>
+      <w:r>
+        <w:rPr>
+          <w:rFonts w:ascii="Consolas" w:cs="Consolas" w:eastAsia="Consolas" w:hAnsi="Consolas"/>
+          <w:color w:val="cccccc"/>
+          <w:sz w:val="21"/>
+          <w:szCs w:val="21"/>
+          <w:rtl w:val="0"/>
+        </w:rPr>
+        <w:t xml:space="preserve">    </w:t>
+      </w:r>
+      <w:r>
+        <w:rPr>
+          <w:rFonts w:ascii="Consolas" w:cs="Consolas" w:eastAsia="Consolas" w:hAnsi="Consolas"/>
+          <w:color w:val="9cdcfe"/>
+          <w:sz w:val="21"/>
+          <w:szCs w:val="21"/>
+          <w:rtl w:val="0"/>
+        </w:rPr>
+        <w:t xml:space="preserve">passwordagain_box</w:t>
+      </w:r>
+      <w:r>
+        <w:rPr>
+          <w:rFonts w:ascii="Consolas" w:cs="Consolas" w:eastAsia="Consolas" w:hAnsi="Consolas"/>
+          <w:color w:val="cccccc"/>
+          <w:sz w:val="21"/>
+          <w:szCs w:val="21"/>
+          <w:rtl w:val="0"/>
+        </w:rPr>
+        <w:t xml:space="preserve">.</w:t>
+      </w:r>
+      <w:r>
+        <w:rPr>
+          <w:rFonts w:ascii="Consolas" w:cs="Consolas" w:eastAsia="Consolas" w:hAnsi="Consolas"/>
+          <w:color w:val="dcdcaa"/>
+          <w:sz w:val="21"/>
+          <w:szCs w:val="21"/>
+          <w:rtl w:val="0"/>
+        </w:rPr>
+        <w:t xml:space="preserve">clear</w:t>
+      </w:r>
+      <w:r>
+        <w:rPr>
+          <w:rFonts w:ascii="Consolas" w:cs="Consolas" w:eastAsia="Consolas" w:hAnsi="Consolas"/>
+          <w:color w:val="cccccc"/>
+          <w:sz w:val="21"/>
+          <w:szCs w:val="21"/>
+          <w:rtl w:val="0"/>
+        </w:rPr>
+        <w:t xml:space="preserve">()</w:t>
+      </w:r>
+    </w:p>
+    <w:p>
+      <w:pPr>
+        <w:numPr>
+          <w:ilvl w:val="0"/>
+          <w:numId w:val="2"/>
+        </w:numPr>
+        <w:shd w:fill="1f1f1f" w:val="clear"/>
+        <w:spacing w:line="325.71428571428567" w:lineRule="auto"/>
+        <w:ind w:left="720" w:hanging="360"/>
+      </w:pPr>
+      <w:r>
+        <w:rPr>
+          <w:rFonts w:ascii="Consolas" w:cs="Consolas" w:eastAsia="Consolas" w:hAnsi="Consolas"/>
+          <w:color w:val="cccccc"/>
+          <w:sz w:val="21"/>
+          <w:szCs w:val="21"/>
+          <w:rtl w:val="0"/>
+        </w:rPr>
+        <w:t xml:space="preserve">    </w:t>
+      </w:r>
+      <w:r>
+        <w:rPr>
+          <w:rFonts w:ascii="Consolas" w:cs="Consolas" w:eastAsia="Consolas" w:hAnsi="Consolas"/>
+          <w:color w:val="9cdcfe"/>
+          <w:sz w:val="21"/>
+          <w:szCs w:val="21"/>
+          <w:rtl w:val="0"/>
+        </w:rPr>
+        <w:t xml:space="preserve">passwordagain_box</w:t>
+      </w:r>
+      <w:r>
+        <w:rPr>
+          <w:rFonts w:ascii="Consolas" w:cs="Consolas" w:eastAsia="Consolas" w:hAnsi="Consolas"/>
+          <w:color w:val="cccccc"/>
+          <w:sz w:val="21"/>
+          <w:szCs w:val="21"/>
+          <w:rtl w:val="0"/>
+        </w:rPr>
+        <w:t xml:space="preserve">.</w:t>
+      </w:r>
+      <w:r>
+        <w:rPr>
+          <w:rFonts w:ascii="Consolas" w:cs="Consolas" w:eastAsia="Consolas" w:hAnsi="Consolas"/>
+          <w:color w:val="dcdcaa"/>
+          <w:sz w:val="21"/>
+          <w:szCs w:val="21"/>
+          <w:rtl w:val="0"/>
+        </w:rPr>
+        <w:t xml:space="preserve">send_keys</w:t>
+      </w:r>
+      <w:r>
+        <w:rPr>
+          <w:rFonts w:ascii="Consolas" w:cs="Consolas" w:eastAsia="Consolas" w:hAnsi="Consolas"/>
+          <w:color w:val="cccccc"/>
+          <w:sz w:val="21"/>
+          <w:szCs w:val="21"/>
+          <w:rtl w:val="0"/>
+        </w:rPr>
+        <w:t xml:space="preserve">(</w:t>
+      </w:r>
+      <w:r>
+        <w:rPr>
+          <w:rFonts w:ascii="Consolas" w:cs="Consolas" w:eastAsia="Consolas" w:hAnsi="Consolas"/>
+          <w:color w:val="ce9178"/>
+          <w:sz w:val="21"/>
+          <w:szCs w:val="21"/>
+          <w:rtl w:val="0"/>
+        </w:rPr>
+        <w:t xml:space="preserve">"TestPassword"</w:t>
+      </w:r>
+      <w:r>
+        <w:rPr>
+          <w:rFonts w:ascii="Consolas" w:cs="Consolas" w:eastAsia="Consolas" w:hAnsi="Consolas"/>
+          <w:color w:val="cccccc"/>
+          <w:sz w:val="21"/>
+          <w:szCs w:val="21"/>
+          <w:rtl w:val="0"/>
+        </w:rPr>
+        <w:t xml:space="preserve">)</w:t>
+      </w:r>
+    </w:p>
+    <w:p>
+      <w:pPr>
+        <w:numPr>
+          <w:ilvl w:val="0"/>
+          <w:numId w:val="2"/>
+        </w:numPr>
+        <w:shd w:fill="1f1f1f" w:val="clear"/>
+        <w:spacing w:line="325.71428571428567" w:lineRule="auto"/>
+        <w:ind w:left="720" w:hanging="360"/>
+      </w:pPr>
+      <w:r>
+        <w:rPr>
+          <w:rFonts w:ascii="Consolas" w:cs="Consolas" w:eastAsia="Consolas" w:hAnsi="Consolas"/>
+          <w:color w:val="cccccc"/>
+          <w:sz w:val="21"/>
+          <w:szCs w:val="21"/>
+          <w:rtl w:val="0"/>
+        </w:rPr>
+        <w:t xml:space="preserve">    </w:t>
+      </w:r>
+      <w:r>
+        <w:rPr>
+          <w:rFonts w:ascii="Consolas" w:cs="Consolas" w:eastAsia="Consolas" w:hAnsi="Consolas"/>
+          <w:color w:val="4ec9b0"/>
+          <w:sz w:val="21"/>
+          <w:szCs w:val="21"/>
+          <w:rtl w:val="0"/>
+        </w:rPr>
+        <w:t xml:space="preserve">time</w:t>
+      </w:r>
+      <w:r>
+        <w:rPr>
+          <w:rFonts w:ascii="Consolas" w:cs="Consolas" w:eastAsia="Consolas" w:hAnsi="Consolas"/>
+          <w:color w:val="cccccc"/>
+          <w:sz w:val="21"/>
+          <w:szCs w:val="21"/>
+          <w:rtl w:val="0"/>
+        </w:rPr>
+        <w:t xml:space="preserve">.</w:t>
+      </w:r>
+      <w:r>
+        <w:rPr>
+          <w:rFonts w:ascii="Consolas" w:cs="Consolas" w:eastAsia="Consolas" w:hAnsi="Consolas"/>
+          <w:color w:val="dcdcaa"/>
+          <w:sz w:val="21"/>
+          <w:szCs w:val="21"/>
+          <w:rtl w:val="0"/>
+        </w:rPr>
+        <w:t xml:space="preserve">sleep</w:t>
+      </w:r>
+      <w:r>
+        <w:rPr>
+          <w:rFonts w:ascii="Consolas" w:cs="Consolas" w:eastAsia="Consolas" w:hAnsi="Consolas"/>
+          <w:color w:val="cccccc"/>
+          <w:sz w:val="21"/>
+          <w:szCs w:val="21"/>
+          <w:rtl w:val="0"/>
+        </w:rPr>
+        <w:t xml:space="preserve">(</w:t>
+      </w:r>
+      <w:r>
+        <w:rPr>
+          <w:rFonts w:ascii="Consolas" w:cs="Consolas" w:eastAsia="Consolas" w:hAnsi="Consolas"/>
+          <w:color w:val="b5cea8"/>
+          <w:sz w:val="21"/>
+          <w:szCs w:val="21"/>
+          <w:rtl w:val="0"/>
+        </w:rPr>
+        <w:t xml:space="preserve">1</w:t>
+      </w:r>
+      <w:r>
+        <w:rPr>
+          <w:rFonts w:ascii="Consolas" w:cs="Consolas" w:eastAsia="Consolas" w:hAnsi="Consolas"/>
+          <w:color w:val="cccccc"/>
+          <w:sz w:val="21"/>
+          <w:szCs w:val="21"/>
+          <w:rtl w:val="0"/>
+        </w:rPr>
+        <w:t xml:space="preserve">)</w:t>
+      </w:r>
+    </w:p>
+    <w:p>
+      <w:pPr>
+        <w:numPr>
+          <w:ilvl w:val="0"/>
+          <w:numId w:val="2"/>
+        </w:numPr>
+        <w:shd w:fill="1f1f1f" w:val="clear"/>
+        <w:spacing w:line="325.71428571428567" w:lineRule="auto"/>
+        <w:ind w:left="720" w:hanging="360"/>
+      </w:pPr>
+      <w:r>
+        <w:rPr>
+          <w:rFonts w:ascii="Consolas" w:cs="Consolas" w:eastAsia="Consolas" w:hAnsi="Consolas"/>
+          <w:color w:val="cccccc"/>
+          <w:sz w:val="21"/>
+          <w:szCs w:val="21"/>
+          <w:rtl w:val="0"/>
+        </w:rPr>
+        <w:t xml:space="preserve">    </w:t>
+      </w:r>
+      <w:r>
+        <w:rPr>
+          <w:rFonts w:ascii="Consolas" w:cs="Consolas" w:eastAsia="Consolas" w:hAnsi="Consolas"/>
+          <w:color w:val="9cdcfe"/>
+          <w:sz w:val="21"/>
+          <w:szCs w:val="21"/>
+          <w:rtl w:val="0"/>
+        </w:rPr>
+        <w:t xml:space="preserve">streetnumber_box</w:t>
+      </w:r>
+      <w:r>
+        <w:rPr>
+          <w:rFonts w:ascii="Consolas" w:cs="Consolas" w:eastAsia="Consolas" w:hAnsi="Consolas"/>
+          <w:color w:val="d4d4d4"/>
+          <w:sz w:val="21"/>
+          <w:szCs w:val="21"/>
+          <w:rtl w:val="0"/>
+        </w:rPr>
+        <w:t xml:space="preserve">=</w:t>
+      </w:r>
+      <w:r>
+        <w:rPr>
+          <w:rFonts w:ascii="Consolas" w:cs="Consolas" w:eastAsia="Consolas" w:hAnsi="Consolas"/>
+          <w:color w:val="9cdcfe"/>
+          <w:sz w:val="21"/>
+          <w:szCs w:val="21"/>
+          <w:rtl w:val="0"/>
+        </w:rPr>
+        <w:t xml:space="preserve">driver</w:t>
+      </w:r>
+      <w:r>
+        <w:rPr>
+          <w:rFonts w:ascii="Consolas" w:cs="Consolas" w:eastAsia="Consolas" w:hAnsi="Consolas"/>
+          <w:color w:val="cccccc"/>
+          <w:sz w:val="21"/>
+          <w:szCs w:val="21"/>
+          <w:rtl w:val="0"/>
+        </w:rPr>
+        <w:t xml:space="preserve">.</w:t>
+      </w:r>
+      <w:r>
+        <w:rPr>
+          <w:rFonts w:ascii="Consolas" w:cs="Consolas" w:eastAsia="Consolas" w:hAnsi="Consolas"/>
+          <w:color w:val="dcdcaa"/>
+          <w:sz w:val="21"/>
+          <w:szCs w:val="21"/>
+          <w:rtl w:val="0"/>
+        </w:rPr>
+        <w:t xml:space="preserve">find_element</w:t>
+      </w:r>
+      <w:r>
+        <w:rPr>
+          <w:rFonts w:ascii="Consolas" w:cs="Consolas" w:eastAsia="Consolas" w:hAnsi="Consolas"/>
+          <w:color w:val="cccccc"/>
+          <w:sz w:val="21"/>
+          <w:szCs w:val="21"/>
+          <w:rtl w:val="0"/>
+        </w:rPr>
+        <w:t xml:space="preserve">(</w:t>
+      </w:r>
+      <w:r>
+        <w:rPr>
+          <w:rFonts w:ascii="Consolas" w:cs="Consolas" w:eastAsia="Consolas" w:hAnsi="Consolas"/>
+          <w:color w:val="4ec9b0"/>
+          <w:sz w:val="21"/>
+          <w:szCs w:val="21"/>
+          <w:rtl w:val="0"/>
+        </w:rPr>
+        <w:t xml:space="preserve">By</w:t>
+      </w:r>
+      <w:r>
+        <w:rPr>
+          <w:rFonts w:ascii="Consolas" w:cs="Consolas" w:eastAsia="Consolas" w:hAnsi="Consolas"/>
+          <w:color w:val="cccccc"/>
+          <w:sz w:val="21"/>
+          <w:szCs w:val="21"/>
+          <w:rtl w:val="0"/>
+        </w:rPr>
+        <w:t xml:space="preserve">.</w:t>
+      </w:r>
+      <w:r>
+        <w:rPr>
+          <w:rFonts w:ascii="Consolas" w:cs="Consolas" w:eastAsia="Consolas" w:hAnsi="Consolas"/>
+          <w:color w:val="9cdcfe"/>
+          <w:sz w:val="21"/>
+          <w:szCs w:val="21"/>
+          <w:rtl w:val="0"/>
+        </w:rPr>
+        <w:t xml:space="preserve">ID</w:t>
+      </w:r>
+      <w:r>
+        <w:rPr>
+          <w:rFonts w:ascii="Consolas" w:cs="Consolas" w:eastAsia="Consolas" w:hAnsi="Consolas"/>
+          <w:color w:val="cccccc"/>
+          <w:sz w:val="21"/>
+          <w:szCs w:val="21"/>
+          <w:rtl w:val="0"/>
+        </w:rPr>
+        <w:t xml:space="preserve">,</w:t>
+      </w:r>
+      <w:r>
+        <w:rPr>
+          <w:rFonts w:ascii="Consolas" w:cs="Consolas" w:eastAsia="Consolas" w:hAnsi="Consolas"/>
+          <w:color w:val="ce9178"/>
+          <w:sz w:val="21"/>
+          <w:szCs w:val="21"/>
+          <w:rtl w:val="0"/>
+        </w:rPr>
+        <w:t xml:space="preserve">"streetNumberInput"</w:t>
+      </w:r>
+      <w:r>
+        <w:rPr>
+          <w:rFonts w:ascii="Consolas" w:cs="Consolas" w:eastAsia="Consolas" w:hAnsi="Consolas"/>
+          <w:color w:val="cccccc"/>
+          <w:sz w:val="21"/>
+          <w:szCs w:val="21"/>
+          <w:rtl w:val="0"/>
+        </w:rPr>
+        <w:t xml:space="preserve">)</w:t>
+      </w:r>
+    </w:p>
+    <w:p>
+      <w:pPr>
+        <w:numPr>
+          <w:ilvl w:val="0"/>
+          <w:numId w:val="2"/>
+        </w:numPr>
+        <w:shd w:fill="1f1f1f" w:val="clear"/>
+        <w:spacing w:line="325.71428571428567" w:lineRule="auto"/>
+        <w:ind w:left="720" w:hanging="360"/>
+      </w:pPr>
+      <w:r>
+        <w:rPr>
+          <w:rFonts w:ascii="Consolas" w:cs="Consolas" w:eastAsia="Consolas" w:hAnsi="Consolas"/>
+          <w:color w:val="cccccc"/>
+          <w:sz w:val="21"/>
+          <w:szCs w:val="21"/>
+          <w:rtl w:val="0"/>
+        </w:rPr>
+        <w:t xml:space="preserve">    </w:t>
+      </w:r>
+      <w:r>
+        <w:rPr>
+          <w:rFonts w:ascii="Consolas" w:cs="Consolas" w:eastAsia="Consolas" w:hAnsi="Consolas"/>
+          <w:color w:val="9cdcfe"/>
+          <w:sz w:val="21"/>
+          <w:szCs w:val="21"/>
+          <w:rtl w:val="0"/>
+        </w:rPr>
+        <w:t xml:space="preserve">streetnumber_box</w:t>
+      </w:r>
+      <w:r>
+        <w:rPr>
+          <w:rFonts w:ascii="Consolas" w:cs="Consolas" w:eastAsia="Consolas" w:hAnsi="Consolas"/>
+          <w:color w:val="cccccc"/>
+          <w:sz w:val="21"/>
+          <w:szCs w:val="21"/>
+          <w:rtl w:val="0"/>
+        </w:rPr>
+        <w:t xml:space="preserve">.</w:t>
+      </w:r>
+      <w:r>
+        <w:rPr>
+          <w:rFonts w:ascii="Consolas" w:cs="Consolas" w:eastAsia="Consolas" w:hAnsi="Consolas"/>
+          <w:color w:val="dcdcaa"/>
+          <w:sz w:val="21"/>
+          <w:szCs w:val="21"/>
+          <w:rtl w:val="0"/>
+        </w:rPr>
+        <w:t xml:space="preserve">clear</w:t>
+      </w:r>
+      <w:r>
+        <w:rPr>
+          <w:rFonts w:ascii="Consolas" w:cs="Consolas" w:eastAsia="Consolas" w:hAnsi="Consolas"/>
+          <w:color w:val="cccccc"/>
+          <w:sz w:val="21"/>
+          <w:szCs w:val="21"/>
+          <w:rtl w:val="0"/>
+        </w:rPr>
+        <w:t xml:space="preserve">()</w:t>
+      </w:r>
+    </w:p>
+    <w:p>
+      <w:pPr>
+        <w:numPr>
+          <w:ilvl w:val="0"/>
+          <w:numId w:val="2"/>
+        </w:numPr>
+        <w:shd w:fill="1f1f1f" w:val="clear"/>
+        <w:spacing w:line="325.71428571428567" w:lineRule="auto"/>
+        <w:ind w:left="720" w:hanging="360"/>
+      </w:pPr>
+      <w:r>
+        <w:rPr>
+          <w:rFonts w:ascii="Consolas" w:cs="Consolas" w:eastAsia="Consolas" w:hAnsi="Consolas"/>
+          <w:color w:val="cccccc"/>
+          <w:sz w:val="21"/>
+          <w:szCs w:val="21"/>
+          <w:rtl w:val="0"/>
+        </w:rPr>
+        <w:t xml:space="preserve">    </w:t>
+      </w:r>
+      <w:r>
+        <w:rPr>
+          <w:rFonts w:ascii="Consolas" w:cs="Consolas" w:eastAsia="Consolas" w:hAnsi="Consolas"/>
+          <w:color w:val="9cdcfe"/>
+          <w:sz w:val="21"/>
+          <w:szCs w:val="21"/>
+          <w:rtl w:val="0"/>
+        </w:rPr>
+        <w:t xml:space="preserve">streetnumber_box</w:t>
+      </w:r>
+      <w:r>
+        <w:rPr>
+          <w:rFonts w:ascii="Consolas" w:cs="Consolas" w:eastAsia="Consolas" w:hAnsi="Consolas"/>
+          <w:color w:val="cccccc"/>
+          <w:sz w:val="21"/>
+          <w:szCs w:val="21"/>
+          <w:rtl w:val="0"/>
+        </w:rPr>
+        <w:t xml:space="preserve">.</w:t>
+      </w:r>
+      <w:r>
+        <w:rPr>
+          <w:rFonts w:ascii="Consolas" w:cs="Consolas" w:eastAsia="Consolas" w:hAnsi="Consolas"/>
+          <w:color w:val="dcdcaa"/>
+          <w:sz w:val="21"/>
+          <w:szCs w:val="21"/>
+          <w:rtl w:val="0"/>
+        </w:rPr>
+        <w:t xml:space="preserve">send_keys</w:t>
+      </w:r>
+      <w:r>
+        <w:rPr>
+          <w:rFonts w:ascii="Consolas" w:cs="Consolas" w:eastAsia="Consolas" w:hAnsi="Consolas"/>
+          <w:color w:val="cccccc"/>
+          <w:sz w:val="21"/>
+          <w:szCs w:val="21"/>
+          <w:rtl w:val="0"/>
+        </w:rPr>
+        <w:t xml:space="preserve">(</w:t>
+      </w:r>
+      <w:r>
+        <w:rPr>
+          <w:rFonts w:ascii="Consolas" w:cs="Consolas" w:eastAsia="Consolas" w:hAnsi="Consolas"/>
+          <w:color w:val="ce9178"/>
+          <w:sz w:val="21"/>
+          <w:szCs w:val="21"/>
+          <w:rtl w:val="0"/>
+        </w:rPr>
+        <w:t xml:space="preserve">"Kiss Pista utca 8"</w:t>
+      </w:r>
+      <w:r>
+        <w:rPr>
+          <w:rFonts w:ascii="Consolas" w:cs="Consolas" w:eastAsia="Consolas" w:hAnsi="Consolas"/>
+          <w:color w:val="cccccc"/>
+          <w:sz w:val="21"/>
+          <w:szCs w:val="21"/>
+          <w:rtl w:val="0"/>
+        </w:rPr>
+        <w:t xml:space="preserve">)</w:t>
+      </w:r>
+    </w:p>
+    <w:p>
+      <w:pPr>
+        <w:numPr>
+          <w:ilvl w:val="0"/>
+          <w:numId w:val="2"/>
+        </w:numPr>
+        <w:shd w:fill="1f1f1f" w:val="clear"/>
+        <w:spacing w:line="325.71428571428567" w:lineRule="auto"/>
+        <w:ind w:left="720" w:hanging="360"/>
+      </w:pPr>
+      <w:r>
+        <w:rPr>
+          <w:rFonts w:ascii="Consolas" w:cs="Consolas" w:eastAsia="Consolas" w:hAnsi="Consolas"/>
+          <w:color w:val="cccccc"/>
+          <w:sz w:val="21"/>
+          <w:szCs w:val="21"/>
+          <w:rtl w:val="0"/>
+        </w:rPr>
+        <w:t xml:space="preserve">    </w:t>
+      </w:r>
+      <w:r>
+        <w:rPr>
+          <w:rFonts w:ascii="Consolas" w:cs="Consolas" w:eastAsia="Consolas" w:hAnsi="Consolas"/>
+          <w:color w:val="9cdcfe"/>
+          <w:sz w:val="21"/>
+          <w:szCs w:val="21"/>
+          <w:rtl w:val="0"/>
+        </w:rPr>
+        <w:t xml:space="preserve">city_select</w:t>
+      </w:r>
+      <w:r>
+        <w:rPr>
+          <w:rFonts w:ascii="Consolas" w:cs="Consolas" w:eastAsia="Consolas" w:hAnsi="Consolas"/>
+          <w:color w:val="d4d4d4"/>
+          <w:sz w:val="21"/>
+          <w:szCs w:val="21"/>
+          <w:rtl w:val="0"/>
+        </w:rPr>
+        <w:t xml:space="preserve">=</w:t>
+      </w:r>
+      <w:r>
+        <w:rPr>
+          <w:rFonts w:ascii="Consolas" w:cs="Consolas" w:eastAsia="Consolas" w:hAnsi="Consolas"/>
+          <w:color w:val="9cdcfe"/>
+          <w:sz w:val="21"/>
+          <w:szCs w:val="21"/>
+          <w:rtl w:val="0"/>
+        </w:rPr>
+        <w:t xml:space="preserve">driver</w:t>
+      </w:r>
+      <w:r>
+        <w:rPr>
+          <w:rFonts w:ascii="Consolas" w:cs="Consolas" w:eastAsia="Consolas" w:hAnsi="Consolas"/>
+          <w:color w:val="cccccc"/>
+          <w:sz w:val="21"/>
+          <w:szCs w:val="21"/>
+          <w:rtl w:val="0"/>
+        </w:rPr>
+        <w:t xml:space="preserve">.</w:t>
+      </w:r>
+      <w:r>
+        <w:rPr>
+          <w:rFonts w:ascii="Consolas" w:cs="Consolas" w:eastAsia="Consolas" w:hAnsi="Consolas"/>
+          <w:color w:val="dcdcaa"/>
+          <w:sz w:val="21"/>
+          <w:szCs w:val="21"/>
+          <w:rtl w:val="0"/>
+        </w:rPr>
+        <w:t xml:space="preserve">find_element</w:t>
+      </w:r>
+      <w:r>
+        <w:rPr>
+          <w:rFonts w:ascii="Consolas" w:cs="Consolas" w:eastAsia="Consolas" w:hAnsi="Consolas"/>
+          <w:color w:val="cccccc"/>
+          <w:sz w:val="21"/>
+          <w:szCs w:val="21"/>
+          <w:rtl w:val="0"/>
+        </w:rPr>
+        <w:t xml:space="preserve">(</w:t>
+      </w:r>
+      <w:r>
+        <w:rPr>
+          <w:rFonts w:ascii="Consolas" w:cs="Consolas" w:eastAsia="Consolas" w:hAnsi="Consolas"/>
+          <w:color w:val="4ec9b0"/>
+          <w:sz w:val="21"/>
+          <w:szCs w:val="21"/>
+          <w:rtl w:val="0"/>
+        </w:rPr>
+        <w:t xml:space="preserve">By</w:t>
+      </w:r>
+      <w:r>
+        <w:rPr>
+          <w:rFonts w:ascii="Consolas" w:cs="Consolas" w:eastAsia="Consolas" w:hAnsi="Consolas"/>
+          <w:color w:val="cccccc"/>
+          <w:sz w:val="21"/>
+          <w:szCs w:val="21"/>
+          <w:rtl w:val="0"/>
+        </w:rPr>
+        <w:t xml:space="preserve">.</w:t>
+      </w:r>
+      <w:r>
+        <w:rPr>
+          <w:rFonts w:ascii="Consolas" w:cs="Consolas" w:eastAsia="Consolas" w:hAnsi="Consolas"/>
+          <w:color w:val="9cdcfe"/>
+          <w:sz w:val="21"/>
+          <w:szCs w:val="21"/>
+          <w:rtl w:val="0"/>
+        </w:rPr>
+        <w:t xml:space="preserve">ID</w:t>
+      </w:r>
+      <w:r>
+        <w:rPr>
+          <w:rFonts w:ascii="Consolas" w:cs="Consolas" w:eastAsia="Consolas" w:hAnsi="Consolas"/>
+          <w:color w:val="cccccc"/>
+          <w:sz w:val="21"/>
+          <w:szCs w:val="21"/>
+          <w:rtl w:val="0"/>
+        </w:rPr>
+        <w:t xml:space="preserve">,</w:t>
+      </w:r>
+      <w:r>
+        <w:rPr>
+          <w:rFonts w:ascii="Consolas" w:cs="Consolas" w:eastAsia="Consolas" w:hAnsi="Consolas"/>
+          <w:color w:val="ce9178"/>
+          <w:sz w:val="21"/>
+          <w:szCs w:val="21"/>
+          <w:rtl w:val="0"/>
+        </w:rPr>
+        <w:t xml:space="preserve">"cityInput"</w:t>
+      </w:r>
+      <w:r>
+        <w:rPr>
+          <w:rFonts w:ascii="Consolas" w:cs="Consolas" w:eastAsia="Consolas" w:hAnsi="Consolas"/>
+          <w:color w:val="cccccc"/>
+          <w:sz w:val="21"/>
+          <w:szCs w:val="21"/>
+          <w:rtl w:val="0"/>
+        </w:rPr>
+        <w:t xml:space="preserve">)</w:t>
+      </w:r>
+    </w:p>
+    <w:p>
+      <w:pPr>
+        <w:numPr>
+          <w:ilvl w:val="0"/>
+          <w:numId w:val="2"/>
+        </w:numPr>
+        <w:shd w:fill="1f1f1f" w:val="clear"/>
+        <w:spacing w:line="325.71428571428567" w:lineRule="auto"/>
+        <w:ind w:left="720" w:hanging="360"/>
+      </w:pPr>
+      <w:r>
+        <w:rPr>
+          <w:rFonts w:ascii="Consolas" w:cs="Consolas" w:eastAsia="Consolas" w:hAnsi="Consolas"/>
+          <w:color w:val="cccccc"/>
+          <w:sz w:val="21"/>
+          <w:szCs w:val="21"/>
+          <w:rtl w:val="0"/>
+        </w:rPr>
+        <w:t xml:space="preserve">    </w:t>
+      </w:r>
+      <w:r>
+        <w:rPr>
+          <w:rFonts w:ascii="Consolas" w:cs="Consolas" w:eastAsia="Consolas" w:hAnsi="Consolas"/>
+          <w:color w:val="9cdcfe"/>
+          <w:sz w:val="21"/>
+          <w:szCs w:val="21"/>
+          <w:rtl w:val="0"/>
+        </w:rPr>
+        <w:t xml:space="preserve">city_select</w:t>
+      </w:r>
+      <w:r>
+        <w:rPr>
+          <w:rFonts w:ascii="Consolas" w:cs="Consolas" w:eastAsia="Consolas" w:hAnsi="Consolas"/>
+          <w:color w:val="cccccc"/>
+          <w:sz w:val="21"/>
+          <w:szCs w:val="21"/>
+          <w:rtl w:val="0"/>
+        </w:rPr>
+        <w:t xml:space="preserve">.</w:t>
+      </w:r>
+      <w:r>
+        <w:rPr>
+          <w:rFonts w:ascii="Consolas" w:cs="Consolas" w:eastAsia="Consolas" w:hAnsi="Consolas"/>
+          <w:color w:val="dcdcaa"/>
+          <w:sz w:val="21"/>
+          <w:szCs w:val="21"/>
+          <w:rtl w:val="0"/>
+        </w:rPr>
+        <w:t xml:space="preserve">send_keys</w:t>
+      </w:r>
+      <w:r>
+        <w:rPr>
+          <w:rFonts w:ascii="Consolas" w:cs="Consolas" w:eastAsia="Consolas" w:hAnsi="Consolas"/>
+          <w:color w:val="cccccc"/>
+          <w:sz w:val="21"/>
+          <w:szCs w:val="21"/>
+          <w:rtl w:val="0"/>
+        </w:rPr>
+        <w:t xml:space="preserve">(</w:t>
+      </w:r>
+      <w:r>
+        <w:rPr>
+          <w:rFonts w:ascii="Consolas" w:cs="Consolas" w:eastAsia="Consolas" w:hAnsi="Consolas"/>
+          <w:color w:val="ce9178"/>
+          <w:sz w:val="21"/>
+          <w:szCs w:val="21"/>
+          <w:rtl w:val="0"/>
+        </w:rPr>
+        <w:t xml:space="preserve">"Budapest"</w:t>
+      </w:r>
+      <w:r>
+        <w:rPr>
+          <w:rFonts w:ascii="Consolas" w:cs="Consolas" w:eastAsia="Consolas" w:hAnsi="Consolas"/>
+          <w:color w:val="cccccc"/>
+          <w:sz w:val="21"/>
+          <w:szCs w:val="21"/>
+          <w:rtl w:val="0"/>
+        </w:rPr>
+        <w:t xml:space="preserve">)</w:t>
+      </w:r>
+    </w:p>
+    <w:p>
+      <w:pPr>
+        <w:numPr>
+          <w:ilvl w:val="0"/>
+          <w:numId w:val="2"/>
+        </w:numPr>
+        <w:shd w:fill="1f1f1f" w:val="clear"/>
+        <w:spacing w:line="325.71428571428567" w:lineRule="auto"/>
+        <w:ind w:left="720" w:hanging="360"/>
+      </w:pPr>
+      <w:r>
+        <w:rPr>
+          <w:rFonts w:ascii="Consolas" w:cs="Consolas" w:eastAsia="Consolas" w:hAnsi="Consolas"/>
+          <w:color w:val="cccccc"/>
+          <w:sz w:val="21"/>
+          <w:szCs w:val="21"/>
+          <w:rtl w:val="0"/>
+        </w:rPr>
+        <w:t xml:space="preserve">    </w:t>
+      </w:r>
+      <w:r>
+        <w:rPr>
+          <w:rFonts w:ascii="Consolas" w:cs="Consolas" w:eastAsia="Consolas" w:hAnsi="Consolas"/>
+          <w:color w:val="4ec9b0"/>
+          <w:sz w:val="21"/>
+          <w:szCs w:val="21"/>
+          <w:rtl w:val="0"/>
+        </w:rPr>
+        <w:t xml:space="preserve">time</w:t>
+      </w:r>
+      <w:r>
+        <w:rPr>
+          <w:rFonts w:ascii="Consolas" w:cs="Consolas" w:eastAsia="Consolas" w:hAnsi="Consolas"/>
+          <w:color w:val="cccccc"/>
+          <w:sz w:val="21"/>
+          <w:szCs w:val="21"/>
+          <w:rtl w:val="0"/>
+        </w:rPr>
+        <w:t xml:space="preserve">.</w:t>
+      </w:r>
+      <w:r>
+        <w:rPr>
+          <w:rFonts w:ascii="Consolas" w:cs="Consolas" w:eastAsia="Consolas" w:hAnsi="Consolas"/>
+          <w:color w:val="dcdcaa"/>
+          <w:sz w:val="21"/>
+          <w:szCs w:val="21"/>
+          <w:rtl w:val="0"/>
+        </w:rPr>
+        <w:t xml:space="preserve">sleep</w:t>
+      </w:r>
+      <w:r>
+        <w:rPr>
+          <w:rFonts w:ascii="Consolas" w:cs="Consolas" w:eastAsia="Consolas" w:hAnsi="Consolas"/>
+          <w:color w:val="cccccc"/>
+          <w:sz w:val="21"/>
+          <w:szCs w:val="21"/>
+          <w:rtl w:val="0"/>
+        </w:rPr>
+        <w:t xml:space="preserve">(</w:t>
+      </w:r>
+      <w:r>
+        <w:rPr>
+          <w:rFonts w:ascii="Consolas" w:cs="Consolas" w:eastAsia="Consolas" w:hAnsi="Consolas"/>
+          <w:color w:val="b5cea8"/>
+          <w:sz w:val="21"/>
+          <w:szCs w:val="21"/>
+          <w:rtl w:val="0"/>
+        </w:rPr>
+        <w:t xml:space="preserve">2</w:t>
+      </w:r>
+      <w:r>
+        <w:rPr>
+          <w:rFonts w:ascii="Consolas" w:cs="Consolas" w:eastAsia="Consolas" w:hAnsi="Consolas"/>
+          <w:color w:val="cccccc"/>
+          <w:sz w:val="21"/>
+          <w:szCs w:val="21"/>
+          <w:rtl w:val="0"/>
+        </w:rPr>
+        <w:t xml:space="preserve">)</w:t>
+      </w:r>
+    </w:p>
+    <w:p>
+      <w:pPr>
+        <w:numPr>
+          <w:ilvl w:val="0"/>
+          <w:numId w:val="2"/>
+        </w:numPr>
+        <w:shd w:fill="1f1f1f" w:val="clear"/>
+        <w:spacing w:line="325.71428571428567" w:lineRule="auto"/>
+        <w:ind w:left="720" w:hanging="360"/>
+      </w:pPr>
+      <w:r>
+        <w:rPr>
+          <w:rFonts w:ascii="Consolas" w:cs="Consolas" w:eastAsia="Consolas" w:hAnsi="Consolas"/>
+          <w:color w:val="cccccc"/>
+          <w:sz w:val="21"/>
+          <w:szCs w:val="21"/>
+          <w:rtl w:val="0"/>
+        </w:rPr>
+        <w:t xml:space="preserve">    </w:t>
+      </w:r>
+      <w:r>
+        <w:rPr>
+          <w:rFonts w:ascii="Consolas" w:cs="Consolas" w:eastAsia="Consolas" w:hAnsi="Consolas"/>
+          <w:color w:val="9cdcfe"/>
+          <w:sz w:val="21"/>
+          <w:szCs w:val="21"/>
+          <w:rtl w:val="0"/>
+        </w:rPr>
+        <w:t xml:space="preserve">register_gomb</w:t>
+      </w:r>
+      <w:r>
+        <w:rPr>
+          <w:rFonts w:ascii="Consolas" w:cs="Consolas" w:eastAsia="Consolas" w:hAnsi="Consolas"/>
+          <w:color w:val="d4d4d4"/>
+          <w:sz w:val="21"/>
+          <w:szCs w:val="21"/>
+          <w:rtl w:val="0"/>
+        </w:rPr>
+        <w:t xml:space="preserve">=</w:t>
+      </w:r>
+      <w:r>
+        <w:rPr>
+          <w:rFonts w:ascii="Consolas" w:cs="Consolas" w:eastAsia="Consolas" w:hAnsi="Consolas"/>
+          <w:color w:val="9cdcfe"/>
+          <w:sz w:val="21"/>
+          <w:szCs w:val="21"/>
+          <w:rtl w:val="0"/>
+        </w:rPr>
+        <w:t xml:space="preserve">driver</w:t>
+      </w:r>
+      <w:r>
+        <w:rPr>
+          <w:rFonts w:ascii="Consolas" w:cs="Consolas" w:eastAsia="Consolas" w:hAnsi="Consolas"/>
+          <w:color w:val="cccccc"/>
+          <w:sz w:val="21"/>
+          <w:szCs w:val="21"/>
+          <w:rtl w:val="0"/>
+        </w:rPr>
+        <w:t xml:space="preserve">.</w:t>
+      </w:r>
+      <w:r>
+        <w:rPr>
+          <w:rFonts w:ascii="Consolas" w:cs="Consolas" w:eastAsia="Consolas" w:hAnsi="Consolas"/>
+          <w:color w:val="dcdcaa"/>
+          <w:sz w:val="21"/>
+          <w:szCs w:val="21"/>
+          <w:rtl w:val="0"/>
+        </w:rPr>
+        <w:t xml:space="preserve">find_element</w:t>
+      </w:r>
+      <w:r>
+        <w:rPr>
+          <w:rFonts w:ascii="Consolas" w:cs="Consolas" w:eastAsia="Consolas" w:hAnsi="Consolas"/>
+          <w:color w:val="cccccc"/>
+          <w:sz w:val="21"/>
+          <w:szCs w:val="21"/>
+          <w:rtl w:val="0"/>
+        </w:rPr>
+        <w:t xml:space="preserve">(</w:t>
+      </w:r>
+      <w:r>
+        <w:rPr>
+          <w:rFonts w:ascii="Consolas" w:cs="Consolas" w:eastAsia="Consolas" w:hAnsi="Consolas"/>
+          <w:color w:val="4ec9b0"/>
+          <w:sz w:val="21"/>
+          <w:szCs w:val="21"/>
+          <w:rtl w:val="0"/>
+        </w:rPr>
+        <w:t xml:space="preserve">By</w:t>
+      </w:r>
+      <w:r>
+        <w:rPr>
+          <w:rFonts w:ascii="Consolas" w:cs="Consolas" w:eastAsia="Consolas" w:hAnsi="Consolas"/>
+          <w:color w:val="cccccc"/>
+          <w:sz w:val="21"/>
+          <w:szCs w:val="21"/>
+          <w:rtl w:val="0"/>
+        </w:rPr>
+        <w:t xml:space="preserve">.</w:t>
+      </w:r>
+      <w:r>
+        <w:rPr>
+          <w:rFonts w:ascii="Consolas" w:cs="Consolas" w:eastAsia="Consolas" w:hAnsi="Consolas"/>
+          <w:color w:val="9cdcfe"/>
+          <w:sz w:val="21"/>
+          <w:szCs w:val="21"/>
+          <w:rtl w:val="0"/>
+        </w:rPr>
+        <w:t xml:space="preserve">XPATH</w:t>
+      </w:r>
+      <w:r>
+        <w:rPr>
+          <w:rFonts w:ascii="Consolas" w:cs="Consolas" w:eastAsia="Consolas" w:hAnsi="Consolas"/>
+          <w:color w:val="cccccc"/>
+          <w:sz w:val="21"/>
+          <w:szCs w:val="21"/>
+          <w:rtl w:val="0"/>
+        </w:rPr>
+        <w:t xml:space="preserve">, </w:t>
+      </w:r>
+      <w:r>
+        <w:rPr>
+          <w:rFonts w:ascii="Consolas" w:cs="Consolas" w:eastAsia="Consolas" w:hAnsi="Consolas"/>
+          <w:color w:val="ce9178"/>
+          <w:sz w:val="21"/>
+          <w:szCs w:val="21"/>
+          <w:rtl w:val="0"/>
+        </w:rPr>
+        <w:t xml:space="preserve">"//button[text()='Register']"</w:t>
+      </w:r>
+      <w:r>
+        <w:rPr>
+          <w:rFonts w:ascii="Consolas" w:cs="Consolas" w:eastAsia="Consolas" w:hAnsi="Consolas"/>
+          <w:color w:val="cccccc"/>
+          <w:sz w:val="21"/>
+          <w:szCs w:val="21"/>
+          <w:rtl w:val="0"/>
+        </w:rPr>
+        <w:t xml:space="preserve">).</w:t>
+      </w:r>
+      <w:r>
+        <w:rPr>
+          <w:rFonts w:ascii="Consolas" w:cs="Consolas" w:eastAsia="Consolas" w:hAnsi="Consolas"/>
+          <w:color w:val="dcdcaa"/>
+          <w:sz w:val="21"/>
+          <w:szCs w:val="21"/>
+          <w:rtl w:val="0"/>
+        </w:rPr>
+        <w:t xml:space="preserve">click</w:t>
+      </w:r>
+      <w:r>
+        <w:rPr>
+          <w:rFonts w:ascii="Consolas" w:cs="Consolas" w:eastAsia="Consolas" w:hAnsi="Consolas"/>
+          <w:color w:val="cccccc"/>
+          <w:sz w:val="21"/>
+          <w:szCs w:val="21"/>
+          <w:rtl w:val="0"/>
+        </w:rPr>
+        <w:t xml:space="preserve">()</w:t>
+      </w:r>
+    </w:p>
+    <w:p>
+      <w:pPr>
+        <w:numPr>
+          <w:ilvl w:val="0"/>
+          <w:numId w:val="2"/>
+        </w:numPr>
+        <w:shd w:fill="1f1f1f" w:val="clear"/>
+        <w:spacing w:line="325.71428571428567" w:lineRule="auto"/>
+        <w:ind w:left="720" w:hanging="360"/>
+      </w:pPr>
+      <w:r>
+        <w:rPr>
+          <w:rFonts w:ascii="Consolas" w:cs="Consolas" w:eastAsia="Consolas" w:hAnsi="Consolas"/>
+          <w:color w:val="cccccc"/>
+          <w:sz w:val="21"/>
+          <w:szCs w:val="21"/>
+          <w:rtl w:val="0"/>
+        </w:rPr>
+        <w:t xml:space="preserve">    </w:t>
+      </w:r>
+      <w:r>
+        <w:rPr>
+          <w:rFonts w:ascii="Consolas" w:cs="Consolas" w:eastAsia="Consolas" w:hAnsi="Consolas"/>
+          <w:color w:val="4ec9b0"/>
+          <w:sz w:val="21"/>
+          <w:szCs w:val="21"/>
+          <w:rtl w:val="0"/>
+        </w:rPr>
+        <w:t xml:space="preserve">time</w:t>
+      </w:r>
+      <w:r>
+        <w:rPr>
+          <w:rFonts w:ascii="Consolas" w:cs="Consolas" w:eastAsia="Consolas" w:hAnsi="Consolas"/>
+          <w:color w:val="cccccc"/>
+          <w:sz w:val="21"/>
+          <w:szCs w:val="21"/>
+          <w:rtl w:val="0"/>
+        </w:rPr>
+        <w:t xml:space="preserve">.</w:t>
+      </w:r>
+      <w:r>
+        <w:rPr>
+          <w:rFonts w:ascii="Consolas" w:cs="Consolas" w:eastAsia="Consolas" w:hAnsi="Consolas"/>
+          <w:color w:val="dcdcaa"/>
+          <w:sz w:val="21"/>
+          <w:szCs w:val="21"/>
+          <w:rtl w:val="0"/>
+        </w:rPr>
+        <w:t xml:space="preserve">sleep</w:t>
+      </w:r>
+      <w:r>
+        <w:rPr>
+          <w:rFonts w:ascii="Consolas" w:cs="Consolas" w:eastAsia="Consolas" w:hAnsi="Consolas"/>
+          <w:color w:val="cccccc"/>
+          <w:sz w:val="21"/>
+          <w:szCs w:val="21"/>
+          <w:rtl w:val="0"/>
+        </w:rPr>
+        <w:t xml:space="preserve">(</w:t>
+      </w:r>
+      <w:r>
+        <w:rPr>
+          <w:rFonts w:ascii="Consolas" w:cs="Consolas" w:eastAsia="Consolas" w:hAnsi="Consolas"/>
+          <w:color w:val="b5cea8"/>
+          <w:sz w:val="21"/>
+          <w:szCs w:val="21"/>
+          <w:rtl w:val="0"/>
+        </w:rPr>
+        <w:t xml:space="preserve">10</w:t>
+      </w:r>
+      <w:r>
+        <w:rPr>
+          <w:rFonts w:ascii="Consolas" w:cs="Consolas" w:eastAsia="Consolas" w:hAnsi="Consolas"/>
+          <w:color w:val="cccccc"/>
+          <w:sz w:val="21"/>
+          <w:szCs w:val="21"/>
+          <w:rtl w:val="0"/>
+        </w:rPr>
+        <w:t xml:space="preserve">)</w:t>
+      </w:r>
+    </w:p>
+    <w:p>
+      <w:pPr>
+        <w:numPr>
+          <w:ilvl w:val="0"/>
+          <w:numId w:val="2"/>
+        </w:numPr>
+        <w:shd w:fill="1f1f1f" w:val="clear"/>
+        <w:spacing w:line="325.71428571428567" w:lineRule="auto"/>
+        <w:ind w:left="720" w:hanging="360"/>
+      </w:pPr>
+      <w:r>
+        <w:rPr>
+          <w:rtl w:val="0"/>
+        </w:rPr>
+      </w:r>
+    </w:p>
+    <w:p>
+      <w:pPr>
+        <w:numPr>
+          <w:ilvl w:val="0"/>
+          <w:numId w:val="2"/>
+        </w:numPr>
+        <w:shd w:fill="1f1f1f" w:val="clear"/>
+        <w:spacing w:line="325.71428571428567" w:lineRule="auto"/>
+        <w:ind w:left="720" w:hanging="360"/>
+      </w:pPr>
+      <w:r>
+        <w:rPr>
+          <w:rFonts w:ascii="Consolas" w:cs="Consolas" w:eastAsia="Consolas" w:hAnsi="Consolas"/>
+          <w:color w:val="c586c0"/>
+          <w:sz w:val="21"/>
+          <w:szCs w:val="21"/>
+          <w:rtl w:val="0"/>
+        </w:rPr>
+        <w:t xml:space="preserve">finally</w:t>
+      </w:r>
+      <w:r>
+        <w:rPr>
+          <w:rFonts w:ascii="Consolas" w:cs="Consolas" w:eastAsia="Consolas" w:hAnsi="Consolas"/>
+          <w:color w:val="cccccc"/>
+          <w:sz w:val="21"/>
+          <w:szCs w:val="21"/>
+          <w:rtl w:val="0"/>
+        </w:rPr>
+        <w:t xml:space="preserve">:</w:t>
+      </w:r>
+    </w:p>
+    <w:p>
+      <w:pPr>
+        <w:numPr>
+          <w:ilvl w:val="0"/>
+          <w:numId w:val="2"/>
+        </w:numPr>
+        <w:shd w:fill="1f1f1f" w:val="clear"/>
+        <w:spacing w:line="325.71428571428567" w:lineRule="auto"/>
+        <w:ind w:left="720" w:hanging="360"/>
+      </w:pPr>
+      <w:r>
+        <w:rPr>
+          <w:rFonts w:ascii="Consolas" w:cs="Consolas" w:eastAsia="Consolas" w:hAnsi="Consolas"/>
+          <w:color w:val="cccccc"/>
+          <w:sz w:val="21"/>
+          <w:szCs w:val="21"/>
+          <w:rtl w:val="0"/>
+        </w:rPr>
+        <w:t xml:space="preserve">    </w:t>
+      </w:r>
+      <w:r>
+        <w:rPr>
+          <w:rFonts w:ascii="Consolas" w:cs="Consolas" w:eastAsia="Consolas" w:hAnsi="Consolas"/>
+          <w:color w:val="9cdcfe"/>
+          <w:sz w:val="21"/>
+          <w:szCs w:val="21"/>
+          <w:rtl w:val="0"/>
+        </w:rPr>
+        <w:t xml:space="preserve">driver</w:t>
+      </w:r>
+      <w:r>
+        <w:rPr>
+          <w:rFonts w:ascii="Consolas" w:cs="Consolas" w:eastAsia="Consolas" w:hAnsi="Consolas"/>
+          <w:color w:val="cccccc"/>
+          <w:sz w:val="21"/>
+          <w:szCs w:val="21"/>
+          <w:rtl w:val="0"/>
+        </w:rPr>
+        <w:t xml:space="preserve">.</w:t>
+      </w:r>
+      <w:r>
+        <w:rPr>
+          <w:rFonts w:ascii="Consolas" w:cs="Consolas" w:eastAsia="Consolas" w:hAnsi="Consolas"/>
+          <w:color w:val="dcdcaa"/>
+          <w:sz w:val="21"/>
+          <w:szCs w:val="21"/>
+          <w:rtl w:val="0"/>
+        </w:rPr>
+        <w:t xml:space="preserve">quit</w:t>
+      </w:r>
+      <w:r>
+        <w:rPr>
+          <w:rFonts w:ascii="Consolas" w:cs="Consolas" w:eastAsia="Consolas" w:hAnsi="Consolas"/>
+          <w:color w:val="cccccc"/>
+          <w:sz w:val="21"/>
+          <w:szCs w:val="21"/>
+          <w:rtl w:val="0"/>
+        </w:rPr>
+        <w:t xml:space="preserve">()</w:t>
+      </w:r>
+    </w:p>
+    <w:p>
+      <w:pPr>
+        <w:pBdr>
+          <w:top w:space="0" w:sz="0" w:val="nil"/>
+          <w:left w:space="0" w:sz="0" w:val="nil"/>
+          <w:bottom w:space="0" w:sz="0" w:val="nil"/>
+          <w:right w:space="0" w:sz="0" w:val="nil"/>
+          <w:between w:space="0" w:sz="0" w:val="nil"/>
+        </w:pBdr>
+        <w:ind w:left="0" w:firstLine="0"/>
+        <w:rPr/>
+      </w:pPr>
+      <w:r>
+        <w:rPr/>
+        <w:drawing>
+          <wp:inline distB="114300" distT="114300" distL="114300" distR="114300">
+            <wp:extent cx="5760410" cy="3048000"/>
+            <wp:effectExtent b="0" l="0" r="0" t="0"/>
+            <wp:docPr id="2" name="image5.png"/>
+            <a:graphic>
+              <a:graphicData uri="http://schemas.openxmlformats.org/drawingml/2006/picture">
+                <pic:pic>
+                  <pic:nvPicPr>
+                    <pic:cNvPr id="0" name="image5.png"/>
+                    <pic:cNvPicPr preferRelativeResize="0"/>
+                  </pic:nvPicPr>
+                  <pic:blipFill>
+                    <a:blip r:embed="rId6"/>
+                    <a:srcRect b="0" l="0" r="0" t="0"/>
+                    <a:stretch>
+                      <a:fillRect/>
+                    </a:stretch>
+                  </pic:blipFill>
+                  <pic:spPr>
+                    <a:xfrm>
+                      <a:off x="0" y="0"/>
+                      <a:ext cx="5760410" cy="3048000"/>
+                    </a:xfrm>
+                    <a:prstGeom prst="rect"/>
+                    <a:ln/>
+                  </pic:spPr>
+                </pic:pic>
+              </a:graphicData>
+            </a:graphic>
+          </wp:inline>
+        </w:drawing>
+      </w:r>
+      <w:r>
+        <w:rPr>
+          <w:rtl w:val="0"/>
+        </w:rPr>
+      </w:r>
+    </w:p>
+    <w:p>
+      <w:pPr>
+        <w:pBdr>
+          <w:top w:space="0" w:sz="0" w:val="nil"/>
+          <w:left w:space="0" w:sz="0" w:val="nil"/>
+          <w:bottom w:space="0" w:sz="0" w:val="nil"/>
+          <w:right w:space="0" w:sz="0" w:val="nil"/>
+          <w:between w:space="0" w:sz="0" w:val="nil"/>
+        </w:pBdr>
+        <w:ind w:left="0" w:firstLine="0"/>
+        <w:rPr/>
+      </w:pPr>
+      <w:r>
+        <w:rPr/>
+        <w:drawing>
+          <wp:inline distB="114300" distT="114300" distL="114300" distR="114300">
+            <wp:extent cx="5760410" cy="3048000"/>
+            <wp:effectExtent b="0" l="0" r="0" t="0"/>
+            <wp:docPr id="7" name="image2.png"/>
+            <a:graphic>
+              <a:graphicData uri="http://schemas.openxmlformats.org/drawingml/2006/picture">
+                <pic:pic>
+                  <pic:nvPicPr>
+                    <pic:cNvPr id="0" name="image2.png"/>
+                    <pic:cNvPicPr preferRelativeResize="0"/>
+                  </pic:nvPicPr>
+                  <pic:blipFill>
+                    <a:blip r:embed="rId7"/>
+                    <a:srcRect b="0" l="0" r="0" t="0"/>
+                    <a:stretch>
+                      <a:fillRect/>
+                    </a:stretch>
+                  </pic:blipFill>
+                  <pic:spPr>
+                    <a:xfrm>
+                      <a:off x="0" y="0"/>
+                      <a:ext cx="5760410" cy="3048000"/>
+                    </a:xfrm>
+                    <a:prstGeom prst="rect"/>
+                    <a:ln/>
+                  </pic:spPr>
+                </pic:pic>
+              </a:graphicData>
+            </a:graphic>
+          </wp:inline>
+        </w:drawing>
+      </w:r>
+      <w:r>
+        <w:rPr>
+          <w:rtl w:val="0"/>
+        </w:rPr>
+      </w:r>
+    </w:p>
+    <w:p>
+      <w:pPr>
+        <w:pBdr>
+          <w:top w:space="0" w:sz="0" w:val="nil"/>
+          <w:left w:space="0" w:sz="0" w:val="nil"/>
+          <w:bottom w:space="0" w:sz="0" w:val="nil"/>
+          <w:right w:space="0" w:sz="0" w:val="nil"/>
+          <w:between w:space="0" w:sz="0" w:val="nil"/>
+        </w:pBdr>
+        <w:ind w:left="0" w:firstLine="0"/>
+        <w:rPr/>
+      </w:pPr>
+      <w:r>
+        <w:rPr/>
+        <w:drawing>
+          <wp:inline distB="114300" distT="114300" distL="114300" distR="114300">
+            <wp:extent cx="5760410" cy="3048000"/>
+            <wp:effectExtent b="0" l="0" r="0" t="0"/>
+            <wp:docPr id="6" name="image3.png"/>
+            <a:graphic>
+              <a:graphicData uri="http://schemas.openxmlformats.org/drawingml/2006/picture">
+                <pic:pic>
+                  <pic:nvPicPr>
+                    <pic:cNvPr id="0" name="image3.png"/>
+                    <pic:cNvPicPr preferRelativeResize="0"/>
+                  </pic:nvPicPr>
+                  <pic:blipFill>
+                    <a:blip r:embed="rId8"/>
+                    <a:srcRect b="0" l="0" r="0" t="0"/>
+                    <a:stretch>
+                      <a:fillRect/>
+                    </a:stretch>
+                  </pic:blipFill>
+                  <pic:spPr>
+                    <a:xfrm>
+                      <a:off x="0" y="0"/>
+                      <a:ext cx="5760410" cy="3048000"/>
+                    </a:xfrm>
+                    <a:prstGeom prst="rect"/>
+                    <a:ln/>
+                  </pic:spPr>
+                </pic:pic>
+              </a:graphicData>
+            </a:graphic>
+          </wp:inline>
+        </w:drawing>
+      </w:r>
       <w:r>
         <w:rPr>
           <w:rtl w:val="0"/>
@@ -4008,7 +9207,7 @@
         <w:pStyle w:val="Heading2"/>
         <w:rPr/>
       </w:pPr>
-      <w:bookmarkStart w:colFirst="0" w:colLast="0" w:name="_b7vz8lwh68zz" w:id="6"/>
+      <w:bookmarkStart w:colFirst="0" w:colLast="0" w:name="_ddaej5flls9x" w:id="6"/>
       <w:bookmarkEnd w:id="6"/>
       <w:r>
         <w:rPr>
@@ -4022,7 +9221,7 @@
         <w:pStyle w:val="Heading3"/>
         <w:rPr/>
       </w:pPr>
-      <w:bookmarkStart w:colFirst="0" w:colLast="0" w:name="_eitwtdos6b0l" w:id="7"/>
+      <w:bookmarkStart w:colFirst="0" w:colLast="0" w:name="_ibeuqjwbwhq" w:id="7"/>
       <w:bookmarkEnd w:id="7"/>
       <w:r>
         <w:rPr>
@@ -4052,8 +9251,1657 @@
           <w:color w:val="000000"/>
           <w:rtl w:val="0"/>
         </w:rPr>
-        <w:t xml:space="preserve">JEST-es integrációs teszt: axios ellenőrzés, végpont létezik-e, renderelés a végpontról, stb. stb. (legközelebb megnézzük!)</w:t>
-      </w:r>
+        <w:t xml:space="preserve">JEST-es integrációs teszt: axios ellenőrzés, végpont létezik-e, renderelés a végpontról.</w:t>
+      </w:r>
+    </w:p>
+    <w:p>
+      <w:pPr>
+        <w:shd w:fill="1f1f1f" w:val="clear"/>
+        <w:spacing w:line="325.71428571428567" w:lineRule="auto"/>
+        <w:rPr>
+          <w:rFonts w:ascii="Consolas" w:cs="Consolas" w:eastAsia="Consolas" w:hAnsi="Consolas"/>
+          <w:color w:val="cccccc"/>
+          <w:sz w:val="21"/>
+          <w:szCs w:val="21"/>
+        </w:rPr>
+      </w:pPr>
+      <w:r>
+        <w:rPr>
+          <w:rFonts w:ascii="Consolas" w:cs="Consolas" w:eastAsia="Consolas" w:hAnsi="Consolas"/>
+          <w:color w:val="c586c0"/>
+          <w:sz w:val="21"/>
+          <w:szCs w:val="21"/>
+          <w:rtl w:val="0"/>
+        </w:rPr>
+        <w:t xml:space="preserve">import</w:t>
+      </w:r>
+      <w:r>
+        <w:rPr>
+          <w:rFonts w:ascii="Consolas" w:cs="Consolas" w:eastAsia="Consolas" w:hAnsi="Consolas"/>
+          <w:color w:val="cccccc"/>
+          <w:sz w:val="21"/>
+          <w:szCs w:val="21"/>
+          <w:rtl w:val="0"/>
+        </w:rPr>
+        <w:t xml:space="preserve"> </w:t>
+      </w:r>
+      <w:r>
+        <w:rPr>
+          <w:rFonts w:ascii="Consolas" w:cs="Consolas" w:eastAsia="Consolas" w:hAnsi="Consolas"/>
+          <w:color w:val="9cdcfe"/>
+          <w:sz w:val="21"/>
+          <w:szCs w:val="21"/>
+          <w:rtl w:val="0"/>
+        </w:rPr>
+        <w:t xml:space="preserve">React</w:t>
+      </w:r>
+      <w:r>
+        <w:rPr>
+          <w:rFonts w:ascii="Consolas" w:cs="Consolas" w:eastAsia="Consolas" w:hAnsi="Consolas"/>
+          <w:color w:val="cccccc"/>
+          <w:sz w:val="21"/>
+          <w:szCs w:val="21"/>
+          <w:rtl w:val="0"/>
+        </w:rPr>
+        <w:t xml:space="preserve"> </w:t>
+      </w:r>
+      <w:r>
+        <w:rPr>
+          <w:rFonts w:ascii="Consolas" w:cs="Consolas" w:eastAsia="Consolas" w:hAnsi="Consolas"/>
+          <w:color w:val="c586c0"/>
+          <w:sz w:val="21"/>
+          <w:szCs w:val="21"/>
+          <w:rtl w:val="0"/>
+        </w:rPr>
+        <w:t xml:space="preserve">from</w:t>
+      </w:r>
+      <w:r>
+        <w:rPr>
+          <w:rFonts w:ascii="Consolas" w:cs="Consolas" w:eastAsia="Consolas" w:hAnsi="Consolas"/>
+          <w:color w:val="cccccc"/>
+          <w:sz w:val="21"/>
+          <w:szCs w:val="21"/>
+          <w:rtl w:val="0"/>
+        </w:rPr>
+        <w:t xml:space="preserve"> </w:t>
+      </w:r>
+      <w:r>
+        <w:rPr>
+          <w:rFonts w:ascii="Consolas" w:cs="Consolas" w:eastAsia="Consolas" w:hAnsi="Consolas"/>
+          <w:color w:val="ce9178"/>
+          <w:sz w:val="21"/>
+          <w:szCs w:val="21"/>
+          <w:rtl w:val="0"/>
+        </w:rPr>
+        <w:t xml:space="preserve">'react'</w:t>
+      </w:r>
+      <w:r>
+        <w:rPr>
+          <w:rFonts w:ascii="Consolas" w:cs="Consolas" w:eastAsia="Consolas" w:hAnsi="Consolas"/>
+          <w:color w:val="cccccc"/>
+          <w:sz w:val="21"/>
+          <w:szCs w:val="21"/>
+          <w:rtl w:val="0"/>
+        </w:rPr>
+        <w:t xml:space="preserve">;</w:t>
+      </w:r>
+    </w:p>
+    <w:p>
+      <w:pPr>
+        <w:shd w:fill="1f1f1f" w:val="clear"/>
+        <w:spacing w:line="325.71428571428567" w:lineRule="auto"/>
+        <w:rPr>
+          <w:rFonts w:ascii="Consolas" w:cs="Consolas" w:eastAsia="Consolas" w:hAnsi="Consolas"/>
+          <w:color w:val="cccccc"/>
+          <w:sz w:val="21"/>
+          <w:szCs w:val="21"/>
+        </w:rPr>
+      </w:pPr>
+      <w:r>
+        <w:rPr>
+          <w:rFonts w:ascii="Consolas" w:cs="Consolas" w:eastAsia="Consolas" w:hAnsi="Consolas"/>
+          <w:color w:val="c586c0"/>
+          <w:sz w:val="21"/>
+          <w:szCs w:val="21"/>
+          <w:rtl w:val="0"/>
+        </w:rPr>
+        <w:t xml:space="preserve">import</w:t>
+      </w:r>
+      <w:r>
+        <w:rPr>
+          <w:rFonts w:ascii="Consolas" w:cs="Consolas" w:eastAsia="Consolas" w:hAnsi="Consolas"/>
+          <w:color w:val="cccccc"/>
+          <w:sz w:val="21"/>
+          <w:szCs w:val="21"/>
+          <w:rtl w:val="0"/>
+        </w:rPr>
+        <w:t xml:space="preserve"> { </w:t>
+      </w:r>
+      <w:r>
+        <w:rPr>
+          <w:rFonts w:ascii="Consolas" w:cs="Consolas" w:eastAsia="Consolas" w:hAnsi="Consolas"/>
+          <w:color w:val="9cdcfe"/>
+          <w:sz w:val="21"/>
+          <w:szCs w:val="21"/>
+          <w:rtl w:val="0"/>
+        </w:rPr>
+        <w:t xml:space="preserve">render</w:t>
+      </w:r>
+      <w:r>
+        <w:rPr>
+          <w:rFonts w:ascii="Consolas" w:cs="Consolas" w:eastAsia="Consolas" w:hAnsi="Consolas"/>
+          <w:color w:val="cccccc"/>
+          <w:sz w:val="21"/>
+          <w:szCs w:val="21"/>
+          <w:rtl w:val="0"/>
+        </w:rPr>
+        <w:t xml:space="preserve">, </w:t>
+      </w:r>
+      <w:r>
+        <w:rPr>
+          <w:rFonts w:ascii="Consolas" w:cs="Consolas" w:eastAsia="Consolas" w:hAnsi="Consolas"/>
+          <w:color w:val="9cdcfe"/>
+          <w:sz w:val="21"/>
+          <w:szCs w:val="21"/>
+          <w:rtl w:val="0"/>
+        </w:rPr>
+        <w:t xml:space="preserve">screen</w:t>
+      </w:r>
+      <w:r>
+        <w:rPr>
+          <w:rFonts w:ascii="Consolas" w:cs="Consolas" w:eastAsia="Consolas" w:hAnsi="Consolas"/>
+          <w:color w:val="cccccc"/>
+          <w:sz w:val="21"/>
+          <w:szCs w:val="21"/>
+          <w:rtl w:val="0"/>
+        </w:rPr>
+        <w:t xml:space="preserve">, </w:t>
+      </w:r>
+      <w:r>
+        <w:rPr>
+          <w:rFonts w:ascii="Consolas" w:cs="Consolas" w:eastAsia="Consolas" w:hAnsi="Consolas"/>
+          <w:color w:val="9cdcfe"/>
+          <w:sz w:val="21"/>
+          <w:szCs w:val="21"/>
+          <w:rtl w:val="0"/>
+        </w:rPr>
+        <w:t xml:space="preserve">waitFor</w:t>
+      </w:r>
+      <w:r>
+        <w:rPr>
+          <w:rFonts w:ascii="Consolas" w:cs="Consolas" w:eastAsia="Consolas" w:hAnsi="Consolas"/>
+          <w:color w:val="cccccc"/>
+          <w:sz w:val="21"/>
+          <w:szCs w:val="21"/>
+          <w:rtl w:val="0"/>
+        </w:rPr>
+        <w:t xml:space="preserve"> } </w:t>
+      </w:r>
+      <w:r>
+        <w:rPr>
+          <w:rFonts w:ascii="Consolas" w:cs="Consolas" w:eastAsia="Consolas" w:hAnsi="Consolas"/>
+          <w:color w:val="c586c0"/>
+          <w:sz w:val="21"/>
+          <w:szCs w:val="21"/>
+          <w:rtl w:val="0"/>
+        </w:rPr>
+        <w:t xml:space="preserve">from</w:t>
+      </w:r>
+      <w:r>
+        <w:rPr>
+          <w:rFonts w:ascii="Consolas" w:cs="Consolas" w:eastAsia="Consolas" w:hAnsi="Consolas"/>
+          <w:color w:val="cccccc"/>
+          <w:sz w:val="21"/>
+          <w:szCs w:val="21"/>
+          <w:rtl w:val="0"/>
+        </w:rPr>
+        <w:t xml:space="preserve"> </w:t>
+      </w:r>
+      <w:r>
+        <w:rPr>
+          <w:rFonts w:ascii="Consolas" w:cs="Consolas" w:eastAsia="Consolas" w:hAnsi="Consolas"/>
+          <w:color w:val="ce9178"/>
+          <w:sz w:val="21"/>
+          <w:szCs w:val="21"/>
+          <w:rtl w:val="0"/>
+        </w:rPr>
+        <w:t xml:space="preserve">'@testing-library/react'</w:t>
+      </w:r>
+      <w:r>
+        <w:rPr>
+          <w:rFonts w:ascii="Consolas" w:cs="Consolas" w:eastAsia="Consolas" w:hAnsi="Consolas"/>
+          <w:color w:val="cccccc"/>
+          <w:sz w:val="21"/>
+          <w:szCs w:val="21"/>
+          <w:rtl w:val="0"/>
+        </w:rPr>
+        <w:t xml:space="preserve">;</w:t>
+      </w:r>
+    </w:p>
+    <w:p>
+      <w:pPr>
+        <w:shd w:fill="1f1f1f" w:val="clear"/>
+        <w:spacing w:line="325.71428571428567" w:lineRule="auto"/>
+        <w:rPr>
+          <w:rFonts w:ascii="Consolas" w:cs="Consolas" w:eastAsia="Consolas" w:hAnsi="Consolas"/>
+          <w:color w:val="cccccc"/>
+          <w:sz w:val="21"/>
+          <w:szCs w:val="21"/>
+        </w:rPr>
+      </w:pPr>
+      <w:r>
+        <w:rPr>
+          <w:rFonts w:ascii="Consolas" w:cs="Consolas" w:eastAsia="Consolas" w:hAnsi="Consolas"/>
+          <w:color w:val="c586c0"/>
+          <w:sz w:val="21"/>
+          <w:szCs w:val="21"/>
+          <w:rtl w:val="0"/>
+        </w:rPr>
+        <w:t xml:space="preserve">import</w:t>
+      </w:r>
+      <w:r>
+        <w:rPr>
+          <w:rFonts w:ascii="Consolas" w:cs="Consolas" w:eastAsia="Consolas" w:hAnsi="Consolas"/>
+          <w:color w:val="cccccc"/>
+          <w:sz w:val="21"/>
+          <w:szCs w:val="21"/>
+          <w:rtl w:val="0"/>
+        </w:rPr>
+        <w:t xml:space="preserve"> { </w:t>
+      </w:r>
+      <w:r>
+        <w:rPr>
+          <w:rFonts w:ascii="Consolas" w:cs="Consolas" w:eastAsia="Consolas" w:hAnsi="Consolas"/>
+          <w:color w:val="9cdcfe"/>
+          <w:sz w:val="21"/>
+          <w:szCs w:val="21"/>
+          <w:rtl w:val="0"/>
+        </w:rPr>
+        <w:t xml:space="preserve">Cities</w:t>
+      </w:r>
+      <w:r>
+        <w:rPr>
+          <w:rFonts w:ascii="Consolas" w:cs="Consolas" w:eastAsia="Consolas" w:hAnsi="Consolas"/>
+          <w:color w:val="cccccc"/>
+          <w:sz w:val="21"/>
+          <w:szCs w:val="21"/>
+          <w:rtl w:val="0"/>
+        </w:rPr>
+        <w:t xml:space="preserve"> } </w:t>
+      </w:r>
+      <w:r>
+        <w:rPr>
+          <w:rFonts w:ascii="Consolas" w:cs="Consolas" w:eastAsia="Consolas" w:hAnsi="Consolas"/>
+          <w:color w:val="c586c0"/>
+          <w:sz w:val="21"/>
+          <w:szCs w:val="21"/>
+          <w:rtl w:val="0"/>
+        </w:rPr>
+        <w:t xml:space="preserve">from</w:t>
+      </w:r>
+      <w:r>
+        <w:rPr>
+          <w:rFonts w:ascii="Consolas" w:cs="Consolas" w:eastAsia="Consolas" w:hAnsi="Consolas"/>
+          <w:color w:val="cccccc"/>
+          <w:sz w:val="21"/>
+          <w:szCs w:val="21"/>
+          <w:rtl w:val="0"/>
+        </w:rPr>
+        <w:t xml:space="preserve"> </w:t>
+      </w:r>
+      <w:r>
+        <w:rPr>
+          <w:rFonts w:ascii="Consolas" w:cs="Consolas" w:eastAsia="Consolas" w:hAnsi="Consolas"/>
+          <w:color w:val="ce9178"/>
+          <w:sz w:val="21"/>
+          <w:szCs w:val="21"/>
+          <w:rtl w:val="0"/>
+        </w:rPr>
+        <w:t xml:space="preserve">"./Cities"</w:t>
+      </w:r>
+      <w:r>
+        <w:rPr>
+          <w:rFonts w:ascii="Consolas" w:cs="Consolas" w:eastAsia="Consolas" w:hAnsi="Consolas"/>
+          <w:color w:val="cccccc"/>
+          <w:sz w:val="21"/>
+          <w:szCs w:val="21"/>
+          <w:rtl w:val="0"/>
+        </w:rPr>
+        <w:t xml:space="preserve">;</w:t>
+      </w:r>
+    </w:p>
+    <w:p>
+      <w:pPr>
+        <w:shd w:fill="1f1f1f" w:val="clear"/>
+        <w:spacing w:line="325.71428571428567" w:lineRule="auto"/>
+        <w:rPr>
+          <w:rFonts w:ascii="Consolas" w:cs="Consolas" w:eastAsia="Consolas" w:hAnsi="Consolas"/>
+          <w:color w:val="cccccc"/>
+          <w:sz w:val="21"/>
+          <w:szCs w:val="21"/>
+        </w:rPr>
+      </w:pPr>
+      <w:r>
+        <w:rPr>
+          <w:rFonts w:ascii="Consolas" w:cs="Consolas" w:eastAsia="Consolas" w:hAnsi="Consolas"/>
+          <w:color w:val="c586c0"/>
+          <w:sz w:val="21"/>
+          <w:szCs w:val="21"/>
+          <w:rtl w:val="0"/>
+        </w:rPr>
+        <w:t xml:space="preserve">import</w:t>
+      </w:r>
+      <w:r>
+        <w:rPr>
+          <w:rFonts w:ascii="Consolas" w:cs="Consolas" w:eastAsia="Consolas" w:hAnsi="Consolas"/>
+          <w:color w:val="cccccc"/>
+          <w:sz w:val="21"/>
+          <w:szCs w:val="21"/>
+          <w:rtl w:val="0"/>
+        </w:rPr>
+        <w:t xml:space="preserve"> </w:t>
+      </w:r>
+      <w:r>
+        <w:rPr>
+          <w:rFonts w:ascii="Consolas" w:cs="Consolas" w:eastAsia="Consolas" w:hAnsi="Consolas"/>
+          <w:color w:val="ce9178"/>
+          <w:sz w:val="21"/>
+          <w:szCs w:val="21"/>
+          <w:rtl w:val="0"/>
+        </w:rPr>
+        <w:t xml:space="preserve">'@testing-library/jest-dom'</w:t>
+      </w:r>
+      <w:r>
+        <w:rPr>
+          <w:rFonts w:ascii="Consolas" w:cs="Consolas" w:eastAsia="Consolas" w:hAnsi="Consolas"/>
+          <w:color w:val="cccccc"/>
+          <w:sz w:val="21"/>
+          <w:szCs w:val="21"/>
+          <w:rtl w:val="0"/>
+        </w:rPr>
+        <w:t xml:space="preserve">;</w:t>
+      </w:r>
+    </w:p>
+    <w:p>
+      <w:pPr>
+        <w:shd w:fill="1f1f1f" w:val="clear"/>
+        <w:spacing w:line="325.71428571428567" w:lineRule="auto"/>
+        <w:rPr>
+          <w:rFonts w:ascii="Consolas" w:cs="Consolas" w:eastAsia="Consolas" w:hAnsi="Consolas"/>
+          <w:color w:val="cccccc"/>
+          <w:sz w:val="21"/>
+          <w:szCs w:val="21"/>
+        </w:rPr>
+      </w:pPr>
+      <w:r>
+        <w:rPr>
+          <w:rFonts w:ascii="Consolas" w:cs="Consolas" w:eastAsia="Consolas" w:hAnsi="Consolas"/>
+          <w:color w:val="c586c0"/>
+          <w:sz w:val="21"/>
+          <w:szCs w:val="21"/>
+          <w:rtl w:val="0"/>
+        </w:rPr>
+        <w:t xml:space="preserve">import</w:t>
+      </w:r>
+      <w:r>
+        <w:rPr>
+          <w:rFonts w:ascii="Consolas" w:cs="Consolas" w:eastAsia="Consolas" w:hAnsi="Consolas"/>
+          <w:color w:val="cccccc"/>
+          <w:sz w:val="21"/>
+          <w:szCs w:val="21"/>
+          <w:rtl w:val="0"/>
+        </w:rPr>
+        <w:t xml:space="preserve"> { </w:t>
+      </w:r>
+      <w:r>
+        <w:rPr>
+          <w:rFonts w:ascii="Consolas" w:cs="Consolas" w:eastAsia="Consolas" w:hAnsi="Consolas"/>
+          <w:color w:val="9cdcfe"/>
+          <w:sz w:val="21"/>
+          <w:szCs w:val="21"/>
+          <w:rtl w:val="0"/>
+        </w:rPr>
+        <w:t xml:space="preserve">MemoryRouter</w:t>
+      </w:r>
+      <w:r>
+        <w:rPr>
+          <w:rFonts w:ascii="Consolas" w:cs="Consolas" w:eastAsia="Consolas" w:hAnsi="Consolas"/>
+          <w:color w:val="cccccc"/>
+          <w:sz w:val="21"/>
+          <w:szCs w:val="21"/>
+          <w:rtl w:val="0"/>
+        </w:rPr>
+        <w:t xml:space="preserve"> } </w:t>
+      </w:r>
+      <w:r>
+        <w:rPr>
+          <w:rFonts w:ascii="Consolas" w:cs="Consolas" w:eastAsia="Consolas" w:hAnsi="Consolas"/>
+          <w:color w:val="c586c0"/>
+          <w:sz w:val="21"/>
+          <w:szCs w:val="21"/>
+          <w:rtl w:val="0"/>
+        </w:rPr>
+        <w:t xml:space="preserve">from</w:t>
+      </w:r>
+      <w:r>
+        <w:rPr>
+          <w:rFonts w:ascii="Consolas" w:cs="Consolas" w:eastAsia="Consolas" w:hAnsi="Consolas"/>
+          <w:color w:val="cccccc"/>
+          <w:sz w:val="21"/>
+          <w:szCs w:val="21"/>
+          <w:rtl w:val="0"/>
+        </w:rPr>
+        <w:t xml:space="preserve"> </w:t>
+      </w:r>
+      <w:r>
+        <w:rPr>
+          <w:rFonts w:ascii="Consolas" w:cs="Consolas" w:eastAsia="Consolas" w:hAnsi="Consolas"/>
+          <w:color w:val="ce9178"/>
+          <w:sz w:val="21"/>
+          <w:szCs w:val="21"/>
+          <w:rtl w:val="0"/>
+        </w:rPr>
+        <w:t xml:space="preserve">'react-router-dom'</w:t>
+      </w:r>
+      <w:r>
+        <w:rPr>
+          <w:rFonts w:ascii="Consolas" w:cs="Consolas" w:eastAsia="Consolas" w:hAnsi="Consolas"/>
+          <w:color w:val="cccccc"/>
+          <w:sz w:val="21"/>
+          <w:szCs w:val="21"/>
+          <w:rtl w:val="0"/>
+        </w:rPr>
+        <w:t xml:space="preserve">;</w:t>
+      </w:r>
+    </w:p>
+    <w:p>
+      <w:pPr>
+        <w:shd w:fill="1f1f1f" w:val="clear"/>
+        <w:spacing w:line="325.71428571428567" w:lineRule="auto"/>
+        <w:rPr>
+          <w:rFonts w:ascii="Consolas" w:cs="Consolas" w:eastAsia="Consolas" w:hAnsi="Consolas"/>
+          <w:color w:val="cccccc"/>
+          <w:sz w:val="21"/>
+          <w:szCs w:val="21"/>
+        </w:rPr>
+      </w:pPr>
+      <w:r>
+        <w:rPr>
+          <w:rFonts w:ascii="Consolas" w:cs="Consolas" w:eastAsia="Consolas" w:hAnsi="Consolas"/>
+          <w:color w:val="569cd6"/>
+          <w:sz w:val="21"/>
+          <w:szCs w:val="21"/>
+          <w:rtl w:val="0"/>
+        </w:rPr>
+        <w:t xml:space="preserve">const</w:t>
+      </w:r>
+      <w:r>
+        <w:rPr>
+          <w:rFonts w:ascii="Consolas" w:cs="Consolas" w:eastAsia="Consolas" w:hAnsi="Consolas"/>
+          <w:color w:val="cccccc"/>
+          <w:sz w:val="21"/>
+          <w:szCs w:val="21"/>
+          <w:rtl w:val="0"/>
+        </w:rPr>
+        <w:t xml:space="preserve"> </w:t>
+      </w:r>
+      <w:r>
+        <w:rPr>
+          <w:rFonts w:ascii="Consolas" w:cs="Consolas" w:eastAsia="Consolas" w:hAnsi="Consolas"/>
+          <w:color w:val="dcdcaa"/>
+          <w:sz w:val="21"/>
+          <w:szCs w:val="21"/>
+          <w:rtl w:val="0"/>
+        </w:rPr>
+        <w:t xml:space="preserve">fetch</w:t>
+      </w:r>
+      <w:r>
+        <w:rPr>
+          <w:rFonts w:ascii="Consolas" w:cs="Consolas" w:eastAsia="Consolas" w:hAnsi="Consolas"/>
+          <w:color w:val="cccccc"/>
+          <w:sz w:val="21"/>
+          <w:szCs w:val="21"/>
+          <w:rtl w:val="0"/>
+        </w:rPr>
+        <w:t xml:space="preserve"> </w:t>
+      </w:r>
+      <w:r>
+        <w:rPr>
+          <w:rFonts w:ascii="Consolas" w:cs="Consolas" w:eastAsia="Consolas" w:hAnsi="Consolas"/>
+          <w:color w:val="d4d4d4"/>
+          <w:sz w:val="21"/>
+          <w:szCs w:val="21"/>
+          <w:rtl w:val="0"/>
+        </w:rPr>
+        <w:t xml:space="preserve">=</w:t>
+      </w:r>
+      <w:r>
+        <w:rPr>
+          <w:rFonts w:ascii="Consolas" w:cs="Consolas" w:eastAsia="Consolas" w:hAnsi="Consolas"/>
+          <w:color w:val="cccccc"/>
+          <w:sz w:val="21"/>
+          <w:szCs w:val="21"/>
+          <w:rtl w:val="0"/>
+        </w:rPr>
+        <w:t xml:space="preserve"> </w:t>
+      </w:r>
+      <w:r>
+        <w:rPr>
+          <w:rFonts w:ascii="Consolas" w:cs="Consolas" w:eastAsia="Consolas" w:hAnsi="Consolas"/>
+          <w:color w:val="dcdcaa"/>
+          <w:sz w:val="21"/>
+          <w:szCs w:val="21"/>
+          <w:rtl w:val="0"/>
+        </w:rPr>
+        <w:t xml:space="preserve">require</w:t>
+      </w:r>
+      <w:r>
+        <w:rPr>
+          <w:rFonts w:ascii="Consolas" w:cs="Consolas" w:eastAsia="Consolas" w:hAnsi="Consolas"/>
+          <w:color w:val="cccccc"/>
+          <w:sz w:val="21"/>
+          <w:szCs w:val="21"/>
+          <w:rtl w:val="0"/>
+        </w:rPr>
+        <w:t xml:space="preserve">(</w:t>
+      </w:r>
+      <w:r>
+        <w:rPr>
+          <w:rFonts w:ascii="Consolas" w:cs="Consolas" w:eastAsia="Consolas" w:hAnsi="Consolas"/>
+          <w:color w:val="ce9178"/>
+          <w:sz w:val="21"/>
+          <w:szCs w:val="21"/>
+          <w:rtl w:val="0"/>
+        </w:rPr>
+        <w:t xml:space="preserve">'node-fetch'</w:t>
+      </w:r>
+      <w:r>
+        <w:rPr>
+          <w:rFonts w:ascii="Consolas" w:cs="Consolas" w:eastAsia="Consolas" w:hAnsi="Consolas"/>
+          <w:color w:val="cccccc"/>
+          <w:sz w:val="21"/>
+          <w:szCs w:val="21"/>
+          <w:rtl w:val="0"/>
+        </w:rPr>
+        <w:t xml:space="preserve">);</w:t>
+      </w:r>
+    </w:p>
+    <w:p>
+      <w:pPr>
+        <w:shd w:fill="1f1f1f" w:val="clear"/>
+        <w:spacing w:line="325.71428571428567" w:lineRule="auto"/>
+        <w:rPr>
+          <w:rFonts w:ascii="Consolas" w:cs="Consolas" w:eastAsia="Consolas" w:hAnsi="Consolas"/>
+          <w:color w:val="cccccc"/>
+          <w:sz w:val="21"/>
+          <w:szCs w:val="21"/>
+        </w:rPr>
+      </w:pPr>
+      <w:r>
+        <w:rPr>
+          <w:rFonts w:ascii="Consolas" w:cs="Consolas" w:eastAsia="Consolas" w:hAnsi="Consolas"/>
+          <w:color w:val="9cdcfe"/>
+          <w:sz w:val="21"/>
+          <w:szCs w:val="21"/>
+          <w:rtl w:val="0"/>
+        </w:rPr>
+        <w:t xml:space="preserve">global</w:t>
+      </w:r>
+      <w:r>
+        <w:rPr>
+          <w:rFonts w:ascii="Consolas" w:cs="Consolas" w:eastAsia="Consolas" w:hAnsi="Consolas"/>
+          <w:color w:val="cccccc"/>
+          <w:sz w:val="21"/>
+          <w:szCs w:val="21"/>
+          <w:rtl w:val="0"/>
+        </w:rPr>
+        <w:t xml:space="preserve">.</w:t>
+      </w:r>
+      <w:r>
+        <w:rPr>
+          <w:rFonts w:ascii="Consolas" w:cs="Consolas" w:eastAsia="Consolas" w:hAnsi="Consolas"/>
+          <w:color w:val="dcdcaa"/>
+          <w:sz w:val="21"/>
+          <w:szCs w:val="21"/>
+          <w:rtl w:val="0"/>
+        </w:rPr>
+        <w:t xml:space="preserve">fetch</w:t>
+      </w:r>
+      <w:r>
+        <w:rPr>
+          <w:rFonts w:ascii="Consolas" w:cs="Consolas" w:eastAsia="Consolas" w:hAnsi="Consolas"/>
+          <w:color w:val="cccccc"/>
+          <w:sz w:val="21"/>
+          <w:szCs w:val="21"/>
+          <w:rtl w:val="0"/>
+        </w:rPr>
+        <w:t xml:space="preserve"> </w:t>
+      </w:r>
+      <w:r>
+        <w:rPr>
+          <w:rFonts w:ascii="Consolas" w:cs="Consolas" w:eastAsia="Consolas" w:hAnsi="Consolas"/>
+          <w:color w:val="d4d4d4"/>
+          <w:sz w:val="21"/>
+          <w:szCs w:val="21"/>
+          <w:rtl w:val="0"/>
+        </w:rPr>
+        <w:t xml:space="preserve">=</w:t>
+      </w:r>
+      <w:r>
+        <w:rPr>
+          <w:rFonts w:ascii="Consolas" w:cs="Consolas" w:eastAsia="Consolas" w:hAnsi="Consolas"/>
+          <w:color w:val="cccccc"/>
+          <w:sz w:val="21"/>
+          <w:szCs w:val="21"/>
+          <w:rtl w:val="0"/>
+        </w:rPr>
+        <w:t xml:space="preserve"> </w:t>
+      </w:r>
+      <w:r>
+        <w:rPr>
+          <w:rFonts w:ascii="Consolas" w:cs="Consolas" w:eastAsia="Consolas" w:hAnsi="Consolas"/>
+          <w:color w:val="dcdcaa"/>
+          <w:sz w:val="21"/>
+          <w:szCs w:val="21"/>
+          <w:rtl w:val="0"/>
+        </w:rPr>
+        <w:t xml:space="preserve">fetch</w:t>
+      </w:r>
+      <w:r>
+        <w:rPr>
+          <w:rFonts w:ascii="Consolas" w:cs="Consolas" w:eastAsia="Consolas" w:hAnsi="Consolas"/>
+          <w:color w:val="cccccc"/>
+          <w:sz w:val="21"/>
+          <w:szCs w:val="21"/>
+          <w:rtl w:val="0"/>
+        </w:rPr>
+        <w:t xml:space="preserve">;</w:t>
+      </w:r>
+    </w:p>
+    <w:p>
+      <w:pPr>
+        <w:shd w:fill="1f1f1f" w:val="clear"/>
+        <w:spacing w:line="325.71428571428567" w:lineRule="auto"/>
+        <w:rPr>
+          <w:rFonts w:ascii="Consolas" w:cs="Consolas" w:eastAsia="Consolas" w:hAnsi="Consolas"/>
+          <w:color w:val="cccccc"/>
+          <w:sz w:val="21"/>
+          <w:szCs w:val="21"/>
+        </w:rPr>
+      </w:pPr>
+      <w:r>
+        <w:rPr>
+          <w:rtl w:val="0"/>
+        </w:rPr>
+      </w:r>
+    </w:p>
+    <w:p>
+      <w:pPr>
+        <w:shd w:fill="1f1f1f" w:val="clear"/>
+        <w:spacing w:line="325.71428571428567" w:lineRule="auto"/>
+        <w:rPr>
+          <w:rFonts w:ascii="Consolas" w:cs="Consolas" w:eastAsia="Consolas" w:hAnsi="Consolas"/>
+          <w:color w:val="cccccc"/>
+          <w:sz w:val="21"/>
+          <w:szCs w:val="21"/>
+        </w:rPr>
+      </w:pPr>
+      <w:r>
+        <w:rPr>
+          <w:rtl w:val="0"/>
+        </w:rPr>
+      </w:r>
+    </w:p>
+    <w:p>
+      <w:pPr>
+        <w:shd w:fill="1f1f1f" w:val="clear"/>
+        <w:spacing w:line="325.71428571428567" w:lineRule="auto"/>
+        <w:rPr>
+          <w:rFonts w:ascii="Consolas" w:cs="Consolas" w:eastAsia="Consolas" w:hAnsi="Consolas"/>
+          <w:color w:val="cccccc"/>
+          <w:sz w:val="21"/>
+          <w:szCs w:val="21"/>
+        </w:rPr>
+      </w:pPr>
+      <w:r>
+        <w:rPr>
+          <w:rFonts w:ascii="Consolas" w:cs="Consolas" w:eastAsia="Consolas" w:hAnsi="Consolas"/>
+          <w:color w:val="dcdcaa"/>
+          <w:sz w:val="21"/>
+          <w:szCs w:val="21"/>
+          <w:rtl w:val="0"/>
+        </w:rPr>
+        <w:t xml:space="preserve">describe</w:t>
+      </w:r>
+      <w:r>
+        <w:rPr>
+          <w:rFonts w:ascii="Consolas" w:cs="Consolas" w:eastAsia="Consolas" w:hAnsi="Consolas"/>
+          <w:color w:val="cccccc"/>
+          <w:sz w:val="21"/>
+          <w:szCs w:val="21"/>
+          <w:rtl w:val="0"/>
+        </w:rPr>
+        <w:t xml:space="preserve">(</w:t>
+      </w:r>
+      <w:r>
+        <w:rPr>
+          <w:rFonts w:ascii="Consolas" w:cs="Consolas" w:eastAsia="Consolas" w:hAnsi="Consolas"/>
+          <w:color w:val="ce9178"/>
+          <w:sz w:val="21"/>
+          <w:szCs w:val="21"/>
+          <w:rtl w:val="0"/>
+        </w:rPr>
+        <w:t xml:space="preserve">'Cities - fetch-testing'</w:t>
+      </w:r>
+      <w:r>
+        <w:rPr>
+          <w:rFonts w:ascii="Consolas" w:cs="Consolas" w:eastAsia="Consolas" w:hAnsi="Consolas"/>
+          <w:color w:val="cccccc"/>
+          <w:sz w:val="21"/>
+          <w:szCs w:val="21"/>
+          <w:rtl w:val="0"/>
+        </w:rPr>
+        <w:t xml:space="preserve">, () </w:t>
+      </w:r>
+      <w:r>
+        <w:rPr>
+          <w:rFonts w:ascii="Consolas" w:cs="Consolas" w:eastAsia="Consolas" w:hAnsi="Consolas"/>
+          <w:color w:val="569cd6"/>
+          <w:sz w:val="21"/>
+          <w:szCs w:val="21"/>
+          <w:rtl w:val="0"/>
+        </w:rPr>
+        <w:t xml:space="preserve">=&gt;</w:t>
+      </w:r>
+      <w:r>
+        <w:rPr>
+          <w:rFonts w:ascii="Consolas" w:cs="Consolas" w:eastAsia="Consolas" w:hAnsi="Consolas"/>
+          <w:color w:val="cccccc"/>
+          <w:sz w:val="21"/>
+          <w:szCs w:val="21"/>
+          <w:rtl w:val="0"/>
+        </w:rPr>
+        <w:t xml:space="preserve"> {</w:t>
+      </w:r>
+    </w:p>
+    <w:p>
+      <w:pPr>
+        <w:shd w:fill="1f1f1f" w:val="clear"/>
+        <w:spacing w:line="325.71428571428567" w:lineRule="auto"/>
+        <w:rPr>
+          <w:rFonts w:ascii="Consolas" w:cs="Consolas" w:eastAsia="Consolas" w:hAnsi="Consolas"/>
+          <w:color w:val="cccccc"/>
+          <w:sz w:val="21"/>
+          <w:szCs w:val="21"/>
+        </w:rPr>
+      </w:pPr>
+      <w:r>
+        <w:rPr>
+          <w:rFonts w:ascii="Consolas" w:cs="Consolas" w:eastAsia="Consolas" w:hAnsi="Consolas"/>
+          <w:color w:val="cccccc"/>
+          <w:sz w:val="21"/>
+          <w:szCs w:val="21"/>
+          <w:rtl w:val="0"/>
+        </w:rPr>
+        <w:t xml:space="preserve">    </w:t>
+      </w:r>
+      <w:r>
+        <w:rPr>
+          <w:rFonts w:ascii="Consolas" w:cs="Consolas" w:eastAsia="Consolas" w:hAnsi="Consolas"/>
+          <w:color w:val="dcdcaa"/>
+          <w:sz w:val="21"/>
+          <w:szCs w:val="21"/>
+          <w:rtl w:val="0"/>
+        </w:rPr>
+        <w:t xml:space="preserve">it</w:t>
+      </w:r>
+      <w:r>
+        <w:rPr>
+          <w:rFonts w:ascii="Consolas" w:cs="Consolas" w:eastAsia="Consolas" w:hAnsi="Consolas"/>
+          <w:color w:val="cccccc"/>
+          <w:sz w:val="21"/>
+          <w:szCs w:val="21"/>
+          <w:rtl w:val="0"/>
+        </w:rPr>
+        <w:t xml:space="preserve">(</w:t>
+      </w:r>
+      <w:r>
+        <w:rPr>
+          <w:rFonts w:ascii="Consolas" w:cs="Consolas" w:eastAsia="Consolas" w:hAnsi="Consolas"/>
+          <w:color w:val="ce9178"/>
+          <w:sz w:val="21"/>
+          <w:szCs w:val="21"/>
+          <w:rtl w:val="0"/>
+        </w:rPr>
+        <w:t xml:space="preserve">'endpoint datas expect tobe greater than 0'</w:t>
+      </w:r>
+      <w:r>
+        <w:rPr>
+          <w:rFonts w:ascii="Consolas" w:cs="Consolas" w:eastAsia="Consolas" w:hAnsi="Consolas"/>
+          <w:color w:val="cccccc"/>
+          <w:sz w:val="21"/>
+          <w:szCs w:val="21"/>
+          <w:rtl w:val="0"/>
+        </w:rPr>
+        <w:t xml:space="preserve">,() </w:t>
+      </w:r>
+      <w:r>
+        <w:rPr>
+          <w:rFonts w:ascii="Consolas" w:cs="Consolas" w:eastAsia="Consolas" w:hAnsi="Consolas"/>
+          <w:color w:val="569cd6"/>
+          <w:sz w:val="21"/>
+          <w:szCs w:val="21"/>
+          <w:rtl w:val="0"/>
+        </w:rPr>
+        <w:t xml:space="preserve">=&gt;</w:t>
+      </w:r>
+      <w:r>
+        <w:rPr>
+          <w:rFonts w:ascii="Consolas" w:cs="Consolas" w:eastAsia="Consolas" w:hAnsi="Consolas"/>
+          <w:color w:val="cccccc"/>
+          <w:sz w:val="21"/>
+          <w:szCs w:val="21"/>
+          <w:rtl w:val="0"/>
+        </w:rPr>
+        <w:t xml:space="preserve"> {</w:t>
+      </w:r>
+    </w:p>
+    <w:p>
+      <w:pPr>
+        <w:shd w:fill="1f1f1f" w:val="clear"/>
+        <w:spacing w:line="325.71428571428567" w:lineRule="auto"/>
+        <w:rPr>
+          <w:rFonts w:ascii="Consolas" w:cs="Consolas" w:eastAsia="Consolas" w:hAnsi="Consolas"/>
+          <w:color w:val="cccccc"/>
+          <w:sz w:val="21"/>
+          <w:szCs w:val="21"/>
+        </w:rPr>
+      </w:pPr>
+      <w:r>
+        <w:rPr>
+          <w:rFonts w:ascii="Consolas" w:cs="Consolas" w:eastAsia="Consolas" w:hAnsi="Consolas"/>
+          <w:color w:val="cccccc"/>
+          <w:sz w:val="21"/>
+          <w:szCs w:val="21"/>
+          <w:rtl w:val="0"/>
+        </w:rPr>
+        <w:t xml:space="preserve">        </w:t>
+      </w:r>
+      <w:r>
+        <w:rPr>
+          <w:rFonts w:ascii="Consolas" w:cs="Consolas" w:eastAsia="Consolas" w:hAnsi="Consolas"/>
+          <w:color w:val="dcdcaa"/>
+          <w:sz w:val="21"/>
+          <w:szCs w:val="21"/>
+          <w:rtl w:val="0"/>
+        </w:rPr>
+        <w:t xml:space="preserve">render</w:t>
+      </w:r>
+      <w:r>
+        <w:rPr>
+          <w:rFonts w:ascii="Consolas" w:cs="Consolas" w:eastAsia="Consolas" w:hAnsi="Consolas"/>
+          <w:color w:val="cccccc"/>
+          <w:sz w:val="21"/>
+          <w:szCs w:val="21"/>
+          <w:rtl w:val="0"/>
+        </w:rPr>
+        <w:t xml:space="preserve">(</w:t>
+      </w:r>
+    </w:p>
+    <w:p>
+      <w:pPr>
+        <w:shd w:fill="1f1f1f" w:val="clear"/>
+        <w:spacing w:line="325.71428571428567" w:lineRule="auto"/>
+        <w:rPr>
+          <w:rFonts w:ascii="Consolas" w:cs="Consolas" w:eastAsia="Consolas" w:hAnsi="Consolas"/>
+          <w:color w:val="808080"/>
+          <w:sz w:val="21"/>
+          <w:szCs w:val="21"/>
+        </w:rPr>
+      </w:pPr>
+      <w:r>
+        <w:rPr>
+          <w:rFonts w:ascii="Consolas" w:cs="Consolas" w:eastAsia="Consolas" w:hAnsi="Consolas"/>
+          <w:color w:val="cccccc"/>
+          <w:sz w:val="21"/>
+          <w:szCs w:val="21"/>
+          <w:rtl w:val="0"/>
+        </w:rPr>
+        <w:t xml:space="preserve">            </w:t>
+      </w:r>
+      <w:r>
+        <w:rPr>
+          <w:rFonts w:ascii="Consolas" w:cs="Consolas" w:eastAsia="Consolas" w:hAnsi="Consolas"/>
+          <w:color w:val="808080"/>
+          <w:sz w:val="21"/>
+          <w:szCs w:val="21"/>
+          <w:rtl w:val="0"/>
+        </w:rPr>
+        <w:t xml:space="preserve">&lt;</w:t>
+      </w:r>
+      <w:r>
+        <w:rPr>
+          <w:rFonts w:ascii="Consolas" w:cs="Consolas" w:eastAsia="Consolas" w:hAnsi="Consolas"/>
+          <w:color w:val="4ec9b0"/>
+          <w:sz w:val="21"/>
+          <w:szCs w:val="21"/>
+          <w:rtl w:val="0"/>
+        </w:rPr>
+        <w:t xml:space="preserve">MemoryRouter</w:t>
+      </w:r>
+      <w:r>
+        <w:rPr>
+          <w:rFonts w:ascii="Consolas" w:cs="Consolas" w:eastAsia="Consolas" w:hAnsi="Consolas"/>
+          <w:color w:val="808080"/>
+          <w:sz w:val="21"/>
+          <w:szCs w:val="21"/>
+          <w:rtl w:val="0"/>
+        </w:rPr>
+        <w:t xml:space="preserve">&gt;</w:t>
+      </w:r>
+    </w:p>
+    <w:p>
+      <w:pPr>
+        <w:shd w:fill="1f1f1f" w:val="clear"/>
+        <w:spacing w:line="325.71428571428567" w:lineRule="auto"/>
+        <w:rPr>
+          <w:rFonts w:ascii="Consolas" w:cs="Consolas" w:eastAsia="Consolas" w:hAnsi="Consolas"/>
+          <w:color w:val="808080"/>
+          <w:sz w:val="21"/>
+          <w:szCs w:val="21"/>
+        </w:rPr>
+      </w:pPr>
+      <w:r>
+        <w:rPr>
+          <w:rFonts w:ascii="Consolas" w:cs="Consolas" w:eastAsia="Consolas" w:hAnsi="Consolas"/>
+          <w:color w:val="cccccc"/>
+          <w:sz w:val="21"/>
+          <w:szCs w:val="21"/>
+          <w:rtl w:val="0"/>
+        </w:rPr>
+        <w:t xml:space="preserve">                </w:t>
+      </w:r>
+      <w:r>
+        <w:rPr>
+          <w:rFonts w:ascii="Consolas" w:cs="Consolas" w:eastAsia="Consolas" w:hAnsi="Consolas"/>
+          <w:color w:val="808080"/>
+          <w:sz w:val="21"/>
+          <w:szCs w:val="21"/>
+          <w:rtl w:val="0"/>
+        </w:rPr>
+        <w:t xml:space="preserve">&lt;</w:t>
+      </w:r>
+      <w:r>
+        <w:rPr>
+          <w:rFonts w:ascii="Consolas" w:cs="Consolas" w:eastAsia="Consolas" w:hAnsi="Consolas"/>
+          <w:color w:val="4ec9b0"/>
+          <w:sz w:val="21"/>
+          <w:szCs w:val="21"/>
+          <w:rtl w:val="0"/>
+        </w:rPr>
+        <w:t xml:space="preserve">Cities</w:t>
+      </w:r>
+      <w:r>
+        <w:rPr>
+          <w:rFonts w:ascii="Consolas" w:cs="Consolas" w:eastAsia="Consolas" w:hAnsi="Consolas"/>
+          <w:color w:val="cccccc"/>
+          <w:sz w:val="21"/>
+          <w:szCs w:val="21"/>
+          <w:rtl w:val="0"/>
+        </w:rPr>
+        <w:t xml:space="preserve"> </w:t>
+      </w:r>
+      <w:r>
+        <w:rPr>
+          <w:rFonts w:ascii="Consolas" w:cs="Consolas" w:eastAsia="Consolas" w:hAnsi="Consolas"/>
+          <w:color w:val="808080"/>
+          <w:sz w:val="21"/>
+          <w:szCs w:val="21"/>
+          <w:rtl w:val="0"/>
+        </w:rPr>
+        <w:t xml:space="preserve">/&gt;</w:t>
+      </w:r>
+    </w:p>
+    <w:p>
+      <w:pPr>
+        <w:shd w:fill="1f1f1f" w:val="clear"/>
+        <w:spacing w:line="325.71428571428567" w:lineRule="auto"/>
+        <w:rPr>
+          <w:rFonts w:ascii="Consolas" w:cs="Consolas" w:eastAsia="Consolas" w:hAnsi="Consolas"/>
+          <w:color w:val="808080"/>
+          <w:sz w:val="21"/>
+          <w:szCs w:val="21"/>
+        </w:rPr>
+      </w:pPr>
+      <w:r>
+        <w:rPr>
+          <w:rFonts w:ascii="Consolas" w:cs="Consolas" w:eastAsia="Consolas" w:hAnsi="Consolas"/>
+          <w:color w:val="cccccc"/>
+          <w:sz w:val="21"/>
+          <w:szCs w:val="21"/>
+          <w:rtl w:val="0"/>
+        </w:rPr>
+        <w:t xml:space="preserve">            </w:t>
+      </w:r>
+      <w:r>
+        <w:rPr>
+          <w:rFonts w:ascii="Consolas" w:cs="Consolas" w:eastAsia="Consolas" w:hAnsi="Consolas"/>
+          <w:color w:val="808080"/>
+          <w:sz w:val="21"/>
+          <w:szCs w:val="21"/>
+          <w:rtl w:val="0"/>
+        </w:rPr>
+        <w:t xml:space="preserve">&lt;/</w:t>
+      </w:r>
+      <w:r>
+        <w:rPr>
+          <w:rFonts w:ascii="Consolas" w:cs="Consolas" w:eastAsia="Consolas" w:hAnsi="Consolas"/>
+          <w:color w:val="4ec9b0"/>
+          <w:sz w:val="21"/>
+          <w:szCs w:val="21"/>
+          <w:rtl w:val="0"/>
+        </w:rPr>
+        <w:t xml:space="preserve">MemoryRouter</w:t>
+      </w:r>
+      <w:r>
+        <w:rPr>
+          <w:rFonts w:ascii="Consolas" w:cs="Consolas" w:eastAsia="Consolas" w:hAnsi="Consolas"/>
+          <w:color w:val="808080"/>
+          <w:sz w:val="21"/>
+          <w:szCs w:val="21"/>
+          <w:rtl w:val="0"/>
+        </w:rPr>
+        <w:t xml:space="preserve">&gt;</w:t>
+      </w:r>
+    </w:p>
+    <w:p>
+      <w:pPr>
+        <w:shd w:fill="1f1f1f" w:val="clear"/>
+        <w:spacing w:line="325.71428571428567" w:lineRule="auto"/>
+        <w:rPr>
+          <w:rFonts w:ascii="Consolas" w:cs="Consolas" w:eastAsia="Consolas" w:hAnsi="Consolas"/>
+          <w:color w:val="cccccc"/>
+          <w:sz w:val="21"/>
+          <w:szCs w:val="21"/>
+        </w:rPr>
+      </w:pPr>
+      <w:r>
+        <w:rPr>
+          <w:rFonts w:ascii="Consolas" w:cs="Consolas" w:eastAsia="Consolas" w:hAnsi="Consolas"/>
+          <w:color w:val="cccccc"/>
+          <w:sz w:val="21"/>
+          <w:szCs w:val="21"/>
+          <w:rtl w:val="0"/>
+        </w:rPr>
+        <w:t xml:space="preserve">        );</w:t>
+      </w:r>
+    </w:p>
+    <w:p>
+      <w:pPr>
+        <w:shd w:fill="1f1f1f" w:val="clear"/>
+        <w:spacing w:line="325.71428571428567" w:lineRule="auto"/>
+        <w:rPr>
+          <w:rFonts w:ascii="Consolas" w:cs="Consolas" w:eastAsia="Consolas" w:hAnsi="Consolas"/>
+          <w:color w:val="cccccc"/>
+          <w:sz w:val="21"/>
+          <w:szCs w:val="21"/>
+        </w:rPr>
+      </w:pPr>
+      <w:r>
+        <w:rPr>
+          <w:rFonts w:ascii="Consolas" w:cs="Consolas" w:eastAsia="Consolas" w:hAnsi="Consolas"/>
+          <w:color w:val="cccccc"/>
+          <w:sz w:val="21"/>
+          <w:szCs w:val="21"/>
+          <w:rtl w:val="0"/>
+        </w:rPr>
+        <w:t xml:space="preserve">        </w:t>
+      </w:r>
+      <w:r>
+        <w:rPr>
+          <w:rFonts w:ascii="Consolas" w:cs="Consolas" w:eastAsia="Consolas" w:hAnsi="Consolas"/>
+          <w:color w:val="dcdcaa"/>
+          <w:sz w:val="21"/>
+          <w:szCs w:val="21"/>
+          <w:rtl w:val="0"/>
+        </w:rPr>
+        <w:t xml:space="preserve">waitFor</w:t>
+      </w:r>
+      <w:r>
+        <w:rPr>
+          <w:rFonts w:ascii="Consolas" w:cs="Consolas" w:eastAsia="Consolas" w:hAnsi="Consolas"/>
+          <w:color w:val="cccccc"/>
+          <w:sz w:val="21"/>
+          <w:szCs w:val="21"/>
+          <w:rtl w:val="0"/>
+        </w:rPr>
+        <w:t xml:space="preserve">(</w:t>
+      </w:r>
+      <w:r>
+        <w:rPr>
+          <w:rFonts w:ascii="Consolas" w:cs="Consolas" w:eastAsia="Consolas" w:hAnsi="Consolas"/>
+          <w:color w:val="569cd6"/>
+          <w:sz w:val="21"/>
+          <w:szCs w:val="21"/>
+          <w:rtl w:val="0"/>
+        </w:rPr>
+        <w:t xml:space="preserve">async</w:t>
+      </w:r>
+      <w:r>
+        <w:rPr>
+          <w:rFonts w:ascii="Consolas" w:cs="Consolas" w:eastAsia="Consolas" w:hAnsi="Consolas"/>
+          <w:color w:val="cccccc"/>
+          <w:sz w:val="21"/>
+          <w:szCs w:val="21"/>
+          <w:rtl w:val="0"/>
+        </w:rPr>
+        <w:t xml:space="preserve">() </w:t>
+      </w:r>
+      <w:r>
+        <w:rPr>
+          <w:rFonts w:ascii="Consolas" w:cs="Consolas" w:eastAsia="Consolas" w:hAnsi="Consolas"/>
+          <w:color w:val="569cd6"/>
+          <w:sz w:val="21"/>
+          <w:szCs w:val="21"/>
+          <w:rtl w:val="0"/>
+        </w:rPr>
+        <w:t xml:space="preserve">=&gt;</w:t>
+      </w:r>
+      <w:r>
+        <w:rPr>
+          <w:rFonts w:ascii="Consolas" w:cs="Consolas" w:eastAsia="Consolas" w:hAnsi="Consolas"/>
+          <w:color w:val="cccccc"/>
+          <w:sz w:val="21"/>
+          <w:szCs w:val="21"/>
+          <w:rtl w:val="0"/>
+        </w:rPr>
+        <w:t xml:space="preserve"> {</w:t>
+      </w:r>
+    </w:p>
+    <w:p>
+      <w:pPr>
+        <w:shd w:fill="1f1f1f" w:val="clear"/>
+        <w:spacing w:line="325.71428571428567" w:lineRule="auto"/>
+        <w:rPr>
+          <w:rFonts w:ascii="Consolas" w:cs="Consolas" w:eastAsia="Consolas" w:hAnsi="Consolas"/>
+          <w:color w:val="cccccc"/>
+          <w:sz w:val="21"/>
+          <w:szCs w:val="21"/>
+        </w:rPr>
+      </w:pPr>
+      <w:r>
+        <w:rPr>
+          <w:rFonts w:ascii="Consolas" w:cs="Consolas" w:eastAsia="Consolas" w:hAnsi="Consolas"/>
+          <w:color w:val="cccccc"/>
+          <w:sz w:val="21"/>
+          <w:szCs w:val="21"/>
+          <w:rtl w:val="0"/>
+        </w:rPr>
+        <w:t xml:space="preserve">            </w:t>
+      </w:r>
+      <w:r>
+        <w:rPr>
+          <w:rFonts w:ascii="Consolas" w:cs="Consolas" w:eastAsia="Consolas" w:hAnsi="Consolas"/>
+          <w:color w:val="569cd6"/>
+          <w:sz w:val="21"/>
+          <w:szCs w:val="21"/>
+          <w:rtl w:val="0"/>
+        </w:rPr>
+        <w:t xml:space="preserve">const</w:t>
+      </w:r>
+      <w:r>
+        <w:rPr>
+          <w:rFonts w:ascii="Consolas" w:cs="Consolas" w:eastAsia="Consolas" w:hAnsi="Consolas"/>
+          <w:color w:val="cccccc"/>
+          <w:sz w:val="21"/>
+          <w:szCs w:val="21"/>
+          <w:rtl w:val="0"/>
+        </w:rPr>
+        <w:t xml:space="preserve"> </w:t>
+      </w:r>
+      <w:r>
+        <w:rPr>
+          <w:rFonts w:ascii="Consolas" w:cs="Consolas" w:eastAsia="Consolas" w:hAnsi="Consolas"/>
+          <w:color w:val="4fc1ff"/>
+          <w:sz w:val="21"/>
+          <w:szCs w:val="21"/>
+          <w:rtl w:val="0"/>
+        </w:rPr>
+        <w:t xml:space="preserve">response</w:t>
+      </w:r>
+      <w:r>
+        <w:rPr>
+          <w:rFonts w:ascii="Consolas" w:cs="Consolas" w:eastAsia="Consolas" w:hAnsi="Consolas"/>
+          <w:color w:val="cccccc"/>
+          <w:sz w:val="21"/>
+          <w:szCs w:val="21"/>
+          <w:rtl w:val="0"/>
+        </w:rPr>
+        <w:t xml:space="preserve"> </w:t>
+      </w:r>
+      <w:r>
+        <w:rPr>
+          <w:rFonts w:ascii="Consolas" w:cs="Consolas" w:eastAsia="Consolas" w:hAnsi="Consolas"/>
+          <w:color w:val="d4d4d4"/>
+          <w:sz w:val="21"/>
+          <w:szCs w:val="21"/>
+          <w:rtl w:val="0"/>
+        </w:rPr>
+        <w:t xml:space="preserve">=</w:t>
+      </w:r>
+      <w:r>
+        <w:rPr>
+          <w:rFonts w:ascii="Consolas" w:cs="Consolas" w:eastAsia="Consolas" w:hAnsi="Consolas"/>
+          <w:color w:val="cccccc"/>
+          <w:sz w:val="21"/>
+          <w:szCs w:val="21"/>
+          <w:rtl w:val="0"/>
+        </w:rPr>
+        <w:t xml:space="preserve"> </w:t>
+      </w:r>
+      <w:r>
+        <w:rPr>
+          <w:rFonts w:ascii="Consolas" w:cs="Consolas" w:eastAsia="Consolas" w:hAnsi="Consolas"/>
+          <w:color w:val="c586c0"/>
+          <w:sz w:val="21"/>
+          <w:szCs w:val="21"/>
+          <w:rtl w:val="0"/>
+        </w:rPr>
+        <w:t xml:space="preserve">await</w:t>
+      </w:r>
+      <w:r>
+        <w:rPr>
+          <w:rFonts w:ascii="Consolas" w:cs="Consolas" w:eastAsia="Consolas" w:hAnsi="Consolas"/>
+          <w:color w:val="cccccc"/>
+          <w:sz w:val="21"/>
+          <w:szCs w:val="21"/>
+          <w:rtl w:val="0"/>
+        </w:rPr>
+        <w:t xml:space="preserve"> </w:t>
+      </w:r>
+      <w:r>
+        <w:rPr>
+          <w:rFonts w:ascii="Consolas" w:cs="Consolas" w:eastAsia="Consolas" w:hAnsi="Consolas"/>
+          <w:color w:val="dcdcaa"/>
+          <w:sz w:val="21"/>
+          <w:szCs w:val="21"/>
+          <w:rtl w:val="0"/>
+        </w:rPr>
+        <w:t xml:space="preserve">fetch</w:t>
+      </w:r>
+      <w:r>
+        <w:rPr>
+          <w:rFonts w:ascii="Consolas" w:cs="Consolas" w:eastAsia="Consolas" w:hAnsi="Consolas"/>
+          <w:color w:val="cccccc"/>
+          <w:sz w:val="21"/>
+          <w:szCs w:val="21"/>
+          <w:rtl w:val="0"/>
+        </w:rPr>
+        <w:t xml:space="preserve">(</w:t>
+      </w:r>
+      <w:r>
+        <w:rPr>
+          <w:rFonts w:ascii="Consolas" w:cs="Consolas" w:eastAsia="Consolas" w:hAnsi="Consolas"/>
+          <w:color w:val="ce9178"/>
+          <w:sz w:val="21"/>
+          <w:szCs w:val="21"/>
+          <w:rtl w:val="0"/>
+        </w:rPr>
+        <w:t xml:space="preserve">'https://localhost:7106/Varosok/GetVarosokAsync'</w:t>
+      </w:r>
+      <w:r>
+        <w:rPr>
+          <w:rFonts w:ascii="Consolas" w:cs="Consolas" w:eastAsia="Consolas" w:hAnsi="Consolas"/>
+          <w:color w:val="cccccc"/>
+          <w:sz w:val="21"/>
+          <w:szCs w:val="21"/>
+          <w:rtl w:val="0"/>
+        </w:rPr>
+        <w:t xml:space="preserve">);</w:t>
+      </w:r>
+    </w:p>
+    <w:p>
+      <w:pPr>
+        <w:shd w:fill="1f1f1f" w:val="clear"/>
+        <w:spacing w:line="325.71428571428567" w:lineRule="auto"/>
+        <w:rPr>
+          <w:rFonts w:ascii="Consolas" w:cs="Consolas" w:eastAsia="Consolas" w:hAnsi="Consolas"/>
+          <w:color w:val="cccccc"/>
+          <w:sz w:val="21"/>
+          <w:szCs w:val="21"/>
+        </w:rPr>
+      </w:pPr>
+      <w:r>
+        <w:rPr>
+          <w:rFonts w:ascii="Consolas" w:cs="Consolas" w:eastAsia="Consolas" w:hAnsi="Consolas"/>
+          <w:color w:val="cccccc"/>
+          <w:sz w:val="21"/>
+          <w:szCs w:val="21"/>
+          <w:rtl w:val="0"/>
+        </w:rPr>
+        <w:t xml:space="preserve">            </w:t>
+      </w:r>
+      <w:r>
+        <w:rPr>
+          <w:rFonts w:ascii="Consolas" w:cs="Consolas" w:eastAsia="Consolas" w:hAnsi="Consolas"/>
+          <w:color w:val="569cd6"/>
+          <w:sz w:val="21"/>
+          <w:szCs w:val="21"/>
+          <w:rtl w:val="0"/>
+        </w:rPr>
+        <w:t xml:space="preserve">const</w:t>
+      </w:r>
+      <w:r>
+        <w:rPr>
+          <w:rFonts w:ascii="Consolas" w:cs="Consolas" w:eastAsia="Consolas" w:hAnsi="Consolas"/>
+          <w:color w:val="cccccc"/>
+          <w:sz w:val="21"/>
+          <w:szCs w:val="21"/>
+          <w:rtl w:val="0"/>
+        </w:rPr>
+        <w:t xml:space="preserve"> </w:t>
+      </w:r>
+      <w:r>
+        <w:rPr>
+          <w:rFonts w:ascii="Consolas" w:cs="Consolas" w:eastAsia="Consolas" w:hAnsi="Consolas"/>
+          <w:color w:val="4fc1ff"/>
+          <w:sz w:val="21"/>
+          <w:szCs w:val="21"/>
+          <w:rtl w:val="0"/>
+        </w:rPr>
+        <w:t xml:space="preserve">cities</w:t>
+      </w:r>
+      <w:r>
+        <w:rPr>
+          <w:rFonts w:ascii="Consolas" w:cs="Consolas" w:eastAsia="Consolas" w:hAnsi="Consolas"/>
+          <w:color w:val="cccccc"/>
+          <w:sz w:val="21"/>
+          <w:szCs w:val="21"/>
+          <w:rtl w:val="0"/>
+        </w:rPr>
+        <w:t xml:space="preserve"> </w:t>
+      </w:r>
+      <w:r>
+        <w:rPr>
+          <w:rFonts w:ascii="Consolas" w:cs="Consolas" w:eastAsia="Consolas" w:hAnsi="Consolas"/>
+          <w:color w:val="d4d4d4"/>
+          <w:sz w:val="21"/>
+          <w:szCs w:val="21"/>
+          <w:rtl w:val="0"/>
+        </w:rPr>
+        <w:t xml:space="preserve">=</w:t>
+      </w:r>
+      <w:r>
+        <w:rPr>
+          <w:rFonts w:ascii="Consolas" w:cs="Consolas" w:eastAsia="Consolas" w:hAnsi="Consolas"/>
+          <w:color w:val="cccccc"/>
+          <w:sz w:val="21"/>
+          <w:szCs w:val="21"/>
+          <w:rtl w:val="0"/>
+        </w:rPr>
+        <w:t xml:space="preserve"> </w:t>
+      </w:r>
+      <w:r>
+        <w:rPr>
+          <w:rFonts w:ascii="Consolas" w:cs="Consolas" w:eastAsia="Consolas" w:hAnsi="Consolas"/>
+          <w:color w:val="c586c0"/>
+          <w:sz w:val="21"/>
+          <w:szCs w:val="21"/>
+          <w:rtl w:val="0"/>
+        </w:rPr>
+        <w:t xml:space="preserve">await</w:t>
+      </w:r>
+      <w:r>
+        <w:rPr>
+          <w:rFonts w:ascii="Consolas" w:cs="Consolas" w:eastAsia="Consolas" w:hAnsi="Consolas"/>
+          <w:color w:val="cccccc"/>
+          <w:sz w:val="21"/>
+          <w:szCs w:val="21"/>
+          <w:rtl w:val="0"/>
+        </w:rPr>
+        <w:t xml:space="preserve"> </w:t>
+      </w:r>
+      <w:r>
+        <w:rPr>
+          <w:rFonts w:ascii="Consolas" w:cs="Consolas" w:eastAsia="Consolas" w:hAnsi="Consolas"/>
+          <w:color w:val="4fc1ff"/>
+          <w:sz w:val="21"/>
+          <w:szCs w:val="21"/>
+          <w:rtl w:val="0"/>
+        </w:rPr>
+        <w:t xml:space="preserve">response</w:t>
+      </w:r>
+      <w:r>
+        <w:rPr>
+          <w:rFonts w:ascii="Consolas" w:cs="Consolas" w:eastAsia="Consolas" w:hAnsi="Consolas"/>
+          <w:color w:val="cccccc"/>
+          <w:sz w:val="21"/>
+          <w:szCs w:val="21"/>
+          <w:rtl w:val="0"/>
+        </w:rPr>
+        <w:t xml:space="preserve">.</w:t>
+      </w:r>
+      <w:r>
+        <w:rPr>
+          <w:rFonts w:ascii="Consolas" w:cs="Consolas" w:eastAsia="Consolas" w:hAnsi="Consolas"/>
+          <w:color w:val="dcdcaa"/>
+          <w:sz w:val="21"/>
+          <w:szCs w:val="21"/>
+          <w:rtl w:val="0"/>
+        </w:rPr>
+        <w:t xml:space="preserve">json</w:t>
+      </w:r>
+      <w:r>
+        <w:rPr>
+          <w:rFonts w:ascii="Consolas" w:cs="Consolas" w:eastAsia="Consolas" w:hAnsi="Consolas"/>
+          <w:color w:val="cccccc"/>
+          <w:sz w:val="21"/>
+          <w:szCs w:val="21"/>
+          <w:rtl w:val="0"/>
+        </w:rPr>
+        <w:t xml:space="preserve">();</w:t>
+      </w:r>
+    </w:p>
+    <w:p>
+      <w:pPr>
+        <w:shd w:fill="1f1f1f" w:val="clear"/>
+        <w:spacing w:line="325.71428571428567" w:lineRule="auto"/>
+        <w:rPr>
+          <w:rFonts w:ascii="Consolas" w:cs="Consolas" w:eastAsia="Consolas" w:hAnsi="Consolas"/>
+          <w:color w:val="cccccc"/>
+          <w:sz w:val="21"/>
+          <w:szCs w:val="21"/>
+        </w:rPr>
+      </w:pPr>
+      <w:r>
+        <w:rPr>
+          <w:rFonts w:ascii="Consolas" w:cs="Consolas" w:eastAsia="Consolas" w:hAnsi="Consolas"/>
+          <w:color w:val="cccccc"/>
+          <w:sz w:val="21"/>
+          <w:szCs w:val="21"/>
+          <w:rtl w:val="0"/>
+        </w:rPr>
+        <w:t xml:space="preserve">            </w:t>
+      </w:r>
+      <w:r>
+        <w:rPr>
+          <w:rFonts w:ascii="Consolas" w:cs="Consolas" w:eastAsia="Consolas" w:hAnsi="Consolas"/>
+          <w:color w:val="dcdcaa"/>
+          <w:sz w:val="21"/>
+          <w:szCs w:val="21"/>
+          <w:rtl w:val="0"/>
+        </w:rPr>
+        <w:t xml:space="preserve">expect</w:t>
+      </w:r>
+      <w:r>
+        <w:rPr>
+          <w:rFonts w:ascii="Consolas" w:cs="Consolas" w:eastAsia="Consolas" w:hAnsi="Consolas"/>
+          <w:color w:val="cccccc"/>
+          <w:sz w:val="21"/>
+          <w:szCs w:val="21"/>
+          <w:rtl w:val="0"/>
+        </w:rPr>
+        <w:t xml:space="preserve">(</w:t>
+      </w:r>
+      <w:r>
+        <w:rPr>
+          <w:rFonts w:ascii="Consolas" w:cs="Consolas" w:eastAsia="Consolas" w:hAnsi="Consolas"/>
+          <w:color w:val="4fc1ff"/>
+          <w:sz w:val="21"/>
+          <w:szCs w:val="21"/>
+          <w:rtl w:val="0"/>
+        </w:rPr>
+        <w:t xml:space="preserve">cities</w:t>
+      </w:r>
+      <w:r>
+        <w:rPr>
+          <w:rFonts w:ascii="Consolas" w:cs="Consolas" w:eastAsia="Consolas" w:hAnsi="Consolas"/>
+          <w:color w:val="cccccc"/>
+          <w:sz w:val="21"/>
+          <w:szCs w:val="21"/>
+          <w:rtl w:val="0"/>
+        </w:rPr>
+        <w:t xml:space="preserve">.</w:t>
+      </w:r>
+      <w:r>
+        <w:rPr>
+          <w:rFonts w:ascii="Consolas" w:cs="Consolas" w:eastAsia="Consolas" w:hAnsi="Consolas"/>
+          <w:color w:val="9cdcfe"/>
+          <w:sz w:val="21"/>
+          <w:szCs w:val="21"/>
+          <w:rtl w:val="0"/>
+        </w:rPr>
+        <w:t xml:space="preserve">length</w:t>
+      </w:r>
+      <w:r>
+        <w:rPr>
+          <w:rFonts w:ascii="Consolas" w:cs="Consolas" w:eastAsia="Consolas" w:hAnsi="Consolas"/>
+          <w:color w:val="cccccc"/>
+          <w:sz w:val="21"/>
+          <w:szCs w:val="21"/>
+          <w:rtl w:val="0"/>
+        </w:rPr>
+        <w:t xml:space="preserve">).</w:t>
+      </w:r>
+      <w:r>
+        <w:rPr>
+          <w:rFonts w:ascii="Consolas" w:cs="Consolas" w:eastAsia="Consolas" w:hAnsi="Consolas"/>
+          <w:color w:val="dcdcaa"/>
+          <w:sz w:val="21"/>
+          <w:szCs w:val="21"/>
+          <w:rtl w:val="0"/>
+        </w:rPr>
+        <w:t xml:space="preserve">toBeGreaterThan</w:t>
+      </w:r>
+      <w:r>
+        <w:rPr>
+          <w:rFonts w:ascii="Consolas" w:cs="Consolas" w:eastAsia="Consolas" w:hAnsi="Consolas"/>
+          <w:color w:val="cccccc"/>
+          <w:sz w:val="21"/>
+          <w:szCs w:val="21"/>
+          <w:rtl w:val="0"/>
+        </w:rPr>
+        <w:t xml:space="preserve">(</w:t>
+      </w:r>
+      <w:r>
+        <w:rPr>
+          <w:rFonts w:ascii="Consolas" w:cs="Consolas" w:eastAsia="Consolas" w:hAnsi="Consolas"/>
+          <w:color w:val="b5cea8"/>
+          <w:sz w:val="21"/>
+          <w:szCs w:val="21"/>
+          <w:rtl w:val="0"/>
+        </w:rPr>
+        <w:t xml:space="preserve">0</w:t>
+      </w:r>
+      <w:r>
+        <w:rPr>
+          <w:rFonts w:ascii="Consolas" w:cs="Consolas" w:eastAsia="Consolas" w:hAnsi="Consolas"/>
+          <w:color w:val="cccccc"/>
+          <w:sz w:val="21"/>
+          <w:szCs w:val="21"/>
+          <w:rtl w:val="0"/>
+        </w:rPr>
+        <w:t xml:space="preserve">);</w:t>
+      </w:r>
+    </w:p>
+    <w:p>
+      <w:pPr>
+        <w:shd w:fill="1f1f1f" w:val="clear"/>
+        <w:spacing w:line="325.71428571428567" w:lineRule="auto"/>
+        <w:rPr>
+          <w:rFonts w:ascii="Consolas" w:cs="Consolas" w:eastAsia="Consolas" w:hAnsi="Consolas"/>
+          <w:color w:val="cccccc"/>
+          <w:sz w:val="21"/>
+          <w:szCs w:val="21"/>
+        </w:rPr>
+      </w:pPr>
+      <w:r>
+        <w:rPr>
+          <w:rFonts w:ascii="Consolas" w:cs="Consolas" w:eastAsia="Consolas" w:hAnsi="Consolas"/>
+          <w:color w:val="cccccc"/>
+          <w:sz w:val="21"/>
+          <w:szCs w:val="21"/>
+          <w:rtl w:val="0"/>
+        </w:rPr>
+        <w:t xml:space="preserve">        });</w:t>
+      </w:r>
+    </w:p>
+    <w:p>
+      <w:pPr>
+        <w:shd w:fill="1f1f1f" w:val="clear"/>
+        <w:spacing w:line="325.71428571428567" w:lineRule="auto"/>
+        <w:rPr>
+          <w:rFonts w:ascii="Consolas" w:cs="Consolas" w:eastAsia="Consolas" w:hAnsi="Consolas"/>
+          <w:color w:val="cccccc"/>
+          <w:sz w:val="21"/>
+          <w:szCs w:val="21"/>
+        </w:rPr>
+      </w:pPr>
+      <w:r>
+        <w:rPr>
+          <w:rFonts w:ascii="Consolas" w:cs="Consolas" w:eastAsia="Consolas" w:hAnsi="Consolas"/>
+          <w:color w:val="cccccc"/>
+          <w:sz w:val="21"/>
+          <w:szCs w:val="21"/>
+          <w:rtl w:val="0"/>
+        </w:rPr>
+        <w:t xml:space="preserve">    });</w:t>
+      </w:r>
+    </w:p>
+    <w:p>
+      <w:pPr>
+        <w:shd w:fill="1f1f1f" w:val="clear"/>
+        <w:spacing w:line="325.71428571428567" w:lineRule="auto"/>
+        <w:rPr>
+          <w:rFonts w:ascii="Consolas" w:cs="Consolas" w:eastAsia="Consolas" w:hAnsi="Consolas"/>
+          <w:color w:val="cccccc"/>
+          <w:sz w:val="21"/>
+          <w:szCs w:val="21"/>
+        </w:rPr>
+      </w:pPr>
+      <w:r>
+        <w:rPr>
+          <w:rFonts w:ascii="Consolas" w:cs="Consolas" w:eastAsia="Consolas" w:hAnsi="Consolas"/>
+          <w:color w:val="cccccc"/>
+          <w:sz w:val="21"/>
+          <w:szCs w:val="21"/>
+          <w:rtl w:val="0"/>
+        </w:rPr>
+        <w:t xml:space="preserve">});</w:t>
+      </w:r>
+    </w:p>
+    <w:p>
+      <w:pPr>
+        <w:pBdr>
+          <w:top w:space="0" w:sz="0" w:val="nil"/>
+          <w:left w:space="0" w:sz="0" w:val="nil"/>
+          <w:bottom w:space="0" w:sz="0" w:val="nil"/>
+          <w:right w:space="0" w:sz="0" w:val="nil"/>
+          <w:between w:space="0" w:sz="0" w:val="nil"/>
+        </w:pBdr>
+        <w:ind w:left="0" w:firstLine="0"/>
+        <w:rPr/>
+      </w:pPr>
       <w:r>
         <w:rPr>
           <w:rtl w:val="0"/>
@@ -4071,7 +10919,7 @@
         </w:pBdr>
         <w:rPr/>
       </w:pPr>
-      <w:bookmarkStart w:colFirst="0" w:colLast="0" w:name="_tc5p8snejvh8" w:id="8"/>
+      <w:bookmarkStart w:colFirst="0" w:colLast="0" w:name="_bl8hneq52ncq" w:id="8"/>
       <w:bookmarkEnd w:id="8"/>
       <w:r>
         <w:rPr>
@@ -4182,7 +11030,7 @@
           <w:color w:val="000000"/>
           <w:rtl w:val="0"/>
         </w:rPr>
-        <w:t xml:space="preserve">Nem megeggyező jelszavakkal: Válasz hibás adatok kijavítására.</w:t>
+        <w:t xml:space="preserve">Nem megegyező jelszavakkal: Válasz hibás adatok kijavítására.</w:t>
       </w:r>
       <w:r>
         <w:rPr>
@@ -4512,7 +11360,7 @@
         <w:pStyle w:val="Heading2"/>
         <w:rPr/>
       </w:pPr>
-      <w:bookmarkStart w:colFirst="0" w:colLast="0" w:name="_yrmjfqfc3d5b" w:id="9"/>
+      <w:bookmarkStart w:colFirst="0" w:colLast="0" w:name="_ch2fbo2pizab" w:id="9"/>
       <w:bookmarkEnd w:id="9"/>
       <w:r>
         <w:rPr>
@@ -4526,7 +11374,7 @@
         <w:pStyle w:val="Heading3"/>
         <w:rPr/>
       </w:pPr>
-      <w:bookmarkStart w:colFirst="0" w:colLast="0" w:name="_s6xt6xn3muv9" w:id="10"/>
+      <w:bookmarkStart w:colFirst="0" w:colLast="0" w:name="_bwssw7a8hqxn" w:id="10"/>
       <w:bookmarkEnd w:id="10"/>
       <w:r>
         <w:rPr>
@@ -19280,16 +26128,16 @@
           <wp:inline distB="114300" distT="114300" distL="114300" distR="114300">
             <wp:extent cx="5760410" cy="2730500"/>
             <wp:effectExtent b="0" l="0" r="0" t="0"/>
-            <wp:docPr id="2" name="image1.png"/>
+            <wp:docPr id="3" name="image6.png"/>
             <a:graphic>
               <a:graphicData uri="http://schemas.openxmlformats.org/drawingml/2006/picture">
                 <pic:pic>
                   <pic:nvPicPr>
-                    <pic:cNvPr id="0" name="image1.png"/>
+                    <pic:cNvPr id="0" name="image6.png"/>
                     <pic:cNvPicPr preferRelativeResize="0"/>
                   </pic:nvPicPr>
                   <pic:blipFill>
-                    <a:blip r:embed="rId6"/>
+                    <a:blip r:embed="rId9"/>
                     <a:srcRect b="0" l="0" r="0" t="0"/>
                     <a:stretch>
                       <a:fillRect/>
@@ -19325,16 +26173,16 @@
           <wp:inline distB="114300" distT="114300" distL="114300" distR="114300">
             <wp:extent cx="5760410" cy="2717800"/>
             <wp:effectExtent b="0" l="0" r="0" t="0"/>
-            <wp:docPr id="4" name="image3.png"/>
+            <wp:docPr id="5" name="image1.png"/>
             <a:graphic>
               <a:graphicData uri="http://schemas.openxmlformats.org/drawingml/2006/picture">
                 <pic:pic>
                   <pic:nvPicPr>
-                    <pic:cNvPr id="0" name="image3.png"/>
+                    <pic:cNvPr id="0" name="image1.png"/>
                     <pic:cNvPicPr preferRelativeResize="0"/>
                   </pic:nvPicPr>
                   <pic:blipFill>
-                    <a:blip r:embed="rId7"/>
+                    <a:blip r:embed="rId10"/>
                     <a:srcRect b="0" l="0" r="0" t="0"/>
                     <a:stretch>
                       <a:fillRect/>
@@ -19365,7 +26213,7 @@
         <w:pStyle w:val="Heading3"/>
         <w:rPr/>
       </w:pPr>
-      <w:bookmarkStart w:colFirst="0" w:colLast="0" w:name="_y6ed2jfnse0t" w:id="11"/>
+      <w:bookmarkStart w:colFirst="0" w:colLast="0" w:name="_xp67fos1zpes" w:id="11"/>
       <w:bookmarkEnd w:id="11"/>
       <w:r>
         <w:rPr>
@@ -22082,16 +28930,16 @@
           <wp:inline distB="114300" distT="114300" distL="114300" distR="114300">
             <wp:extent cx="5760410" cy="2743200"/>
             <wp:effectExtent b="0" l="0" r="0" t="0"/>
-            <wp:docPr id="3" name="image2.png"/>
+            <wp:docPr id="4" name="image4.png"/>
             <a:graphic>
               <a:graphicData uri="http://schemas.openxmlformats.org/drawingml/2006/picture">
                 <pic:pic>
                   <pic:nvPicPr>
-                    <pic:cNvPr id="0" name="image2.png"/>
+                    <pic:cNvPr id="0" name="image4.png"/>
                     <pic:cNvPicPr preferRelativeResize="0"/>
                   </pic:nvPicPr>
                   <pic:blipFill>
-                    <a:blip r:embed="rId8"/>
+                    <a:blip r:embed="rId11"/>
                     <a:srcRect b="0" l="0" r="0" t="0"/>
                     <a:stretch>
                       <a:fillRect/>
@@ -22145,7 +28993,7 @@
       </w:r>
     </w:p>
     <w:sectPr>
-      <w:footerReference r:id="rId9" w:type="default"/>
+      <w:footerReference r:id="rId12" w:type="default"/>
       <w:pgSz w:h="16838" w:w="11906" w:orient="portrait"/>
       <w:pgMar w:bottom="1417" w:top="1417" w:left="1417" w:right="1417" w:header="708" w:footer="708"/>
       <w:pgNumType w:start="1"/>
@@ -22186,12 +29034,12 @@
             <wp:anchor allowOverlap="1" behindDoc="0" distB="0" distT="0" distL="114300" distR="114300" hidden="0" layoutInCell="1" locked="0" relativeHeight="0" simplePos="0">
               <wp:simplePos x="0" y="0"/>
               <wp:positionH relativeFrom="column">
-                <wp:posOffset>2692400</wp:posOffset>
+                <wp:posOffset>2679700</wp:posOffset>
               </wp:positionH>
               <wp:positionV relativeFrom="paragraph">
                 <wp:posOffset>0</wp:posOffset>
               </wp:positionV>
-              <wp:extent cx="2154555" cy="2083435"/>
+              <wp:extent cx="2164080" cy="2092960"/>
               <wp:effectExtent b="0" l="0" r="0" t="0"/>
               <wp:wrapNone/>
               <wp:docPr id="1" name=""/>
@@ -22269,20 +29117,20 @@
             <wp:anchor allowOverlap="1" behindDoc="0" distB="0" distT="0" distL="114300" distR="114300" hidden="0" layoutInCell="1" locked="0" relativeHeight="0" simplePos="0">
               <wp:simplePos x="0" y="0"/>
               <wp:positionH relativeFrom="column">
-                <wp:posOffset>2692400</wp:posOffset>
+                <wp:posOffset>2679700</wp:posOffset>
               </wp:positionH>
               <wp:positionV relativeFrom="paragraph">
                 <wp:posOffset>0</wp:posOffset>
               </wp:positionV>
-              <wp:extent cx="2154555" cy="2083435"/>
+              <wp:extent cx="2164080" cy="2092960"/>
               <wp:effectExtent b="0" l="0" r="0" t="0"/>
               <wp:wrapNone/>
-              <wp:docPr id="1" name="image4.png"/>
+              <wp:docPr id="1" name="image7.png"/>
               <a:graphic>
                 <a:graphicData uri="http://schemas.openxmlformats.org/drawingml/2006/picture">
                   <pic:pic>
                     <pic:nvPicPr>
-                      <pic:cNvPr id="0" name="image4.png"/>
+                      <pic:cNvPr id="0" name="image7.png"/>
                       <pic:cNvPicPr preferRelativeResize="0"/>
                     </pic:nvPicPr>
                     <pic:blipFill>
@@ -22295,7 +29143,7 @@
                     <pic:spPr>
                       <a:xfrm>
                         <a:off x="0" y="0"/>
-                        <a:ext cx="2154555" cy="2083435"/>
+                        <a:ext cx="2164080" cy="2092960"/>
                       </a:xfrm>
                       <a:prstGeom prst="rect"/>
                       <a:ln/>

--- a/tesztdokumentáció.docx
+++ b/tesztdokumentáció.docx
@@ -71,7 +71,7 @@
           <w:szCs w:val="96"/>
         </w:rPr>
       </w:pPr>
-      <w:bookmarkStart w:colFirst="0" w:colLast="0" w:name="_te87mikfj23x" w:id="0"/>
+      <w:bookmarkStart w:colFirst="0" w:colLast="0" w:name="_qg7qiya4mgyb" w:id="0"/>
       <w:bookmarkEnd w:id="0"/>
       <w:r>
         <w:rPr>
@@ -88,7 +88,7 @@
         <w:jc w:val="center"/>
         <w:rPr/>
       </w:pPr>
-      <w:bookmarkStart w:colFirst="0" w:colLast="0" w:name="_vu1gj3p8x1qs" w:id="1"/>
+      <w:bookmarkStart w:colFirst="0" w:colLast="0" w:name="_lq2ev9sxo2ag" w:id="1"/>
       <w:bookmarkEnd w:id="1"/>
       <w:r>
         <w:rPr>
@@ -265,7 +265,7 @@
             <w:instrText xml:space="preserve"> TOC \h \u \z \t "Heading 1,1,Heading 2,2,Heading 3,3,Heading 4,4,Heading 5,5,Heading 6,6,"</w:instrText>
             <w:fldChar w:fldCharType="separate"/>
           </w:r>
-          <w:hyperlink w:anchor="_te87mikfj23x">
+          <w:hyperlink w:anchor="_qg7qiya4mgyb">
             <w:r>
               <w:rPr>
                 <w:b w:val="1"/>
@@ -297,7 +297,7 @@
               <w:u w:val="none"/>
             </w:rPr>
           </w:pPr>
-          <w:hyperlink w:anchor="_vu1gj3p8x1qs">
+          <w:hyperlink w:anchor="_lq2ev9sxo2ag">
             <w:r>
               <w:rPr>
                 <w:b w:val="1"/>
@@ -329,7 +329,7 @@
               <w:u w:val="none"/>
             </w:rPr>
           </w:pPr>
-          <w:hyperlink w:anchor="_rky2nyfhzsvz">
+          <w:hyperlink w:anchor="_a3h2w566gyyb">
             <w:r>
               <w:rPr>
                 <w:color w:val="000000"/>
@@ -360,7 +360,7 @@
               <w:u w:val="none"/>
             </w:rPr>
           </w:pPr>
-          <w:hyperlink w:anchor="_2yt3y3uj95mp">
+          <w:hyperlink w:anchor="_4mgz6s3lfgsw">
             <w:r>
               <w:rPr>
                 <w:color w:val="000000"/>
@@ -391,7 +391,7 @@
               <w:u w:val="none"/>
             </w:rPr>
           </w:pPr>
-          <w:hyperlink w:anchor="_vfjf1yy9qdg0">
+          <w:hyperlink w:anchor="_6oa65myllc9g">
             <w:r>
               <w:rPr>
                 <w:color w:val="000000"/>
@@ -422,7 +422,7 @@
               <w:u w:val="none"/>
             </w:rPr>
           </w:pPr>
-          <w:hyperlink w:anchor="_fw12iq6fvvp">
+          <w:hyperlink w:anchor="_xxno074d4ooq">
             <w:r>
               <w:rPr>
                 <w:color w:val="000000"/>
@@ -453,7 +453,7 @@
               <w:u w:val="none"/>
             </w:rPr>
           </w:pPr>
-          <w:hyperlink w:anchor="_ddaej5flls9x">
+          <w:hyperlink w:anchor="_ge10y58pzv8k">
             <w:r>
               <w:rPr>
                 <w:color w:val="000000"/>
@@ -484,7 +484,7 @@
               <w:u w:val="none"/>
             </w:rPr>
           </w:pPr>
-          <w:hyperlink w:anchor="_ibeuqjwbwhq">
+          <w:hyperlink w:anchor="_i44vlttp2bhm">
             <w:r>
               <w:rPr>
                 <w:color w:val="000000"/>
@@ -563,7 +563,7 @@
               <w:u w:val="none"/>
             </w:rPr>
           </w:pPr>
-          <w:hyperlink w:anchor="_ch2fbo2pizab">
+          <w:hyperlink w:anchor="_uf5dtxsfdfm6">
             <w:r>
               <w:rPr>
                 <w:color w:val="000000"/>
@@ -594,7 +594,7 @@
               <w:u w:val="none"/>
             </w:rPr>
           </w:pPr>
-          <w:hyperlink w:anchor="_bwssw7a8hqxn">
+          <w:hyperlink w:anchor="_9aipdef8emlh">
             <w:r>
               <w:rPr>
                 <w:color w:val="000000"/>
@@ -625,7 +625,7 @@
               <w:u w:val="none"/>
             </w:rPr>
           </w:pPr>
-          <w:hyperlink w:anchor="_xp67fos1zpes">
+          <w:hyperlink w:anchor="_ruv64a42ec41">
             <w:r>
               <w:rPr>
                 <w:color w:val="000000"/>
@@ -692,7 +692,7 @@
         <w:pStyle w:val="Heading2"/>
         <w:rPr/>
       </w:pPr>
-      <w:bookmarkStart w:colFirst="0" w:colLast="0" w:name="_rky2nyfhzsvz" w:id="2"/>
+      <w:bookmarkStart w:colFirst="0" w:colLast="0" w:name="_a3h2w566gyyb" w:id="2"/>
       <w:bookmarkEnd w:id="2"/>
       <w:r>
         <w:rPr>
@@ -706,7 +706,7 @@
         <w:pStyle w:val="Heading3"/>
         <w:rPr/>
       </w:pPr>
-      <w:bookmarkStart w:colFirst="0" w:colLast="0" w:name="_2yt3y3uj95mp" w:id="3"/>
+      <w:bookmarkStart w:colFirst="0" w:colLast="0" w:name="_4mgz6s3lfgsw" w:id="3"/>
       <w:bookmarkEnd w:id="3"/>
       <w:r>
         <w:rPr>
@@ -3927,7 +3927,7 @@
         <w:pStyle w:val="Heading2"/>
         <w:rPr/>
       </w:pPr>
-      <w:bookmarkStart w:colFirst="0" w:colLast="0" w:name="_vfjf1yy9qdg0" w:id="4"/>
+      <w:bookmarkStart w:colFirst="0" w:colLast="0" w:name="_6oa65myllc9g" w:id="4"/>
       <w:bookmarkEnd w:id="4"/>
       <w:r>
         <w:rPr>
@@ -3941,7 +3941,7 @@
         <w:pStyle w:val="Heading3"/>
         <w:rPr/>
       </w:pPr>
-      <w:bookmarkStart w:colFirst="0" w:colLast="0" w:name="_fw12iq6fvvp" w:id="5"/>
+      <w:bookmarkStart w:colFirst="0" w:colLast="0" w:name="_xxno074d4ooq" w:id="5"/>
       <w:bookmarkEnd w:id="5"/>
       <w:r>
         <w:rPr>
@@ -3973,6 +3973,11 @@
         </w:rPr>
         <w:t xml:space="preserve">Selenium webdriver -&gt; teszt, a kód (a végére egy wait) és print screen a böngészőről!</w:t>
       </w:r>
+      <w:r>
+        <w:rPr>
+          <w:rtl w:val="0"/>
+        </w:rPr>
+      </w:r>
     </w:p>
     <w:p>
       <w:pPr>
@@ -3983,6 +3988,7 @@
         <w:shd w:fill="1f1f1f" w:val="clear"/>
         <w:spacing w:line="325.71428571428567" w:lineRule="auto"/>
         <w:ind w:left="720" w:hanging="360"/>
+        <w:rPr/>
       </w:pPr>
       <w:r>
         <w:rPr>
@@ -4053,6 +4059,11 @@
           <w:rtl w:val="0"/>
         </w:rPr>
         <w:t xml:space="preserve">webdriver</w:t>
+      </w:r>
+      <w:r>
+        <w:rPr>
+          <w:rtl w:val="0"/>
+        </w:rPr>
       </w:r>
     </w:p>
     <w:p>
@@ -4064,6 +4075,7 @@
         <w:shd w:fill="1f1f1f" w:val="clear"/>
         <w:spacing w:line="325.71428571428567" w:lineRule="auto"/>
         <w:ind w:left="720" w:hanging="360"/>
+        <w:rPr/>
       </w:pPr>
       <w:r>
         <w:rPr>
@@ -4194,6 +4206,11 @@
           <w:rtl w:val="0"/>
         </w:rPr>
         <w:t xml:space="preserve">By</w:t>
+      </w:r>
+      <w:r>
+        <w:rPr>
+          <w:rtl w:val="0"/>
+        </w:rPr>
       </w:r>
     </w:p>
     <w:p>
@@ -4205,6 +4222,7 @@
         <w:shd w:fill="1f1f1f" w:val="clear"/>
         <w:spacing w:line="325.71428571428567" w:lineRule="auto"/>
         <w:ind w:left="720" w:hanging="360"/>
+        <w:rPr/>
       </w:pPr>
       <w:r>
         <w:rPr>
@@ -4335,6 +4353,11 @@
           <w:rtl w:val="0"/>
         </w:rPr>
         <w:t xml:space="preserve">Keys</w:t>
+      </w:r>
+      <w:r>
+        <w:rPr>
+          <w:rtl w:val="0"/>
+        </w:rPr>
       </w:r>
     </w:p>
     <w:p>
@@ -4346,6 +4369,7 @@
         <w:shd w:fill="1f1f1f" w:val="clear"/>
         <w:spacing w:line="325.71428571428567" w:lineRule="auto"/>
         <w:ind w:left="720" w:hanging="360"/>
+        <w:rPr/>
       </w:pPr>
       <w:r>
         <w:rPr>
@@ -4376,6 +4400,11 @@
           <w:rtl w:val="0"/>
         </w:rPr>
         <w:t xml:space="preserve">time</w:t>
+      </w:r>
+      <w:r>
+        <w:rPr>
+          <w:rtl w:val="0"/>
+        </w:rPr>
       </w:r>
     </w:p>
     <w:p>
@@ -4387,6 +4416,7 @@
         <w:shd w:fill="1f1f1f" w:val="clear"/>
         <w:spacing w:line="325.71428571428567" w:lineRule="auto"/>
         <w:ind w:left="720" w:hanging="360"/>
+        <w:rPr/>
       </w:pPr>
       <w:r>
         <w:rPr>
@@ -4403,6 +4433,7 @@
         <w:shd w:fill="1f1f1f" w:val="clear"/>
         <w:spacing w:line="325.71428571428567" w:lineRule="auto"/>
         <w:ind w:left="720" w:hanging="360"/>
+        <w:rPr/>
       </w:pPr>
       <w:r>
         <w:rPr>
@@ -4423,6 +4454,11 @@
           <w:rtl w:val="0"/>
         </w:rPr>
         <w:t xml:space="preserve">:</w:t>
+      </w:r>
+      <w:r>
+        <w:rPr>
+          <w:rtl w:val="0"/>
+        </w:rPr>
       </w:r>
     </w:p>
     <w:p>
@@ -4434,6 +4470,7 @@
         <w:shd w:fill="1f1f1f" w:val="clear"/>
         <w:spacing w:line="325.71428571428567" w:lineRule="auto"/>
         <w:ind w:left="720" w:hanging="360"/>
+        <w:rPr/>
       </w:pPr>
       <w:r>
         <w:rPr>
@@ -4454,6 +4491,11 @@
           <w:rtl w:val="0"/>
         </w:rPr>
         <w:t xml:space="preserve">#oldal megnyitása edge böngészővel</w:t>
+      </w:r>
+      <w:r>
+        <w:rPr>
+          <w:rtl w:val="0"/>
+        </w:rPr>
       </w:r>
     </w:p>
     <w:p>
@@ -4465,6 +4507,7 @@
         <w:shd w:fill="1f1f1f" w:val="clear"/>
         <w:spacing w:line="325.71428571428567" w:lineRule="auto"/>
         <w:ind w:left="720" w:hanging="360"/>
+        <w:rPr/>
       </w:pPr>
       <w:r>
         <w:rPr>
@@ -4535,6 +4578,11 @@
           <w:rtl w:val="0"/>
         </w:rPr>
         <w:t xml:space="preserve">()</w:t>
+      </w:r>
+      <w:r>
+        <w:rPr>
+          <w:rtl w:val="0"/>
+        </w:rPr>
       </w:r>
     </w:p>
     <w:p>
@@ -4546,6 +4594,7 @@
         <w:shd w:fill="1f1f1f" w:val="clear"/>
         <w:spacing w:line="325.71428571428567" w:lineRule="auto"/>
         <w:ind w:left="720" w:hanging="360"/>
+        <w:rPr/>
       </w:pPr>
       <w:r>
         <w:rPr>
@@ -4616,6 +4665,11 @@
           <w:rtl w:val="0"/>
         </w:rPr>
         <w:t xml:space="preserve">)</w:t>
+      </w:r>
+      <w:r>
+        <w:rPr>
+          <w:rtl w:val="0"/>
+        </w:rPr>
       </w:r>
     </w:p>
     <w:p>
@@ -4627,6 +4681,7 @@
         <w:shd w:fill="1f1f1f" w:val="clear"/>
         <w:spacing w:line="325.71428571428567" w:lineRule="auto"/>
         <w:ind w:left="720" w:hanging="360"/>
+        <w:rPr/>
       </w:pPr>
       <w:r>
         <w:rPr>
@@ -4677,6 +4732,11 @@
           <w:rtl w:val="0"/>
         </w:rPr>
         <w:t xml:space="preserve">()</w:t>
+      </w:r>
+      <w:r>
+        <w:rPr>
+          <w:rtl w:val="0"/>
+        </w:rPr>
       </w:r>
     </w:p>
     <w:p>
@@ -4688,6 +4748,7 @@
         <w:shd w:fill="1f1f1f" w:val="clear"/>
         <w:spacing w:line="325.71428571428567" w:lineRule="auto"/>
         <w:ind w:left="720" w:hanging="360"/>
+        <w:rPr/>
       </w:pPr>
       <w:r>
         <w:rPr>
@@ -4708,6 +4769,11 @@
           <w:rtl w:val="0"/>
         </w:rPr>
         <w:t xml:space="preserve">#kezdőlap link megkeresése az oldalon amely átírányít a kezdőlapra</w:t>
+      </w:r>
+      <w:r>
+        <w:rPr>
+          <w:rtl w:val="0"/>
+        </w:rPr>
       </w:r>
     </w:p>
     <w:p>
@@ -4719,6 +4785,7 @@
         <w:shd w:fill="1f1f1f" w:val="clear"/>
         <w:spacing w:line="325.71428571428567" w:lineRule="auto"/>
         <w:ind w:left="720" w:hanging="360"/>
+        <w:rPr/>
       </w:pPr>
       <w:r>
         <w:rPr>
@@ -4739,6 +4806,11 @@
           <w:rtl w:val="0"/>
         </w:rPr>
         <w:t xml:space="preserve">#Bejelentkezés Teszt</w:t>
+      </w:r>
+      <w:r>
+        <w:rPr>
+          <w:rtl w:val="0"/>
+        </w:rPr>
       </w:r>
     </w:p>
     <w:p>
@@ -4750,6 +4822,7 @@
         <w:shd w:fill="1f1f1f" w:val="clear"/>
         <w:spacing w:line="325.71428571428567" w:lineRule="auto"/>
         <w:ind w:left="720" w:hanging="360"/>
+        <w:rPr/>
       </w:pPr>
       <w:r>
         <w:rPr>
@@ -4880,6 +4953,11 @@
           <w:rtl w:val="0"/>
         </w:rPr>
         <w:t xml:space="preserve">()</w:t>
+      </w:r>
+      <w:r>
+        <w:rPr>
+          <w:rtl w:val="0"/>
+        </w:rPr>
       </w:r>
     </w:p>
     <w:p>
@@ -4891,6 +4969,7 @@
         <w:shd w:fill="1f1f1f" w:val="clear"/>
         <w:spacing w:line="325.71428571428567" w:lineRule="auto"/>
         <w:ind w:left="720" w:hanging="360"/>
+        <w:rPr/>
       </w:pPr>
       <w:r>
         <w:rPr>
@@ -4911,6 +4990,11 @@
           <w:rtl w:val="0"/>
         </w:rPr>
         <w:t xml:space="preserve">#username,password mező megkeresése és automatikus kitöltése</w:t>
+      </w:r>
+      <w:r>
+        <w:rPr>
+          <w:rtl w:val="0"/>
+        </w:rPr>
       </w:r>
     </w:p>
     <w:p>
@@ -4922,6 +5006,7 @@
         <w:shd w:fill="1f1f1f" w:val="clear"/>
         <w:spacing w:line="325.71428571428567" w:lineRule="auto"/>
         <w:ind w:left="720" w:hanging="360"/>
+        <w:rPr/>
       </w:pPr>
       <w:r>
         <w:rPr>
@@ -5052,6 +5137,11 @@
           <w:rtl w:val="0"/>
         </w:rPr>
         <w:t xml:space="preserve">)</w:t>
+      </w:r>
+      <w:r>
+        <w:rPr>
+          <w:rtl w:val="0"/>
+        </w:rPr>
       </w:r>
     </w:p>
     <w:p>
@@ -5063,6 +5153,7 @@
         <w:shd w:fill="1f1f1f" w:val="clear"/>
         <w:spacing w:line="325.71428571428567" w:lineRule="auto"/>
         <w:ind w:left="720" w:hanging="360"/>
+        <w:rPr/>
       </w:pPr>
       <w:r>
         <w:rPr>
@@ -5113,6 +5204,11 @@
           <w:rtl w:val="0"/>
         </w:rPr>
         <w:t xml:space="preserve">()</w:t>
+      </w:r>
+      <w:r>
+        <w:rPr>
+          <w:rtl w:val="0"/>
+        </w:rPr>
       </w:r>
     </w:p>
     <w:p>
@@ -5124,6 +5220,7 @@
         <w:shd w:fill="1f1f1f" w:val="clear"/>
         <w:spacing w:line="325.71428571428567" w:lineRule="auto"/>
         <w:ind w:left="720" w:hanging="360"/>
+        <w:rPr/>
       </w:pPr>
       <w:r>
         <w:rPr>
@@ -5194,6 +5291,11 @@
           <w:rtl w:val="0"/>
         </w:rPr>
         <w:t xml:space="preserve">)</w:t>
+      </w:r>
+      <w:r>
+        <w:rPr>
+          <w:rtl w:val="0"/>
+        </w:rPr>
       </w:r>
     </w:p>
     <w:p>
@@ -5205,6 +5307,7 @@
         <w:shd w:fill="1f1f1f" w:val="clear"/>
         <w:spacing w:line="325.71428571428567" w:lineRule="auto"/>
         <w:ind w:left="720" w:hanging="360"/>
+        <w:rPr/>
       </w:pPr>
       <w:r>
         <w:rPr>
@@ -5275,6 +5378,11 @@
           <w:rtl w:val="0"/>
         </w:rPr>
         <w:t xml:space="preserve">)</w:t>
+      </w:r>
+      <w:r>
+        <w:rPr>
+          <w:rtl w:val="0"/>
+        </w:rPr>
       </w:r>
     </w:p>
     <w:p>
@@ -5286,6 +5394,7 @@
         <w:shd w:fill="1f1f1f" w:val="clear"/>
         <w:spacing w:line="325.71428571428567" w:lineRule="auto"/>
         <w:ind w:left="720" w:hanging="360"/>
+        <w:rPr/>
       </w:pPr>
       <w:r>
         <w:rPr>
@@ -5416,6 +5525,11 @@
           <w:rtl w:val="0"/>
         </w:rPr>
         <w:t xml:space="preserve">)</w:t>
+      </w:r>
+      <w:r>
+        <w:rPr>
+          <w:rtl w:val="0"/>
+        </w:rPr>
       </w:r>
     </w:p>
     <w:p>
@@ -5427,6 +5541,7 @@
         <w:shd w:fill="1f1f1f" w:val="clear"/>
         <w:spacing w:line="325.71428571428567" w:lineRule="auto"/>
         <w:ind w:left="720" w:hanging="360"/>
+        <w:rPr/>
       </w:pPr>
       <w:r>
         <w:rPr>
@@ -5477,6 +5592,11 @@
           <w:rtl w:val="0"/>
         </w:rPr>
         <w:t xml:space="preserve">()</w:t>
+      </w:r>
+      <w:r>
+        <w:rPr>
+          <w:rtl w:val="0"/>
+        </w:rPr>
       </w:r>
     </w:p>
     <w:p>
@@ -5488,6 +5608,7 @@
         <w:shd w:fill="1f1f1f" w:val="clear"/>
         <w:spacing w:line="325.71428571428567" w:lineRule="auto"/>
         <w:ind w:left="720" w:hanging="360"/>
+        <w:rPr/>
       </w:pPr>
       <w:r>
         <w:rPr>
@@ -5558,6 +5679,11 @@
           <w:rtl w:val="0"/>
         </w:rPr>
         <w:t xml:space="preserve">)</w:t>
+      </w:r>
+      <w:r>
+        <w:rPr>
+          <w:rtl w:val="0"/>
+        </w:rPr>
       </w:r>
     </w:p>
     <w:p>
@@ -5569,6 +5695,7 @@
         <w:shd w:fill="1f1f1f" w:val="clear"/>
         <w:spacing w:line="325.71428571428567" w:lineRule="auto"/>
         <w:ind w:left="720" w:hanging="360"/>
+        <w:rPr/>
       </w:pPr>
       <w:r>
         <w:rPr>
@@ -5639,6 +5766,11 @@
           <w:rtl w:val="0"/>
         </w:rPr>
         <w:t xml:space="preserve">)</w:t>
+      </w:r>
+      <w:r>
+        <w:rPr>
+          <w:rtl w:val="0"/>
+        </w:rPr>
       </w:r>
     </w:p>
     <w:p>
@@ -5650,6 +5782,7 @@
         <w:shd w:fill="1f1f1f" w:val="clear"/>
         <w:spacing w:line="325.71428571428567" w:lineRule="auto"/>
         <w:ind w:left="720" w:hanging="360"/>
+        <w:rPr/>
       </w:pPr>
       <w:r>
         <w:rPr>
@@ -5800,6 +5933,11 @@
           <w:rtl w:val="0"/>
         </w:rPr>
         <w:t xml:space="preserve">()</w:t>
+      </w:r>
+      <w:r>
+        <w:rPr>
+          <w:rtl w:val="0"/>
+        </w:rPr>
       </w:r>
     </w:p>
     <w:p>
@@ -5811,6 +5949,7 @@
         <w:shd w:fill="1f1f1f" w:val="clear"/>
         <w:spacing w:line="325.71428571428567" w:lineRule="auto"/>
         <w:ind w:left="720" w:hanging="360"/>
+        <w:rPr/>
       </w:pPr>
       <w:r>
         <w:rPr>
@@ -5881,6 +6020,11 @@
           <w:rtl w:val="0"/>
         </w:rPr>
         <w:t xml:space="preserve">)</w:t>
+      </w:r>
+      <w:r>
+        <w:rPr>
+          <w:rtl w:val="0"/>
+        </w:rPr>
       </w:r>
     </w:p>
     <w:p>
@@ -5892,6 +6036,7 @@
         <w:shd w:fill="1f1f1f" w:val="clear"/>
         <w:spacing w:line="325.71428571428567" w:lineRule="auto"/>
         <w:ind w:left="720" w:hanging="360"/>
+        <w:rPr/>
       </w:pPr>
       <w:r>
         <w:rPr>
@@ -6022,6 +6167,11 @@
           <w:rtl w:val="0"/>
         </w:rPr>
         <w:t xml:space="preserve">()</w:t>
+      </w:r>
+      <w:r>
+        <w:rPr>
+          <w:rtl w:val="0"/>
+        </w:rPr>
       </w:r>
     </w:p>
     <w:p>
@@ -6033,6 +6183,7 @@
         <w:shd w:fill="1f1f1f" w:val="clear"/>
         <w:spacing w:line="325.71428571428567" w:lineRule="auto"/>
         <w:ind w:left="720" w:hanging="360"/>
+        <w:rPr/>
       </w:pPr>
       <w:r>
         <w:rPr>
@@ -6053,6 +6204,11 @@
           <w:rtl w:val="0"/>
         </w:rPr>
         <w:t xml:space="preserve">#Regisztráció teszt</w:t>
+      </w:r>
+      <w:r>
+        <w:rPr>
+          <w:rtl w:val="0"/>
+        </w:rPr>
       </w:r>
     </w:p>
     <w:p>
@@ -6064,6 +6220,7 @@
         <w:shd w:fill="1f1f1f" w:val="clear"/>
         <w:spacing w:line="325.71428571428567" w:lineRule="auto"/>
         <w:ind w:left="720" w:hanging="360"/>
+        <w:rPr/>
       </w:pPr>
       <w:r>
         <w:rPr>
@@ -6134,6 +6291,11 @@
           <w:rtl w:val="0"/>
         </w:rPr>
         <w:t xml:space="preserve">)</w:t>
+      </w:r>
+      <w:r>
+        <w:rPr>
+          <w:rtl w:val="0"/>
+        </w:rPr>
       </w:r>
     </w:p>
     <w:p>
@@ -6145,6 +6307,7 @@
         <w:shd w:fill="1f1f1f" w:val="clear"/>
         <w:spacing w:line="325.71428571428567" w:lineRule="auto"/>
         <w:ind w:left="720" w:hanging="360"/>
+        <w:rPr/>
       </w:pPr>
       <w:r>
         <w:rPr>
@@ -6275,6 +6438,11 @@
           <w:rtl w:val="0"/>
         </w:rPr>
         <w:t xml:space="preserve">()</w:t>
+      </w:r>
+      <w:r>
+        <w:rPr>
+          <w:rtl w:val="0"/>
+        </w:rPr>
       </w:r>
     </w:p>
     <w:p>
@@ -6286,6 +6454,7 @@
         <w:shd w:fill="1f1f1f" w:val="clear"/>
         <w:spacing w:line="325.71428571428567" w:lineRule="auto"/>
         <w:ind w:left="720" w:hanging="360"/>
+        <w:rPr/>
       </w:pPr>
       <w:r>
         <w:rPr>
@@ -6356,6 +6525,11 @@
           <w:rtl w:val="0"/>
         </w:rPr>
         <w:t xml:space="preserve">)</w:t>
+      </w:r>
+      <w:r>
+        <w:rPr>
+          <w:rtl w:val="0"/>
+        </w:rPr>
       </w:r>
     </w:p>
     <w:p>
@@ -6367,6 +6541,7 @@
         <w:shd w:fill="1f1f1f" w:val="clear"/>
         <w:spacing w:line="325.71428571428567" w:lineRule="auto"/>
         <w:ind w:left="720" w:hanging="360"/>
+        <w:rPr/>
       </w:pPr>
       <w:r>
         <w:rPr>
@@ -6497,6 +6672,11 @@
           <w:rtl w:val="0"/>
         </w:rPr>
         <w:t xml:space="preserve">)</w:t>
+      </w:r>
+      <w:r>
+        <w:rPr>
+          <w:rtl w:val="0"/>
+        </w:rPr>
       </w:r>
     </w:p>
     <w:p>
@@ -6508,6 +6688,7 @@
         <w:shd w:fill="1f1f1f" w:val="clear"/>
         <w:spacing w:line="325.71428571428567" w:lineRule="auto"/>
         <w:ind w:left="720" w:hanging="360"/>
+        <w:rPr/>
       </w:pPr>
       <w:r>
         <w:rPr>
@@ -6558,6 +6739,11 @@
           <w:rtl w:val="0"/>
         </w:rPr>
         <w:t xml:space="preserve">()</w:t>
+      </w:r>
+      <w:r>
+        <w:rPr>
+          <w:rtl w:val="0"/>
+        </w:rPr>
       </w:r>
     </w:p>
     <w:p>
@@ -6569,6 +6755,7 @@
         <w:shd w:fill="1f1f1f" w:val="clear"/>
         <w:spacing w:line="325.71428571428567" w:lineRule="auto"/>
         <w:ind w:left="720" w:hanging="360"/>
+        <w:rPr/>
       </w:pPr>
       <w:r>
         <w:rPr>
@@ -6639,6 +6826,11 @@
           <w:rtl w:val="0"/>
         </w:rPr>
         <w:t xml:space="preserve">)</w:t>
+      </w:r>
+      <w:r>
+        <w:rPr>
+          <w:rtl w:val="0"/>
+        </w:rPr>
       </w:r>
     </w:p>
     <w:p>
@@ -6650,6 +6842,7 @@
         <w:shd w:fill="1f1f1f" w:val="clear"/>
         <w:spacing w:line="325.71428571428567" w:lineRule="auto"/>
         <w:ind w:left="720" w:hanging="360"/>
+        <w:rPr/>
       </w:pPr>
       <w:r>
         <w:rPr>
@@ -6720,6 +6913,11 @@
           <w:rtl w:val="0"/>
         </w:rPr>
         <w:t xml:space="preserve">)</w:t>
+      </w:r>
+      <w:r>
+        <w:rPr>
+          <w:rtl w:val="0"/>
+        </w:rPr>
       </w:r>
     </w:p>
     <w:p>
@@ -6731,6 +6929,7 @@
         <w:shd w:fill="1f1f1f" w:val="clear"/>
         <w:spacing w:line="325.71428571428567" w:lineRule="auto"/>
         <w:ind w:left="720" w:hanging="360"/>
+        <w:rPr/>
       </w:pPr>
       <w:r>
         <w:rPr>
@@ -6861,6 +7060,11 @@
           <w:rtl w:val="0"/>
         </w:rPr>
         <w:t xml:space="preserve">)</w:t>
+      </w:r>
+      <w:r>
+        <w:rPr>
+          <w:rtl w:val="0"/>
+        </w:rPr>
       </w:r>
     </w:p>
     <w:p>
@@ -6872,6 +7076,7 @@
         <w:shd w:fill="1f1f1f" w:val="clear"/>
         <w:spacing w:line="325.71428571428567" w:lineRule="auto"/>
         <w:ind w:left="720" w:hanging="360"/>
+        <w:rPr/>
       </w:pPr>
       <w:r>
         <w:rPr>
@@ -6922,6 +7127,11 @@
           <w:rtl w:val="0"/>
         </w:rPr>
         <w:t xml:space="preserve">()</w:t>
+      </w:r>
+      <w:r>
+        <w:rPr>
+          <w:rtl w:val="0"/>
+        </w:rPr>
       </w:r>
     </w:p>
     <w:p>
@@ -6933,6 +7143,7 @@
         <w:shd w:fill="1f1f1f" w:val="clear"/>
         <w:spacing w:line="325.71428571428567" w:lineRule="auto"/>
         <w:ind w:left="720" w:hanging="360"/>
+        <w:rPr/>
       </w:pPr>
       <w:r>
         <w:rPr>
@@ -7003,6 +7214,11 @@
           <w:rtl w:val="0"/>
         </w:rPr>
         <w:t xml:space="preserve">)</w:t>
+      </w:r>
+      <w:r>
+        <w:rPr>
+          <w:rtl w:val="0"/>
+        </w:rPr>
       </w:r>
     </w:p>
     <w:p>
@@ -7014,6 +7230,7 @@
         <w:shd w:fill="1f1f1f" w:val="clear"/>
         <w:spacing w:line="325.71428571428567" w:lineRule="auto"/>
         <w:ind w:left="720" w:hanging="360"/>
+        <w:rPr/>
       </w:pPr>
       <w:r>
         <w:rPr>
@@ -7084,6 +7301,11 @@
           <w:rtl w:val="0"/>
         </w:rPr>
         <w:t xml:space="preserve">)</w:t>
+      </w:r>
+      <w:r>
+        <w:rPr>
+          <w:rtl w:val="0"/>
+        </w:rPr>
       </w:r>
     </w:p>
     <w:p>
@@ -7095,6 +7317,7 @@
         <w:shd w:fill="1f1f1f" w:val="clear"/>
         <w:spacing w:line="325.71428571428567" w:lineRule="auto"/>
         <w:ind w:left="720" w:hanging="360"/>
+        <w:rPr/>
       </w:pPr>
       <w:r>
         <w:rPr>
@@ -7225,6 +7448,11 @@
           <w:rtl w:val="0"/>
         </w:rPr>
         <w:t xml:space="preserve">)</w:t>
+      </w:r>
+      <w:r>
+        <w:rPr>
+          <w:rtl w:val="0"/>
+        </w:rPr>
       </w:r>
     </w:p>
     <w:p>
@@ -7236,6 +7464,7 @@
         <w:shd w:fill="1f1f1f" w:val="clear"/>
         <w:spacing w:line="325.71428571428567" w:lineRule="auto"/>
         <w:ind w:left="720" w:hanging="360"/>
+        <w:rPr/>
       </w:pPr>
       <w:r>
         <w:rPr>
@@ -7286,6 +7515,11 @@
           <w:rtl w:val="0"/>
         </w:rPr>
         <w:t xml:space="preserve">()</w:t>
+      </w:r>
+      <w:r>
+        <w:rPr>
+          <w:rtl w:val="0"/>
+        </w:rPr>
       </w:r>
     </w:p>
     <w:p>
@@ -7297,6 +7531,7 @@
         <w:shd w:fill="1f1f1f" w:val="clear"/>
         <w:spacing w:line="325.71428571428567" w:lineRule="auto"/>
         <w:ind w:left="720" w:hanging="360"/>
+        <w:rPr/>
       </w:pPr>
       <w:r>
         <w:rPr>
@@ -7367,6 +7602,11 @@
           <w:rtl w:val="0"/>
         </w:rPr>
         <w:t xml:space="preserve">)</w:t>
+      </w:r>
+      <w:r>
+        <w:rPr>
+          <w:rtl w:val="0"/>
+        </w:rPr>
       </w:r>
     </w:p>
     <w:p>
@@ -7378,6 +7618,7 @@
         <w:shd w:fill="1f1f1f" w:val="clear"/>
         <w:spacing w:line="325.71428571428567" w:lineRule="auto"/>
         <w:ind w:left="720" w:hanging="360"/>
+        <w:rPr/>
       </w:pPr>
       <w:r>
         <w:rPr>
@@ -7448,6 +7689,11 @@
           <w:rtl w:val="0"/>
         </w:rPr>
         <w:t xml:space="preserve">)</w:t>
+      </w:r>
+      <w:r>
+        <w:rPr>
+          <w:rtl w:val="0"/>
+        </w:rPr>
       </w:r>
     </w:p>
     <w:p>
@@ -7459,6 +7705,7 @@
         <w:shd w:fill="1f1f1f" w:val="clear"/>
         <w:spacing w:line="325.71428571428567" w:lineRule="auto"/>
         <w:ind w:left="720" w:hanging="360"/>
+        <w:rPr/>
       </w:pPr>
       <w:r>
         <w:rPr>
@@ -7589,6 +7836,11 @@
           <w:rtl w:val="0"/>
         </w:rPr>
         <w:t xml:space="preserve">)</w:t>
+      </w:r>
+      <w:r>
+        <w:rPr>
+          <w:rtl w:val="0"/>
+        </w:rPr>
       </w:r>
     </w:p>
     <w:p>
@@ -7600,6 +7852,7 @@
         <w:shd w:fill="1f1f1f" w:val="clear"/>
         <w:spacing w:line="325.71428571428567" w:lineRule="auto"/>
         <w:ind w:left="720" w:hanging="360"/>
+        <w:rPr/>
       </w:pPr>
       <w:r>
         <w:rPr>
@@ -7650,6 +7903,11 @@
           <w:rtl w:val="0"/>
         </w:rPr>
         <w:t xml:space="preserve">()</w:t>
+      </w:r>
+      <w:r>
+        <w:rPr>
+          <w:rtl w:val="0"/>
+        </w:rPr>
       </w:r>
     </w:p>
     <w:p>
@@ -7661,6 +7919,7 @@
         <w:shd w:fill="1f1f1f" w:val="clear"/>
         <w:spacing w:line="325.71428571428567" w:lineRule="auto"/>
         <w:ind w:left="720" w:hanging="360"/>
+        <w:rPr/>
       </w:pPr>
       <w:r>
         <w:rPr>
@@ -7731,6 +7990,11 @@
           <w:rtl w:val="0"/>
         </w:rPr>
         <w:t xml:space="preserve">)</w:t>
+      </w:r>
+      <w:r>
+        <w:rPr>
+          <w:rtl w:val="0"/>
+        </w:rPr>
       </w:r>
     </w:p>
     <w:p>
@@ -7742,6 +8006,7 @@
         <w:shd w:fill="1f1f1f" w:val="clear"/>
         <w:spacing w:line="325.71428571428567" w:lineRule="auto"/>
         <w:ind w:left="720" w:hanging="360"/>
+        <w:rPr/>
       </w:pPr>
       <w:r>
         <w:rPr>
@@ -7872,6 +8137,11 @@
           <w:rtl w:val="0"/>
         </w:rPr>
         <w:t xml:space="preserve">)</w:t>
+      </w:r>
+      <w:r>
+        <w:rPr>
+          <w:rtl w:val="0"/>
+        </w:rPr>
       </w:r>
     </w:p>
     <w:p>
@@ -7883,6 +8153,7 @@
         <w:shd w:fill="1f1f1f" w:val="clear"/>
         <w:spacing w:line="325.71428571428567" w:lineRule="auto"/>
         <w:ind w:left="720" w:hanging="360"/>
+        <w:rPr/>
       </w:pPr>
       <w:r>
         <w:rPr>
@@ -7933,6 +8204,11 @@
           <w:rtl w:val="0"/>
         </w:rPr>
         <w:t xml:space="preserve">()</w:t>
+      </w:r>
+      <w:r>
+        <w:rPr>
+          <w:rtl w:val="0"/>
+        </w:rPr>
       </w:r>
     </w:p>
     <w:p>
@@ -7944,6 +8220,7 @@
         <w:shd w:fill="1f1f1f" w:val="clear"/>
         <w:spacing w:line="325.71428571428567" w:lineRule="auto"/>
         <w:ind w:left="720" w:hanging="360"/>
+        <w:rPr/>
       </w:pPr>
       <w:r>
         <w:rPr>
@@ -8014,6 +8291,11 @@
           <w:rtl w:val="0"/>
         </w:rPr>
         <w:t xml:space="preserve">)</w:t>
+      </w:r>
+      <w:r>
+        <w:rPr>
+          <w:rtl w:val="0"/>
+        </w:rPr>
       </w:r>
     </w:p>
     <w:p>
@@ -8025,6 +8307,7 @@
         <w:shd w:fill="1f1f1f" w:val="clear"/>
         <w:spacing w:line="325.71428571428567" w:lineRule="auto"/>
         <w:ind w:left="720" w:hanging="360"/>
+        <w:rPr/>
       </w:pPr>
       <w:r>
         <w:rPr>
@@ -8095,6 +8378,11 @@
           <w:rtl w:val="0"/>
         </w:rPr>
         <w:t xml:space="preserve">)</w:t>
+      </w:r>
+      <w:r>
+        <w:rPr>
+          <w:rtl w:val="0"/>
+        </w:rPr>
       </w:r>
     </w:p>
     <w:p>
@@ -8106,6 +8394,7 @@
         <w:shd w:fill="1f1f1f" w:val="clear"/>
         <w:spacing w:line="325.71428571428567" w:lineRule="auto"/>
         <w:ind w:left="720" w:hanging="360"/>
+        <w:rPr/>
       </w:pPr>
       <w:r>
         <w:rPr>
@@ -8236,6 +8525,11 @@
           <w:rtl w:val="0"/>
         </w:rPr>
         <w:t xml:space="preserve">)</w:t>
+      </w:r>
+      <w:r>
+        <w:rPr>
+          <w:rtl w:val="0"/>
+        </w:rPr>
       </w:r>
     </w:p>
     <w:p>
@@ -8247,6 +8541,7 @@
         <w:shd w:fill="1f1f1f" w:val="clear"/>
         <w:spacing w:line="325.71428571428567" w:lineRule="auto"/>
         <w:ind w:left="720" w:hanging="360"/>
+        <w:rPr/>
       </w:pPr>
       <w:r>
         <w:rPr>
@@ -8297,6 +8592,11 @@
           <w:rtl w:val="0"/>
         </w:rPr>
         <w:t xml:space="preserve">()</w:t>
+      </w:r>
+      <w:r>
+        <w:rPr>
+          <w:rtl w:val="0"/>
+        </w:rPr>
       </w:r>
     </w:p>
     <w:p>
@@ -8308,6 +8608,7 @@
         <w:shd w:fill="1f1f1f" w:val="clear"/>
         <w:spacing w:line="325.71428571428567" w:lineRule="auto"/>
         <w:ind w:left="720" w:hanging="360"/>
+        <w:rPr/>
       </w:pPr>
       <w:r>
         <w:rPr>
@@ -8378,6 +8679,11 @@
           <w:rtl w:val="0"/>
         </w:rPr>
         <w:t xml:space="preserve">)</w:t>
+      </w:r>
+      <w:r>
+        <w:rPr>
+          <w:rtl w:val="0"/>
+        </w:rPr>
       </w:r>
     </w:p>
     <w:p>
@@ -8389,6 +8695,7 @@
         <w:shd w:fill="1f1f1f" w:val="clear"/>
         <w:spacing w:line="325.71428571428567" w:lineRule="auto"/>
         <w:ind w:left="720" w:hanging="360"/>
+        <w:rPr/>
       </w:pPr>
       <w:r>
         <w:rPr>
@@ -8519,6 +8826,11 @@
           <w:rtl w:val="0"/>
         </w:rPr>
         <w:t xml:space="preserve">)</w:t>
+      </w:r>
+      <w:r>
+        <w:rPr>
+          <w:rtl w:val="0"/>
+        </w:rPr>
       </w:r>
     </w:p>
     <w:p>
@@ -8530,6 +8842,7 @@
         <w:shd w:fill="1f1f1f" w:val="clear"/>
         <w:spacing w:line="325.71428571428567" w:lineRule="auto"/>
         <w:ind w:left="720" w:hanging="360"/>
+        <w:rPr/>
       </w:pPr>
       <w:r>
         <w:rPr>
@@ -8600,6 +8913,11 @@
           <w:rtl w:val="0"/>
         </w:rPr>
         <w:t xml:space="preserve">)</w:t>
+      </w:r>
+      <w:r>
+        <w:rPr>
+          <w:rtl w:val="0"/>
+        </w:rPr>
       </w:r>
     </w:p>
     <w:p>
@@ -8611,6 +8929,7 @@
         <w:shd w:fill="1f1f1f" w:val="clear"/>
         <w:spacing w:line="325.71428571428567" w:lineRule="auto"/>
         <w:ind w:left="720" w:hanging="360"/>
+        <w:rPr/>
       </w:pPr>
       <w:r>
         <w:rPr>
@@ -8681,6 +9000,11 @@
           <w:rtl w:val="0"/>
         </w:rPr>
         <w:t xml:space="preserve">)</w:t>
+      </w:r>
+      <w:r>
+        <w:rPr>
+          <w:rtl w:val="0"/>
+        </w:rPr>
       </w:r>
     </w:p>
     <w:p>
@@ -8692,6 +9016,7 @@
         <w:shd w:fill="1f1f1f" w:val="clear"/>
         <w:spacing w:line="325.71428571428567" w:lineRule="auto"/>
         <w:ind w:left="720" w:hanging="360"/>
+        <w:rPr/>
       </w:pPr>
       <w:r>
         <w:rPr>
@@ -8842,6 +9167,11 @@
           <w:rtl w:val="0"/>
         </w:rPr>
         <w:t xml:space="preserve">()</w:t>
+      </w:r>
+      <w:r>
+        <w:rPr>
+          <w:rtl w:val="0"/>
+        </w:rPr>
       </w:r>
     </w:p>
     <w:p>
@@ -8853,6 +9183,7 @@
         <w:shd w:fill="1f1f1f" w:val="clear"/>
         <w:spacing w:line="325.71428571428567" w:lineRule="auto"/>
         <w:ind w:left="720" w:hanging="360"/>
+        <w:rPr/>
       </w:pPr>
       <w:r>
         <w:rPr>
@@ -8923,6 +9254,11 @@
           <w:rtl w:val="0"/>
         </w:rPr>
         <w:t xml:space="preserve">)</w:t>
+      </w:r>
+      <w:r>
+        <w:rPr>
+          <w:rtl w:val="0"/>
+        </w:rPr>
       </w:r>
     </w:p>
     <w:p>
@@ -8934,6 +9270,7 @@
         <w:shd w:fill="1f1f1f" w:val="clear"/>
         <w:spacing w:line="325.71428571428567" w:lineRule="auto"/>
         <w:ind w:left="720" w:hanging="360"/>
+        <w:rPr/>
       </w:pPr>
       <w:r>
         <w:rPr>
@@ -8950,6 +9287,7 @@
         <w:shd w:fill="1f1f1f" w:val="clear"/>
         <w:spacing w:line="325.71428571428567" w:lineRule="auto"/>
         <w:ind w:left="720" w:hanging="360"/>
+        <w:rPr/>
       </w:pPr>
       <w:r>
         <w:rPr>
@@ -8970,6 +9308,11 @@
           <w:rtl w:val="0"/>
         </w:rPr>
         <w:t xml:space="preserve">:</w:t>
+      </w:r>
+      <w:r>
+        <w:rPr>
+          <w:rtl w:val="0"/>
+        </w:rPr>
       </w:r>
     </w:p>
     <w:p>
@@ -8981,6 +9324,7 @@
         <w:shd w:fill="1f1f1f" w:val="clear"/>
         <w:spacing w:line="325.71428571428567" w:lineRule="auto"/>
         <w:ind w:left="720" w:hanging="360"/>
+        <w:rPr/>
       </w:pPr>
       <w:r>
         <w:rPr>
@@ -9031,6 +9375,11 @@
           <w:rtl w:val="0"/>
         </w:rPr>
         <w:t xml:space="preserve">()</w:t>
+      </w:r>
+      <w:r>
+        <w:rPr>
+          <w:rtl w:val="0"/>
+        </w:rPr>
       </w:r>
     </w:p>
     <w:p>
@@ -9051,12 +9400,12 @@
           <wp:inline distB="114300" distT="114300" distL="114300" distR="114300">
             <wp:extent cx="5760410" cy="3048000"/>
             <wp:effectExtent b="0" l="0" r="0" t="0"/>
-            <wp:docPr id="2" name="image5.png"/>
+            <wp:docPr id="3" name="image4.png"/>
             <a:graphic>
               <a:graphicData uri="http://schemas.openxmlformats.org/drawingml/2006/picture">
                 <pic:pic>
                   <pic:nvPicPr>
-                    <pic:cNvPr id="0" name="image5.png"/>
+                    <pic:cNvPr id="0" name="image4.png"/>
                     <pic:cNvPicPr preferRelativeResize="0"/>
                   </pic:nvPicPr>
                   <pic:blipFill>
@@ -9104,7 +9453,7 @@
           <wp:inline distB="114300" distT="114300" distL="114300" distR="114300">
             <wp:extent cx="5760410" cy="3048000"/>
             <wp:effectExtent b="0" l="0" r="0" t="0"/>
-            <wp:docPr id="7" name="image2.png"/>
+            <wp:docPr id="5" name="image2.png"/>
             <a:graphic>
               <a:graphicData uri="http://schemas.openxmlformats.org/drawingml/2006/picture">
                 <pic:pic>
@@ -9157,12 +9506,12 @@
           <wp:inline distB="114300" distT="114300" distL="114300" distR="114300">
             <wp:extent cx="5760410" cy="3048000"/>
             <wp:effectExtent b="0" l="0" r="0" t="0"/>
-            <wp:docPr id="6" name="image3.png"/>
+            <wp:docPr id="4" name="image1.png"/>
             <a:graphic>
               <a:graphicData uri="http://schemas.openxmlformats.org/drawingml/2006/picture">
                 <pic:pic>
                   <pic:nvPicPr>
-                    <pic:cNvPr id="0" name="image3.png"/>
+                    <pic:cNvPr id="0" name="image1.png"/>
                     <pic:cNvPicPr preferRelativeResize="0"/>
                   </pic:nvPicPr>
                   <pic:blipFill>
@@ -9207,7 +9556,7 @@
         <w:pStyle w:val="Heading2"/>
         <w:rPr/>
       </w:pPr>
-      <w:bookmarkStart w:colFirst="0" w:colLast="0" w:name="_ddaej5flls9x" w:id="6"/>
+      <w:bookmarkStart w:colFirst="0" w:colLast="0" w:name="_ge10y58pzv8k" w:id="6"/>
       <w:bookmarkEnd w:id="6"/>
       <w:r>
         <w:rPr>
@@ -9221,7 +9570,7 @@
         <w:pStyle w:val="Heading3"/>
         <w:rPr/>
       </w:pPr>
-      <w:bookmarkStart w:colFirst="0" w:colLast="0" w:name="_ibeuqjwbwhq" w:id="7"/>
+      <w:bookmarkStart w:colFirst="0" w:colLast="0" w:name="_i44vlttp2bhm" w:id="7"/>
       <w:bookmarkEnd w:id="7"/>
       <w:r>
         <w:rPr>
@@ -9253,6 +9602,11 @@
         </w:rPr>
         <w:t xml:space="preserve">JEST-es integrációs teszt: axios ellenőrzés, végpont létezik-e, renderelés a végpontról.</w:t>
       </w:r>
+      <w:r>
+        <w:rPr>
+          <w:rtl w:val="0"/>
+        </w:rPr>
+      </w:r>
     </w:p>
     <w:p>
       <w:pPr>
@@ -10919,7 +11273,7 @@
         </w:pBdr>
         <w:rPr/>
       </w:pPr>
-      <w:bookmarkStart w:colFirst="0" w:colLast="0" w:name="_bl8hneq52ncq" w:id="8"/>
+      <w:bookmarkStart w:colFirst="0" w:colLast="0" w:name="_nf4httyfdtz2" w:id="8"/>
       <w:bookmarkEnd w:id="8"/>
       <w:r>
         <w:rPr>
@@ -11360,7 +11714,7 @@
         <w:pStyle w:val="Heading2"/>
         <w:rPr/>
       </w:pPr>
-      <w:bookmarkStart w:colFirst="0" w:colLast="0" w:name="_ch2fbo2pizab" w:id="9"/>
+      <w:bookmarkStart w:colFirst="0" w:colLast="0" w:name="_uf5dtxsfdfm6" w:id="9"/>
       <w:bookmarkEnd w:id="9"/>
       <w:r>
         <w:rPr>
@@ -11374,7 +11728,7 @@
         <w:pStyle w:val="Heading3"/>
         <w:rPr/>
       </w:pPr>
-      <w:bookmarkStart w:colFirst="0" w:colLast="0" w:name="_bwssw7a8hqxn" w:id="10"/>
+      <w:bookmarkStart w:colFirst="0" w:colLast="0" w:name="_9aipdef8emlh" w:id="10"/>
       <w:bookmarkEnd w:id="10"/>
       <w:r>
         <w:rPr>
@@ -26128,7 +26482,7 @@
           <wp:inline distB="114300" distT="114300" distL="114300" distR="114300">
             <wp:extent cx="5760410" cy="2730500"/>
             <wp:effectExtent b="0" l="0" r="0" t="0"/>
-            <wp:docPr id="3" name="image6.png"/>
+            <wp:docPr id="7" name="image6.png"/>
             <a:graphic>
               <a:graphicData uri="http://schemas.openxmlformats.org/drawingml/2006/picture">
                 <pic:pic>
@@ -26173,12 +26527,12 @@
           <wp:inline distB="114300" distT="114300" distL="114300" distR="114300">
             <wp:extent cx="5760410" cy="2717800"/>
             <wp:effectExtent b="0" l="0" r="0" t="0"/>
-            <wp:docPr id="5" name="image1.png"/>
+            <wp:docPr id="6" name="image5.png"/>
             <a:graphic>
               <a:graphicData uri="http://schemas.openxmlformats.org/drawingml/2006/picture">
                 <pic:pic>
                   <pic:nvPicPr>
-                    <pic:cNvPr id="0" name="image1.png"/>
+                    <pic:cNvPr id="0" name="image5.png"/>
                     <pic:cNvPicPr preferRelativeResize="0"/>
                   </pic:nvPicPr>
                   <pic:blipFill>
@@ -26213,7 +26567,7 @@
         <w:pStyle w:val="Heading3"/>
         <w:rPr/>
       </w:pPr>
-      <w:bookmarkStart w:colFirst="0" w:colLast="0" w:name="_xp67fos1zpes" w:id="11"/>
+      <w:bookmarkStart w:colFirst="0" w:colLast="0" w:name="_ruv64a42ec41" w:id="11"/>
       <w:bookmarkEnd w:id="11"/>
       <w:r>
         <w:rPr>
@@ -28930,12 +29284,12 @@
           <wp:inline distB="114300" distT="114300" distL="114300" distR="114300">
             <wp:extent cx="5760410" cy="2743200"/>
             <wp:effectExtent b="0" l="0" r="0" t="0"/>
-            <wp:docPr id="4" name="image4.png"/>
+            <wp:docPr id="2" name="image3.png"/>
             <a:graphic>
               <a:graphicData uri="http://schemas.openxmlformats.org/drawingml/2006/picture">
                 <pic:pic>
                   <pic:nvPicPr>
-                    <pic:cNvPr id="0" name="image4.png"/>
+                    <pic:cNvPr id="0" name="image3.png"/>
                     <pic:cNvPicPr preferRelativeResize="0"/>
                   </pic:nvPicPr>
                   <pic:blipFill>
@@ -28994,9 +29348,11 @@
     </w:p>
     <w:sectPr>
       <w:footerReference r:id="rId12" w:type="default"/>
+      <w:footerReference r:id="rId13" w:type="first"/>
       <w:pgSz w:h="16838" w:w="11906" w:orient="portrait"/>
       <w:pgMar w:bottom="1417" w:top="1417" w:left="1417" w:right="1417" w:header="708" w:footer="708"/>
-      <w:pgNumType w:start="1"/>
+      <w:pgNumType w:start="0"/>
+      <w:titlePg w:val="1"/>
     </w:sectPr>
   </w:body>
 </w:document>
@@ -29018,10 +29374,18 @@
         <w:tab w:val="right" w:leader="none" w:pos="9072"/>
       </w:tabs>
       <w:spacing w:after="0" w:line="240" w:lineRule="auto"/>
+      <w:jc w:val="right"/>
       <w:rPr>
         <w:color w:val="000000"/>
       </w:rPr>
     </w:pPr>
+    <w:r>
+      <w:rPr/>
+      <w:fldChar w:fldCharType="begin"/>
+      <w:instrText xml:space="preserve">PAGE</w:instrText>
+      <w:fldChar w:fldCharType="separate"/>
+      <w:fldChar w:fldCharType="end"/>
+    </w:r>
     <w:r>
       <w:rPr>
         <w:rtl w:val="0"/>
@@ -29034,12 +29398,12 @@
             <wp:anchor allowOverlap="1" behindDoc="0" distB="0" distT="0" distL="114300" distR="114300" hidden="0" layoutInCell="1" locked="0" relativeHeight="0" simplePos="0">
               <wp:simplePos x="0" y="0"/>
               <wp:positionH relativeFrom="column">
-                <wp:posOffset>2679700</wp:posOffset>
+                <wp:posOffset>2667000</wp:posOffset>
               </wp:positionH>
               <wp:positionV relativeFrom="paragraph">
                 <wp:posOffset>0</wp:posOffset>
               </wp:positionV>
-              <wp:extent cx="2164080" cy="2092960"/>
+              <wp:extent cx="2173605" cy="2102485"/>
               <wp:effectExtent b="0" l="0" r="0" t="0"/>
               <wp:wrapNone/>
               <wp:docPr id="1" name=""/>
@@ -29117,12 +29481,12 @@
             <wp:anchor allowOverlap="1" behindDoc="0" distB="0" distT="0" distL="114300" distR="114300" hidden="0" layoutInCell="1" locked="0" relativeHeight="0" simplePos="0">
               <wp:simplePos x="0" y="0"/>
               <wp:positionH relativeFrom="column">
-                <wp:posOffset>2679700</wp:posOffset>
+                <wp:posOffset>2667000</wp:posOffset>
               </wp:positionH>
               <wp:positionV relativeFrom="paragraph">
                 <wp:posOffset>0</wp:posOffset>
               </wp:positionV>
-              <wp:extent cx="2164080" cy="2092960"/>
+              <wp:extent cx="2173605" cy="2102485"/>
               <wp:effectExtent b="0" l="0" r="0" t="0"/>
               <wp:wrapNone/>
               <wp:docPr id="1" name="image7.png"/>
@@ -29143,7 +29507,7 @@
                     <pic:spPr>
                       <a:xfrm>
                         <a:off x="0" y="0"/>
-                        <a:ext cx="2164080" cy="2092960"/>
+                        <a:ext cx="2173605" cy="2102485"/>
                       </a:xfrm>
                       <a:prstGeom prst="rect"/>
                       <a:ln/>
@@ -29155,6 +29519,21 @@
           </w:drawing>
         </mc:Fallback>
       </mc:AlternateContent>
+    </w:r>
+  </w:p>
+</w:ftr>
+</file>
+
+<file path=word/footer2.xml><?xml version="1.0" encoding="utf-8"?>
+<w:ftr xmlns:mc="http://schemas.openxmlformats.org/markup-compatibility/2006" xmlns:o="urn:schemas-microsoft-com:office:office" xmlns:r="http://schemas.openxmlformats.org/officeDocument/2006/relationships" xmlns:m="http://schemas.openxmlformats.org/officeDocument/2006/math" xmlns:v="urn:schemas-microsoft-com:vml" xmlns:wp="http://schemas.openxmlformats.org/drawingml/2006/wordprocessingDrawing" xmlns:w10="urn:schemas-microsoft-com:office:word" xmlns:w="http://schemas.openxmlformats.org/wordprocessingml/2006/main" xmlns:wne="http://schemas.microsoft.com/office/word/2006/wordml" xmlns:sl="http://schemas.openxmlformats.org/schemaLibrary/2006/main" xmlns:a="http://schemas.openxmlformats.org/drawingml/2006/main" xmlns:pic="http://schemas.openxmlformats.org/drawingml/2006/picture" xmlns:c="http://schemas.openxmlformats.org/drawingml/2006/chart" xmlns:lc="http://schemas.openxmlformats.org/drawingml/2006/lockedCanvas" xmlns:dgm="http://schemas.openxmlformats.org/drawingml/2006/diagram" xmlns:wps="http://schemas.microsoft.com/office/word/2010/wordprocessingShape" xmlns:wpg="http://schemas.microsoft.com/office/word/2010/wordprocessingGroup" xmlns:w14="http://schemas.microsoft.com/office/word/2010/wordml" xmlns:w15="http://schemas.microsoft.com/office/word/2012/wordml" xmlns:w16="http://schemas.microsoft.com/office/word/2018/wordml" xmlns:w16cex="http://schemas.microsoft.com/office/word/2018/wordml/cex" xmlns:w16cid="http://schemas.microsoft.com/office/word/2016/wordml/cid" xmlns="http://schemas.microsoft.com/office/tasks/2019/documenttasks" xmlns:cr="http://schemas.microsoft.com/office/comments/2020/reactions">
+  <w:p>
+    <w:pPr>
+      <w:rPr/>
+    </w:pPr>
+    <w:r>
+      <w:rPr>
+        <w:rtl w:val="0"/>
+      </w:rPr>
     </w:r>
   </w:p>
 </w:ftr>

--- a/tesztdokumentáció.docx
+++ b/tesztdokumentáció.docx
@@ -4,8 +4,115 @@
   <w:body>
     <w:p>
       <w:pPr>
+        <w:spacing w:after="0" w:line="360" w:lineRule="auto"/>
+        <w:jc w:val="center"/>
+        <w:rPr>
+          <w:rFonts w:ascii="Calibri" w:cs="Calibri" w:eastAsia="Calibri" w:hAnsi="Calibri"/>
+          <w:b w:val="1"/>
+          <w:sz w:val="24"/>
+          <w:szCs w:val="24"/>
+        </w:rPr>
+      </w:pPr>
+      <w:r>
+        <w:rPr>
+          <w:rFonts w:ascii="Calibri" w:cs="Calibri" w:eastAsia="Calibri" w:hAnsi="Calibri"/>
+          <w:b w:val="1"/>
+          <w:sz w:val="24"/>
+          <w:szCs w:val="24"/>
+        </w:rPr>
+        <w:drawing>
+          <wp:inline distB="0" distT="0" distL="0" distR="0">
+            <wp:extent cx="1079500" cy="1079500"/>
+            <wp:effectExtent b="0" l="0" r="0" t="0"/>
+            <wp:docPr id="8" name="image2.jpg"/>
+            <a:graphic>
+              <a:graphicData uri="http://schemas.openxmlformats.org/drawingml/2006/picture">
+                <pic:pic>
+                  <pic:nvPicPr>
+                    <pic:cNvPr id="0" name="image2.jpg"/>
+                    <pic:cNvPicPr preferRelativeResize="0"/>
+                  </pic:nvPicPr>
+                  <pic:blipFill>
+                    <a:blip r:embed="rId6"/>
+                    <a:srcRect b="0" l="7244" r="7244" t="0"/>
+                    <a:stretch>
+                      <a:fillRect/>
+                    </a:stretch>
+                  </pic:blipFill>
+                  <pic:spPr>
+                    <a:xfrm>
+                      <a:off x="0" y="0"/>
+                      <a:ext cx="1079500" cy="1079500"/>
+                    </a:xfrm>
+                    <a:prstGeom prst="rect"/>
+                    <a:ln/>
+                  </pic:spPr>
+                </pic:pic>
+              </a:graphicData>
+            </a:graphic>
+          </wp:inline>
+        </w:drawing>
+      </w:r>
+      <w:r>
+        <w:rPr>
+          <w:rFonts w:ascii="Calibri" w:cs="Calibri" w:eastAsia="Calibri" w:hAnsi="Calibri"/>
+          <w:b w:val="1"/>
+          <w:sz w:val="24"/>
+          <w:szCs w:val="24"/>
+          <w:rtl w:val="0"/>
+        </w:rPr>
+        <w:tab/>
+      </w:r>
+      <w:r>
+        <w:rPr>
+          <w:rFonts w:ascii="Calibri" w:cs="Calibri" w:eastAsia="Calibri" w:hAnsi="Calibri"/>
+          <w:b w:val="1"/>
+          <w:sz w:val="24"/>
+          <w:szCs w:val="24"/>
+        </w:rPr>
+        <w:drawing>
+          <wp:inline distB="0" distT="0" distL="0" distR="0">
+            <wp:extent cx="1676400" cy="717550"/>
+            <wp:effectExtent b="0" l="0" r="0" t="0"/>
+            <wp:docPr descr="MSZC logo" id="9" name="image1.jpg"/>
+            <a:graphic>
+              <a:graphicData uri="http://schemas.openxmlformats.org/drawingml/2006/picture">
+                <pic:pic>
+                  <pic:nvPicPr>
+                    <pic:cNvPr descr="MSZC logo" id="0" name="image1.jpg"/>
+                    <pic:cNvPicPr preferRelativeResize="0"/>
+                  </pic:nvPicPr>
+                  <pic:blipFill>
+                    <a:blip r:embed="rId7"/>
+                    <a:srcRect b="0" l="0" r="0" t="0"/>
+                    <a:stretch>
+                      <a:fillRect/>
+                    </a:stretch>
+                  </pic:blipFill>
+                  <pic:spPr>
+                    <a:xfrm>
+                      <a:off x="0" y="0"/>
+                      <a:ext cx="1676400" cy="717550"/>
+                    </a:xfrm>
+                    <a:prstGeom prst="rect"/>
+                    <a:ln/>
+                  </pic:spPr>
+                </pic:pic>
+              </a:graphicData>
+            </a:graphic>
+          </wp:inline>
+        </w:drawing>
+      </w:r>
+      <w:r>
+        <w:rPr>
+          <w:rtl w:val="0"/>
+        </w:rPr>
+      </w:r>
+    </w:p>
+    <w:p>
+      <w:pPr>
         <w:pStyle w:val="Heading1"/>
-        <w:jc w:val="center"/>
+        <w:jc w:val="left"/>
         <w:rPr>
           <w:sz w:val="96"/>
           <w:szCs w:val="96"/>
@@ -19,27 +126,17 @@
     </w:p>
     <w:p>
       <w:pPr>
-        <w:pStyle w:val="Heading1"/>
-        <w:jc w:val="center"/>
-        <w:rPr>
-          <w:sz w:val="96"/>
-          <w:szCs w:val="96"/>
-        </w:rPr>
-      </w:pPr>
-      <w:r>
-        <w:rPr>
-          <w:rtl w:val="0"/>
-        </w:rPr>
-      </w:r>
-    </w:p>
-    <w:p>
-      <w:pPr>
-        <w:pStyle w:val="Heading1"/>
-        <w:jc w:val="center"/>
-        <w:rPr>
-          <w:sz w:val="96"/>
-          <w:szCs w:val="96"/>
-        </w:rPr>
+        <w:rPr/>
+      </w:pPr>
+      <w:r>
+        <w:rPr>
+          <w:rtl w:val="0"/>
+        </w:rPr>
+      </w:r>
+    </w:p>
+    <w:p>
+      <w:pPr>
+        <w:rPr/>
       </w:pPr>
       <w:r>
         <w:rPr>
@@ -9400,118 +9497,12 @@
           <wp:inline distB="114300" distT="114300" distL="114300" distR="114300">
             <wp:extent cx="5760410" cy="3048000"/>
             <wp:effectExtent b="0" l="0" r="0" t="0"/>
-            <wp:docPr id="3" name="image4.png"/>
+            <wp:docPr id="2" name="image3.png"/>
             <a:graphic>
               <a:graphicData uri="http://schemas.openxmlformats.org/drawingml/2006/picture">
                 <pic:pic>
                   <pic:nvPicPr>
-                    <pic:cNvPr id="0" name="image4.png"/>
-                    <pic:cNvPicPr preferRelativeResize="0"/>
-                  </pic:nvPicPr>
-                  <pic:blipFill>
-                    <a:blip r:embed="rId6"/>
-                    <a:srcRect b="0" l="0" r="0" t="0"/>
-                    <a:stretch>
-                      <a:fillRect/>
-                    </a:stretch>
-                  </pic:blipFill>
-                  <pic:spPr>
-                    <a:xfrm>
-                      <a:off x="0" y="0"/>
-                      <a:ext cx="5760410" cy="3048000"/>
-                    </a:xfrm>
-                    <a:prstGeom prst="rect"/>
-                    <a:ln/>
-                  </pic:spPr>
-                </pic:pic>
-              </a:graphicData>
-            </a:graphic>
-          </wp:inline>
-        </w:drawing>
-      </w:r>
-      <w:r>
-        <w:rPr>
-          <w:rtl w:val="0"/>
-        </w:rPr>
-      </w:r>
-    </w:p>
-    <w:p>
-      <w:pPr>
-        <w:pBdr>
-          <w:top w:space="0" w:sz="0" w:val="nil"/>
-          <w:left w:space="0" w:sz="0" w:val="nil"/>
-          <w:bottom w:space="0" w:sz="0" w:val="nil"/>
-          <w:right w:space="0" w:sz="0" w:val="nil"/>
-          <w:between w:space="0" w:sz="0" w:val="nil"/>
-        </w:pBdr>
-        <w:ind w:left="0" w:firstLine="0"/>
-        <w:rPr/>
-      </w:pPr>
-      <w:r>
-        <w:rPr/>
-        <w:drawing>
-          <wp:inline distB="114300" distT="114300" distL="114300" distR="114300">
-            <wp:extent cx="5760410" cy="3048000"/>
-            <wp:effectExtent b="0" l="0" r="0" t="0"/>
-            <wp:docPr id="5" name="image2.png"/>
-            <a:graphic>
-              <a:graphicData uri="http://schemas.openxmlformats.org/drawingml/2006/picture">
-                <pic:pic>
-                  <pic:nvPicPr>
-                    <pic:cNvPr id="0" name="image2.png"/>
-                    <pic:cNvPicPr preferRelativeResize="0"/>
-                  </pic:nvPicPr>
-                  <pic:blipFill>
-                    <a:blip r:embed="rId7"/>
-                    <a:srcRect b="0" l="0" r="0" t="0"/>
-                    <a:stretch>
-                      <a:fillRect/>
-                    </a:stretch>
-                  </pic:blipFill>
-                  <pic:spPr>
-                    <a:xfrm>
-                      <a:off x="0" y="0"/>
-                      <a:ext cx="5760410" cy="3048000"/>
-                    </a:xfrm>
-                    <a:prstGeom prst="rect"/>
-                    <a:ln/>
-                  </pic:spPr>
-                </pic:pic>
-              </a:graphicData>
-            </a:graphic>
-          </wp:inline>
-        </w:drawing>
-      </w:r>
-      <w:r>
-        <w:rPr>
-          <w:rtl w:val="0"/>
-        </w:rPr>
-      </w:r>
-    </w:p>
-    <w:p>
-      <w:pPr>
-        <w:pBdr>
-          <w:top w:space="0" w:sz="0" w:val="nil"/>
-          <w:left w:space="0" w:sz="0" w:val="nil"/>
-          <w:bottom w:space="0" w:sz="0" w:val="nil"/>
-          <w:right w:space="0" w:sz="0" w:val="nil"/>
-          <w:between w:space="0" w:sz="0" w:val="nil"/>
-        </w:pBdr>
-        <w:ind w:left="0" w:firstLine="0"/>
-        <w:rPr/>
-      </w:pPr>
-      <w:r>
-        <w:rPr/>
-        <w:drawing>
-          <wp:inline distB="114300" distT="114300" distL="114300" distR="114300">
-            <wp:extent cx="5760410" cy="3048000"/>
-            <wp:effectExtent b="0" l="0" r="0" t="0"/>
-            <wp:docPr id="4" name="image1.png"/>
-            <a:graphic>
-              <a:graphicData uri="http://schemas.openxmlformats.org/drawingml/2006/picture">
-                <pic:pic>
-                  <pic:nvPicPr>
-                    <pic:cNvPr id="0" name="image1.png"/>
+                    <pic:cNvPr id="0" name="image3.png"/>
                     <pic:cNvPicPr preferRelativeResize="0"/>
                   </pic:nvPicPr>
                   <pic:blipFill>
@@ -9543,6 +9534,112 @@
     </w:p>
     <w:p>
       <w:pPr>
+        <w:pBdr>
+          <w:top w:space="0" w:sz="0" w:val="nil"/>
+          <w:left w:space="0" w:sz="0" w:val="nil"/>
+          <w:bottom w:space="0" w:sz="0" w:val="nil"/>
+          <w:right w:space="0" w:sz="0" w:val="nil"/>
+          <w:between w:space="0" w:sz="0" w:val="nil"/>
+        </w:pBdr>
+        <w:ind w:left="0" w:firstLine="0"/>
+        <w:rPr/>
+      </w:pPr>
+      <w:r>
+        <w:rPr/>
+        <w:drawing>
+          <wp:inline distB="114300" distT="114300" distL="114300" distR="114300">
+            <wp:extent cx="5760410" cy="3048000"/>
+            <wp:effectExtent b="0" l="0" r="0" t="0"/>
+            <wp:docPr id="4" name="image6.png"/>
+            <a:graphic>
+              <a:graphicData uri="http://schemas.openxmlformats.org/drawingml/2006/picture">
+                <pic:pic>
+                  <pic:nvPicPr>
+                    <pic:cNvPr id="0" name="image6.png"/>
+                    <pic:cNvPicPr preferRelativeResize="0"/>
+                  </pic:nvPicPr>
+                  <pic:blipFill>
+                    <a:blip r:embed="rId9"/>
+                    <a:srcRect b="0" l="0" r="0" t="0"/>
+                    <a:stretch>
+                      <a:fillRect/>
+                    </a:stretch>
+                  </pic:blipFill>
+                  <pic:spPr>
+                    <a:xfrm>
+                      <a:off x="0" y="0"/>
+                      <a:ext cx="5760410" cy="3048000"/>
+                    </a:xfrm>
+                    <a:prstGeom prst="rect"/>
+                    <a:ln/>
+                  </pic:spPr>
+                </pic:pic>
+              </a:graphicData>
+            </a:graphic>
+          </wp:inline>
+        </w:drawing>
+      </w:r>
+      <w:r>
+        <w:rPr>
+          <w:rtl w:val="0"/>
+        </w:rPr>
+      </w:r>
+    </w:p>
+    <w:p>
+      <w:pPr>
+        <w:pBdr>
+          <w:top w:space="0" w:sz="0" w:val="nil"/>
+          <w:left w:space="0" w:sz="0" w:val="nil"/>
+          <w:bottom w:space="0" w:sz="0" w:val="nil"/>
+          <w:right w:space="0" w:sz="0" w:val="nil"/>
+          <w:between w:space="0" w:sz="0" w:val="nil"/>
+        </w:pBdr>
+        <w:ind w:left="0" w:firstLine="0"/>
+        <w:rPr/>
+      </w:pPr>
+      <w:r>
+        <w:rPr/>
+        <w:drawing>
+          <wp:inline distB="114300" distT="114300" distL="114300" distR="114300">
+            <wp:extent cx="5760410" cy="3048000"/>
+            <wp:effectExtent b="0" l="0" r="0" t="0"/>
+            <wp:docPr id="3" name="image4.png"/>
+            <a:graphic>
+              <a:graphicData uri="http://schemas.openxmlformats.org/drawingml/2006/picture">
+                <pic:pic>
+                  <pic:nvPicPr>
+                    <pic:cNvPr id="0" name="image4.png"/>
+                    <pic:cNvPicPr preferRelativeResize="0"/>
+                  </pic:nvPicPr>
+                  <pic:blipFill>
+                    <a:blip r:embed="rId10"/>
+                    <a:srcRect b="0" l="0" r="0" t="0"/>
+                    <a:stretch>
+                      <a:fillRect/>
+                    </a:stretch>
+                  </pic:blipFill>
+                  <pic:spPr>
+                    <a:xfrm>
+                      <a:off x="0" y="0"/>
+                      <a:ext cx="5760410" cy="3048000"/>
+                    </a:xfrm>
+                    <a:prstGeom prst="rect"/>
+                    <a:ln/>
+                  </pic:spPr>
+                </pic:pic>
+              </a:graphicData>
+            </a:graphic>
+          </wp:inline>
+        </w:drawing>
+      </w:r>
+      <w:r>
+        <w:rPr>
+          <w:rtl w:val="0"/>
+        </w:rPr>
+      </w:r>
+    </w:p>
+    <w:p>
+      <w:pPr>
         <w:rPr/>
       </w:pPr>
       <w:r>
@@ -26482,16 +26579,16 @@
           <wp:inline distB="114300" distT="114300" distL="114300" distR="114300">
             <wp:extent cx="5760410" cy="2730500"/>
             <wp:effectExtent b="0" l="0" r="0" t="0"/>
-            <wp:docPr id="7" name="image6.png"/>
+            <wp:docPr id="6" name="image8.png"/>
             <a:graphic>
               <a:graphicData uri="http://schemas.openxmlformats.org/drawingml/2006/picture">
                 <pic:pic>
                   <pic:nvPicPr>
-                    <pic:cNvPr id="0" name="image6.png"/>
+                    <pic:cNvPr id="0" name="image8.png"/>
                     <pic:cNvPicPr preferRelativeResize="0"/>
                   </pic:nvPicPr>
                   <pic:blipFill>
-                    <a:blip r:embed="rId9"/>
+                    <a:blip r:embed="rId11"/>
                     <a:srcRect b="0" l="0" r="0" t="0"/>
                     <a:stretch>
                       <a:fillRect/>
@@ -26527,16 +26624,16 @@
           <wp:inline distB="114300" distT="114300" distL="114300" distR="114300">
             <wp:extent cx="5760410" cy="2717800"/>
             <wp:effectExtent b="0" l="0" r="0" t="0"/>
-            <wp:docPr id="6" name="image5.png"/>
+            <wp:docPr id="5" name="image7.png"/>
             <a:graphic>
               <a:graphicData uri="http://schemas.openxmlformats.org/drawingml/2006/picture">
                 <pic:pic>
                   <pic:nvPicPr>
-                    <pic:cNvPr id="0" name="image5.png"/>
+                    <pic:cNvPr id="0" name="image7.png"/>
                     <pic:cNvPicPr preferRelativeResize="0"/>
                   </pic:nvPicPr>
                   <pic:blipFill>
-                    <a:blip r:embed="rId10"/>
+                    <a:blip r:embed="rId12"/>
                     <a:srcRect b="0" l="0" r="0" t="0"/>
                     <a:stretch>
                       <a:fillRect/>
@@ -29284,16 +29381,16 @@
           <wp:inline distB="114300" distT="114300" distL="114300" distR="114300">
             <wp:extent cx="5760410" cy="2743200"/>
             <wp:effectExtent b="0" l="0" r="0" t="0"/>
-            <wp:docPr id="2" name="image3.png"/>
+            <wp:docPr id="7" name="image5.png"/>
             <a:graphic>
               <a:graphicData uri="http://schemas.openxmlformats.org/drawingml/2006/picture">
                 <pic:pic>
                   <pic:nvPicPr>
-                    <pic:cNvPr id="0" name="image3.png"/>
+                    <pic:cNvPr id="0" name="image5.png"/>
                     <pic:cNvPicPr preferRelativeResize="0"/>
                   </pic:nvPicPr>
                   <pic:blipFill>
-                    <a:blip r:embed="rId11"/>
+                    <a:blip r:embed="rId13"/>
                     <a:srcRect b="0" l="0" r="0" t="0"/>
                     <a:stretch>
                       <a:fillRect/>
@@ -29347,8 +29444,8 @@
       </w:r>
     </w:p>
     <w:sectPr>
-      <w:footerReference r:id="rId12" w:type="default"/>
-      <w:footerReference r:id="rId13" w:type="first"/>
+      <w:footerReference r:id="rId14" w:type="default"/>
+      <w:footerReference r:id="rId15" w:type="first"/>
       <w:pgSz w:h="16838" w:w="11906" w:orient="portrait"/>
       <w:pgMar w:bottom="1417" w:top="1417" w:left="1417" w:right="1417" w:header="708" w:footer="708"/>
       <w:pgNumType w:start="0"/>
@@ -29489,12 +29586,12 @@
               <wp:extent cx="2173605" cy="2102485"/>
               <wp:effectExtent b="0" l="0" r="0" t="0"/>
               <wp:wrapNone/>
-              <wp:docPr id="1" name="image7.png"/>
+              <wp:docPr id="1" name="image9.png"/>
               <a:graphic>
                 <a:graphicData uri="http://schemas.openxmlformats.org/drawingml/2006/picture">
                   <pic:pic>
                     <pic:nvPicPr>
-                      <pic:cNvPr id="0" name="image7.png"/>
+                      <pic:cNvPr id="0" name="image9.png"/>
                       <pic:cNvPicPr preferRelativeResize="0"/>
                     </pic:nvPicPr>
                     <pic:blipFill>
